--- a/templates/B89_INSULATION_TEST_PLATE.docx
+++ b/templates/B89_INSULATION_TEST_PLATE.docx
@@ -1,6 +1,6 @@
 
 <file path=word/document.xml><?xml version="1.0" encoding="utf-8"?>
-<w:document xmlns:wpc="http://schemas.microsoft.com/office/word/2010/wordprocessingCanvas" xmlns:cx="http://schemas.microsoft.com/office/drawing/2014/chartex" xmlns:cx1="http://schemas.microsoft.com/office/drawing/2015/9/8/chartex" xmlns:cx2="http://schemas.microsoft.com/office/drawing/2015/10/21/chartex" xmlns:cx3="http://schemas.microsoft.com/office/drawing/2016/5/9/chartex" xmlns:cx4="http://schemas.microsoft.com/office/drawing/2016/5/10/chartex" xmlns:cx5="http://schemas.microsoft.com/office/drawing/2016/5/11/chartex" xmlns:cx6="http://schemas.microsoft.com/office/drawing/2016/5/12/chartex" xmlns:cx7="http://schemas.microsoft.com/office/drawing/2016/5/13/chartex" xmlns:cx8="http://schemas.microsoft.com/office/drawing/2016/5/14/chartex" xmlns:mc="http://schemas.openxmlformats.org/markup-compatibility/2006" xmlns:aink="http://schemas.microsoft.com/office/drawing/2016/ink" xmlns:am3d="http://schemas.microsoft.com/office/drawing/2017/model3d" xmlns:o="urn:schemas-microsoft-com:office:office" xmlns:oel="http://schemas.microsoft.com/office/2019/extlst" xmlns:r="http://schemas.openxmlformats.org/officeDocument/2006/relationships" xmlns:m="http://schemas.openxmlformats.org/officeDocument/2006/math" xmlns:v="urn:schemas-microsoft-com:vml" xmlns:wp14="http://schemas.microsoft.com/office/word/2010/wordprocessingDrawing" xmlns:wp="http://schemas.openxmlformats.org/drawingml/2006/wordprocessingDrawing" xmlns:w10="urn:schemas-microsoft-com:office:word" xmlns:w="http://schemas.openxmlformats.org/wordprocessingml/2006/main" xmlns:w14="http://schemas.microsoft.com/office/word/2010/wordml" xmlns:w15="http://schemas.microsoft.com/office/word/2012/wordml" xmlns:w16cex="http://schemas.microsoft.com/office/word/2018/wordml/cex" xmlns:w16cid="http://schemas.microsoft.com/office/word/2016/wordml/cid" xmlns:w16="http://schemas.microsoft.com/office/word/2018/wordml" xmlns:w16sdtdh="http://schemas.microsoft.com/office/word/2020/wordml/sdtdatahash" xmlns:w16se="http://schemas.microsoft.com/office/word/2015/wordml/symex" xmlns:wpg="http://schemas.microsoft.com/office/word/2010/wordprocessingGroup" xmlns:wpi="http://schemas.microsoft.com/office/word/2010/wordprocessingInk" xmlns:wne="http://schemas.microsoft.com/office/word/2006/wordml" xmlns:wps="http://schemas.microsoft.com/office/word/2010/wordprocessingShape" mc:Ignorable="w14 w15 w16se w16cid w16 w16cex w16sdtdh wp14">
+<w:document xmlns:wpc="http://schemas.microsoft.com/office/word/2010/wordprocessingCanvas" xmlns:cx="http://schemas.microsoft.com/office/drawing/2014/chartex" xmlns:cx1="http://schemas.microsoft.com/office/drawing/2015/9/8/chartex" xmlns:cx2="http://schemas.microsoft.com/office/drawing/2015/10/21/chartex" xmlns:cx3="http://schemas.microsoft.com/office/drawing/2016/5/9/chartex" xmlns:cx4="http://schemas.microsoft.com/office/drawing/2016/5/10/chartex" xmlns:cx5="http://schemas.microsoft.com/office/drawing/2016/5/11/chartex" xmlns:cx6="http://schemas.microsoft.com/office/drawing/2016/5/12/chartex" xmlns:cx7="http://schemas.microsoft.com/office/drawing/2016/5/13/chartex" xmlns:cx8="http://schemas.microsoft.com/office/drawing/2016/5/14/chartex" xmlns:mc="http://schemas.openxmlformats.org/markup-compatibility/2006" xmlns:aink="http://schemas.microsoft.com/office/drawing/2016/ink" xmlns:am3d="http://schemas.microsoft.com/office/drawing/2017/model3d" xmlns:o="urn:schemas-microsoft-com:office:office" xmlns:oel="http://schemas.microsoft.com/office/2019/extlst" xmlns:r="http://schemas.openxmlformats.org/officeDocument/2006/relationships" xmlns:m="http://schemas.openxmlformats.org/officeDocument/2006/math" xmlns:v="urn:schemas-microsoft-com:vml" xmlns:wp14="http://schemas.microsoft.com/office/word/2010/wordprocessingDrawing" xmlns:wp="http://schemas.openxmlformats.org/drawingml/2006/wordprocessingDrawing" xmlns:w10="urn:schemas-microsoft-com:office:word" xmlns:w="http://schemas.openxmlformats.org/wordprocessingml/2006/main" xmlns:w14="http://schemas.microsoft.com/office/word/2010/wordml" xmlns:w15="http://schemas.microsoft.com/office/word/2012/wordml" xmlns:w16cex="http://schemas.microsoft.com/office/word/2018/wordml/cex" xmlns:w16cid="http://schemas.microsoft.com/office/word/2016/wordml/cid" xmlns:w16="http://schemas.microsoft.com/office/word/2018/wordml" xmlns:w16du="http://schemas.microsoft.com/office/word/2023/wordml/word16du" xmlns:w16sdtdh="http://schemas.microsoft.com/office/word/2020/wordml/sdtdatahash" xmlns:w16sdtfl="http://schemas.microsoft.com/office/word/2024/wordml/sdtformatlock" xmlns:w16se="http://schemas.microsoft.com/office/word/2015/wordml/symex" xmlns:wpg="http://schemas.microsoft.com/office/word/2010/wordprocessingGroup" xmlns:wpi="http://schemas.microsoft.com/office/word/2010/wordprocessingInk" xmlns:wne="http://schemas.microsoft.com/office/word/2006/wordml" xmlns:wps="http://schemas.microsoft.com/office/word/2010/wordprocessingShape" mc:Ignorable="w14 w15 w16se w16cid w16 w16cex w16sdtdh w16sdtfl w16du wp14">
   <w:body>
     <w:p>
       <w:pPr>
@@ -321,7 +321,6 @@
           <w:tcPr>
             <w:tcW w:w="2779" w:type="dxa"/>
             <w:gridSpan w:val="3"/>
-            <w:shd w:val="clear" w:color="auto" w:fill="auto"/>
             <w:vAlign w:val="center"/>
           </w:tcPr>
           <w:p>
@@ -343,7 +342,6 @@
           <w:tcPr>
             <w:tcW w:w="2780" w:type="dxa"/>
             <w:gridSpan w:val="2"/>
-            <w:shd w:val="clear" w:color="auto" w:fill="auto"/>
             <w:vAlign w:val="center"/>
           </w:tcPr>
           <w:p>
@@ -365,7 +363,6 @@
           <w:tcPr>
             <w:tcW w:w="5236" w:type="dxa"/>
             <w:gridSpan w:val="6"/>
-            <w:shd w:val="clear" w:color="auto" w:fill="auto"/>
             <w:vAlign w:val="center"/>
           </w:tcPr>
           <w:p>
@@ -822,7 +819,6 @@
           <w:tcPr>
             <w:tcW w:w="3053" w:type="dxa"/>
             <w:gridSpan w:val="4"/>
-            <w:shd w:val="clear" w:color="auto" w:fill="auto"/>
             <w:vAlign w:val="center"/>
           </w:tcPr>
           <w:p>
@@ -843,7 +839,6 @@
           <w:tcPr>
             <w:tcW w:w="4963" w:type="dxa"/>
             <w:gridSpan w:val="4"/>
-            <w:shd w:val="clear" w:color="auto" w:fill="auto"/>
             <w:vAlign w:val="center"/>
           </w:tcPr>
           <w:p>
@@ -1008,7 +1003,6 @@
           <w:tcPr>
             <w:tcW w:w="5832" w:type="dxa"/>
             <w:gridSpan w:val="7"/>
-            <w:shd w:val="clear" w:color="auto" w:fill="auto"/>
             <w:vAlign w:val="center"/>
           </w:tcPr>
           <w:p>
@@ -1037,7 +1031,6 @@
           <w:tcPr>
             <w:tcW w:w="2969" w:type="dxa"/>
             <w:gridSpan w:val="3"/>
-            <w:shd w:val="clear" w:color="auto" w:fill="auto"/>
             <w:vAlign w:val="center"/>
           </w:tcPr>
           <w:p>
@@ -1057,7 +1050,6 @@
         <w:tc>
           <w:tcPr>
             <w:tcW w:w="1994" w:type="dxa"/>
-            <w:shd w:val="clear" w:color="auto" w:fill="auto"/>
             <w:vAlign w:val="center"/>
           </w:tcPr>
           <w:p>
@@ -1084,7 +1076,6 @@
           <w:tcPr>
             <w:tcW w:w="5832" w:type="dxa"/>
             <w:gridSpan w:val="7"/>
-            <w:shd w:val="clear" w:color="auto" w:fill="auto"/>
             <w:vAlign w:val="center"/>
           </w:tcPr>
           <w:p>
@@ -1113,7 +1104,6 @@
           <w:tcPr>
             <w:tcW w:w="2969" w:type="dxa"/>
             <w:gridSpan w:val="3"/>
-            <w:shd w:val="clear" w:color="auto" w:fill="auto"/>
             <w:vAlign w:val="center"/>
           </w:tcPr>
           <w:p>
@@ -1133,7 +1123,6 @@
         <w:tc>
           <w:tcPr>
             <w:tcW w:w="1994" w:type="dxa"/>
-            <w:shd w:val="clear" w:color="auto" w:fill="auto"/>
             <w:vAlign w:val="center"/>
           </w:tcPr>
           <w:p>
@@ -1272,7 +1261,6 @@
           <w:tcPr>
             <w:tcW w:w="5472" w:type="dxa"/>
             <w:gridSpan w:val="4"/>
-            <w:shd w:val="clear" w:color="auto" w:fill="auto"/>
             <w:vAlign w:val="center"/>
           </w:tcPr>
           <w:p>
@@ -1294,7 +1282,6 @@
           <w:tcPr>
             <w:tcW w:w="5323" w:type="dxa"/>
             <w:gridSpan w:val="7"/>
-            <w:shd w:val="clear" w:color="auto" w:fill="auto"/>
             <w:vAlign w:val="center"/>
           </w:tcPr>
           <w:p>
@@ -1456,7 +1443,6 @@
           <w:tcPr>
             <w:tcW w:w="2697" w:type="dxa"/>
             <w:gridSpan w:val="2"/>
-            <w:shd w:val="clear" w:color="auto" w:fill="auto"/>
             <w:vAlign w:val="center"/>
           </w:tcPr>
           <w:p>
@@ -1478,7 +1464,6 @@
           <w:tcPr>
             <w:tcW w:w="2775" w:type="dxa"/>
             <w:gridSpan w:val="2"/>
-            <w:shd w:val="clear" w:color="auto" w:fill="auto"/>
             <w:vAlign w:val="center"/>
           </w:tcPr>
           <w:p>
@@ -1500,7 +1485,6 @@
           <w:tcPr>
             <w:tcW w:w="2620" w:type="dxa"/>
             <w:gridSpan w:val="4"/>
-            <w:shd w:val="clear" w:color="auto" w:fill="auto"/>
             <w:vAlign w:val="center"/>
           </w:tcPr>
           <w:p>
@@ -1522,7 +1506,6 @@
           <w:tcPr>
             <w:tcW w:w="2703" w:type="dxa"/>
             <w:gridSpan w:val="3"/>
-            <w:shd w:val="clear" w:color="auto" w:fill="auto"/>
             <w:vAlign w:val="center"/>
           </w:tcPr>
           <w:p>
@@ -1778,52 +1761,56 @@
         <w:tblLook w:val="04A0" w:firstRow="1" w:lastRow="0" w:firstColumn="1" w:lastColumn="0" w:noHBand="0" w:noVBand="1"/>
       </w:tblPr>
       <w:tblGrid>
-        <w:gridCol w:w="1515"/>
-        <w:gridCol w:w="184"/>
-        <w:gridCol w:w="231"/>
-        <w:gridCol w:w="395"/>
+        <w:gridCol w:w="1414"/>
+        <w:gridCol w:w="185"/>
+        <w:gridCol w:w="85"/>
+        <w:gridCol w:w="91"/>
+        <w:gridCol w:w="136"/>
+        <w:gridCol w:w="314"/>
+        <w:gridCol w:w="80"/>
         <w:gridCol w:w="55"/>
-        <w:gridCol w:w="487"/>
-        <w:gridCol w:w="49"/>
-        <w:gridCol w:w="129"/>
-        <w:gridCol w:w="238"/>
+        <w:gridCol w:w="479"/>
+        <w:gridCol w:w="57"/>
+        <w:gridCol w:w="367"/>
         <w:gridCol w:w="110"/>
         <w:gridCol w:w="348"/>
         <w:gridCol w:w="24"/>
         <w:gridCol w:w="270"/>
         <w:gridCol w:w="88"/>
-        <w:gridCol w:w="542"/>
-        <w:gridCol w:w="180"/>
+        <w:gridCol w:w="12"/>
+        <w:gridCol w:w="170"/>
+        <w:gridCol w:w="360"/>
+        <w:gridCol w:w="15"/>
+        <w:gridCol w:w="165"/>
         <w:gridCol w:w="213"/>
         <w:gridCol w:w="507"/>
         <w:gridCol w:w="90"/>
         <w:gridCol w:w="180"/>
-        <w:gridCol w:w="200"/>
-        <w:gridCol w:w="68"/>
-        <w:gridCol w:w="92"/>
-        <w:gridCol w:w="266"/>
-        <w:gridCol w:w="274"/>
+        <w:gridCol w:w="550"/>
+        <w:gridCol w:w="76"/>
+        <w:gridCol w:w="109"/>
+        <w:gridCol w:w="75"/>
+        <w:gridCol w:w="90"/>
         <w:gridCol w:w="317"/>
         <w:gridCol w:w="43"/>
         <w:gridCol w:w="180"/>
         <w:gridCol w:w="270"/>
+        <w:gridCol w:w="105"/>
+        <w:gridCol w:w="76"/>
+        <w:gridCol w:w="266"/>
+        <w:gridCol w:w="18"/>
+        <w:gridCol w:w="76"/>
+        <w:gridCol w:w="270"/>
         <w:gridCol w:w="90"/>
-        <w:gridCol w:w="90"/>
-        <w:gridCol w:w="200"/>
-        <w:gridCol w:w="66"/>
-        <w:gridCol w:w="94"/>
-        <w:gridCol w:w="360"/>
         <w:gridCol w:w="67"/>
         <w:gridCol w:w="222"/>
-        <w:gridCol w:w="138"/>
-        <w:gridCol w:w="203"/>
-        <w:gridCol w:w="73"/>
-        <w:gridCol w:w="21"/>
-        <w:gridCol w:w="17"/>
-        <w:gridCol w:w="425"/>
+        <w:gridCol w:w="445"/>
+        <w:gridCol w:w="7"/>
+        <w:gridCol w:w="263"/>
+        <w:gridCol w:w="162"/>
         <w:gridCol w:w="173"/>
         <w:gridCol w:w="208"/>
-        <w:gridCol w:w="793"/>
+        <w:gridCol w:w="812"/>
       </w:tblGrid>
       <w:tr>
         <w:trPr>
@@ -1833,7 +1820,7 @@
         <w:tc>
           <w:tcPr>
             <w:tcW w:w="10785" w:type="dxa"/>
-            <w:gridSpan w:val="46"/>
+            <w:gridSpan w:val="50"/>
             <w:shd w:val="clear" w:color="auto" w:fill="D9D9D9" w:themeFill="background1" w:themeFillShade="D9"/>
             <w:vAlign w:val="center"/>
           </w:tcPr>
@@ -1870,8 +1857,8 @@
         </w:trPr>
         <w:tc>
           <w:tcPr>
-            <w:tcW w:w="2380" w:type="dxa"/>
-            <w:gridSpan w:val="5"/>
+            <w:tcW w:w="2365" w:type="dxa"/>
+            <w:gridSpan w:val="8"/>
             <w:tcBorders>
               <w:bottom w:val="single" w:sz="12" w:space="0" w:color="auto"/>
             </w:tcBorders>
@@ -1903,39 +1890,39 @@
         <w:tc>
           <w:tcPr>
             <w:tcW w:w="4355" w:type="dxa"/>
+            <w:gridSpan w:val="22"/>
+            <w:tcBorders>
+              <w:bottom w:val="single" w:sz="12" w:space="0" w:color="auto"/>
+            </w:tcBorders>
+            <w:shd w:val="clear" w:color="auto" w:fill="D9D9D9" w:themeFill="background1" w:themeFillShade="D9"/>
+            <w:vAlign w:val="center"/>
+          </w:tcPr>
+          <w:p>
+            <w:pPr>
+              <w:pStyle w:val="ListParagraph"/>
+              <w:ind w:left="76"/>
+              <w:contextualSpacing w:val="0"/>
+              <w:jc w:val="center"/>
+              <w:rPr>
+                <w:rFonts w:ascii="Arial" w:hAnsi="Arial" w:cs="Arial"/>
+                <w:sz w:val="20"/>
+                <w:szCs w:val="20"/>
+              </w:rPr>
+            </w:pPr>
+            <w:r>
+              <w:rPr>
+                <w:rFonts w:ascii="Arial" w:hAnsi="Arial" w:cs="Arial"/>
+                <w:sz w:val="20"/>
+                <w:szCs w:val="20"/>
+              </w:rPr>
+              <w:t>Function Performed</w:t>
+            </w:r>
+          </w:p>
+        </w:tc>
+        <w:tc>
+          <w:tcPr>
+            <w:tcW w:w="4065" w:type="dxa"/>
             <w:gridSpan w:val="20"/>
-            <w:tcBorders>
-              <w:bottom w:val="single" w:sz="12" w:space="0" w:color="auto"/>
-            </w:tcBorders>
-            <w:shd w:val="clear" w:color="auto" w:fill="D9D9D9" w:themeFill="background1" w:themeFillShade="D9"/>
-            <w:vAlign w:val="center"/>
-          </w:tcPr>
-          <w:p>
-            <w:pPr>
-              <w:pStyle w:val="ListParagraph"/>
-              <w:ind w:left="76"/>
-              <w:contextualSpacing w:val="0"/>
-              <w:jc w:val="center"/>
-              <w:rPr>
-                <w:rFonts w:ascii="Arial" w:hAnsi="Arial" w:cs="Arial"/>
-                <w:sz w:val="20"/>
-                <w:szCs w:val="20"/>
-              </w:rPr>
-            </w:pPr>
-            <w:r>
-              <w:rPr>
-                <w:rFonts w:ascii="Arial" w:hAnsi="Arial" w:cs="Arial"/>
-                <w:sz w:val="20"/>
-                <w:szCs w:val="20"/>
-              </w:rPr>
-              <w:t>Function Performed</w:t>
-            </w:r>
-          </w:p>
-        </w:tc>
-        <w:tc>
-          <w:tcPr>
-            <w:tcW w:w="4050" w:type="dxa"/>
-            <w:gridSpan w:val="21"/>
             <w:tcBorders>
               <w:bottom w:val="single" w:sz="12" w:space="0" w:color="auto"/>
             </w:tcBorders>
@@ -1972,9 +1959,8 @@
         </w:trPr>
         <w:tc>
           <w:tcPr>
-            <w:tcW w:w="2380" w:type="dxa"/>
-            <w:gridSpan w:val="5"/>
-            <w:shd w:val="clear" w:color="auto" w:fill="auto"/>
+            <w:tcW w:w="2365" w:type="dxa"/>
+            <w:gridSpan w:val="8"/>
             <w:vAlign w:val="center"/>
           </w:tcPr>
           <w:p>
@@ -1994,29 +1980,27 @@
         <w:tc>
           <w:tcPr>
             <w:tcW w:w="4355" w:type="dxa"/>
+            <w:gridSpan w:val="22"/>
+            <w:vAlign w:val="center"/>
+          </w:tcPr>
+          <w:p>
+            <w:pPr>
+              <w:pStyle w:val="ListParagraph"/>
+              <w:ind w:left="76"/>
+              <w:contextualSpacing w:val="0"/>
+              <w:jc w:val="center"/>
+              <w:rPr>
+                <w:rFonts w:ascii="Arial" w:hAnsi="Arial" w:cs="Arial"/>
+                <w:sz w:val="20"/>
+                <w:szCs w:val="20"/>
+              </w:rPr>
+            </w:pPr>
+          </w:p>
+        </w:tc>
+        <w:tc>
+          <w:tcPr>
+            <w:tcW w:w="4065" w:type="dxa"/>
             <w:gridSpan w:val="20"/>
-            <w:shd w:val="clear" w:color="auto" w:fill="auto"/>
-            <w:vAlign w:val="center"/>
-          </w:tcPr>
-          <w:p>
-            <w:pPr>
-              <w:pStyle w:val="ListParagraph"/>
-              <w:ind w:left="76"/>
-              <w:contextualSpacing w:val="0"/>
-              <w:jc w:val="center"/>
-              <w:rPr>
-                <w:rFonts w:ascii="Arial" w:hAnsi="Arial" w:cs="Arial"/>
-                <w:sz w:val="20"/>
-                <w:szCs w:val="20"/>
-              </w:rPr>
-            </w:pPr>
-          </w:p>
-        </w:tc>
-        <w:tc>
-          <w:tcPr>
-            <w:tcW w:w="4050" w:type="dxa"/>
-            <w:gridSpan w:val="21"/>
-            <w:shd w:val="clear" w:color="auto" w:fill="auto"/>
             <w:vAlign w:val="center"/>
           </w:tcPr>
           <w:p>
@@ -2042,7 +2026,7 @@
         <w:tc>
           <w:tcPr>
             <w:tcW w:w="10785" w:type="dxa"/>
-            <w:gridSpan w:val="46"/>
+            <w:gridSpan w:val="50"/>
             <w:shd w:val="clear" w:color="auto" w:fill="D9D9D9" w:themeFill="background1" w:themeFillShade="D9"/>
             <w:vAlign w:val="center"/>
           </w:tcPr>
@@ -2080,8 +2064,8 @@
         </w:trPr>
         <w:tc>
           <w:tcPr>
-            <w:tcW w:w="4123" w:type="dxa"/>
-            <w:gridSpan w:val="14"/>
+            <w:tcW w:w="4108" w:type="dxa"/>
+            <w:gridSpan w:val="16"/>
             <w:shd w:val="clear" w:color="auto" w:fill="D9D9D9" w:themeFill="background1" w:themeFillShade="D9"/>
             <w:vAlign w:val="center"/>
           </w:tcPr>
@@ -2111,37 +2095,37 @@
         <w:tc>
           <w:tcPr>
             <w:tcW w:w="2338" w:type="dxa"/>
+            <w:gridSpan w:val="11"/>
+            <w:shd w:val="clear" w:color="auto" w:fill="D9D9D9" w:themeFill="background1" w:themeFillShade="D9"/>
+            <w:vAlign w:val="center"/>
+          </w:tcPr>
+          <w:p>
+            <w:pPr>
+              <w:pStyle w:val="ListParagraph"/>
+              <w:ind w:left="53"/>
+              <w:contextualSpacing w:val="0"/>
+              <w:jc w:val="center"/>
+              <w:rPr>
+                <w:rFonts w:ascii="Arial" w:hAnsi="Arial" w:cs="Arial"/>
+                <w:b/>
+                <w:sz w:val="20"/>
+                <w:szCs w:val="20"/>
+              </w:rPr>
+            </w:pPr>
+            <w:r>
+              <w:rPr>
+                <w:rFonts w:ascii="Arial" w:hAnsi="Arial" w:cs="Arial"/>
+                <w:sz w:val="20"/>
+                <w:szCs w:val="20"/>
+              </w:rPr>
+              <w:t>PITP ID</w:t>
+            </w:r>
+          </w:p>
+        </w:tc>
+        <w:tc>
+          <w:tcPr>
+            <w:tcW w:w="1531" w:type="dxa"/>
             <w:gridSpan w:val="10"/>
-            <w:shd w:val="clear" w:color="auto" w:fill="D9D9D9" w:themeFill="background1" w:themeFillShade="D9"/>
-            <w:vAlign w:val="center"/>
-          </w:tcPr>
-          <w:p>
-            <w:pPr>
-              <w:pStyle w:val="ListParagraph"/>
-              <w:ind w:left="53"/>
-              <w:contextualSpacing w:val="0"/>
-              <w:jc w:val="center"/>
-              <w:rPr>
-                <w:rFonts w:ascii="Arial" w:hAnsi="Arial" w:cs="Arial"/>
-                <w:b/>
-                <w:sz w:val="20"/>
-                <w:szCs w:val="20"/>
-              </w:rPr>
-            </w:pPr>
-            <w:r>
-              <w:rPr>
-                <w:rFonts w:ascii="Arial" w:hAnsi="Arial" w:cs="Arial"/>
-                <w:sz w:val="20"/>
-                <w:szCs w:val="20"/>
-              </w:rPr>
-              <w:t>PITP ID</w:t>
-            </w:r>
-          </w:p>
-        </w:tc>
-        <w:tc>
-          <w:tcPr>
-            <w:tcW w:w="1530" w:type="dxa"/>
-            <w:gridSpan w:val="9"/>
             <w:shd w:val="clear" w:color="auto" w:fill="D9D9D9" w:themeFill="background1" w:themeFillShade="D9"/>
             <w:vAlign w:val="center"/>
           </w:tcPr>
@@ -2200,7 +2184,7 @@
         </w:tc>
         <w:tc>
           <w:tcPr>
-            <w:tcW w:w="1174" w:type="dxa"/>
+            <w:tcW w:w="1188" w:type="dxa"/>
             <w:gridSpan w:val="3"/>
             <w:shd w:val="clear" w:color="auto" w:fill="D9D9D9" w:themeFill="background1" w:themeFillShade="D9"/>
             <w:vAlign w:val="center"/>
@@ -2236,8 +2220,8 @@
         </w:trPr>
         <w:tc>
           <w:tcPr>
-            <w:tcW w:w="4123" w:type="dxa"/>
-            <w:gridSpan w:val="14"/>
+            <w:tcW w:w="4108" w:type="dxa"/>
+            <w:gridSpan w:val="16"/>
             <w:tcBorders>
               <w:bottom w:val="single" w:sz="12" w:space="0" w:color="auto"/>
             </w:tcBorders>
@@ -2260,31 +2244,31 @@
         <w:tc>
           <w:tcPr>
             <w:tcW w:w="2338" w:type="dxa"/>
+            <w:gridSpan w:val="11"/>
+            <w:tcBorders>
+              <w:bottom w:val="single" w:sz="12" w:space="0" w:color="auto"/>
+            </w:tcBorders>
+            <w:vAlign w:val="center"/>
+          </w:tcPr>
+          <w:p>
+            <w:pPr>
+              <w:pStyle w:val="ListParagraph"/>
+              <w:ind w:left="53"/>
+              <w:contextualSpacing w:val="0"/>
+              <w:jc w:val="center"/>
+              <w:rPr>
+                <w:rFonts w:ascii="Arial" w:hAnsi="Arial" w:cs="Arial"/>
+                <w:bCs/>
+                <w:sz w:val="20"/>
+                <w:szCs w:val="20"/>
+              </w:rPr>
+            </w:pPr>
+          </w:p>
+        </w:tc>
+        <w:tc>
+          <w:tcPr>
+            <w:tcW w:w="1531" w:type="dxa"/>
             <w:gridSpan w:val="10"/>
-            <w:tcBorders>
-              <w:bottom w:val="single" w:sz="12" w:space="0" w:color="auto"/>
-            </w:tcBorders>
-            <w:vAlign w:val="center"/>
-          </w:tcPr>
-          <w:p>
-            <w:pPr>
-              <w:pStyle w:val="ListParagraph"/>
-              <w:ind w:left="53"/>
-              <w:contextualSpacing w:val="0"/>
-              <w:jc w:val="center"/>
-              <w:rPr>
-                <w:rFonts w:ascii="Arial" w:hAnsi="Arial" w:cs="Arial"/>
-                <w:bCs/>
-                <w:sz w:val="20"/>
-                <w:szCs w:val="20"/>
-              </w:rPr>
-            </w:pPr>
-          </w:p>
-        </w:tc>
-        <w:tc>
-          <w:tcPr>
-            <w:tcW w:w="1530" w:type="dxa"/>
-            <w:gridSpan w:val="9"/>
             <w:tcBorders>
               <w:bottom w:val="single" w:sz="12" w:space="0" w:color="auto"/>
             </w:tcBorders>
@@ -2331,7 +2315,7 @@
         </w:tc>
         <w:tc>
           <w:tcPr>
-            <w:tcW w:w="1174" w:type="dxa"/>
+            <w:tcW w:w="1188" w:type="dxa"/>
             <w:gridSpan w:val="3"/>
             <w:tcBorders>
               <w:bottom w:val="single" w:sz="12" w:space="0" w:color="auto"/>
@@ -2361,8 +2345,8 @@
         </w:trPr>
         <w:tc>
           <w:tcPr>
-            <w:tcW w:w="4665" w:type="dxa"/>
-            <w:gridSpan w:val="15"/>
+            <w:tcW w:w="4650" w:type="dxa"/>
+            <w:gridSpan w:val="19"/>
             <w:tcBorders>
               <w:bottom w:val="single" w:sz="12" w:space="0" w:color="auto"/>
             </w:tcBorders>
@@ -2419,6 +2403,36 @@
         <w:tc>
           <w:tcPr>
             <w:tcW w:w="2387" w:type="dxa"/>
+            <w:gridSpan w:val="12"/>
+            <w:shd w:val="clear" w:color="auto" w:fill="D9D9D9" w:themeFill="background1" w:themeFillShade="D9"/>
+            <w:vAlign w:val="center"/>
+          </w:tcPr>
+          <w:p>
+            <w:pPr>
+              <w:pStyle w:val="ListParagraph"/>
+              <w:ind w:left="53"/>
+              <w:contextualSpacing w:val="0"/>
+              <w:jc w:val="center"/>
+              <w:rPr>
+                <w:rFonts w:ascii="Arial" w:hAnsi="Arial" w:cs="Arial"/>
+                <w:b/>
+                <w:sz w:val="20"/>
+                <w:szCs w:val="20"/>
+              </w:rPr>
+            </w:pPr>
+            <w:r>
+              <w:rPr>
+                <w:rFonts w:ascii="Arial" w:hAnsi="Arial" w:cs="Arial"/>
+                <w:sz w:val="20"/>
+                <w:szCs w:val="20"/>
+              </w:rPr>
+              <w:t>Procedure ID</w:t>
+            </w:r>
+          </w:p>
+        </w:tc>
+        <w:tc>
+          <w:tcPr>
+            <w:tcW w:w="1461" w:type="dxa"/>
             <w:gridSpan w:val="11"/>
             <w:shd w:val="clear" w:color="auto" w:fill="D9D9D9" w:themeFill="background1" w:themeFillShade="D9"/>
             <w:vAlign w:val="center"/>
@@ -2442,14 +2456,14 @@
                 <w:sz w:val="20"/>
                 <w:szCs w:val="20"/>
               </w:rPr>
-              <w:t>Procedure ID</w:t>
-            </w:r>
-          </w:p>
-        </w:tc>
-        <w:tc>
-          <w:tcPr>
-            <w:tcW w:w="1460" w:type="dxa"/>
-            <w:gridSpan w:val="10"/>
+              <w:t>Approved By</w:t>
+            </w:r>
+          </w:p>
+        </w:tc>
+        <w:tc>
+          <w:tcPr>
+            <w:tcW w:w="1480" w:type="dxa"/>
+            <w:gridSpan w:val="7"/>
             <w:shd w:val="clear" w:color="auto" w:fill="D9D9D9" w:themeFill="background1" w:themeFillShade="D9"/>
             <w:vAlign w:val="center"/>
           </w:tcPr>
@@ -2472,43 +2486,13 @@
                 <w:sz w:val="20"/>
                 <w:szCs w:val="20"/>
               </w:rPr>
-              <w:t>Approved By</w:t>
-            </w:r>
-          </w:p>
-        </w:tc>
-        <w:tc>
-          <w:tcPr>
-            <w:tcW w:w="1480" w:type="dxa"/>
-            <w:gridSpan w:val="9"/>
-            <w:shd w:val="clear" w:color="auto" w:fill="D9D9D9" w:themeFill="background1" w:themeFillShade="D9"/>
-            <w:vAlign w:val="center"/>
-          </w:tcPr>
-          <w:p>
-            <w:pPr>
-              <w:pStyle w:val="ListParagraph"/>
-              <w:ind w:left="53"/>
-              <w:contextualSpacing w:val="0"/>
-              <w:jc w:val="center"/>
-              <w:rPr>
-                <w:rFonts w:ascii="Arial" w:hAnsi="Arial" w:cs="Arial"/>
-                <w:b/>
-                <w:sz w:val="20"/>
-                <w:szCs w:val="20"/>
-              </w:rPr>
-            </w:pPr>
-            <w:r>
-              <w:rPr>
-                <w:rFonts w:ascii="Arial" w:hAnsi="Arial" w:cs="Arial"/>
-                <w:sz w:val="20"/>
-                <w:szCs w:val="20"/>
-              </w:rPr>
               <w:t>Date Approved</w:t>
             </w:r>
           </w:p>
         </w:tc>
         <w:tc>
           <w:tcPr>
-            <w:tcW w:w="793" w:type="dxa"/>
+            <w:tcW w:w="807" w:type="dxa"/>
             <w:shd w:val="clear" w:color="auto" w:fill="D9D9D9" w:themeFill="background1" w:themeFillShade="D9"/>
             <w:vAlign w:val="center"/>
           </w:tcPr>
@@ -2543,8 +2527,8 @@
         </w:trPr>
         <w:tc>
           <w:tcPr>
-            <w:tcW w:w="4665" w:type="dxa"/>
-            <w:gridSpan w:val="15"/>
+            <w:tcW w:w="4650" w:type="dxa"/>
+            <w:gridSpan w:val="19"/>
             <w:tcBorders>
               <w:bottom w:val="single" w:sz="12" w:space="0" w:color="auto"/>
             </w:tcBorders>
@@ -2576,10 +2560,31 @@
         <w:tc>
           <w:tcPr>
             <w:tcW w:w="2387" w:type="dxa"/>
+            <w:gridSpan w:val="12"/>
+            <w:tcBorders>
+              <w:bottom w:val="single" w:sz="12" w:space="0" w:color="auto"/>
+            </w:tcBorders>
+            <w:vAlign w:val="center"/>
+          </w:tcPr>
+          <w:p>
+            <w:pPr>
+              <w:pStyle w:val="ListParagraph"/>
+              <w:ind w:left="53"/>
+              <w:contextualSpacing w:val="0"/>
+              <w:jc w:val="center"/>
+              <w:rPr>
+                <w:rFonts w:ascii="Arial" w:hAnsi="Arial" w:cs="Arial"/>
+                <w:bCs/>
+                <w:sz w:val="20"/>
+                <w:szCs w:val="20"/>
+              </w:rPr>
+            </w:pPr>
+          </w:p>
+        </w:tc>
+        <w:tc>
+          <w:tcPr>
+            <w:tcW w:w="1461" w:type="dxa"/>
             <w:gridSpan w:val="11"/>
-            <w:tcBorders>
-              <w:bottom w:val="single" w:sz="12" w:space="0" w:color="auto"/>
-            </w:tcBorders>
             <w:vAlign w:val="center"/>
           </w:tcPr>
           <w:p>
@@ -2599,8 +2604,8 @@
         </w:tc>
         <w:tc>
           <w:tcPr>
-            <w:tcW w:w="1460" w:type="dxa"/>
-            <w:gridSpan w:val="10"/>
+            <w:tcW w:w="1480" w:type="dxa"/>
+            <w:gridSpan w:val="7"/>
             <w:vAlign w:val="center"/>
           </w:tcPr>
           <w:p>
@@ -2620,28 +2625,7 @@
         </w:tc>
         <w:tc>
           <w:tcPr>
-            <w:tcW w:w="1480" w:type="dxa"/>
-            <w:gridSpan w:val="9"/>
-            <w:vAlign w:val="center"/>
-          </w:tcPr>
-          <w:p>
-            <w:pPr>
-              <w:pStyle w:val="ListParagraph"/>
-              <w:ind w:left="53"/>
-              <w:contextualSpacing w:val="0"/>
-              <w:jc w:val="center"/>
-              <w:rPr>
-                <w:rFonts w:ascii="Arial" w:hAnsi="Arial" w:cs="Arial"/>
-                <w:bCs/>
-                <w:sz w:val="20"/>
-                <w:szCs w:val="20"/>
-              </w:rPr>
-            </w:pPr>
-          </w:p>
-        </w:tc>
-        <w:tc>
-          <w:tcPr>
-            <w:tcW w:w="793" w:type="dxa"/>
+            <w:tcW w:w="807" w:type="dxa"/>
             <w:vAlign w:val="center"/>
           </w:tcPr>
           <w:p>
@@ -2667,8 +2651,8 @@
         </w:trPr>
         <w:tc>
           <w:tcPr>
-            <w:tcW w:w="4665" w:type="dxa"/>
-            <w:gridSpan w:val="15"/>
+            <w:tcW w:w="4290" w:type="dxa"/>
+            <w:gridSpan w:val="18"/>
             <w:tcBorders>
               <w:top w:val="single" w:sz="12" w:space="0" w:color="auto"/>
               <w:left w:val="single" w:sz="12" w:space="0" w:color="auto"/>
@@ -2703,7 +2687,7 @@
         </w:tc>
         <w:tc>
           <w:tcPr>
-            <w:tcW w:w="2387" w:type="dxa"/>
+            <w:tcW w:w="2340" w:type="dxa"/>
             <w:gridSpan w:val="11"/>
             <w:shd w:val="clear" w:color="auto" w:fill="D9D9D9" w:themeFill="background1" w:themeFillShade="D9"/>
             <w:vAlign w:val="center"/>
@@ -2733,8 +2717,8 @@
         </w:tc>
         <w:tc>
           <w:tcPr>
-            <w:tcW w:w="1460" w:type="dxa"/>
-            <w:gridSpan w:val="10"/>
+            <w:tcW w:w="1711" w:type="dxa"/>
+            <w:gridSpan w:val="11"/>
             <w:shd w:val="clear" w:color="auto" w:fill="D9D9D9" w:themeFill="background1" w:themeFillShade="D9"/>
             <w:vAlign w:val="center"/>
           </w:tcPr>
@@ -2763,7 +2747,7 @@
         </w:tc>
         <w:tc>
           <w:tcPr>
-            <w:tcW w:w="1480" w:type="dxa"/>
+            <w:tcW w:w="1637" w:type="dxa"/>
             <w:gridSpan w:val="9"/>
             <w:shd w:val="clear" w:color="auto" w:fill="D9D9D9" w:themeFill="background1" w:themeFillShade="D9"/>
             <w:vAlign w:val="center"/>
@@ -2793,7 +2777,7 @@
         </w:tc>
         <w:tc>
           <w:tcPr>
-            <w:tcW w:w="793" w:type="dxa"/>
+            <w:tcW w:w="807" w:type="dxa"/>
             <w:shd w:val="clear" w:color="auto" w:fill="D9D9D9" w:themeFill="background1" w:themeFillShade="D9"/>
             <w:vAlign w:val="center"/>
           </w:tcPr>
@@ -2816,7 +2800,7 @@
                 <w:sz w:val="20"/>
                 <w:szCs w:val="20"/>
               </w:rPr>
-              <w:t>Rev.</w:t>
+              <w:t>Rev</w:t>
             </w:r>
           </w:p>
         </w:tc>
@@ -2828,15 +2812,14 @@
         </w:trPr>
         <w:tc>
           <w:tcPr>
-            <w:tcW w:w="4665" w:type="dxa"/>
-            <w:gridSpan w:val="15"/>
+            <w:tcW w:w="4290" w:type="dxa"/>
+            <w:gridSpan w:val="18"/>
             <w:tcBorders>
               <w:top w:val="single" w:sz="12" w:space="0" w:color="auto"/>
               <w:left w:val="single" w:sz="12" w:space="0" w:color="auto"/>
               <w:bottom w:val="single" w:sz="12" w:space="0" w:color="auto"/>
               <w:right w:val="single" w:sz="12" w:space="0" w:color="auto"/>
             </w:tcBorders>
-            <w:shd w:val="clear" w:color="auto" w:fill="auto"/>
             <w:vAlign w:val="center"/>
           </w:tcPr>
           <w:p>
@@ -2855,7 +2838,7 @@
         </w:tc>
         <w:tc>
           <w:tcPr>
-            <w:tcW w:w="2387" w:type="dxa"/>
+            <w:tcW w:w="2340" w:type="dxa"/>
             <w:gridSpan w:val="11"/>
             <w:vAlign w:val="center"/>
           </w:tcPr>
@@ -2876,8 +2859,8 @@
         </w:tc>
         <w:tc>
           <w:tcPr>
-            <w:tcW w:w="1460" w:type="dxa"/>
-            <w:gridSpan w:val="10"/>
+            <w:tcW w:w="1711" w:type="dxa"/>
+            <w:gridSpan w:val="11"/>
             <w:vAlign w:val="center"/>
           </w:tcPr>
           <w:p>
@@ -2897,7 +2880,7 @@
         </w:tc>
         <w:tc>
           <w:tcPr>
-            <w:tcW w:w="1480" w:type="dxa"/>
+            <w:tcW w:w="1637" w:type="dxa"/>
             <w:gridSpan w:val="9"/>
             <w:vAlign w:val="center"/>
           </w:tcPr>
@@ -2918,7 +2901,7 @@
         </w:tc>
         <w:tc>
           <w:tcPr>
-            <w:tcW w:w="793" w:type="dxa"/>
+            <w:tcW w:w="807" w:type="dxa"/>
             <w:vAlign w:val="center"/>
           </w:tcPr>
           <w:p>
@@ -2946,8 +2929,8 @@
         </w:trPr>
         <w:tc>
           <w:tcPr>
-            <w:tcW w:w="2325" w:type="dxa"/>
-            <w:gridSpan w:val="4"/>
+            <w:tcW w:w="2310" w:type="dxa"/>
+            <w:gridSpan w:val="7"/>
             <w:tcBorders>
               <w:top w:val="single" w:sz="12" w:space="0" w:color="auto"/>
               <w:left w:val="single" w:sz="12" w:space="0" w:color="auto"/>
@@ -2981,7 +2964,7 @@
         <w:tc>
           <w:tcPr>
             <w:tcW w:w="1710" w:type="dxa"/>
-            <w:gridSpan w:val="9"/>
+            <w:gridSpan w:val="8"/>
             <w:tcBorders>
               <w:top w:val="single" w:sz="12" w:space="0" w:color="auto"/>
               <w:left w:val="single" w:sz="12" w:space="0" w:color="auto"/>
@@ -3014,7 +2997,7 @@
         <w:tc>
           <w:tcPr>
             <w:tcW w:w="1530" w:type="dxa"/>
-            <w:gridSpan w:val="5"/>
+            <w:gridSpan w:val="8"/>
             <w:tcBorders>
               <w:top w:val="single" w:sz="12" w:space="0" w:color="auto"/>
               <w:left w:val="single" w:sz="12" w:space="0" w:color="auto"/>
@@ -3079,7 +3062,7 @@
         </w:tc>
         <w:tc>
           <w:tcPr>
-            <w:tcW w:w="990" w:type="dxa"/>
+            <w:tcW w:w="991" w:type="dxa"/>
             <w:gridSpan w:val="7"/>
             <w:tcBorders>
               <w:top w:val="single" w:sz="12" w:space="0" w:color="auto"/>
@@ -3112,8 +3095,8 @@
         </w:tc>
         <w:tc>
           <w:tcPr>
-            <w:tcW w:w="2700" w:type="dxa"/>
-            <w:gridSpan w:val="12"/>
+            <w:tcW w:w="2714" w:type="dxa"/>
+            <w:gridSpan w:val="11"/>
             <w:tcBorders>
               <w:top w:val="single" w:sz="12" w:space="0" w:color="auto"/>
               <w:left w:val="single" w:sz="12" w:space="0" w:color="auto"/>
@@ -3153,8 +3136,8 @@
         </w:trPr>
         <w:tc>
           <w:tcPr>
-            <w:tcW w:w="2325" w:type="dxa"/>
-            <w:gridSpan w:val="4"/>
+            <w:tcW w:w="2310" w:type="dxa"/>
+            <w:gridSpan w:val="7"/>
             <w:tcBorders>
               <w:top w:val="single" w:sz="12" w:space="0" w:color="auto"/>
               <w:left w:val="single" w:sz="12" w:space="0" w:color="auto"/>
@@ -3178,7 +3161,7 @@
         <w:tc>
           <w:tcPr>
             <w:tcW w:w="1710" w:type="dxa"/>
-            <w:gridSpan w:val="9"/>
+            <w:gridSpan w:val="8"/>
             <w:tcBorders>
               <w:top w:val="single" w:sz="12" w:space="0" w:color="auto"/>
               <w:left w:val="single" w:sz="12" w:space="0" w:color="auto"/>
@@ -3202,7 +3185,7 @@
         <w:tc>
           <w:tcPr>
             <w:tcW w:w="1530" w:type="dxa"/>
-            <w:gridSpan w:val="5"/>
+            <w:gridSpan w:val="8"/>
             <w:tcBorders>
               <w:top w:val="single" w:sz="12" w:space="0" w:color="auto"/>
               <w:left w:val="single" w:sz="12" w:space="0" w:color="auto"/>
@@ -3249,7 +3232,7 @@
         </w:tc>
         <w:tc>
           <w:tcPr>
-            <w:tcW w:w="990" w:type="dxa"/>
+            <w:tcW w:w="991" w:type="dxa"/>
             <w:gridSpan w:val="7"/>
             <w:tcBorders>
               <w:top w:val="single" w:sz="12" w:space="0" w:color="auto"/>
@@ -3273,8 +3256,8 @@
         </w:tc>
         <w:tc>
           <w:tcPr>
-            <w:tcW w:w="2700" w:type="dxa"/>
-            <w:gridSpan w:val="12"/>
+            <w:tcW w:w="2714" w:type="dxa"/>
+            <w:gridSpan w:val="11"/>
             <w:tcBorders>
               <w:top w:val="single" w:sz="12" w:space="0" w:color="auto"/>
               <w:left w:val="single" w:sz="12" w:space="0" w:color="auto"/>
@@ -3304,7 +3287,7 @@
         <w:tc>
           <w:tcPr>
             <w:tcW w:w="10785" w:type="dxa"/>
-            <w:gridSpan w:val="46"/>
+            <w:gridSpan w:val="50"/>
             <w:shd w:val="clear" w:color="auto" w:fill="D9D9D9" w:themeFill="background1" w:themeFillShade="D9"/>
             <w:vAlign w:val="center"/>
           </w:tcPr>
@@ -3350,18 +3333,19 @@
         </w:trPr>
         <w:tc>
           <w:tcPr>
-            <w:tcW w:w="1515" w:type="dxa"/>
-            <w:shd w:val="clear" w:color="auto" w:fill="D9D9D9" w:themeFill="background1" w:themeFillShade="D9"/>
-            <w:vAlign w:val="center"/>
-          </w:tcPr>
-          <w:p>
-            <w:pPr>
-              <w:pStyle w:val="ListParagraph"/>
-              <w:ind w:left="58"/>
-              <w:contextualSpacing w:val="0"/>
-              <w:jc w:val="center"/>
-              <w:rPr>
-                <w:rFonts w:ascii="Arial" w:hAnsi="Arial" w:cs="Arial"/>
+            <w:tcW w:w="1416" w:type="dxa"/>
+            <w:shd w:val="clear" w:color="auto" w:fill="D9D9D9" w:themeFill="background1" w:themeFillShade="D9"/>
+            <w:vAlign w:val="center"/>
+          </w:tcPr>
+          <w:p>
+            <w:pPr>
+              <w:pStyle w:val="ListParagraph"/>
+              <w:ind w:left="53"/>
+              <w:contextualSpacing w:val="0"/>
+              <w:jc w:val="center"/>
+              <w:rPr>
+                <w:rFonts w:ascii="Arial" w:hAnsi="Arial" w:cs="Arial"/>
+                <w:b/>
                 <w:sz w:val="20"/>
                 <w:szCs w:val="20"/>
               </w:rPr>
@@ -3380,9 +3364,33 @@
                 <w:sz w:val="20"/>
                 <w:szCs w:val="20"/>
               </w:rPr>
-              <w:t xml:space="preserve"> ID or </w:t>
-            </w:r>
-          </w:p>
+              <w:t xml:space="preserve"> / </w:t>
+            </w:r>
+            <w:r>
+              <w:rPr>
+                <w:rFonts w:ascii="Arial" w:hAnsi="Arial" w:cs="Arial"/>
+                <w:sz w:val="20"/>
+                <w:szCs w:val="20"/>
+              </w:rPr>
+              <w:t>Operator</w:t>
+            </w:r>
+            <w:r>
+              <w:rPr>
+                <w:rFonts w:ascii="Arial" w:hAnsi="Arial" w:cs="Arial"/>
+                <w:sz w:val="20"/>
+                <w:szCs w:val="20"/>
+              </w:rPr>
+              <w:t xml:space="preserve"> ID</w:t>
+            </w:r>
+          </w:p>
+        </w:tc>
+        <w:tc>
+          <w:tcPr>
+            <w:tcW w:w="1428" w:type="dxa"/>
+            <w:gridSpan w:val="8"/>
+            <w:shd w:val="clear" w:color="auto" w:fill="D9D9D9" w:themeFill="background1" w:themeFillShade="D9"/>
+            <w:vAlign w:val="center"/>
+          </w:tcPr>
           <w:p>
             <w:pPr>
               <w:pStyle w:val="ListParagraph"/>
@@ -3402,22 +3410,22 @@
                 <w:sz w:val="20"/>
                 <w:szCs w:val="20"/>
               </w:rPr>
-              <w:t>Welding Operator</w:t>
-            </w:r>
-            <w:r>
-              <w:rPr>
-                <w:rFonts w:ascii="Arial" w:hAnsi="Arial" w:cs="Arial"/>
-                <w:sz w:val="20"/>
-                <w:szCs w:val="20"/>
-              </w:rPr>
-              <w:t xml:space="preserve"> ID</w:t>
-            </w:r>
-          </w:p>
-        </w:tc>
-        <w:tc>
-          <w:tcPr>
-            <w:tcW w:w="1530" w:type="dxa"/>
-            <w:gridSpan w:val="7"/>
+              <w:t>Stamp or ID</w:t>
+            </w:r>
+            <w:r>
+              <w:rPr>
+                <w:rFonts w:ascii="Arial" w:hAnsi="Arial" w:cs="Arial"/>
+                <w:sz w:val="20"/>
+                <w:szCs w:val="20"/>
+              </w:rPr>
+              <w:t xml:space="preserve"> Assigned</w:t>
+            </w:r>
+          </w:p>
+        </w:tc>
+        <w:tc>
+          <w:tcPr>
+            <w:tcW w:w="1821" w:type="dxa"/>
+            <w:gridSpan w:val="11"/>
             <w:shd w:val="clear" w:color="auto" w:fill="D9D9D9" w:themeFill="background1" w:themeFillShade="D9"/>
             <w:vAlign w:val="center"/>
           </w:tcPr>
@@ -3440,14 +3448,14 @@
                 <w:sz w:val="20"/>
                 <w:szCs w:val="20"/>
               </w:rPr>
-              <w:t>ID, Number, or Symbol Assigned</w:t>
-            </w:r>
-          </w:p>
-        </w:tc>
-        <w:tc>
-          <w:tcPr>
-            <w:tcW w:w="1620" w:type="dxa"/>
-            <w:gridSpan w:val="7"/>
+              <w:t>Position(s) Qualified</w:t>
+            </w:r>
+          </w:p>
+        </w:tc>
+        <w:tc>
+          <w:tcPr>
+            <w:tcW w:w="1890" w:type="dxa"/>
+            <w:gridSpan w:val="8"/>
             <w:shd w:val="clear" w:color="auto" w:fill="D9D9D9" w:themeFill="background1" w:themeFillShade="D9"/>
             <w:vAlign w:val="center"/>
           </w:tcPr>
@@ -3470,13 +3478,43 @@
                 <w:sz w:val="20"/>
                 <w:szCs w:val="20"/>
               </w:rPr>
-              <w:t>Position(s) Qualified</w:t>
-            </w:r>
-          </w:p>
-        </w:tc>
-        <w:tc>
-          <w:tcPr>
-            <w:tcW w:w="1530" w:type="dxa"/>
+              <w:t>Welder WPQR Completion Date</w:t>
+            </w:r>
+          </w:p>
+        </w:tc>
+        <w:tc>
+          <w:tcPr>
+            <w:tcW w:w="1440" w:type="dxa"/>
+            <w:gridSpan w:val="10"/>
+            <w:shd w:val="clear" w:color="auto" w:fill="D9D9D9" w:themeFill="background1" w:themeFillShade="D9"/>
+            <w:vAlign w:val="center"/>
+          </w:tcPr>
+          <w:p>
+            <w:pPr>
+              <w:pStyle w:val="ListParagraph"/>
+              <w:ind w:left="53"/>
+              <w:contextualSpacing w:val="0"/>
+              <w:jc w:val="center"/>
+              <w:rPr>
+                <w:rFonts w:ascii="Arial" w:hAnsi="Arial" w:cs="Arial"/>
+                <w:b/>
+                <w:sz w:val="20"/>
+                <w:szCs w:val="20"/>
+              </w:rPr>
+            </w:pPr>
+            <w:r>
+              <w:rPr>
+                <w:rFonts w:ascii="Arial" w:hAnsi="Arial" w:cs="Arial"/>
+                <w:sz w:val="20"/>
+                <w:szCs w:val="20"/>
+              </w:rPr>
+              <w:t>Visual Acuity Date</w:t>
+            </w:r>
+          </w:p>
+        </w:tc>
+        <w:tc>
+          <w:tcPr>
+            <w:tcW w:w="1440" w:type="dxa"/>
             <w:gridSpan w:val="8"/>
             <w:shd w:val="clear" w:color="auto" w:fill="D9D9D9" w:themeFill="background1" w:themeFillShade="D9"/>
             <w:vAlign w:val="center"/>
@@ -3500,14 +3538,30 @@
                 <w:sz w:val="20"/>
                 <w:szCs w:val="20"/>
               </w:rPr>
-              <w:t>Welder WPQR Completion Date</w:t>
-            </w:r>
-          </w:p>
-        </w:tc>
-        <w:tc>
-          <w:tcPr>
-            <w:tcW w:w="1440" w:type="dxa"/>
-            <w:gridSpan w:val="7"/>
+              <w:t>Visual Acuity Expir</w:t>
+            </w:r>
+            <w:r>
+              <w:rPr>
+                <w:rFonts w:ascii="Arial" w:hAnsi="Arial" w:cs="Arial"/>
+                <w:sz w:val="20"/>
+                <w:szCs w:val="20"/>
+              </w:rPr>
+              <w:t>es</w:t>
+            </w:r>
+            <w:r>
+              <w:rPr>
+                <w:rFonts w:ascii="Arial" w:hAnsi="Arial" w:cs="Arial"/>
+                <w:sz w:val="20"/>
+                <w:szCs w:val="20"/>
+              </w:rPr>
+              <w:t xml:space="preserve"> Date</w:t>
+            </w:r>
+          </w:p>
+        </w:tc>
+        <w:tc>
+          <w:tcPr>
+            <w:tcW w:w="1350" w:type="dxa"/>
+            <w:gridSpan w:val="4"/>
             <w:shd w:val="clear" w:color="auto" w:fill="D9D9D9" w:themeFill="background1" w:themeFillShade="D9"/>
             <w:vAlign w:val="center"/>
           </w:tcPr>
@@ -3519,27 +3573,6 @@
               <w:jc w:val="center"/>
               <w:rPr>
                 <w:rFonts w:ascii="Arial" w:hAnsi="Arial" w:cs="Arial"/>
-                <w:sz w:val="20"/>
-                <w:szCs w:val="20"/>
-              </w:rPr>
-            </w:pPr>
-            <w:r>
-              <w:rPr>
-                <w:rFonts w:ascii="Arial" w:hAnsi="Arial" w:cs="Arial"/>
-                <w:sz w:val="20"/>
-                <w:szCs w:val="20"/>
-              </w:rPr>
-              <w:t>Visual Acuity</w:t>
-            </w:r>
-          </w:p>
-          <w:p>
-            <w:pPr>
-              <w:pStyle w:val="ListParagraph"/>
-              <w:ind w:left="53"/>
-              <w:contextualSpacing w:val="0"/>
-              <w:jc w:val="center"/>
-              <w:rPr>
-                <w:rFonts w:ascii="Arial" w:hAnsi="Arial" w:cs="Arial"/>
                 <w:b/>
                 <w:sz w:val="20"/>
                 <w:szCs w:val="20"/>
@@ -3551,67 +3584,7 @@
                 <w:sz w:val="20"/>
                 <w:szCs w:val="20"/>
               </w:rPr>
-              <w:t>Date</w:t>
-            </w:r>
-          </w:p>
-        </w:tc>
-        <w:tc>
-          <w:tcPr>
-            <w:tcW w:w="1513" w:type="dxa"/>
-            <w:gridSpan w:val="10"/>
-            <w:shd w:val="clear" w:color="auto" w:fill="D9D9D9" w:themeFill="background1" w:themeFillShade="D9"/>
-            <w:vAlign w:val="center"/>
-          </w:tcPr>
-          <w:p>
-            <w:pPr>
-              <w:pStyle w:val="ListParagraph"/>
-              <w:ind w:left="53"/>
-              <w:contextualSpacing w:val="0"/>
-              <w:jc w:val="center"/>
-              <w:rPr>
-                <w:rFonts w:ascii="Arial" w:hAnsi="Arial" w:cs="Arial"/>
-                <w:b/>
-                <w:sz w:val="20"/>
-                <w:szCs w:val="20"/>
-              </w:rPr>
-            </w:pPr>
-            <w:r>
-              <w:rPr>
-                <w:rFonts w:ascii="Arial" w:hAnsi="Arial" w:cs="Arial"/>
-                <w:sz w:val="20"/>
-                <w:szCs w:val="20"/>
-              </w:rPr>
-              <w:t>Visual Acuity Expiration Date</w:t>
-            </w:r>
-          </w:p>
-        </w:tc>
-        <w:tc>
-          <w:tcPr>
-            <w:tcW w:w="1637" w:type="dxa"/>
-            <w:gridSpan w:val="6"/>
-            <w:shd w:val="clear" w:color="auto" w:fill="D9D9D9" w:themeFill="background1" w:themeFillShade="D9"/>
-            <w:vAlign w:val="center"/>
-          </w:tcPr>
-          <w:p>
-            <w:pPr>
-              <w:pStyle w:val="ListParagraph"/>
-              <w:ind w:left="53"/>
-              <w:contextualSpacing w:val="0"/>
-              <w:jc w:val="center"/>
-              <w:rPr>
-                <w:rFonts w:ascii="Arial" w:hAnsi="Arial" w:cs="Arial"/>
-                <w:b/>
-                <w:sz w:val="20"/>
-                <w:szCs w:val="20"/>
-              </w:rPr>
-            </w:pPr>
-            <w:r>
-              <w:rPr>
-                <w:rFonts w:ascii="Arial" w:hAnsi="Arial" w:cs="Arial"/>
-                <w:sz w:val="20"/>
-                <w:szCs w:val="20"/>
-              </w:rPr>
-              <w:t>Date Welder Last Performed Weld Process</w:t>
+              <w:t>Continuity Log Date</w:t>
             </w:r>
           </w:p>
         </w:tc>
@@ -3623,7 +3596,7 @@
         </w:trPr>
         <w:tc>
           <w:tcPr>
-            <w:tcW w:w="1515" w:type="dxa"/>
+            <w:tcW w:w="1416" w:type="dxa"/>
             <w:tcBorders>
               <w:bottom w:val="single" w:sz="12" w:space="0" w:color="auto"/>
             </w:tcBorders>
@@ -3637,17 +3610,17 @@
               <w:jc w:val="center"/>
               <w:rPr>
                 <w:rFonts w:ascii="Arial" w:hAnsi="Arial" w:cs="Arial"/>
-                <w:bCs/>
-                <w:sz w:val="20"/>
-                <w:szCs w:val="20"/>
-              </w:rPr>
-            </w:pPr>
-          </w:p>
-        </w:tc>
-        <w:tc>
-          <w:tcPr>
-            <w:tcW w:w="1530" w:type="dxa"/>
-            <w:gridSpan w:val="7"/>
+                <w:b/>
+                <w:sz w:val="20"/>
+                <w:szCs w:val="20"/>
+              </w:rPr>
+            </w:pPr>
+          </w:p>
+        </w:tc>
+        <w:tc>
+          <w:tcPr>
+            <w:tcW w:w="1428" w:type="dxa"/>
+            <w:gridSpan w:val="8"/>
             <w:tcBorders>
               <w:bottom w:val="single" w:sz="12" w:space="0" w:color="auto"/>
             </w:tcBorders>
@@ -3661,17 +3634,17 @@
               <w:jc w:val="center"/>
               <w:rPr>
                 <w:rFonts w:ascii="Arial" w:hAnsi="Arial" w:cs="Arial"/>
-                <w:bCs/>
-                <w:sz w:val="20"/>
-                <w:szCs w:val="20"/>
-              </w:rPr>
-            </w:pPr>
-          </w:p>
-        </w:tc>
-        <w:tc>
-          <w:tcPr>
-            <w:tcW w:w="1620" w:type="dxa"/>
-            <w:gridSpan w:val="7"/>
+                <w:b/>
+                <w:sz w:val="20"/>
+                <w:szCs w:val="20"/>
+              </w:rPr>
+            </w:pPr>
+          </w:p>
+        </w:tc>
+        <w:tc>
+          <w:tcPr>
+            <w:tcW w:w="1821" w:type="dxa"/>
+            <w:gridSpan w:val="11"/>
             <w:tcBorders>
               <w:bottom w:val="single" w:sz="12" w:space="0" w:color="auto"/>
             </w:tcBorders>
@@ -3685,16 +3658,16 @@
               <w:jc w:val="center"/>
               <w:rPr>
                 <w:rFonts w:ascii="Arial" w:hAnsi="Arial" w:cs="Arial"/>
-                <w:bCs/>
-                <w:sz w:val="20"/>
-                <w:szCs w:val="20"/>
-              </w:rPr>
-            </w:pPr>
-          </w:p>
-        </w:tc>
-        <w:tc>
-          <w:tcPr>
-            <w:tcW w:w="1530" w:type="dxa"/>
+                <w:b/>
+                <w:sz w:val="20"/>
+                <w:szCs w:val="20"/>
+              </w:rPr>
+            </w:pPr>
+          </w:p>
+        </w:tc>
+        <w:tc>
+          <w:tcPr>
+            <w:tcW w:w="1890" w:type="dxa"/>
             <w:gridSpan w:val="8"/>
             <w:tcBorders>
               <w:bottom w:val="single" w:sz="12" w:space="0" w:color="auto"/>
@@ -3709,7 +3682,7 @@
               <w:jc w:val="center"/>
               <w:rPr>
                 <w:rFonts w:ascii="Arial" w:hAnsi="Arial" w:cs="Arial"/>
-                <w:bCs/>
+                <w:b/>
                 <w:sz w:val="20"/>
                 <w:szCs w:val="20"/>
               </w:rPr>
@@ -3719,7 +3692,7 @@
         <w:tc>
           <w:tcPr>
             <w:tcW w:w="1440" w:type="dxa"/>
-            <w:gridSpan w:val="7"/>
+            <w:gridSpan w:val="10"/>
             <w:tcBorders>
               <w:bottom w:val="single" w:sz="12" w:space="0" w:color="auto"/>
             </w:tcBorders>
@@ -3733,17 +3706,17 @@
               <w:jc w:val="center"/>
               <w:rPr>
                 <w:rFonts w:ascii="Arial" w:hAnsi="Arial" w:cs="Arial"/>
-                <w:bCs/>
-                <w:sz w:val="20"/>
-                <w:szCs w:val="20"/>
-              </w:rPr>
-            </w:pPr>
-          </w:p>
-        </w:tc>
-        <w:tc>
-          <w:tcPr>
-            <w:tcW w:w="1513" w:type="dxa"/>
-            <w:gridSpan w:val="10"/>
+                <w:b/>
+                <w:sz w:val="20"/>
+                <w:szCs w:val="20"/>
+              </w:rPr>
+            </w:pPr>
+          </w:p>
+        </w:tc>
+        <w:tc>
+          <w:tcPr>
+            <w:tcW w:w="1440" w:type="dxa"/>
+            <w:gridSpan w:val="8"/>
             <w:tcBorders>
               <w:bottom w:val="single" w:sz="12" w:space="0" w:color="auto"/>
             </w:tcBorders>
@@ -3757,17 +3730,17 @@
               <w:jc w:val="center"/>
               <w:rPr>
                 <w:rFonts w:ascii="Arial" w:hAnsi="Arial" w:cs="Arial"/>
-                <w:bCs/>
-                <w:sz w:val="20"/>
-                <w:szCs w:val="20"/>
-              </w:rPr>
-            </w:pPr>
-          </w:p>
-        </w:tc>
-        <w:tc>
-          <w:tcPr>
-            <w:tcW w:w="1637" w:type="dxa"/>
-            <w:gridSpan w:val="6"/>
+                <w:b/>
+                <w:sz w:val="20"/>
+                <w:szCs w:val="20"/>
+              </w:rPr>
+            </w:pPr>
+          </w:p>
+        </w:tc>
+        <w:tc>
+          <w:tcPr>
+            <w:tcW w:w="1350" w:type="dxa"/>
+            <w:gridSpan w:val="4"/>
             <w:tcBorders>
               <w:bottom w:val="single" w:sz="12" w:space="0" w:color="auto"/>
             </w:tcBorders>
@@ -3781,7 +3754,7 @@
               <w:jc w:val="center"/>
               <w:rPr>
                 <w:rFonts w:ascii="Arial" w:hAnsi="Arial" w:cs="Arial"/>
-                <w:bCs/>
+                <w:b/>
                 <w:sz w:val="20"/>
                 <w:szCs w:val="20"/>
               </w:rPr>
@@ -3796,7 +3769,169 @@
         </w:trPr>
         <w:tc>
           <w:tcPr>
-            <w:tcW w:w="1699" w:type="dxa"/>
+            <w:tcW w:w="1688" w:type="dxa"/>
+            <w:gridSpan w:val="3"/>
+            <w:shd w:val="clear" w:color="auto" w:fill="D9D9D9" w:themeFill="background1" w:themeFillShade="D9"/>
+            <w:vAlign w:val="center"/>
+          </w:tcPr>
+          <w:p>
+            <w:pPr>
+              <w:jc w:val="center"/>
+              <w:rPr>
+                <w:rFonts w:ascii="Arial" w:hAnsi="Arial" w:cs="Arial"/>
+                <w:sz w:val="20"/>
+                <w:szCs w:val="20"/>
+              </w:rPr>
+            </w:pPr>
+            <w:r>
+              <w:rPr>
+                <w:rFonts w:ascii="Arial" w:hAnsi="Arial" w:cs="Arial"/>
+                <w:sz w:val="20"/>
+                <w:szCs w:val="20"/>
+              </w:rPr>
+              <w:t xml:space="preserve">WPS </w:t>
+            </w:r>
+            <w:r>
+              <w:rPr>
+                <w:rFonts w:ascii="Arial" w:hAnsi="Arial" w:cs="Arial"/>
+                <w:sz w:val="20"/>
+                <w:szCs w:val="20"/>
+              </w:rPr>
+              <w:t>Traceable to the</w:t>
+            </w:r>
+            <w:r>
+              <w:rPr>
+                <w:rFonts w:ascii="Arial" w:hAnsi="Arial" w:cs="Arial"/>
+                <w:sz w:val="20"/>
+                <w:szCs w:val="20"/>
+              </w:rPr>
+              <w:t xml:space="preserve"> PITP</w:t>
+            </w:r>
+          </w:p>
+        </w:tc>
+        <w:tc>
+          <w:tcPr>
+            <w:tcW w:w="2038" w:type="dxa"/>
+            <w:gridSpan w:val="10"/>
+            <w:shd w:val="clear" w:color="auto" w:fill="D9D9D9" w:themeFill="background1" w:themeFillShade="D9"/>
+            <w:vAlign w:val="center"/>
+          </w:tcPr>
+          <w:p>
+            <w:pPr>
+              <w:jc w:val="center"/>
+              <w:rPr>
+                <w:rFonts w:ascii="Arial" w:hAnsi="Arial" w:cs="Arial"/>
+                <w:sz w:val="20"/>
+                <w:szCs w:val="20"/>
+              </w:rPr>
+            </w:pPr>
+            <w:r>
+              <w:rPr>
+                <w:rFonts w:ascii="Arial" w:hAnsi="Arial" w:cs="Arial"/>
+                <w:sz w:val="20"/>
+                <w:szCs w:val="20"/>
+              </w:rPr>
+              <w:t>Date WPS Approved</w:t>
+            </w:r>
+          </w:p>
+        </w:tc>
+        <w:tc>
+          <w:tcPr>
+            <w:tcW w:w="1317" w:type="dxa"/>
+            <w:gridSpan w:val="9"/>
+            <w:shd w:val="clear" w:color="auto" w:fill="D9D9D9" w:themeFill="background1" w:themeFillShade="D9"/>
+            <w:vAlign w:val="center"/>
+          </w:tcPr>
+          <w:p>
+            <w:pPr>
+              <w:jc w:val="center"/>
+              <w:rPr>
+                <w:rFonts w:ascii="Arial" w:hAnsi="Arial" w:cs="Arial"/>
+                <w:sz w:val="20"/>
+                <w:szCs w:val="20"/>
+              </w:rPr>
+            </w:pPr>
+            <w:r>
+              <w:rPr>
+                <w:rFonts w:ascii="Arial" w:hAnsi="Arial" w:cs="Arial"/>
+                <w:sz w:val="20"/>
+                <w:szCs w:val="20"/>
+              </w:rPr>
+              <w:t>WPS Rev.</w:t>
+            </w:r>
+          </w:p>
+        </w:tc>
+        <w:tc>
+          <w:tcPr>
+            <w:tcW w:w="2668" w:type="dxa"/>
+            <w:gridSpan w:val="14"/>
+            <w:shd w:val="clear" w:color="auto" w:fill="D9D9D9" w:themeFill="background1" w:themeFillShade="D9"/>
+            <w:vAlign w:val="center"/>
+          </w:tcPr>
+          <w:p>
+            <w:pPr>
+              <w:jc w:val="center"/>
+              <w:rPr>
+                <w:rFonts w:ascii="Arial" w:hAnsi="Arial" w:cs="Arial"/>
+                <w:sz w:val="20"/>
+                <w:szCs w:val="20"/>
+              </w:rPr>
+            </w:pPr>
+            <w:r>
+              <w:rPr>
+                <w:rFonts w:ascii="Arial" w:hAnsi="Arial" w:cs="Arial"/>
+                <w:sz w:val="20"/>
+                <w:szCs w:val="20"/>
+              </w:rPr>
+              <w:t xml:space="preserve">PQR </w:t>
+            </w:r>
+            <w:r>
+              <w:rPr>
+                <w:rFonts w:ascii="Arial" w:hAnsi="Arial" w:cs="Arial"/>
+                <w:sz w:val="20"/>
+                <w:szCs w:val="20"/>
+              </w:rPr>
+              <w:t>supporting the</w:t>
+            </w:r>
+            <w:r>
+              <w:rPr>
+                <w:rFonts w:ascii="Arial" w:hAnsi="Arial" w:cs="Arial"/>
+                <w:sz w:val="20"/>
+                <w:szCs w:val="20"/>
+              </w:rPr>
+              <w:t xml:space="preserve"> WPS</w:t>
+            </w:r>
+          </w:p>
+        </w:tc>
+        <w:tc>
+          <w:tcPr>
+            <w:tcW w:w="2059" w:type="dxa"/>
+            <w:gridSpan w:val="12"/>
+            <w:shd w:val="clear" w:color="auto" w:fill="D9D9D9" w:themeFill="background1" w:themeFillShade="D9"/>
+            <w:vAlign w:val="center"/>
+          </w:tcPr>
+          <w:p>
+            <w:pPr>
+              <w:jc w:val="center"/>
+              <w:rPr>
+                <w:rFonts w:ascii="Arial" w:hAnsi="Arial" w:cs="Arial"/>
+                <w:sz w:val="20"/>
+                <w:szCs w:val="20"/>
+              </w:rPr>
+            </w:pPr>
+            <w:r>
+              <w:rPr>
+                <w:rFonts w:ascii="Arial" w:hAnsi="Arial" w:cs="Arial"/>
+                <w:sz w:val="20"/>
+                <w:szCs w:val="20"/>
+              </w:rPr>
+              <w:t>PQR Date Completed</w:t>
+            </w:r>
+          </w:p>
+        </w:tc>
+        <w:tc>
+          <w:tcPr>
+            <w:tcW w:w="1015" w:type="dxa"/>
             <w:gridSpan w:val="2"/>
             <w:shd w:val="clear" w:color="auto" w:fill="D9D9D9" w:themeFill="background1" w:themeFillShade="D9"/>
             <w:vAlign w:val="center"/>
@@ -3816,169 +3951,7 @@
                 <w:sz w:val="20"/>
                 <w:szCs w:val="20"/>
               </w:rPr>
-              <w:t xml:space="preserve">WPS </w:t>
-            </w:r>
-            <w:r>
-              <w:rPr>
-                <w:rFonts w:ascii="Arial" w:hAnsi="Arial" w:cs="Arial"/>
-                <w:sz w:val="20"/>
-                <w:szCs w:val="20"/>
-              </w:rPr>
-              <w:t>Traceable to the</w:t>
-            </w:r>
-            <w:r>
-              <w:rPr>
-                <w:rFonts w:ascii="Arial" w:hAnsi="Arial" w:cs="Arial"/>
-                <w:sz w:val="20"/>
-                <w:szCs w:val="20"/>
-              </w:rPr>
-              <w:t xml:space="preserve"> PITP</w:t>
-            </w:r>
-          </w:p>
-        </w:tc>
-        <w:tc>
-          <w:tcPr>
-            <w:tcW w:w="2042" w:type="dxa"/>
-            <w:gridSpan w:val="9"/>
-            <w:shd w:val="clear" w:color="auto" w:fill="D9D9D9" w:themeFill="background1" w:themeFillShade="D9"/>
-            <w:vAlign w:val="center"/>
-          </w:tcPr>
-          <w:p>
-            <w:pPr>
-              <w:jc w:val="center"/>
-              <w:rPr>
-                <w:rFonts w:ascii="Arial" w:hAnsi="Arial" w:cs="Arial"/>
-                <w:sz w:val="20"/>
-                <w:szCs w:val="20"/>
-              </w:rPr>
-            </w:pPr>
-            <w:r>
-              <w:rPr>
-                <w:rFonts w:ascii="Arial" w:hAnsi="Arial" w:cs="Arial"/>
-                <w:sz w:val="20"/>
-                <w:szCs w:val="20"/>
-              </w:rPr>
-              <w:t>Date WPS Approved</w:t>
-            </w:r>
-          </w:p>
-        </w:tc>
-        <w:tc>
-          <w:tcPr>
-            <w:tcW w:w="1317" w:type="dxa"/>
-            <w:gridSpan w:val="6"/>
-            <w:shd w:val="clear" w:color="auto" w:fill="D9D9D9" w:themeFill="background1" w:themeFillShade="D9"/>
-            <w:vAlign w:val="center"/>
-          </w:tcPr>
-          <w:p>
-            <w:pPr>
-              <w:jc w:val="center"/>
-              <w:rPr>
-                <w:rFonts w:ascii="Arial" w:hAnsi="Arial" w:cs="Arial"/>
-                <w:sz w:val="20"/>
-                <w:szCs w:val="20"/>
-              </w:rPr>
-            </w:pPr>
-            <w:r>
-              <w:rPr>
-                <w:rFonts w:ascii="Arial" w:hAnsi="Arial" w:cs="Arial"/>
-                <w:sz w:val="20"/>
-                <w:szCs w:val="20"/>
-              </w:rPr>
-              <w:t>WPS Rev.</w:t>
-            </w:r>
-          </w:p>
-        </w:tc>
-        <w:tc>
-          <w:tcPr>
-            <w:tcW w:w="2667" w:type="dxa"/>
-            <w:gridSpan w:val="14"/>
-            <w:shd w:val="clear" w:color="auto" w:fill="D9D9D9" w:themeFill="background1" w:themeFillShade="D9"/>
-            <w:vAlign w:val="center"/>
-          </w:tcPr>
-          <w:p>
-            <w:pPr>
-              <w:jc w:val="center"/>
-              <w:rPr>
-                <w:rFonts w:ascii="Arial" w:hAnsi="Arial" w:cs="Arial"/>
-                <w:sz w:val="20"/>
-                <w:szCs w:val="20"/>
-              </w:rPr>
-            </w:pPr>
-            <w:r>
-              <w:rPr>
-                <w:rFonts w:ascii="Arial" w:hAnsi="Arial" w:cs="Arial"/>
-                <w:sz w:val="20"/>
-                <w:szCs w:val="20"/>
-              </w:rPr>
-              <w:t xml:space="preserve">PQR </w:t>
-            </w:r>
-            <w:r>
-              <w:rPr>
-                <w:rFonts w:ascii="Arial" w:hAnsi="Arial" w:cs="Arial"/>
-                <w:sz w:val="20"/>
-                <w:szCs w:val="20"/>
-              </w:rPr>
-              <w:t>supporting the</w:t>
-            </w:r>
-            <w:r>
-              <w:rPr>
-                <w:rFonts w:ascii="Arial" w:hAnsi="Arial" w:cs="Arial"/>
-                <w:sz w:val="20"/>
-                <w:szCs w:val="20"/>
-              </w:rPr>
-              <w:t xml:space="preserve"> WPS</w:t>
-            </w:r>
-          </w:p>
-        </w:tc>
-        <w:tc>
-          <w:tcPr>
-            <w:tcW w:w="2059" w:type="dxa"/>
-            <w:gridSpan w:val="13"/>
-            <w:shd w:val="clear" w:color="auto" w:fill="D9D9D9" w:themeFill="background1" w:themeFillShade="D9"/>
-            <w:vAlign w:val="center"/>
-          </w:tcPr>
-          <w:p>
-            <w:pPr>
-              <w:jc w:val="center"/>
-              <w:rPr>
-                <w:rFonts w:ascii="Arial" w:hAnsi="Arial" w:cs="Arial"/>
-                <w:sz w:val="20"/>
-                <w:szCs w:val="20"/>
-              </w:rPr>
-            </w:pPr>
-            <w:r>
-              <w:rPr>
-                <w:rFonts w:ascii="Arial" w:hAnsi="Arial" w:cs="Arial"/>
-                <w:sz w:val="20"/>
-                <w:szCs w:val="20"/>
-              </w:rPr>
-              <w:t>PQR Date Completed</w:t>
-            </w:r>
-          </w:p>
-        </w:tc>
-        <w:tc>
-          <w:tcPr>
-            <w:tcW w:w="1001" w:type="dxa"/>
-            <w:gridSpan w:val="2"/>
-            <w:shd w:val="clear" w:color="auto" w:fill="D9D9D9" w:themeFill="background1" w:themeFillShade="D9"/>
-            <w:vAlign w:val="center"/>
-          </w:tcPr>
-          <w:p>
-            <w:pPr>
-              <w:jc w:val="center"/>
-              <w:rPr>
-                <w:rFonts w:ascii="Arial" w:hAnsi="Arial" w:cs="Arial"/>
-                <w:sz w:val="20"/>
-                <w:szCs w:val="20"/>
-              </w:rPr>
-            </w:pPr>
-            <w:r>
-              <w:rPr>
-                <w:rFonts w:ascii="Arial" w:hAnsi="Arial" w:cs="Arial"/>
-                <w:sz w:val="20"/>
-                <w:szCs w:val="20"/>
-              </w:rPr>
-              <w:t>PQR Rev</w:t>
+              <w:t>Rev</w:t>
             </w:r>
           </w:p>
         </w:tc>
@@ -3990,27 +3963,47 @@
         </w:trPr>
         <w:tc>
           <w:tcPr>
-            <w:tcW w:w="1699" w:type="dxa"/>
-            <w:gridSpan w:val="2"/>
-            <w:tcBorders>
-              <w:bottom w:val="single" w:sz="12" w:space="0" w:color="auto"/>
-            </w:tcBorders>
-            <w:vAlign w:val="center"/>
-          </w:tcPr>
-          <w:p>
-            <w:pPr>
-              <w:jc w:val="center"/>
-              <w:rPr>
-                <w:rFonts w:ascii="Arial" w:hAnsi="Arial" w:cs="Arial"/>
-                <w:sz w:val="20"/>
-                <w:szCs w:val="20"/>
-              </w:rPr>
-            </w:pPr>
-          </w:p>
-        </w:tc>
-        <w:tc>
-          <w:tcPr>
-            <w:tcW w:w="2042" w:type="dxa"/>
+            <w:tcW w:w="1688" w:type="dxa"/>
+            <w:gridSpan w:val="3"/>
+            <w:tcBorders>
+              <w:bottom w:val="single" w:sz="12" w:space="0" w:color="auto"/>
+            </w:tcBorders>
+            <w:vAlign w:val="center"/>
+          </w:tcPr>
+          <w:p>
+            <w:pPr>
+              <w:jc w:val="center"/>
+              <w:rPr>
+                <w:rFonts w:ascii="Arial" w:hAnsi="Arial" w:cs="Arial"/>
+                <w:sz w:val="20"/>
+                <w:szCs w:val="20"/>
+              </w:rPr>
+            </w:pPr>
+          </w:p>
+        </w:tc>
+        <w:tc>
+          <w:tcPr>
+            <w:tcW w:w="2038" w:type="dxa"/>
+            <w:gridSpan w:val="10"/>
+            <w:tcBorders>
+              <w:bottom w:val="single" w:sz="12" w:space="0" w:color="auto"/>
+            </w:tcBorders>
+            <w:vAlign w:val="center"/>
+          </w:tcPr>
+          <w:p>
+            <w:pPr>
+              <w:jc w:val="center"/>
+              <w:rPr>
+                <w:rFonts w:ascii="Arial" w:hAnsi="Arial" w:cs="Arial"/>
+                <w:sz w:val="20"/>
+                <w:szCs w:val="20"/>
+              </w:rPr>
+            </w:pPr>
+          </w:p>
+        </w:tc>
+        <w:tc>
+          <w:tcPr>
+            <w:tcW w:w="1317" w:type="dxa"/>
             <w:gridSpan w:val="9"/>
             <w:tcBorders>
               <w:bottom w:val="single" w:sz="12" w:space="0" w:color="auto"/>
@@ -4030,27 +4023,7 @@
         </w:tc>
         <w:tc>
           <w:tcPr>
-            <w:tcW w:w="1317" w:type="dxa"/>
-            <w:gridSpan w:val="6"/>
-            <w:tcBorders>
-              <w:bottom w:val="single" w:sz="12" w:space="0" w:color="auto"/>
-            </w:tcBorders>
-            <w:vAlign w:val="center"/>
-          </w:tcPr>
-          <w:p>
-            <w:pPr>
-              <w:jc w:val="center"/>
-              <w:rPr>
-                <w:rFonts w:ascii="Arial" w:hAnsi="Arial" w:cs="Arial"/>
-                <w:sz w:val="20"/>
-                <w:szCs w:val="20"/>
-              </w:rPr>
-            </w:pPr>
-          </w:p>
-        </w:tc>
-        <w:tc>
-          <w:tcPr>
-            <w:tcW w:w="2667" w:type="dxa"/>
+            <w:tcW w:w="2668" w:type="dxa"/>
             <w:gridSpan w:val="14"/>
             <w:tcBorders>
               <w:bottom w:val="single" w:sz="12" w:space="0" w:color="auto"/>
@@ -4071,26 +4044,26 @@
         <w:tc>
           <w:tcPr>
             <w:tcW w:w="2059" w:type="dxa"/>
-            <w:gridSpan w:val="13"/>
-            <w:tcBorders>
-              <w:bottom w:val="single" w:sz="12" w:space="0" w:color="auto"/>
-            </w:tcBorders>
-            <w:vAlign w:val="center"/>
-          </w:tcPr>
-          <w:p>
-            <w:pPr>
-              <w:jc w:val="center"/>
-              <w:rPr>
-                <w:rFonts w:ascii="Arial" w:hAnsi="Arial" w:cs="Arial"/>
-                <w:sz w:val="20"/>
-                <w:szCs w:val="20"/>
-              </w:rPr>
-            </w:pPr>
-          </w:p>
-        </w:tc>
-        <w:tc>
-          <w:tcPr>
-            <w:tcW w:w="1001" w:type="dxa"/>
+            <w:gridSpan w:val="12"/>
+            <w:tcBorders>
+              <w:bottom w:val="single" w:sz="12" w:space="0" w:color="auto"/>
+            </w:tcBorders>
+            <w:vAlign w:val="center"/>
+          </w:tcPr>
+          <w:p>
+            <w:pPr>
+              <w:jc w:val="center"/>
+              <w:rPr>
+                <w:rFonts w:ascii="Arial" w:hAnsi="Arial" w:cs="Arial"/>
+                <w:sz w:val="20"/>
+                <w:szCs w:val="20"/>
+              </w:rPr>
+            </w:pPr>
+          </w:p>
+        </w:tc>
+        <w:tc>
+          <w:tcPr>
+            <w:tcW w:w="1015" w:type="dxa"/>
             <w:gridSpan w:val="2"/>
             <w:tcBorders>
               <w:bottom w:val="single" w:sz="12" w:space="0" w:color="auto"/>
@@ -4116,8 +4089,8 @@
         </w:trPr>
         <w:tc>
           <w:tcPr>
-            <w:tcW w:w="1699" w:type="dxa"/>
-            <w:gridSpan w:val="2"/>
+            <w:tcW w:w="1780" w:type="dxa"/>
+            <w:gridSpan w:val="4"/>
             <w:tcBorders>
               <w:bottom w:val="single" w:sz="12" w:space="0" w:color="auto"/>
             </w:tcBorders>
@@ -4145,7 +4118,36 @@
         </w:tc>
         <w:tc>
           <w:tcPr>
-            <w:tcW w:w="2042" w:type="dxa"/>
+            <w:tcW w:w="2340" w:type="dxa"/>
+            <w:gridSpan w:val="13"/>
+            <w:tcBorders>
+              <w:bottom w:val="single" w:sz="12" w:space="0" w:color="auto"/>
+            </w:tcBorders>
+            <w:shd w:val="clear" w:color="auto" w:fill="D9D9D9" w:themeFill="background1" w:themeFillShade="D9"/>
+            <w:vAlign w:val="center"/>
+          </w:tcPr>
+          <w:p>
+            <w:pPr>
+              <w:jc w:val="center"/>
+              <w:rPr>
+                <w:rFonts w:ascii="Arial" w:hAnsi="Arial" w:cs="Arial"/>
+                <w:sz w:val="20"/>
+                <w:szCs w:val="20"/>
+              </w:rPr>
+            </w:pPr>
+            <w:r>
+              <w:rPr>
+                <w:rFonts w:ascii="Arial" w:hAnsi="Arial" w:cs="Arial"/>
+                <w:sz w:val="20"/>
+                <w:szCs w:val="20"/>
+              </w:rPr>
+              <w:t>WPS Joint Design</w:t>
+            </w:r>
+          </w:p>
+        </w:tc>
+        <w:tc>
+          <w:tcPr>
+            <w:tcW w:w="2250" w:type="dxa"/>
             <w:gridSpan w:val="9"/>
             <w:tcBorders>
               <w:bottom w:val="single" w:sz="12" w:space="0" w:color="auto"/>
@@ -4168,43 +4170,14 @@
                 <w:sz w:val="20"/>
                 <w:szCs w:val="20"/>
               </w:rPr>
-              <w:t>WPS Joint Design</w:t>
-            </w:r>
-          </w:p>
-        </w:tc>
-        <w:tc>
-          <w:tcPr>
-            <w:tcW w:w="2362" w:type="dxa"/>
-            <w:gridSpan w:val="11"/>
-            <w:tcBorders>
-              <w:bottom w:val="single" w:sz="12" w:space="0" w:color="auto"/>
-            </w:tcBorders>
-            <w:shd w:val="clear" w:color="auto" w:fill="D9D9D9" w:themeFill="background1" w:themeFillShade="D9"/>
-            <w:vAlign w:val="center"/>
-          </w:tcPr>
-          <w:p>
-            <w:pPr>
-              <w:jc w:val="center"/>
-              <w:rPr>
-                <w:rFonts w:ascii="Arial" w:hAnsi="Arial" w:cs="Arial"/>
-                <w:sz w:val="20"/>
-                <w:szCs w:val="20"/>
-              </w:rPr>
-            </w:pPr>
-            <w:r>
-              <w:rPr>
-                <w:rFonts w:ascii="Arial" w:hAnsi="Arial" w:cs="Arial"/>
-                <w:sz w:val="20"/>
-                <w:szCs w:val="20"/>
-              </w:rPr>
               <w:t>Observed Joint Design</w:t>
             </w:r>
           </w:p>
         </w:tc>
         <w:tc>
           <w:tcPr>
-            <w:tcW w:w="2631" w:type="dxa"/>
-            <w:gridSpan w:val="15"/>
+            <w:tcW w:w="2350" w:type="dxa"/>
+            <w:gridSpan w:val="17"/>
             <w:tcBorders>
               <w:bottom w:val="single" w:sz="12" w:space="0" w:color="auto"/>
             </w:tcBorders>
@@ -4232,8 +4205,8 @@
         </w:tc>
         <w:tc>
           <w:tcPr>
-            <w:tcW w:w="2051" w:type="dxa"/>
-            <w:gridSpan w:val="9"/>
+            <w:tcW w:w="2065" w:type="dxa"/>
+            <w:gridSpan w:val="7"/>
             <w:tcBorders>
               <w:bottom w:val="single" w:sz="12" w:space="0" w:color="auto"/>
             </w:tcBorders>
@@ -4267,81 +4240,76 @@
         </w:trPr>
         <w:tc>
           <w:tcPr>
-            <w:tcW w:w="1699" w:type="dxa"/>
-            <w:gridSpan w:val="2"/>
-            <w:shd w:val="clear" w:color="auto" w:fill="auto"/>
-            <w:vAlign w:val="center"/>
-          </w:tcPr>
-          <w:p>
-            <w:pPr>
-              <w:jc w:val="center"/>
-              <w:rPr>
-                <w:rFonts w:ascii="Arial" w:hAnsi="Arial" w:cs="Arial"/>
-                <w:sz w:val="20"/>
-                <w:szCs w:val="20"/>
-              </w:rPr>
-            </w:pPr>
-          </w:p>
-        </w:tc>
-        <w:tc>
-          <w:tcPr>
-            <w:tcW w:w="2042" w:type="dxa"/>
+            <w:tcW w:w="1780" w:type="dxa"/>
+            <w:gridSpan w:val="4"/>
+            <w:vAlign w:val="center"/>
+          </w:tcPr>
+          <w:p>
+            <w:pPr>
+              <w:jc w:val="center"/>
+              <w:rPr>
+                <w:rFonts w:ascii="Arial" w:hAnsi="Arial" w:cs="Arial"/>
+                <w:sz w:val="20"/>
+                <w:szCs w:val="20"/>
+              </w:rPr>
+            </w:pPr>
+          </w:p>
+        </w:tc>
+        <w:tc>
+          <w:tcPr>
+            <w:tcW w:w="2340" w:type="dxa"/>
+            <w:gridSpan w:val="13"/>
+            <w:vAlign w:val="center"/>
+          </w:tcPr>
+          <w:p>
+            <w:pPr>
+              <w:jc w:val="center"/>
+              <w:rPr>
+                <w:rFonts w:ascii="Arial" w:hAnsi="Arial" w:cs="Arial"/>
+                <w:sz w:val="20"/>
+                <w:szCs w:val="20"/>
+              </w:rPr>
+            </w:pPr>
+          </w:p>
+        </w:tc>
+        <w:tc>
+          <w:tcPr>
+            <w:tcW w:w="2250" w:type="dxa"/>
             <w:gridSpan w:val="9"/>
-            <w:shd w:val="clear" w:color="auto" w:fill="auto"/>
-            <w:vAlign w:val="center"/>
-          </w:tcPr>
-          <w:p>
-            <w:pPr>
-              <w:jc w:val="center"/>
-              <w:rPr>
-                <w:rFonts w:ascii="Arial" w:hAnsi="Arial" w:cs="Arial"/>
-                <w:sz w:val="20"/>
-                <w:szCs w:val="20"/>
-              </w:rPr>
-            </w:pPr>
-          </w:p>
-        </w:tc>
-        <w:tc>
-          <w:tcPr>
-            <w:tcW w:w="2362" w:type="dxa"/>
-            <w:gridSpan w:val="11"/>
-            <w:shd w:val="clear" w:color="auto" w:fill="auto"/>
-            <w:vAlign w:val="center"/>
-          </w:tcPr>
-          <w:p>
-            <w:pPr>
-              <w:jc w:val="center"/>
-              <w:rPr>
-                <w:rFonts w:ascii="Arial" w:hAnsi="Arial" w:cs="Arial"/>
-                <w:sz w:val="20"/>
-                <w:szCs w:val="20"/>
-              </w:rPr>
-            </w:pPr>
-          </w:p>
-        </w:tc>
-        <w:tc>
-          <w:tcPr>
-            <w:tcW w:w="2631" w:type="dxa"/>
-            <w:gridSpan w:val="15"/>
-            <w:shd w:val="clear" w:color="auto" w:fill="auto"/>
-            <w:vAlign w:val="center"/>
-          </w:tcPr>
-          <w:p>
-            <w:pPr>
-              <w:jc w:val="center"/>
-              <w:rPr>
-                <w:rFonts w:ascii="Arial" w:hAnsi="Arial" w:cs="Arial"/>
-                <w:sz w:val="20"/>
-                <w:szCs w:val="20"/>
-              </w:rPr>
-            </w:pPr>
-          </w:p>
-        </w:tc>
-        <w:tc>
-          <w:tcPr>
-            <w:tcW w:w="2051" w:type="dxa"/>
-            <w:gridSpan w:val="9"/>
-            <w:shd w:val="clear" w:color="auto" w:fill="auto"/>
+            <w:vAlign w:val="center"/>
+          </w:tcPr>
+          <w:p>
+            <w:pPr>
+              <w:jc w:val="center"/>
+              <w:rPr>
+                <w:rFonts w:ascii="Arial" w:hAnsi="Arial" w:cs="Arial"/>
+                <w:sz w:val="20"/>
+                <w:szCs w:val="20"/>
+              </w:rPr>
+            </w:pPr>
+          </w:p>
+        </w:tc>
+        <w:tc>
+          <w:tcPr>
+            <w:tcW w:w="2350" w:type="dxa"/>
+            <w:gridSpan w:val="17"/>
+            <w:vAlign w:val="center"/>
+          </w:tcPr>
+          <w:p>
+            <w:pPr>
+              <w:jc w:val="center"/>
+              <w:rPr>
+                <w:rFonts w:ascii="Arial" w:hAnsi="Arial" w:cs="Arial"/>
+                <w:sz w:val="20"/>
+                <w:szCs w:val="20"/>
+              </w:rPr>
+            </w:pPr>
+          </w:p>
+        </w:tc>
+        <w:tc>
+          <w:tcPr>
+            <w:tcW w:w="2065" w:type="dxa"/>
+            <w:gridSpan w:val="7"/>
             <w:vAlign w:val="center"/>
           </w:tcPr>
           <w:p>
@@ -4363,7 +4331,7 @@
         </w:trPr>
         <w:tc>
           <w:tcPr>
-            <w:tcW w:w="1699" w:type="dxa"/>
+            <w:tcW w:w="1602" w:type="dxa"/>
             <w:gridSpan w:val="2"/>
             <w:tcBorders>
               <w:bottom w:val="single" w:sz="12" w:space="0" w:color="auto"/>
@@ -4374,6 +4342,110 @@
           <w:p>
             <w:pPr>
               <w:pStyle w:val="ListParagraph"/>
+              <w:ind w:left="-120" w:right="-106"/>
+              <w:contextualSpacing w:val="0"/>
+              <w:jc w:val="center"/>
+              <w:rPr>
+                <w:rFonts w:ascii="Arial" w:hAnsi="Arial" w:cs="Arial"/>
+                <w:sz w:val="20"/>
+                <w:szCs w:val="20"/>
+              </w:rPr>
+            </w:pPr>
+            <w:r>
+              <w:rPr>
+                <w:rFonts w:ascii="Arial" w:hAnsi="Arial" w:cs="Arial"/>
+                <w:sz w:val="20"/>
+                <w:szCs w:val="20"/>
+              </w:rPr>
+              <w:t>WPS Voltage</w:t>
+            </w:r>
+          </w:p>
+        </w:tc>
+        <w:tc>
+          <w:tcPr>
+            <w:tcW w:w="1776" w:type="dxa"/>
+            <w:gridSpan w:val="10"/>
+            <w:tcBorders>
+              <w:bottom w:val="single" w:sz="12" w:space="0" w:color="auto"/>
+            </w:tcBorders>
+            <w:shd w:val="clear" w:color="auto" w:fill="D9D9D9" w:themeFill="background1" w:themeFillShade="D9"/>
+            <w:vAlign w:val="center"/>
+          </w:tcPr>
+          <w:p>
+            <w:pPr>
+              <w:pStyle w:val="ListParagraph"/>
+              <w:ind w:left="-14" w:right="-35"/>
+              <w:contextualSpacing w:val="0"/>
+              <w:jc w:val="center"/>
+              <w:rPr>
+                <w:rFonts w:ascii="Arial" w:hAnsi="Arial" w:cs="Arial"/>
+                <w:sz w:val="20"/>
+                <w:szCs w:val="20"/>
+              </w:rPr>
+            </w:pPr>
+            <w:r>
+              <w:rPr>
+                <w:rFonts w:ascii="Arial" w:hAnsi="Arial" w:cs="Arial"/>
+                <w:sz w:val="20"/>
+                <w:szCs w:val="20"/>
+              </w:rPr>
+              <w:t>Observed</w:t>
+            </w:r>
+            <w:r>
+              <w:rPr>
+                <w:rFonts w:ascii="Arial" w:hAnsi="Arial" w:cs="Arial"/>
+                <w:sz w:val="20"/>
+                <w:szCs w:val="20"/>
+              </w:rPr>
+              <w:t xml:space="preserve"> Voltage </w:t>
+            </w:r>
+          </w:p>
+        </w:tc>
+        <w:tc>
+          <w:tcPr>
+            <w:tcW w:w="1665" w:type="dxa"/>
+            <w:gridSpan w:val="10"/>
+            <w:tcBorders>
+              <w:bottom w:val="single" w:sz="12" w:space="0" w:color="auto"/>
+            </w:tcBorders>
+            <w:shd w:val="clear" w:color="auto" w:fill="D9D9D9" w:themeFill="background1" w:themeFillShade="D9"/>
+            <w:vAlign w:val="center"/>
+          </w:tcPr>
+          <w:p>
+            <w:pPr>
+              <w:pStyle w:val="ListParagraph"/>
+              <w:ind w:left="-120" w:right="-177"/>
+              <w:contextualSpacing w:val="0"/>
+              <w:jc w:val="center"/>
+              <w:rPr>
+                <w:rFonts w:ascii="Arial" w:hAnsi="Arial" w:cs="Arial"/>
+                <w:sz w:val="20"/>
+                <w:szCs w:val="20"/>
+              </w:rPr>
+            </w:pPr>
+            <w:r>
+              <w:rPr>
+                <w:rFonts w:ascii="Arial" w:hAnsi="Arial" w:cs="Arial"/>
+                <w:sz w:val="20"/>
+                <w:szCs w:val="20"/>
+              </w:rPr>
+              <w:t>WPS Amperage</w:t>
+            </w:r>
+          </w:p>
+        </w:tc>
+        <w:tc>
+          <w:tcPr>
+            <w:tcW w:w="2587" w:type="dxa"/>
+            <w:gridSpan w:val="13"/>
+            <w:tcBorders>
+              <w:bottom w:val="single" w:sz="12" w:space="0" w:color="auto"/>
+            </w:tcBorders>
+            <w:shd w:val="clear" w:color="auto" w:fill="D9D9D9" w:themeFill="background1" w:themeFillShade="D9"/>
+            <w:vAlign w:val="center"/>
+          </w:tcPr>
+          <w:p>
+            <w:pPr>
+              <w:pStyle w:val="ListParagraph"/>
               <w:ind w:left="-120"/>
               <w:contextualSpacing w:val="0"/>
               <w:jc w:val="center"/>
@@ -4389,14 +4461,22 @@
                 <w:sz w:val="20"/>
                 <w:szCs w:val="20"/>
               </w:rPr>
-              <w:t>WPS Voltage</w:t>
-            </w:r>
-          </w:p>
-        </w:tc>
-        <w:tc>
-          <w:tcPr>
-            <w:tcW w:w="1694" w:type="dxa"/>
-            <w:gridSpan w:val="8"/>
+              <w:t>Observed</w:t>
+            </w:r>
+            <w:r>
+              <w:rPr>
+                <w:rFonts w:ascii="Arial" w:hAnsi="Arial" w:cs="Arial"/>
+                <w:sz w:val="20"/>
+                <w:szCs w:val="20"/>
+              </w:rPr>
+              <w:t xml:space="preserve"> Amperage </w:t>
+            </w:r>
+          </w:p>
+        </w:tc>
+        <w:tc>
+          <w:tcPr>
+            <w:tcW w:w="1530" w:type="dxa"/>
+            <w:gridSpan w:val="9"/>
             <w:tcBorders>
               <w:bottom w:val="single" w:sz="12" w:space="0" w:color="auto"/>
             </w:tcBorders>
@@ -4421,126 +4501,14 @@
                 <w:sz w:val="20"/>
                 <w:szCs w:val="20"/>
               </w:rPr>
-              <w:t>Observed</w:t>
-            </w:r>
-            <w:r>
-              <w:rPr>
-                <w:rFonts w:ascii="Arial" w:hAnsi="Arial" w:cs="Arial"/>
-                <w:sz w:val="20"/>
-                <w:szCs w:val="20"/>
-              </w:rPr>
-              <w:t xml:space="preserve"> Weld Machine Voltage </w:t>
-            </w:r>
-          </w:p>
-        </w:tc>
-        <w:tc>
-          <w:tcPr>
-            <w:tcW w:w="1665" w:type="dxa"/>
-            <w:gridSpan w:val="7"/>
-            <w:tcBorders>
-              <w:bottom w:val="single" w:sz="12" w:space="0" w:color="auto"/>
-            </w:tcBorders>
-            <w:shd w:val="clear" w:color="auto" w:fill="D9D9D9" w:themeFill="background1" w:themeFillShade="D9"/>
-            <w:vAlign w:val="center"/>
-          </w:tcPr>
-          <w:p>
-            <w:pPr>
-              <w:pStyle w:val="ListParagraph"/>
-              <w:ind w:left="-120"/>
-              <w:contextualSpacing w:val="0"/>
-              <w:jc w:val="center"/>
-              <w:rPr>
-                <w:rFonts w:ascii="Arial" w:hAnsi="Arial" w:cs="Arial"/>
-                <w:sz w:val="20"/>
-                <w:szCs w:val="20"/>
-              </w:rPr>
-            </w:pPr>
-            <w:r>
-              <w:rPr>
-                <w:rFonts w:ascii="Arial" w:hAnsi="Arial" w:cs="Arial"/>
-                <w:sz w:val="20"/>
-                <w:szCs w:val="20"/>
-              </w:rPr>
-              <w:t>WPS Amperage</w:t>
-            </w:r>
-          </w:p>
-        </w:tc>
-        <w:tc>
-          <w:tcPr>
-            <w:tcW w:w="2867" w:type="dxa"/>
-            <w:gridSpan w:val="15"/>
-            <w:tcBorders>
-              <w:bottom w:val="single" w:sz="12" w:space="0" w:color="auto"/>
-            </w:tcBorders>
-            <w:shd w:val="clear" w:color="auto" w:fill="D9D9D9" w:themeFill="background1" w:themeFillShade="D9"/>
-            <w:vAlign w:val="center"/>
-          </w:tcPr>
-          <w:p>
-            <w:pPr>
-              <w:pStyle w:val="ListParagraph"/>
-              <w:ind w:left="-120"/>
-              <w:contextualSpacing w:val="0"/>
-              <w:jc w:val="center"/>
-              <w:rPr>
-                <w:rFonts w:ascii="Arial" w:hAnsi="Arial" w:cs="Arial"/>
-                <w:sz w:val="20"/>
-                <w:szCs w:val="20"/>
-              </w:rPr>
-            </w:pPr>
-            <w:r>
-              <w:rPr>
-                <w:rFonts w:ascii="Arial" w:hAnsi="Arial" w:cs="Arial"/>
-                <w:sz w:val="20"/>
-                <w:szCs w:val="20"/>
-              </w:rPr>
-              <w:t>Observed</w:t>
-            </w:r>
-            <w:r>
-              <w:rPr>
-                <w:rFonts w:ascii="Arial" w:hAnsi="Arial" w:cs="Arial"/>
-                <w:sz w:val="20"/>
-                <w:szCs w:val="20"/>
-              </w:rPr>
-              <w:t xml:space="preserve"> Weld Machine Amperage </w:t>
-            </w:r>
-          </w:p>
-        </w:tc>
-        <w:tc>
-          <w:tcPr>
-            <w:tcW w:w="1244" w:type="dxa"/>
-            <w:gridSpan w:val="9"/>
-            <w:tcBorders>
-              <w:bottom w:val="single" w:sz="12" w:space="0" w:color="auto"/>
-            </w:tcBorders>
-            <w:shd w:val="clear" w:color="auto" w:fill="D9D9D9" w:themeFill="background1" w:themeFillShade="D9"/>
-            <w:vAlign w:val="center"/>
-          </w:tcPr>
-          <w:p>
-            <w:pPr>
-              <w:pStyle w:val="ListParagraph"/>
-              <w:ind w:left="-120"/>
-              <w:contextualSpacing w:val="0"/>
-              <w:jc w:val="center"/>
-              <w:rPr>
-                <w:rFonts w:ascii="Arial" w:hAnsi="Arial" w:cs="Arial"/>
-                <w:sz w:val="20"/>
-                <w:szCs w:val="20"/>
-              </w:rPr>
-            </w:pPr>
-            <w:r>
-              <w:rPr>
-                <w:rFonts w:ascii="Arial" w:hAnsi="Arial" w:cs="Arial"/>
-                <w:sz w:val="20"/>
-                <w:szCs w:val="20"/>
-              </w:rPr>
               <w:t>WPS Wire Feed Rate</w:t>
             </w:r>
           </w:p>
         </w:tc>
         <w:tc>
           <w:tcPr>
-            <w:tcW w:w="1616" w:type="dxa"/>
-            <w:gridSpan w:val="5"/>
+            <w:tcW w:w="1625" w:type="dxa"/>
+            <w:gridSpan w:val="6"/>
             <w:tcBorders>
               <w:bottom w:val="single" w:sz="12" w:space="0" w:color="auto"/>
             </w:tcBorders>
@@ -4585,9 +4553,68 @@
         </w:trPr>
         <w:tc>
           <w:tcPr>
-            <w:tcW w:w="1699" w:type="dxa"/>
+            <w:tcW w:w="1602" w:type="dxa"/>
             <w:gridSpan w:val="2"/>
-            <w:shd w:val="clear" w:color="auto" w:fill="auto"/>
+            <w:vAlign w:val="center"/>
+          </w:tcPr>
+          <w:p>
+            <w:pPr>
+              <w:pStyle w:val="ListParagraph"/>
+              <w:ind w:left="-120" w:right="-106"/>
+              <w:contextualSpacing w:val="0"/>
+              <w:jc w:val="center"/>
+              <w:rPr>
+                <w:rFonts w:ascii="Arial" w:hAnsi="Arial" w:cs="Arial"/>
+                <w:sz w:val="20"/>
+                <w:szCs w:val="20"/>
+              </w:rPr>
+            </w:pPr>
+          </w:p>
+        </w:tc>
+        <w:tc>
+          <w:tcPr>
+            <w:tcW w:w="1776" w:type="dxa"/>
+            <w:gridSpan w:val="10"/>
+            <w:vAlign w:val="center"/>
+          </w:tcPr>
+          <w:p>
+            <w:pPr>
+              <w:pStyle w:val="ListParagraph"/>
+              <w:ind w:left="-14"/>
+              <w:contextualSpacing w:val="0"/>
+              <w:jc w:val="center"/>
+              <w:rPr>
+                <w:rFonts w:ascii="Arial" w:hAnsi="Arial" w:cs="Arial"/>
+                <w:sz w:val="20"/>
+                <w:szCs w:val="20"/>
+              </w:rPr>
+            </w:pPr>
+          </w:p>
+        </w:tc>
+        <w:tc>
+          <w:tcPr>
+            <w:tcW w:w="1665" w:type="dxa"/>
+            <w:gridSpan w:val="10"/>
+            <w:vAlign w:val="center"/>
+          </w:tcPr>
+          <w:p>
+            <w:pPr>
+              <w:pStyle w:val="ListParagraph"/>
+              <w:ind w:left="-120" w:right="-177"/>
+              <w:contextualSpacing w:val="0"/>
+              <w:jc w:val="center"/>
+              <w:rPr>
+                <w:rFonts w:ascii="Arial" w:hAnsi="Arial" w:cs="Arial"/>
+                <w:sz w:val="20"/>
+                <w:szCs w:val="20"/>
+              </w:rPr>
+            </w:pPr>
+          </w:p>
+        </w:tc>
+        <w:tc>
+          <w:tcPr>
+            <w:tcW w:w="2587" w:type="dxa"/>
+            <w:gridSpan w:val="13"/>
             <w:vAlign w:val="center"/>
           </w:tcPr>
           <w:p>
@@ -4606,9 +4633,8 @@
         </w:tc>
         <w:tc>
           <w:tcPr>
-            <w:tcW w:w="1694" w:type="dxa"/>
-            <w:gridSpan w:val="8"/>
-            <w:shd w:val="clear" w:color="auto" w:fill="auto"/>
+            <w:tcW w:w="1530" w:type="dxa"/>
+            <w:gridSpan w:val="9"/>
             <w:vAlign w:val="center"/>
           </w:tcPr>
           <w:p>
@@ -4627,72 +4653,8 @@
         </w:tc>
         <w:tc>
           <w:tcPr>
-            <w:tcW w:w="1665" w:type="dxa"/>
-            <w:gridSpan w:val="7"/>
-            <w:shd w:val="clear" w:color="auto" w:fill="auto"/>
-            <w:vAlign w:val="center"/>
-          </w:tcPr>
-          <w:p>
-            <w:pPr>
-              <w:pStyle w:val="ListParagraph"/>
-              <w:ind w:left="-120"/>
-              <w:contextualSpacing w:val="0"/>
-              <w:jc w:val="center"/>
-              <w:rPr>
-                <w:rFonts w:ascii="Arial" w:hAnsi="Arial" w:cs="Arial"/>
-                <w:sz w:val="20"/>
-                <w:szCs w:val="20"/>
-              </w:rPr>
-            </w:pPr>
-          </w:p>
-        </w:tc>
-        <w:tc>
-          <w:tcPr>
-            <w:tcW w:w="2867" w:type="dxa"/>
-            <w:gridSpan w:val="15"/>
-            <w:shd w:val="clear" w:color="auto" w:fill="auto"/>
-            <w:vAlign w:val="center"/>
-          </w:tcPr>
-          <w:p>
-            <w:pPr>
-              <w:pStyle w:val="ListParagraph"/>
-              <w:ind w:left="-120"/>
-              <w:contextualSpacing w:val="0"/>
-              <w:jc w:val="center"/>
-              <w:rPr>
-                <w:rFonts w:ascii="Arial" w:hAnsi="Arial" w:cs="Arial"/>
-                <w:sz w:val="20"/>
-                <w:szCs w:val="20"/>
-              </w:rPr>
-            </w:pPr>
-          </w:p>
-        </w:tc>
-        <w:tc>
-          <w:tcPr>
-            <w:tcW w:w="1244" w:type="dxa"/>
-            <w:gridSpan w:val="9"/>
-            <w:shd w:val="clear" w:color="auto" w:fill="auto"/>
-            <w:vAlign w:val="center"/>
-          </w:tcPr>
-          <w:p>
-            <w:pPr>
-              <w:pStyle w:val="ListParagraph"/>
-              <w:ind w:left="-120"/>
-              <w:contextualSpacing w:val="0"/>
-              <w:jc w:val="center"/>
-              <w:rPr>
-                <w:rFonts w:ascii="Arial" w:hAnsi="Arial" w:cs="Arial"/>
-                <w:sz w:val="20"/>
-                <w:szCs w:val="20"/>
-              </w:rPr>
-            </w:pPr>
-          </w:p>
-        </w:tc>
-        <w:tc>
-          <w:tcPr>
-            <w:tcW w:w="1616" w:type="dxa"/>
-            <w:gridSpan w:val="5"/>
-            <w:shd w:val="clear" w:color="auto" w:fill="auto"/>
+            <w:tcW w:w="1625" w:type="dxa"/>
+            <w:gridSpan w:val="6"/>
             <w:vAlign w:val="center"/>
           </w:tcPr>
           <w:p>
@@ -4717,8 +4679,8 @@
         </w:trPr>
         <w:tc>
           <w:tcPr>
-            <w:tcW w:w="1930" w:type="dxa"/>
-            <w:gridSpan w:val="3"/>
+            <w:tcW w:w="1916" w:type="dxa"/>
+            <w:gridSpan w:val="5"/>
             <w:tcBorders>
               <w:bottom w:val="single" w:sz="12" w:space="0" w:color="auto"/>
             </w:tcBorders>
@@ -4743,13 +4705,29 @@
                 <w:sz w:val="20"/>
                 <w:szCs w:val="20"/>
               </w:rPr>
-              <w:t>Material 1: Jacket Plate Material Type/Spec and Thickness</w:t>
-            </w:r>
-          </w:p>
-        </w:tc>
-        <w:tc>
-          <w:tcPr>
-            <w:tcW w:w="1835" w:type="dxa"/>
+              <w:t xml:space="preserve">Material 1: Jacket Plate Material Type/Spec </w:t>
+            </w:r>
+            <w:r>
+              <w:rPr>
+                <w:rFonts w:ascii="Arial" w:hAnsi="Arial" w:cs="Arial"/>
+                <w:sz w:val="20"/>
+                <w:szCs w:val="20"/>
+              </w:rPr>
+              <w:t>&amp;</w:t>
+            </w:r>
+            <w:r>
+              <w:rPr>
+                <w:rFonts w:ascii="Arial" w:hAnsi="Arial" w:cs="Arial"/>
+                <w:sz w:val="20"/>
+                <w:szCs w:val="20"/>
+              </w:rPr>
+              <w:t xml:space="preserve"> Thickness</w:t>
+            </w:r>
+          </w:p>
+        </w:tc>
+        <w:tc>
+          <w:tcPr>
+            <w:tcW w:w="1834" w:type="dxa"/>
             <w:gridSpan w:val="9"/>
             <w:tcBorders>
               <w:bottom w:val="single" w:sz="12" w:space="0" w:color="auto"/>
@@ -4775,55 +4753,23 @@
                 <w:sz w:val="20"/>
                 <w:szCs w:val="20"/>
               </w:rPr>
-              <w:t>Material 2: Jacket Patch Material Type/Spec and Thickness</w:t>
-            </w:r>
-          </w:p>
-        </w:tc>
-        <w:tc>
-          <w:tcPr>
-            <w:tcW w:w="1890" w:type="dxa"/>
-            <w:gridSpan w:val="7"/>
-            <w:tcBorders>
-              <w:bottom w:val="single" w:sz="12" w:space="0" w:color="auto"/>
-            </w:tcBorders>
-            <w:shd w:val="clear" w:color="auto" w:fill="D9D9D9" w:themeFill="background1" w:themeFillShade="D9"/>
-            <w:vAlign w:val="center"/>
-          </w:tcPr>
-          <w:p>
-            <w:pPr>
-              <w:pStyle w:val="ListParagraph"/>
-              <w:ind w:left="-120"/>
-              <w:contextualSpacing w:val="0"/>
-              <w:jc w:val="center"/>
-              <w:rPr>
-                <w:rFonts w:ascii="Arial" w:hAnsi="Arial" w:cs="Arial"/>
-                <w:sz w:val="20"/>
-                <w:szCs w:val="20"/>
-              </w:rPr>
-            </w:pPr>
-            <w:r>
-              <w:rPr>
-                <w:rFonts w:ascii="Arial" w:hAnsi="Arial" w:cs="Arial"/>
-                <w:sz w:val="20"/>
-                <w:szCs w:val="20"/>
-              </w:rPr>
-              <w:t xml:space="preserve">WPS </w:t>
-            </w:r>
-            <w:r>
-              <w:rPr>
-                <w:rFonts w:ascii="Arial" w:hAnsi="Arial" w:cs="Arial"/>
-                <w:sz w:val="20"/>
-                <w:szCs w:val="20"/>
-              </w:rPr>
-              <w:t>Electrode/Wire Material</w:t>
-            </w:r>
-            <w:r>
-              <w:rPr>
-                <w:rFonts w:ascii="Arial" w:hAnsi="Arial" w:cs="Arial"/>
-                <w:sz w:val="20"/>
-                <w:szCs w:val="20"/>
-              </w:rPr>
-              <w:t xml:space="preserve"> Type/Spec</w:t>
+              <w:t>Material 2: Jacket Patch Material Type/Spec</w:t>
+            </w:r>
+            <w:r>
+              <w:rPr>
+                <w:rFonts w:ascii="Arial" w:hAnsi="Arial" w:cs="Arial"/>
+                <w:sz w:val="20"/>
+                <w:szCs w:val="20"/>
+              </w:rPr>
+              <w:t xml:space="preserve"> &amp;</w:t>
+            </w:r>
+            <w:r>
+              <w:rPr>
+                <w:rFonts w:ascii="Arial" w:hAnsi="Arial" w:cs="Arial"/>
+                <w:sz w:val="20"/>
+                <w:szCs w:val="20"/>
+              </w:rPr>
+              <w:t xml:space="preserve"> Thickness</w:t>
             </w:r>
           </w:p>
         </w:tc>
@@ -4855,6 +4801,54 @@
                 <w:sz w:val="20"/>
                 <w:szCs w:val="20"/>
               </w:rPr>
+              <w:t xml:space="preserve">WPS </w:t>
+            </w:r>
+            <w:r>
+              <w:rPr>
+                <w:rFonts w:ascii="Arial" w:hAnsi="Arial" w:cs="Arial"/>
+                <w:sz w:val="20"/>
+                <w:szCs w:val="20"/>
+              </w:rPr>
+              <w:t>Electrode/Wire Material</w:t>
+            </w:r>
+            <w:r>
+              <w:rPr>
+                <w:rFonts w:ascii="Arial" w:hAnsi="Arial" w:cs="Arial"/>
+                <w:sz w:val="20"/>
+                <w:szCs w:val="20"/>
+              </w:rPr>
+              <w:t xml:space="preserve"> Type/Spec</w:t>
+            </w:r>
+          </w:p>
+        </w:tc>
+        <w:tc>
+          <w:tcPr>
+            <w:tcW w:w="1890" w:type="dxa"/>
+            <w:gridSpan w:val="10"/>
+            <w:tcBorders>
+              <w:bottom w:val="single" w:sz="12" w:space="0" w:color="auto"/>
+            </w:tcBorders>
+            <w:shd w:val="clear" w:color="auto" w:fill="D9D9D9" w:themeFill="background1" w:themeFillShade="D9"/>
+            <w:vAlign w:val="center"/>
+          </w:tcPr>
+          <w:p>
+            <w:pPr>
+              <w:pStyle w:val="ListParagraph"/>
+              <w:ind w:left="-120"/>
+              <w:contextualSpacing w:val="0"/>
+              <w:jc w:val="center"/>
+              <w:rPr>
+                <w:rFonts w:ascii="Arial" w:hAnsi="Arial" w:cs="Arial"/>
+                <w:sz w:val="20"/>
+                <w:szCs w:val="20"/>
+              </w:rPr>
+            </w:pPr>
+            <w:r>
+              <w:rPr>
+                <w:rFonts w:ascii="Arial" w:hAnsi="Arial" w:cs="Arial"/>
+                <w:sz w:val="20"/>
+                <w:szCs w:val="20"/>
+              </w:rPr>
               <w:t xml:space="preserve">Observed Electrode/Wire </w:t>
             </w:r>
             <w:r>
@@ -4869,8 +4863,8 @@
         </w:tc>
         <w:tc>
           <w:tcPr>
-            <w:tcW w:w="1641" w:type="dxa"/>
-            <w:gridSpan w:val="13"/>
+            <w:tcW w:w="1642" w:type="dxa"/>
+            <w:gridSpan w:val="11"/>
             <w:tcBorders>
               <w:bottom w:val="single" w:sz="12" w:space="0" w:color="auto"/>
             </w:tcBorders>
@@ -4930,8 +4924,8 @@
         </w:tc>
         <w:tc>
           <w:tcPr>
-            <w:tcW w:w="1599" w:type="dxa"/>
-            <w:gridSpan w:val="4"/>
+            <w:tcW w:w="1613" w:type="dxa"/>
+            <w:gridSpan w:val="5"/>
             <w:tcBorders>
               <w:bottom w:val="single" w:sz="12" w:space="0" w:color="auto"/>
             </w:tcBorders>
@@ -5008,9 +5002,8 @@
         </w:trPr>
         <w:tc>
           <w:tcPr>
-            <w:tcW w:w="1930" w:type="dxa"/>
-            <w:gridSpan w:val="3"/>
-            <w:shd w:val="clear" w:color="auto" w:fill="auto"/>
+            <w:tcW w:w="1916" w:type="dxa"/>
+            <w:gridSpan w:val="5"/>
             <w:vAlign w:val="center"/>
           </w:tcPr>
           <w:p>
@@ -5029,30 +5022,8 @@
         </w:tc>
         <w:tc>
           <w:tcPr>
-            <w:tcW w:w="1835" w:type="dxa"/>
+            <w:tcW w:w="1834" w:type="dxa"/>
             <w:gridSpan w:val="9"/>
-            <w:shd w:val="clear" w:color="auto" w:fill="auto"/>
-            <w:vAlign w:val="center"/>
-          </w:tcPr>
-          <w:p>
-            <w:pPr>
-              <w:pStyle w:val="ListParagraph"/>
-              <w:ind w:left="-120"/>
-              <w:contextualSpacing w:val="0"/>
-              <w:jc w:val="center"/>
-              <w:rPr>
-                <w:rFonts w:ascii="Arial" w:hAnsi="Arial" w:cs="Arial"/>
-                <w:sz w:val="20"/>
-                <w:szCs w:val="20"/>
-              </w:rPr>
-            </w:pPr>
-          </w:p>
-        </w:tc>
-        <w:tc>
-          <w:tcPr>
-            <w:tcW w:w="1890" w:type="dxa"/>
-            <w:gridSpan w:val="7"/>
-            <w:shd w:val="clear" w:color="auto" w:fill="auto"/>
             <w:vAlign w:val="center"/>
           </w:tcPr>
           <w:p>
@@ -5073,7 +5044,6 @@
           <w:tcPr>
             <w:tcW w:w="1890" w:type="dxa"/>
             <w:gridSpan w:val="10"/>
-            <w:shd w:val="clear" w:color="auto" w:fill="auto"/>
             <w:vAlign w:val="center"/>
           </w:tcPr>
           <w:p>
@@ -5092,9 +5062,8 @@
         </w:tc>
         <w:tc>
           <w:tcPr>
-            <w:tcW w:w="1641" w:type="dxa"/>
-            <w:gridSpan w:val="13"/>
-            <w:shd w:val="clear" w:color="auto" w:fill="auto"/>
+            <w:tcW w:w="1890" w:type="dxa"/>
+            <w:gridSpan w:val="10"/>
             <w:vAlign w:val="center"/>
           </w:tcPr>
           <w:p>
@@ -5113,9 +5082,28 @@
         </w:tc>
         <w:tc>
           <w:tcPr>
-            <w:tcW w:w="1599" w:type="dxa"/>
-            <w:gridSpan w:val="4"/>
-            <w:shd w:val="clear" w:color="auto" w:fill="auto"/>
+            <w:tcW w:w="1642" w:type="dxa"/>
+            <w:gridSpan w:val="11"/>
+            <w:vAlign w:val="center"/>
+          </w:tcPr>
+          <w:p>
+            <w:pPr>
+              <w:pStyle w:val="ListParagraph"/>
+              <w:ind w:left="-120"/>
+              <w:contextualSpacing w:val="0"/>
+              <w:jc w:val="center"/>
+              <w:rPr>
+                <w:rFonts w:ascii="Arial" w:hAnsi="Arial" w:cs="Arial"/>
+                <w:sz w:val="20"/>
+                <w:szCs w:val="20"/>
+              </w:rPr>
+            </w:pPr>
+          </w:p>
+        </w:tc>
+        <w:tc>
+          <w:tcPr>
+            <w:tcW w:w="1613" w:type="dxa"/>
+            <w:gridSpan w:val="5"/>
             <w:vAlign w:val="center"/>
           </w:tcPr>
           <w:p>
@@ -5140,7 +5128,7 @@
         </w:trPr>
         <w:tc>
           <w:tcPr>
-            <w:tcW w:w="2867" w:type="dxa"/>
+            <w:tcW w:w="2230" w:type="dxa"/>
             <w:gridSpan w:val="6"/>
             <w:tcBorders>
               <w:bottom w:val="single" w:sz="12" w:space="0" w:color="auto"/>
@@ -5151,7 +5139,7 @@
           <w:p>
             <w:pPr>
               <w:pStyle w:val="ListParagraph"/>
-              <w:ind w:left="-120"/>
+              <w:ind w:left="-120" w:right="-112"/>
               <w:contextualSpacing w:val="0"/>
               <w:jc w:val="center"/>
               <w:rPr>
@@ -5176,11 +5164,59 @@
               </w:rPr>
               <w:t>Preheat Temp</w:t>
             </w:r>
-          </w:p>
-        </w:tc>
-        <w:tc>
-          <w:tcPr>
-            <w:tcW w:w="3168" w:type="dxa"/>
+            <w:r>
+              <w:rPr>
+                <w:rFonts w:ascii="Arial" w:hAnsi="Arial" w:cs="Arial"/>
+                <w:sz w:val="20"/>
+                <w:szCs w:val="20"/>
+              </w:rPr>
+              <w:t>.</w:t>
+            </w:r>
+          </w:p>
+        </w:tc>
+        <w:tc>
+          <w:tcPr>
+            <w:tcW w:w="2430" w:type="dxa"/>
+            <w:gridSpan w:val="14"/>
+            <w:tcBorders>
+              <w:bottom w:val="single" w:sz="12" w:space="0" w:color="auto"/>
+            </w:tcBorders>
+            <w:shd w:val="clear" w:color="auto" w:fill="D9D9D9" w:themeFill="background1" w:themeFillShade="D9"/>
+            <w:vAlign w:val="center"/>
+          </w:tcPr>
+          <w:p>
+            <w:pPr>
+              <w:pStyle w:val="ListParagraph"/>
+              <w:ind w:left="-120" w:right="-109"/>
+              <w:contextualSpacing w:val="0"/>
+              <w:jc w:val="center"/>
+              <w:rPr>
+                <w:rFonts w:ascii="Arial" w:hAnsi="Arial" w:cs="Arial"/>
+                <w:sz w:val="20"/>
+                <w:szCs w:val="20"/>
+              </w:rPr>
+            </w:pPr>
+            <w:r>
+              <w:rPr>
+                <w:rFonts w:ascii="Arial" w:hAnsi="Arial" w:cs="Arial"/>
+                <w:sz w:val="20"/>
+                <w:szCs w:val="20"/>
+              </w:rPr>
+              <w:t>Observed Preheat Temp</w:t>
+            </w:r>
+            <w:r>
+              <w:rPr>
+                <w:rFonts w:ascii="Arial" w:hAnsi="Arial" w:cs="Arial"/>
+                <w:sz w:val="20"/>
+                <w:szCs w:val="20"/>
+              </w:rPr>
+              <w:t>.</w:t>
+            </w:r>
+          </w:p>
+        </w:tc>
+        <w:tc>
+          <w:tcPr>
+            <w:tcW w:w="2970" w:type="dxa"/>
             <w:gridSpan w:val="15"/>
             <w:tcBorders>
               <w:bottom w:val="single" w:sz="12" w:space="0" w:color="auto"/>
@@ -5191,39 +5227,7 @@
           <w:p>
             <w:pPr>
               <w:pStyle w:val="ListParagraph"/>
-              <w:ind w:left="-120"/>
-              <w:contextualSpacing w:val="0"/>
-              <w:jc w:val="center"/>
-              <w:rPr>
-                <w:rFonts w:ascii="Arial" w:hAnsi="Arial" w:cs="Arial"/>
-                <w:sz w:val="20"/>
-                <w:szCs w:val="20"/>
-              </w:rPr>
-            </w:pPr>
-            <w:r>
-              <w:rPr>
-                <w:rFonts w:ascii="Arial" w:hAnsi="Arial" w:cs="Arial"/>
-                <w:sz w:val="20"/>
-                <w:szCs w:val="20"/>
-              </w:rPr>
-              <w:t>Observed Preheat Temp</w:t>
-            </w:r>
-          </w:p>
-        </w:tc>
-        <w:tc>
-          <w:tcPr>
-            <w:tcW w:w="2837" w:type="dxa"/>
-            <w:gridSpan w:val="17"/>
-            <w:tcBorders>
-              <w:bottom w:val="single" w:sz="12" w:space="0" w:color="auto"/>
-            </w:tcBorders>
-            <w:shd w:val="clear" w:color="auto" w:fill="D9D9D9" w:themeFill="background1" w:themeFillShade="D9"/>
-            <w:vAlign w:val="center"/>
-          </w:tcPr>
-          <w:p>
-            <w:pPr>
-              <w:pStyle w:val="ListParagraph"/>
-              <w:ind w:left="-120"/>
+              <w:ind w:left="-120" w:right="-112"/>
               <w:contextualSpacing w:val="0"/>
               <w:jc w:val="center"/>
               <w:rPr>
@@ -5252,18 +5256,18 @@
         </w:tc>
         <w:tc>
           <w:tcPr>
-            <w:tcW w:w="1913" w:type="dxa"/>
-            <w:gridSpan w:val="8"/>
-            <w:tcBorders>
-              <w:bottom w:val="single" w:sz="12" w:space="0" w:color="auto"/>
-            </w:tcBorders>
-            <w:shd w:val="clear" w:color="auto" w:fill="D9D9D9" w:themeFill="background1" w:themeFillShade="D9"/>
-            <w:vAlign w:val="center"/>
-          </w:tcPr>
-          <w:p>
-            <w:pPr>
-              <w:pStyle w:val="ListParagraph"/>
-              <w:ind w:left="20" w:right="-97"/>
+            <w:tcW w:w="3155" w:type="dxa"/>
+            <w:gridSpan w:val="15"/>
+            <w:tcBorders>
+              <w:bottom w:val="single" w:sz="12" w:space="0" w:color="auto"/>
+            </w:tcBorders>
+            <w:shd w:val="clear" w:color="auto" w:fill="D9D9D9" w:themeFill="background1" w:themeFillShade="D9"/>
+            <w:vAlign w:val="center"/>
+          </w:tcPr>
+          <w:p>
+            <w:pPr>
+              <w:pStyle w:val="ListParagraph"/>
+              <w:ind w:left="-106" w:right="-97"/>
               <w:contextualSpacing w:val="0"/>
               <w:jc w:val="center"/>
               <w:rPr>
@@ -5298,18 +5302,17 @@
         </w:trPr>
         <w:tc>
           <w:tcPr>
-            <w:tcW w:w="2867" w:type="dxa"/>
+            <w:tcW w:w="2230" w:type="dxa"/>
             <w:gridSpan w:val="6"/>
             <w:tcBorders>
               <w:bottom w:val="single" w:sz="12" w:space="0" w:color="auto"/>
             </w:tcBorders>
-            <w:shd w:val="clear" w:color="auto" w:fill="auto"/>
-            <w:vAlign w:val="center"/>
-          </w:tcPr>
-          <w:p>
-            <w:pPr>
-              <w:pStyle w:val="ListParagraph"/>
-              <w:ind w:left="-120"/>
+            <w:vAlign w:val="center"/>
+          </w:tcPr>
+          <w:p>
+            <w:pPr>
+              <w:pStyle w:val="ListParagraph"/>
+              <w:ind w:left="-120" w:right="-112"/>
               <w:contextualSpacing w:val="0"/>
               <w:jc w:val="center"/>
               <w:rPr>
@@ -5330,18 +5333,48 @@
         </w:tc>
         <w:tc>
           <w:tcPr>
-            <w:tcW w:w="3168" w:type="dxa"/>
+            <w:tcW w:w="2430" w:type="dxa"/>
+            <w:gridSpan w:val="14"/>
+            <w:tcBorders>
+              <w:bottom w:val="single" w:sz="12" w:space="0" w:color="auto"/>
+            </w:tcBorders>
+            <w:vAlign w:val="center"/>
+          </w:tcPr>
+          <w:p>
+            <w:pPr>
+              <w:pStyle w:val="ListParagraph"/>
+              <w:ind w:left="-120" w:right="-109"/>
+              <w:contextualSpacing w:val="0"/>
+              <w:jc w:val="center"/>
+              <w:rPr>
+                <w:rFonts w:ascii="Arial" w:hAnsi="Arial" w:cs="Arial"/>
+                <w:sz w:val="20"/>
+                <w:szCs w:val="20"/>
+              </w:rPr>
+            </w:pPr>
+            <w:r>
+              <w:rPr>
+                <w:rFonts w:ascii="Arial" w:hAnsi="Arial" w:cs="Arial"/>
+                <w:sz w:val="20"/>
+                <w:szCs w:val="20"/>
+              </w:rPr>
+              <w:t>°F</w:t>
+            </w:r>
+          </w:p>
+        </w:tc>
+        <w:tc>
+          <w:tcPr>
+            <w:tcW w:w="2970" w:type="dxa"/>
             <w:gridSpan w:val="15"/>
             <w:tcBorders>
               <w:bottom w:val="single" w:sz="12" w:space="0" w:color="auto"/>
             </w:tcBorders>
-            <w:shd w:val="clear" w:color="auto" w:fill="auto"/>
-            <w:vAlign w:val="center"/>
-          </w:tcPr>
-          <w:p>
-            <w:pPr>
-              <w:pStyle w:val="ListParagraph"/>
-              <w:ind w:left="-120"/>
+            <w:vAlign w:val="center"/>
+          </w:tcPr>
+          <w:p>
+            <w:pPr>
+              <w:pStyle w:val="ListParagraph"/>
+              <w:ind w:left="-120" w:right="-112"/>
               <w:contextualSpacing w:val="0"/>
               <w:jc w:val="center"/>
               <w:rPr>
@@ -5362,50 +5395,17 @@
         </w:tc>
         <w:tc>
           <w:tcPr>
-            <w:tcW w:w="2837" w:type="dxa"/>
-            <w:gridSpan w:val="17"/>
-            <w:tcBorders>
-              <w:bottom w:val="single" w:sz="12" w:space="0" w:color="auto"/>
-            </w:tcBorders>
-            <w:shd w:val="clear" w:color="auto" w:fill="auto"/>
-            <w:vAlign w:val="center"/>
-          </w:tcPr>
-          <w:p>
-            <w:pPr>
-              <w:pStyle w:val="ListParagraph"/>
-              <w:ind w:left="-120"/>
-              <w:contextualSpacing w:val="0"/>
-              <w:jc w:val="center"/>
-              <w:rPr>
-                <w:rFonts w:ascii="Arial" w:hAnsi="Arial" w:cs="Arial"/>
-                <w:sz w:val="20"/>
-                <w:szCs w:val="20"/>
-              </w:rPr>
-            </w:pPr>
-            <w:r>
-              <w:rPr>
-                <w:rFonts w:ascii="Arial" w:hAnsi="Arial" w:cs="Arial"/>
-                <w:sz w:val="20"/>
-                <w:szCs w:val="20"/>
-              </w:rPr>
-              <w:t>°F</w:t>
-            </w:r>
-          </w:p>
-        </w:tc>
-        <w:tc>
-          <w:tcPr>
-            <w:tcW w:w="1913" w:type="dxa"/>
-            <w:gridSpan w:val="8"/>
-            <w:tcBorders>
-              <w:bottom w:val="single" w:sz="12" w:space="0" w:color="auto"/>
-            </w:tcBorders>
-            <w:shd w:val="clear" w:color="auto" w:fill="auto"/>
-            <w:vAlign w:val="center"/>
-          </w:tcPr>
-          <w:p>
-            <w:pPr>
-              <w:pStyle w:val="ListParagraph"/>
-              <w:ind w:left="20" w:right="-97"/>
+            <w:tcW w:w="3155" w:type="dxa"/>
+            <w:gridSpan w:val="15"/>
+            <w:tcBorders>
+              <w:bottom w:val="single" w:sz="12" w:space="0" w:color="auto"/>
+            </w:tcBorders>
+            <w:vAlign w:val="center"/>
+          </w:tcPr>
+          <w:p>
+            <w:pPr>
+              <w:pStyle w:val="ListParagraph"/>
+              <w:ind w:left="-106" w:right="-97"/>
               <w:contextualSpacing w:val="0"/>
               <w:jc w:val="center"/>
               <w:rPr>
@@ -5433,7 +5433,7 @@
         <w:tc>
           <w:tcPr>
             <w:tcW w:w="10785" w:type="dxa"/>
-            <w:gridSpan w:val="46"/>
+            <w:gridSpan w:val="50"/>
             <w:shd w:val="clear" w:color="auto" w:fill="D9D9D9" w:themeFill="background1" w:themeFillShade="D9"/>
             <w:vAlign w:val="center"/>
           </w:tcPr>
@@ -5469,96 +5469,117 @@
         </w:trPr>
         <w:tc>
           <w:tcPr>
-            <w:tcW w:w="3283" w:type="dxa"/>
+            <w:tcW w:w="3268" w:type="dxa"/>
+            <w:gridSpan w:val="11"/>
+            <w:shd w:val="clear" w:color="auto" w:fill="D9D9D9" w:themeFill="background1" w:themeFillShade="D9"/>
+            <w:vAlign w:val="center"/>
+          </w:tcPr>
+          <w:p>
+            <w:pPr>
+              <w:pStyle w:val="ListParagraph"/>
+              <w:ind w:left="-28"/>
+              <w:contextualSpacing w:val="0"/>
+              <w:jc w:val="center"/>
+              <w:rPr>
+                <w:rFonts w:ascii="Arial" w:hAnsi="Arial" w:cs="Arial"/>
+                <w:sz w:val="20"/>
+                <w:szCs w:val="20"/>
+              </w:rPr>
+            </w:pPr>
+            <w:bookmarkStart w:id="4" w:name="_Hlk155104455"/>
+            <w:r>
+              <w:rPr>
+                <w:rFonts w:ascii="Arial" w:hAnsi="Arial" w:cs="Arial"/>
+                <w:sz w:val="20"/>
+                <w:szCs w:val="20"/>
+              </w:rPr>
+              <w:t>Measure and Test Equipment</w:t>
+            </w:r>
+          </w:p>
+        </w:tc>
+        <w:tc>
+          <w:tcPr>
+            <w:tcW w:w="2552" w:type="dxa"/>
+            <w:gridSpan w:val="14"/>
+            <w:shd w:val="clear" w:color="auto" w:fill="D9D9D9" w:themeFill="background1" w:themeFillShade="D9"/>
+            <w:vAlign w:val="center"/>
+          </w:tcPr>
+          <w:p>
+            <w:pPr>
+              <w:pStyle w:val="ListParagraph"/>
+              <w:ind w:left="53"/>
+              <w:contextualSpacing w:val="0"/>
+              <w:jc w:val="center"/>
+              <w:rPr>
+                <w:rFonts w:ascii="Arial" w:hAnsi="Arial" w:cs="Arial"/>
+                <w:sz w:val="20"/>
+                <w:szCs w:val="20"/>
+              </w:rPr>
+            </w:pPr>
+            <w:r>
+              <w:rPr>
+                <w:rFonts w:ascii="Arial" w:hAnsi="Arial" w:cs="Arial"/>
+                <w:sz w:val="20"/>
+                <w:szCs w:val="20"/>
+              </w:rPr>
+              <w:t>ID</w:t>
+            </w:r>
+          </w:p>
+        </w:tc>
+        <w:tc>
+          <w:tcPr>
+            <w:tcW w:w="2611" w:type="dxa"/>
+            <w:gridSpan w:val="16"/>
+            <w:shd w:val="clear" w:color="auto" w:fill="D9D9D9" w:themeFill="background1" w:themeFillShade="D9"/>
+            <w:vAlign w:val="center"/>
+          </w:tcPr>
+          <w:p>
+            <w:pPr>
+              <w:pStyle w:val="ListParagraph"/>
+              <w:ind w:left="53"/>
+              <w:contextualSpacing w:val="0"/>
+              <w:jc w:val="center"/>
+              <w:rPr>
+                <w:rFonts w:ascii="Arial" w:hAnsi="Arial" w:cs="Arial"/>
+                <w:sz w:val="20"/>
+                <w:szCs w:val="20"/>
+              </w:rPr>
+            </w:pPr>
+            <w:r>
+              <w:rPr>
+                <w:rFonts w:ascii="Arial" w:hAnsi="Arial" w:cs="Arial"/>
+                <w:sz w:val="20"/>
+                <w:szCs w:val="20"/>
+              </w:rPr>
+              <w:t xml:space="preserve">Calibration Date or </w:t>
+            </w:r>
+          </w:p>
+          <w:p>
+            <w:pPr>
+              <w:pStyle w:val="ListParagraph"/>
+              <w:ind w:left="53"/>
+              <w:contextualSpacing w:val="0"/>
+              <w:jc w:val="center"/>
+              <w:rPr>
+                <w:rFonts w:ascii="Arial" w:hAnsi="Arial" w:cs="Arial"/>
+                <w:sz w:val="20"/>
+                <w:szCs w:val="20"/>
+              </w:rPr>
+            </w:pPr>
+            <w:r>
+              <w:rPr>
+                <w:rFonts w:ascii="Arial" w:hAnsi="Arial" w:cs="Arial"/>
+                <w:sz w:val="20"/>
+                <w:szCs w:val="20"/>
+              </w:rPr>
+              <w:t>In-Service Date</w:t>
+            </w:r>
+          </w:p>
+        </w:tc>
+        <w:tc>
+          <w:tcPr>
+            <w:tcW w:w="2354" w:type="dxa"/>
             <w:gridSpan w:val="9"/>
-            <w:shd w:val="clear" w:color="auto" w:fill="D9D9D9" w:themeFill="background1" w:themeFillShade="D9"/>
-            <w:vAlign w:val="center"/>
-          </w:tcPr>
-          <w:p>
-            <w:pPr>
-              <w:pStyle w:val="ListParagraph"/>
-              <w:ind w:left="-28"/>
-              <w:contextualSpacing w:val="0"/>
-              <w:jc w:val="center"/>
-              <w:rPr>
-                <w:rFonts w:ascii="Arial" w:hAnsi="Arial" w:cs="Arial"/>
-                <w:sz w:val="20"/>
-                <w:szCs w:val="20"/>
-              </w:rPr>
-            </w:pPr>
-            <w:bookmarkStart w:id="4" w:name="_Hlk155104455"/>
-            <w:r>
-              <w:rPr>
-                <w:rFonts w:ascii="Arial" w:hAnsi="Arial" w:cs="Arial"/>
-                <w:sz w:val="20"/>
-                <w:szCs w:val="20"/>
-              </w:rPr>
-              <w:t>Measure and Test Equipment</w:t>
-            </w:r>
-          </w:p>
-        </w:tc>
-        <w:tc>
-          <w:tcPr>
-            <w:tcW w:w="2552" w:type="dxa"/>
-            <w:gridSpan w:val="11"/>
-            <w:shd w:val="clear" w:color="auto" w:fill="D9D9D9" w:themeFill="background1" w:themeFillShade="D9"/>
-            <w:vAlign w:val="center"/>
-          </w:tcPr>
-          <w:p>
-            <w:pPr>
-              <w:pStyle w:val="ListParagraph"/>
-              <w:ind w:left="53"/>
-              <w:contextualSpacing w:val="0"/>
-              <w:jc w:val="center"/>
-              <w:rPr>
-                <w:rFonts w:ascii="Arial" w:hAnsi="Arial" w:cs="Arial"/>
-                <w:sz w:val="20"/>
-                <w:szCs w:val="20"/>
-              </w:rPr>
-            </w:pPr>
-            <w:r>
-              <w:rPr>
-                <w:rFonts w:ascii="Arial" w:hAnsi="Arial" w:cs="Arial"/>
-                <w:sz w:val="20"/>
-                <w:szCs w:val="20"/>
-              </w:rPr>
-              <w:t>ID</w:t>
-            </w:r>
-          </w:p>
-        </w:tc>
-        <w:tc>
-          <w:tcPr>
-            <w:tcW w:w="2610" w:type="dxa"/>
-            <w:gridSpan w:val="15"/>
-            <w:shd w:val="clear" w:color="auto" w:fill="D9D9D9" w:themeFill="background1" w:themeFillShade="D9"/>
-            <w:vAlign w:val="center"/>
-          </w:tcPr>
-          <w:p>
-            <w:pPr>
-              <w:pStyle w:val="ListParagraph"/>
-              <w:ind w:left="53"/>
-              <w:contextualSpacing w:val="0"/>
-              <w:jc w:val="center"/>
-              <w:rPr>
-                <w:rFonts w:ascii="Arial" w:hAnsi="Arial" w:cs="Arial"/>
-                <w:sz w:val="20"/>
-                <w:szCs w:val="20"/>
-              </w:rPr>
-            </w:pPr>
-            <w:r>
-              <w:rPr>
-                <w:rFonts w:ascii="Arial" w:hAnsi="Arial" w:cs="Arial"/>
-                <w:sz w:val="20"/>
-                <w:szCs w:val="20"/>
-              </w:rPr>
-              <w:t>Calibration Date</w:t>
-            </w:r>
-          </w:p>
-        </w:tc>
-        <w:tc>
-          <w:tcPr>
-            <w:tcW w:w="2340" w:type="dxa"/>
-            <w:gridSpan w:val="11"/>
             <w:shd w:val="clear" w:color="auto" w:fill="D9D9D9" w:themeFill="background1" w:themeFillShade="D9"/>
             <w:vAlign w:val="center"/>
           </w:tcPr>
@@ -5592,99 +5613,99 @@
         </w:trPr>
         <w:tc>
           <w:tcPr>
-            <w:tcW w:w="3283" w:type="dxa"/>
+            <w:tcW w:w="3268" w:type="dxa"/>
+            <w:gridSpan w:val="11"/>
+            <w:shd w:val="clear" w:color="auto" w:fill="D9D9D9" w:themeFill="background1" w:themeFillShade="D9"/>
+            <w:vAlign w:val="center"/>
+          </w:tcPr>
+          <w:p>
+            <w:pPr>
+              <w:pStyle w:val="ListParagraph"/>
+              <w:ind w:left="53"/>
+              <w:contextualSpacing w:val="0"/>
+              <w:jc w:val="center"/>
+              <w:rPr>
+                <w:rFonts w:ascii="Arial" w:hAnsi="Arial" w:cs="Arial"/>
+                <w:sz w:val="20"/>
+                <w:szCs w:val="20"/>
+              </w:rPr>
+            </w:pPr>
+            <w:r>
+              <w:rPr>
+                <w:rFonts w:ascii="Arial" w:hAnsi="Arial" w:cs="Arial"/>
+                <w:sz w:val="20"/>
+                <w:szCs w:val="20"/>
+              </w:rPr>
+              <w:t>Weld</w:t>
+            </w:r>
+            <w:r>
+              <w:rPr>
+                <w:rFonts w:ascii="Arial" w:hAnsi="Arial" w:cs="Arial"/>
+                <w:sz w:val="20"/>
+                <w:szCs w:val="20"/>
+              </w:rPr>
+              <w:t>ing</w:t>
+            </w:r>
+            <w:r>
+              <w:rPr>
+                <w:rFonts w:ascii="Arial" w:hAnsi="Arial" w:cs="Arial"/>
+                <w:sz w:val="20"/>
+                <w:szCs w:val="20"/>
+              </w:rPr>
+              <w:t xml:space="preserve"> Machine</w:t>
+            </w:r>
+          </w:p>
+        </w:tc>
+        <w:tc>
+          <w:tcPr>
+            <w:tcW w:w="2552" w:type="dxa"/>
+            <w:gridSpan w:val="14"/>
+            <w:tcBorders>
+              <w:bottom w:val="single" w:sz="12" w:space="0" w:color="auto"/>
+            </w:tcBorders>
+            <w:vAlign w:val="center"/>
+          </w:tcPr>
+          <w:p>
+            <w:pPr>
+              <w:pStyle w:val="ListParagraph"/>
+              <w:ind w:left="76"/>
+              <w:contextualSpacing w:val="0"/>
+              <w:jc w:val="center"/>
+              <w:rPr>
+                <w:rFonts w:ascii="Arial" w:hAnsi="Arial" w:cs="Arial"/>
+                <w:sz w:val="20"/>
+                <w:szCs w:val="20"/>
+              </w:rPr>
+            </w:pPr>
+          </w:p>
+        </w:tc>
+        <w:tc>
+          <w:tcPr>
+            <w:tcW w:w="2611" w:type="dxa"/>
+            <w:gridSpan w:val="16"/>
+            <w:tcBorders>
+              <w:bottom w:val="single" w:sz="12" w:space="0" w:color="auto"/>
+            </w:tcBorders>
+            <w:vAlign w:val="center"/>
+          </w:tcPr>
+          <w:p>
+            <w:pPr>
+              <w:pStyle w:val="ListParagraph"/>
+              <w:ind w:left="76"/>
+              <w:contextualSpacing w:val="0"/>
+              <w:jc w:val="center"/>
+              <w:rPr>
+                <w:rFonts w:ascii="Arial" w:hAnsi="Arial" w:cs="Arial"/>
+                <w:sz w:val="20"/>
+                <w:szCs w:val="20"/>
+              </w:rPr>
+            </w:pPr>
+          </w:p>
+        </w:tc>
+        <w:tc>
+          <w:tcPr>
+            <w:tcW w:w="2354" w:type="dxa"/>
             <w:gridSpan w:val="9"/>
-            <w:shd w:val="clear" w:color="auto" w:fill="D9D9D9" w:themeFill="background1" w:themeFillShade="D9"/>
-            <w:vAlign w:val="center"/>
-          </w:tcPr>
-          <w:p>
-            <w:pPr>
-              <w:pStyle w:val="ListParagraph"/>
-              <w:ind w:left="53"/>
-              <w:contextualSpacing w:val="0"/>
-              <w:jc w:val="center"/>
-              <w:rPr>
-                <w:rFonts w:ascii="Arial" w:hAnsi="Arial" w:cs="Arial"/>
-                <w:sz w:val="20"/>
-                <w:szCs w:val="20"/>
-              </w:rPr>
-            </w:pPr>
-            <w:r>
-              <w:rPr>
-                <w:rFonts w:ascii="Arial" w:hAnsi="Arial" w:cs="Arial"/>
-                <w:sz w:val="20"/>
-                <w:szCs w:val="20"/>
-              </w:rPr>
-              <w:t>Weld</w:t>
-            </w:r>
-            <w:r>
-              <w:rPr>
-                <w:rFonts w:ascii="Arial" w:hAnsi="Arial" w:cs="Arial"/>
-                <w:sz w:val="20"/>
-                <w:szCs w:val="20"/>
-              </w:rPr>
-              <w:t>ing</w:t>
-            </w:r>
-            <w:r>
-              <w:rPr>
-                <w:rFonts w:ascii="Arial" w:hAnsi="Arial" w:cs="Arial"/>
-                <w:sz w:val="20"/>
-                <w:szCs w:val="20"/>
-              </w:rPr>
-              <w:t xml:space="preserve"> Machine</w:t>
-            </w:r>
-          </w:p>
-        </w:tc>
-        <w:tc>
-          <w:tcPr>
-            <w:tcW w:w="2552" w:type="dxa"/>
-            <w:gridSpan w:val="11"/>
-            <w:tcBorders>
-              <w:bottom w:val="single" w:sz="12" w:space="0" w:color="auto"/>
-            </w:tcBorders>
-            <w:vAlign w:val="center"/>
-          </w:tcPr>
-          <w:p>
-            <w:pPr>
-              <w:pStyle w:val="ListParagraph"/>
-              <w:ind w:left="76"/>
-              <w:contextualSpacing w:val="0"/>
-              <w:jc w:val="center"/>
-              <w:rPr>
-                <w:rFonts w:ascii="Arial" w:hAnsi="Arial" w:cs="Arial"/>
-                <w:sz w:val="20"/>
-                <w:szCs w:val="20"/>
-              </w:rPr>
-            </w:pPr>
-          </w:p>
-        </w:tc>
-        <w:tc>
-          <w:tcPr>
-            <w:tcW w:w="2610" w:type="dxa"/>
-            <w:gridSpan w:val="15"/>
-            <w:tcBorders>
-              <w:bottom w:val="single" w:sz="12" w:space="0" w:color="auto"/>
-            </w:tcBorders>
-            <w:vAlign w:val="center"/>
-          </w:tcPr>
-          <w:p>
-            <w:pPr>
-              <w:pStyle w:val="ListParagraph"/>
-              <w:ind w:left="76"/>
-              <w:contextualSpacing w:val="0"/>
-              <w:jc w:val="center"/>
-              <w:rPr>
-                <w:rFonts w:ascii="Arial" w:hAnsi="Arial" w:cs="Arial"/>
-                <w:sz w:val="20"/>
-                <w:szCs w:val="20"/>
-              </w:rPr>
-            </w:pPr>
-          </w:p>
-        </w:tc>
-        <w:tc>
-          <w:tcPr>
-            <w:tcW w:w="2340" w:type="dxa"/>
-            <w:gridSpan w:val="11"/>
             <w:tcBorders>
               <w:bottom w:val="single" w:sz="12" w:space="0" w:color="auto"/>
             </w:tcBorders>
@@ -5712,83 +5733,83 @@
         </w:trPr>
         <w:tc>
           <w:tcPr>
-            <w:tcW w:w="3283" w:type="dxa"/>
+            <w:tcW w:w="3268" w:type="dxa"/>
+            <w:gridSpan w:val="11"/>
+            <w:shd w:val="clear" w:color="auto" w:fill="D9D9D9" w:themeFill="background1" w:themeFillShade="D9"/>
+            <w:vAlign w:val="center"/>
+          </w:tcPr>
+          <w:p>
+            <w:pPr>
+              <w:pStyle w:val="ListParagraph"/>
+              <w:ind w:left="53"/>
+              <w:contextualSpacing w:val="0"/>
+              <w:jc w:val="center"/>
+              <w:rPr>
+                <w:rFonts w:ascii="Arial" w:hAnsi="Arial" w:cs="Arial"/>
+                <w:sz w:val="20"/>
+                <w:szCs w:val="20"/>
+              </w:rPr>
+            </w:pPr>
+            <w:r>
+              <w:rPr>
+                <w:rFonts w:ascii="Arial" w:hAnsi="Arial" w:cs="Arial"/>
+                <w:sz w:val="20"/>
+                <w:szCs w:val="20"/>
+              </w:rPr>
+              <w:t>Wire Feeder</w:t>
+            </w:r>
+          </w:p>
+        </w:tc>
+        <w:tc>
+          <w:tcPr>
+            <w:tcW w:w="2552" w:type="dxa"/>
+            <w:gridSpan w:val="14"/>
+            <w:tcBorders>
+              <w:bottom w:val="single" w:sz="12" w:space="0" w:color="auto"/>
+            </w:tcBorders>
+            <w:vAlign w:val="center"/>
+          </w:tcPr>
+          <w:p>
+            <w:pPr>
+              <w:pStyle w:val="ListParagraph"/>
+              <w:ind w:left="76"/>
+              <w:contextualSpacing w:val="0"/>
+              <w:jc w:val="center"/>
+              <w:rPr>
+                <w:rFonts w:ascii="Arial" w:hAnsi="Arial" w:cs="Arial"/>
+                <w:sz w:val="20"/>
+                <w:szCs w:val="20"/>
+              </w:rPr>
+            </w:pPr>
+          </w:p>
+        </w:tc>
+        <w:tc>
+          <w:tcPr>
+            <w:tcW w:w="2611" w:type="dxa"/>
+            <w:gridSpan w:val="16"/>
+            <w:tcBorders>
+              <w:bottom w:val="single" w:sz="12" w:space="0" w:color="auto"/>
+            </w:tcBorders>
+            <w:vAlign w:val="center"/>
+          </w:tcPr>
+          <w:p>
+            <w:pPr>
+              <w:pStyle w:val="ListParagraph"/>
+              <w:ind w:left="76"/>
+              <w:contextualSpacing w:val="0"/>
+              <w:jc w:val="center"/>
+              <w:rPr>
+                <w:rFonts w:ascii="Arial" w:hAnsi="Arial" w:cs="Arial"/>
+                <w:sz w:val="20"/>
+                <w:szCs w:val="20"/>
+              </w:rPr>
+            </w:pPr>
+          </w:p>
+        </w:tc>
+        <w:tc>
+          <w:tcPr>
+            <w:tcW w:w="2354" w:type="dxa"/>
             <w:gridSpan w:val="9"/>
-            <w:shd w:val="clear" w:color="auto" w:fill="D9D9D9" w:themeFill="background1" w:themeFillShade="D9"/>
-            <w:vAlign w:val="center"/>
-          </w:tcPr>
-          <w:p>
-            <w:pPr>
-              <w:pStyle w:val="ListParagraph"/>
-              <w:ind w:left="53"/>
-              <w:contextualSpacing w:val="0"/>
-              <w:jc w:val="center"/>
-              <w:rPr>
-                <w:rFonts w:ascii="Arial" w:hAnsi="Arial" w:cs="Arial"/>
-                <w:sz w:val="20"/>
-                <w:szCs w:val="20"/>
-              </w:rPr>
-            </w:pPr>
-            <w:r>
-              <w:rPr>
-                <w:rFonts w:ascii="Arial" w:hAnsi="Arial" w:cs="Arial"/>
-                <w:sz w:val="20"/>
-                <w:szCs w:val="20"/>
-              </w:rPr>
-              <w:t>Wire Feeder</w:t>
-            </w:r>
-          </w:p>
-        </w:tc>
-        <w:tc>
-          <w:tcPr>
-            <w:tcW w:w="2552" w:type="dxa"/>
-            <w:gridSpan w:val="11"/>
-            <w:tcBorders>
-              <w:bottom w:val="single" w:sz="12" w:space="0" w:color="auto"/>
-            </w:tcBorders>
-            <w:vAlign w:val="center"/>
-          </w:tcPr>
-          <w:p>
-            <w:pPr>
-              <w:pStyle w:val="ListParagraph"/>
-              <w:ind w:left="76"/>
-              <w:contextualSpacing w:val="0"/>
-              <w:jc w:val="center"/>
-              <w:rPr>
-                <w:rFonts w:ascii="Arial" w:hAnsi="Arial" w:cs="Arial"/>
-                <w:sz w:val="20"/>
-                <w:szCs w:val="20"/>
-              </w:rPr>
-            </w:pPr>
-          </w:p>
-        </w:tc>
-        <w:tc>
-          <w:tcPr>
-            <w:tcW w:w="2610" w:type="dxa"/>
-            <w:gridSpan w:val="15"/>
-            <w:tcBorders>
-              <w:bottom w:val="single" w:sz="12" w:space="0" w:color="auto"/>
-            </w:tcBorders>
-            <w:vAlign w:val="center"/>
-          </w:tcPr>
-          <w:p>
-            <w:pPr>
-              <w:pStyle w:val="ListParagraph"/>
-              <w:ind w:left="76"/>
-              <w:contextualSpacing w:val="0"/>
-              <w:jc w:val="center"/>
-              <w:rPr>
-                <w:rFonts w:ascii="Arial" w:hAnsi="Arial" w:cs="Arial"/>
-                <w:sz w:val="20"/>
-                <w:szCs w:val="20"/>
-              </w:rPr>
-            </w:pPr>
-          </w:p>
-        </w:tc>
-        <w:tc>
-          <w:tcPr>
-            <w:tcW w:w="2340" w:type="dxa"/>
-            <w:gridSpan w:val="11"/>
             <w:tcBorders>
               <w:bottom w:val="single" w:sz="12" w:space="0" w:color="auto"/>
             </w:tcBorders>
@@ -5816,83 +5837,83 @@
         </w:trPr>
         <w:tc>
           <w:tcPr>
-            <w:tcW w:w="3283" w:type="dxa"/>
+            <w:tcW w:w="3268" w:type="dxa"/>
+            <w:gridSpan w:val="11"/>
+            <w:shd w:val="clear" w:color="auto" w:fill="D9D9D9" w:themeFill="background1" w:themeFillShade="D9"/>
+            <w:vAlign w:val="center"/>
+          </w:tcPr>
+          <w:p>
+            <w:pPr>
+              <w:pStyle w:val="ListParagraph"/>
+              <w:ind w:left="53"/>
+              <w:contextualSpacing w:val="0"/>
+              <w:jc w:val="center"/>
+              <w:rPr>
+                <w:rFonts w:ascii="Arial" w:hAnsi="Arial" w:cs="Arial"/>
+                <w:sz w:val="20"/>
+                <w:szCs w:val="20"/>
+              </w:rPr>
+            </w:pPr>
+            <w:r>
+              <w:rPr>
+                <w:rFonts w:ascii="Arial" w:hAnsi="Arial" w:cs="Arial"/>
+                <w:sz w:val="20"/>
+                <w:szCs w:val="20"/>
+              </w:rPr>
+              <w:t>Thermometer</w:t>
+            </w:r>
+          </w:p>
+        </w:tc>
+        <w:tc>
+          <w:tcPr>
+            <w:tcW w:w="2552" w:type="dxa"/>
+            <w:gridSpan w:val="14"/>
+            <w:tcBorders>
+              <w:bottom w:val="single" w:sz="12" w:space="0" w:color="auto"/>
+            </w:tcBorders>
+            <w:vAlign w:val="center"/>
+          </w:tcPr>
+          <w:p>
+            <w:pPr>
+              <w:pStyle w:val="ListParagraph"/>
+              <w:ind w:left="76"/>
+              <w:contextualSpacing w:val="0"/>
+              <w:jc w:val="center"/>
+              <w:rPr>
+                <w:rFonts w:ascii="Arial" w:hAnsi="Arial" w:cs="Arial"/>
+                <w:sz w:val="20"/>
+                <w:szCs w:val="20"/>
+              </w:rPr>
+            </w:pPr>
+          </w:p>
+        </w:tc>
+        <w:tc>
+          <w:tcPr>
+            <w:tcW w:w="2611" w:type="dxa"/>
+            <w:gridSpan w:val="16"/>
+            <w:tcBorders>
+              <w:bottom w:val="single" w:sz="12" w:space="0" w:color="auto"/>
+            </w:tcBorders>
+            <w:vAlign w:val="center"/>
+          </w:tcPr>
+          <w:p>
+            <w:pPr>
+              <w:pStyle w:val="ListParagraph"/>
+              <w:ind w:left="76"/>
+              <w:contextualSpacing w:val="0"/>
+              <w:jc w:val="center"/>
+              <w:rPr>
+                <w:rFonts w:ascii="Arial" w:hAnsi="Arial" w:cs="Arial"/>
+                <w:sz w:val="20"/>
+                <w:szCs w:val="20"/>
+              </w:rPr>
+            </w:pPr>
+          </w:p>
+        </w:tc>
+        <w:tc>
+          <w:tcPr>
+            <w:tcW w:w="2354" w:type="dxa"/>
             <w:gridSpan w:val="9"/>
-            <w:shd w:val="clear" w:color="auto" w:fill="D9D9D9" w:themeFill="background1" w:themeFillShade="D9"/>
-            <w:vAlign w:val="center"/>
-          </w:tcPr>
-          <w:p>
-            <w:pPr>
-              <w:pStyle w:val="ListParagraph"/>
-              <w:ind w:left="53"/>
-              <w:contextualSpacing w:val="0"/>
-              <w:jc w:val="center"/>
-              <w:rPr>
-                <w:rFonts w:ascii="Arial" w:hAnsi="Arial" w:cs="Arial"/>
-                <w:sz w:val="20"/>
-                <w:szCs w:val="20"/>
-              </w:rPr>
-            </w:pPr>
-            <w:r>
-              <w:rPr>
-                <w:rFonts w:ascii="Arial" w:hAnsi="Arial" w:cs="Arial"/>
-                <w:sz w:val="20"/>
-                <w:szCs w:val="20"/>
-              </w:rPr>
-              <w:t>Thermometer</w:t>
-            </w:r>
-          </w:p>
-        </w:tc>
-        <w:tc>
-          <w:tcPr>
-            <w:tcW w:w="2552" w:type="dxa"/>
-            <w:gridSpan w:val="11"/>
-            <w:tcBorders>
-              <w:bottom w:val="single" w:sz="12" w:space="0" w:color="auto"/>
-            </w:tcBorders>
-            <w:vAlign w:val="center"/>
-          </w:tcPr>
-          <w:p>
-            <w:pPr>
-              <w:pStyle w:val="ListParagraph"/>
-              <w:ind w:left="76"/>
-              <w:contextualSpacing w:val="0"/>
-              <w:jc w:val="center"/>
-              <w:rPr>
-                <w:rFonts w:ascii="Arial" w:hAnsi="Arial" w:cs="Arial"/>
-                <w:sz w:val="20"/>
-                <w:szCs w:val="20"/>
-              </w:rPr>
-            </w:pPr>
-          </w:p>
-        </w:tc>
-        <w:tc>
-          <w:tcPr>
-            <w:tcW w:w="2610" w:type="dxa"/>
-            <w:gridSpan w:val="15"/>
-            <w:tcBorders>
-              <w:bottom w:val="single" w:sz="12" w:space="0" w:color="auto"/>
-            </w:tcBorders>
-            <w:vAlign w:val="center"/>
-          </w:tcPr>
-          <w:p>
-            <w:pPr>
-              <w:pStyle w:val="ListParagraph"/>
-              <w:ind w:left="76"/>
-              <w:contextualSpacing w:val="0"/>
-              <w:jc w:val="center"/>
-              <w:rPr>
-                <w:rFonts w:ascii="Arial" w:hAnsi="Arial" w:cs="Arial"/>
-                <w:sz w:val="20"/>
-                <w:szCs w:val="20"/>
-              </w:rPr>
-            </w:pPr>
-          </w:p>
-        </w:tc>
-        <w:tc>
-          <w:tcPr>
-            <w:tcW w:w="2340" w:type="dxa"/>
-            <w:gridSpan w:val="11"/>
             <w:tcBorders>
               <w:bottom w:val="single" w:sz="12" w:space="0" w:color="auto"/>
             </w:tcBorders>
@@ -5921,8 +5942,8 @@
         </w:trPr>
         <w:tc>
           <w:tcPr>
-            <w:tcW w:w="2916" w:type="dxa"/>
-            <w:gridSpan w:val="7"/>
+            <w:tcW w:w="2901" w:type="dxa"/>
+            <w:gridSpan w:val="10"/>
             <w:tcBorders>
               <w:bottom w:val="single" w:sz="12" w:space="0" w:color="auto"/>
             </w:tcBorders>
@@ -5963,7 +5984,7 @@
         <w:tc>
           <w:tcPr>
             <w:tcW w:w="1929" w:type="dxa"/>
-            <w:gridSpan w:val="9"/>
+            <w:gridSpan w:val="11"/>
             <w:tcBorders>
               <w:bottom w:val="single" w:sz="12" w:space="0" w:color="auto"/>
             </w:tcBorders>
@@ -6028,7 +6049,7 @@
         </w:tc>
         <w:tc>
           <w:tcPr>
-            <w:tcW w:w="1800" w:type="dxa"/>
+            <w:tcW w:w="1900" w:type="dxa"/>
             <w:gridSpan w:val="11"/>
             <w:tcBorders>
               <w:bottom w:val="single" w:sz="12" w:space="0" w:color="auto"/>
@@ -6055,14 +6076,14 @@
                 <w:sz w:val="20"/>
                 <w:szCs w:val="20"/>
               </w:rPr>
-              <w:t>Calibration Date</w:t>
-            </w:r>
-          </w:p>
-        </w:tc>
-        <w:tc>
-          <w:tcPr>
-            <w:tcW w:w="1710" w:type="dxa"/>
-            <w:gridSpan w:val="7"/>
+              <w:t>Calibration Date or In-Service Date</w:t>
+            </w:r>
+          </w:p>
+        </w:tc>
+        <w:tc>
+          <w:tcPr>
+            <w:tcW w:w="1625" w:type="dxa"/>
+            <w:gridSpan w:val="6"/>
             <w:tcBorders>
               <w:bottom w:val="single" w:sz="12" w:space="0" w:color="auto"/>
             </w:tcBorders>
@@ -6100,9 +6121,8 @@
         </w:trPr>
         <w:tc>
           <w:tcPr>
-            <w:tcW w:w="2916" w:type="dxa"/>
-            <w:gridSpan w:val="7"/>
-            <w:shd w:val="clear" w:color="auto" w:fill="auto"/>
+            <w:tcW w:w="2901" w:type="dxa"/>
+            <w:gridSpan w:val="10"/>
             <w:vAlign w:val="center"/>
           </w:tcPr>
           <w:p>
@@ -6122,8 +6142,7 @@
         <w:tc>
           <w:tcPr>
             <w:tcW w:w="1929" w:type="dxa"/>
-            <w:gridSpan w:val="9"/>
-            <w:shd w:val="clear" w:color="auto" w:fill="auto"/>
+            <w:gridSpan w:val="11"/>
             <w:vAlign w:val="center"/>
           </w:tcPr>
           <w:p>
@@ -6144,7 +6163,6 @@
           <w:tcPr>
             <w:tcW w:w="2430" w:type="dxa"/>
             <w:gridSpan w:val="12"/>
-            <w:shd w:val="clear" w:color="auto" w:fill="auto"/>
             <w:vAlign w:val="center"/>
           </w:tcPr>
           <w:p>
@@ -6163,9 +6181,8 @@
         </w:tc>
         <w:tc>
           <w:tcPr>
-            <w:tcW w:w="1800" w:type="dxa"/>
+            <w:tcW w:w="1900" w:type="dxa"/>
             <w:gridSpan w:val="11"/>
-            <w:shd w:val="clear" w:color="auto" w:fill="auto"/>
             <w:vAlign w:val="center"/>
           </w:tcPr>
           <w:p>
@@ -6184,9 +6201,8 @@
         </w:tc>
         <w:tc>
           <w:tcPr>
-            <w:tcW w:w="1710" w:type="dxa"/>
-            <w:gridSpan w:val="7"/>
-            <w:shd w:val="clear" w:color="auto" w:fill="auto"/>
+            <w:tcW w:w="1625" w:type="dxa"/>
+            <w:gridSpan w:val="6"/>
             <w:vAlign w:val="center"/>
           </w:tcPr>
           <w:p>
@@ -6213,7 +6229,7 @@
         <w:tc>
           <w:tcPr>
             <w:tcW w:w="10785" w:type="dxa"/>
-            <w:gridSpan w:val="46"/>
+            <w:gridSpan w:val="50"/>
             <w:shd w:val="clear" w:color="auto" w:fill="D9D9D9" w:themeFill="background1" w:themeFillShade="D9"/>
             <w:vAlign w:val="center"/>
           </w:tcPr>
@@ -6248,7 +6264,7 @@
         <w:tc>
           <w:tcPr>
             <w:tcW w:w="10785" w:type="dxa"/>
-            <w:gridSpan w:val="46"/>
+            <w:gridSpan w:val="50"/>
             <w:tcBorders>
               <w:bottom w:val="single" w:sz="12" w:space="0" w:color="auto"/>
             </w:tcBorders>
@@ -6429,6 +6445,7 @@
           <w:color w:val="FFFFFF" w:themeColor="background1"/>
           <w:highlight w:val="black"/>
         </w:rPr>
+        <w:lastRenderedPageBreak/>
         <w:t>I</w:t>
       </w:r>
       <w:r>
@@ -6523,1813 +6540,6 @@
         <w:t>.</w:t>
       </w:r>
     </w:p>
-    <w:tbl>
-      <w:tblPr>
-        <w:tblStyle w:val="TableGrid"/>
-        <w:tblW w:w="10785" w:type="dxa"/>
-        <w:jc w:val="center"/>
-        <w:tblBorders>
-          <w:top w:val="single" w:sz="12" w:space="0" w:color="auto"/>
-          <w:left w:val="single" w:sz="12" w:space="0" w:color="auto"/>
-          <w:bottom w:val="single" w:sz="12" w:space="0" w:color="auto"/>
-          <w:right w:val="single" w:sz="12" w:space="0" w:color="auto"/>
-          <w:insideH w:val="single" w:sz="12" w:space="0" w:color="auto"/>
-          <w:insideV w:val="single" w:sz="12" w:space="0" w:color="auto"/>
-        </w:tblBorders>
-        <w:tblLayout w:type="fixed"/>
-        <w:tblLook w:val="04A0" w:firstRow="1" w:lastRow="0" w:firstColumn="1" w:lastColumn="0" w:noHBand="0" w:noVBand="1"/>
-      </w:tblPr>
-      <w:tblGrid>
-        <w:gridCol w:w="1480"/>
-        <w:gridCol w:w="845"/>
-        <w:gridCol w:w="55"/>
-        <w:gridCol w:w="935"/>
-        <w:gridCol w:w="78"/>
-        <w:gridCol w:w="372"/>
-        <w:gridCol w:w="270"/>
-        <w:gridCol w:w="1170"/>
-        <w:gridCol w:w="360"/>
-        <w:gridCol w:w="90"/>
-        <w:gridCol w:w="716"/>
-        <w:gridCol w:w="364"/>
-        <w:gridCol w:w="360"/>
-        <w:gridCol w:w="90"/>
-        <w:gridCol w:w="900"/>
-        <w:gridCol w:w="540"/>
-        <w:gridCol w:w="360"/>
-        <w:gridCol w:w="745"/>
-        <w:gridCol w:w="1055"/>
-      </w:tblGrid>
-      <w:tr>
-        <w:trPr>
-          <w:trHeight w:val="350"/>
-          <w:jc w:val="center"/>
-        </w:trPr>
-        <w:tc>
-          <w:tcPr>
-            <w:tcW w:w="10785" w:type="dxa"/>
-            <w:gridSpan w:val="19"/>
-            <w:shd w:val="clear" w:color="auto" w:fill="D9D9D9" w:themeFill="background1" w:themeFillShade="D9"/>
-            <w:vAlign w:val="center"/>
-          </w:tcPr>
-          <w:p>
-            <w:pPr>
-              <w:pStyle w:val="ListParagraph"/>
-              <w:ind w:left="53"/>
-              <w:contextualSpacing w:val="0"/>
-              <w:jc w:val="center"/>
-              <w:rPr>
-                <w:rFonts w:ascii="Arial" w:hAnsi="Arial" w:cs="Arial"/>
-                <w:b/>
-                <w:sz w:val="20"/>
-                <w:szCs w:val="20"/>
-              </w:rPr>
-            </w:pPr>
-            <w:r>
-              <w:rPr>
-                <w:rFonts w:ascii="Arial" w:hAnsi="Arial" w:cs="Arial"/>
-                <w:b/>
-                <w:sz w:val="20"/>
-                <w:szCs w:val="20"/>
-              </w:rPr>
-              <w:t>PERSONNEL</w:t>
-            </w:r>
-          </w:p>
-        </w:tc>
-      </w:tr>
-      <w:tr>
-        <w:trPr>
-          <w:trHeight w:val="350"/>
-          <w:jc w:val="center"/>
-        </w:trPr>
-        <w:tc>
-          <w:tcPr>
-            <w:tcW w:w="2380" w:type="dxa"/>
-            <w:gridSpan w:val="3"/>
-            <w:tcBorders>
-              <w:bottom w:val="single" w:sz="12" w:space="0" w:color="auto"/>
-            </w:tcBorders>
-            <w:shd w:val="clear" w:color="auto" w:fill="D9D9D9" w:themeFill="background1" w:themeFillShade="D9"/>
-            <w:vAlign w:val="center"/>
-          </w:tcPr>
-          <w:p>
-            <w:pPr>
-              <w:pStyle w:val="ListParagraph"/>
-              <w:ind w:left="53"/>
-              <w:contextualSpacing w:val="0"/>
-              <w:jc w:val="center"/>
-              <w:rPr>
-                <w:rFonts w:ascii="Arial" w:hAnsi="Arial" w:cs="Arial"/>
-                <w:sz w:val="20"/>
-                <w:szCs w:val="20"/>
-              </w:rPr>
-            </w:pPr>
-            <w:r>
-              <w:rPr>
-                <w:rFonts w:ascii="Arial" w:hAnsi="Arial" w:cs="Arial"/>
-                <w:sz w:val="20"/>
-                <w:szCs w:val="20"/>
-              </w:rPr>
-              <w:t>Personnel ID</w:t>
-            </w:r>
-          </w:p>
-        </w:tc>
-        <w:tc>
-          <w:tcPr>
-            <w:tcW w:w="4355" w:type="dxa"/>
-            <w:gridSpan w:val="9"/>
-            <w:tcBorders>
-              <w:bottom w:val="single" w:sz="12" w:space="0" w:color="auto"/>
-            </w:tcBorders>
-            <w:shd w:val="clear" w:color="auto" w:fill="D9D9D9" w:themeFill="background1" w:themeFillShade="D9"/>
-            <w:vAlign w:val="center"/>
-          </w:tcPr>
-          <w:p>
-            <w:pPr>
-              <w:pStyle w:val="ListParagraph"/>
-              <w:ind w:left="76"/>
-              <w:contextualSpacing w:val="0"/>
-              <w:jc w:val="center"/>
-              <w:rPr>
-                <w:rFonts w:ascii="Arial" w:hAnsi="Arial" w:cs="Arial"/>
-                <w:sz w:val="20"/>
-                <w:szCs w:val="20"/>
-              </w:rPr>
-            </w:pPr>
-            <w:r>
-              <w:rPr>
-                <w:rFonts w:ascii="Arial" w:hAnsi="Arial" w:cs="Arial"/>
-                <w:sz w:val="20"/>
-                <w:szCs w:val="20"/>
-              </w:rPr>
-              <w:t>Function Performed</w:t>
-            </w:r>
-          </w:p>
-        </w:tc>
-        <w:tc>
-          <w:tcPr>
-            <w:tcW w:w="4050" w:type="dxa"/>
-            <w:gridSpan w:val="7"/>
-            <w:tcBorders>
-              <w:bottom w:val="single" w:sz="12" w:space="0" w:color="auto"/>
-            </w:tcBorders>
-            <w:shd w:val="clear" w:color="auto" w:fill="D9D9D9" w:themeFill="background1" w:themeFillShade="D9"/>
-            <w:vAlign w:val="center"/>
-          </w:tcPr>
-          <w:p>
-            <w:pPr>
-              <w:pStyle w:val="ListParagraph"/>
-              <w:ind w:left="76"/>
-              <w:contextualSpacing w:val="0"/>
-              <w:jc w:val="center"/>
-              <w:rPr>
-                <w:rFonts w:ascii="Arial" w:hAnsi="Arial" w:cs="Arial"/>
-                <w:sz w:val="20"/>
-                <w:szCs w:val="20"/>
-              </w:rPr>
-            </w:pPr>
-            <w:r>
-              <w:rPr>
-                <w:rFonts w:ascii="Arial" w:hAnsi="Arial" w:cs="Arial"/>
-                <w:sz w:val="20"/>
-                <w:szCs w:val="20"/>
-              </w:rPr>
-              <w:t>Date Received Function Specific Training</w:t>
-            </w:r>
-          </w:p>
-        </w:tc>
-      </w:tr>
-      <w:tr>
-        <w:trPr>
-          <w:trHeight w:val="350"/>
-          <w:jc w:val="center"/>
-        </w:trPr>
-        <w:tc>
-          <w:tcPr>
-            <w:tcW w:w="2380" w:type="dxa"/>
-            <w:gridSpan w:val="3"/>
-            <w:shd w:val="clear" w:color="auto" w:fill="auto"/>
-            <w:vAlign w:val="center"/>
-          </w:tcPr>
-          <w:p>
-            <w:pPr>
-              <w:pStyle w:val="ListParagraph"/>
-              <w:ind w:left="76"/>
-              <w:contextualSpacing w:val="0"/>
-              <w:jc w:val="center"/>
-              <w:rPr>
-                <w:rFonts w:ascii="Arial" w:hAnsi="Arial" w:cs="Arial"/>
-                <w:sz w:val="20"/>
-                <w:szCs w:val="20"/>
-              </w:rPr>
-            </w:pPr>
-          </w:p>
-        </w:tc>
-        <w:tc>
-          <w:tcPr>
-            <w:tcW w:w="4355" w:type="dxa"/>
-            <w:gridSpan w:val="9"/>
-            <w:shd w:val="clear" w:color="auto" w:fill="auto"/>
-            <w:vAlign w:val="center"/>
-          </w:tcPr>
-          <w:p>
-            <w:pPr>
-              <w:pStyle w:val="ListParagraph"/>
-              <w:ind w:left="76"/>
-              <w:contextualSpacing w:val="0"/>
-              <w:jc w:val="center"/>
-              <w:rPr>
-                <w:rFonts w:ascii="Arial" w:hAnsi="Arial" w:cs="Arial"/>
-                <w:sz w:val="20"/>
-                <w:szCs w:val="20"/>
-              </w:rPr>
-            </w:pPr>
-            <w:r>
-              <w:rPr>
-                <w:rFonts w:ascii="Arial" w:hAnsi="Arial" w:cs="Arial"/>
-                <w:sz w:val="20"/>
-                <w:szCs w:val="20"/>
-              </w:rPr>
-              <w:t>AWS D15.1 Weld Inspection</w:t>
-            </w:r>
-          </w:p>
-        </w:tc>
-        <w:tc>
-          <w:tcPr>
-            <w:tcW w:w="4050" w:type="dxa"/>
-            <w:gridSpan w:val="7"/>
-            <w:shd w:val="clear" w:color="auto" w:fill="auto"/>
-            <w:vAlign w:val="center"/>
-          </w:tcPr>
-          <w:p>
-            <w:pPr>
-              <w:pStyle w:val="ListParagraph"/>
-              <w:ind w:left="76"/>
-              <w:contextualSpacing w:val="0"/>
-              <w:jc w:val="center"/>
-              <w:rPr>
-                <w:rFonts w:ascii="Arial" w:hAnsi="Arial" w:cs="Arial"/>
-                <w:sz w:val="20"/>
-                <w:szCs w:val="20"/>
-              </w:rPr>
-            </w:pPr>
-          </w:p>
-        </w:tc>
-      </w:tr>
-      <w:tr>
-        <w:trPr>
-          <w:trHeight w:val="483"/>
-          <w:jc w:val="center"/>
-        </w:trPr>
-        <w:tc>
-          <w:tcPr>
-            <w:tcW w:w="10785" w:type="dxa"/>
-            <w:gridSpan w:val="19"/>
-            <w:tcBorders>
-              <w:bottom w:val="single" w:sz="12" w:space="0" w:color="auto"/>
-            </w:tcBorders>
-            <w:shd w:val="clear" w:color="auto" w:fill="D9D9D9" w:themeFill="background1" w:themeFillShade="D9"/>
-            <w:vAlign w:val="center"/>
-          </w:tcPr>
-          <w:p>
-            <w:pPr>
-              <w:pStyle w:val="ListParagraph"/>
-              <w:ind w:left="53"/>
-              <w:contextualSpacing w:val="0"/>
-              <w:jc w:val="center"/>
-              <w:rPr>
-                <w:rFonts w:ascii="Arial" w:hAnsi="Arial" w:cs="Arial"/>
-                <w:b/>
-                <w:bCs/>
-                <w:sz w:val="20"/>
-                <w:szCs w:val="20"/>
-              </w:rPr>
-            </w:pPr>
-            <w:r>
-              <w:rPr>
-                <w:rFonts w:ascii="Arial" w:hAnsi="Arial" w:cs="Arial"/>
-                <w:b/>
-                <w:bCs/>
-                <w:sz w:val="20"/>
-                <w:szCs w:val="20"/>
-              </w:rPr>
-              <w:t>AWS D15.1 D</w:t>
-            </w:r>
-            <w:r>
-              <w:rPr>
-                <w:rFonts w:ascii="Arial" w:hAnsi="Arial" w:cs="Arial"/>
-                <w:b/>
-                <w:bCs/>
-                <w:sz w:val="20"/>
-                <w:szCs w:val="20"/>
-              </w:rPr>
-              <w:t>ESIGNEE</w:t>
-            </w:r>
-          </w:p>
-        </w:tc>
-      </w:tr>
-      <w:tr>
-        <w:trPr>
-          <w:trHeight w:val="350"/>
-          <w:jc w:val="center"/>
-        </w:trPr>
-        <w:tc>
-          <w:tcPr>
-            <w:tcW w:w="1480" w:type="dxa"/>
-            <w:tcBorders>
-              <w:bottom w:val="single" w:sz="12" w:space="0" w:color="auto"/>
-            </w:tcBorders>
-            <w:shd w:val="clear" w:color="auto" w:fill="D9D9D9" w:themeFill="background1" w:themeFillShade="D9"/>
-            <w:vAlign w:val="center"/>
-          </w:tcPr>
-          <w:p>
-            <w:pPr>
-              <w:jc w:val="center"/>
-              <w:rPr>
-                <w:rFonts w:ascii="Arial" w:hAnsi="Arial" w:cs="Arial"/>
-                <w:sz w:val="20"/>
-                <w:szCs w:val="20"/>
-              </w:rPr>
-            </w:pPr>
-            <w:r>
-              <w:rPr>
-                <w:rFonts w:ascii="Arial" w:hAnsi="Arial" w:cs="Arial"/>
-                <w:sz w:val="20"/>
-                <w:szCs w:val="20"/>
-              </w:rPr>
-              <w:t>D15.1</w:t>
-            </w:r>
-          </w:p>
-          <w:p>
-            <w:pPr>
-              <w:jc w:val="center"/>
-              <w:rPr>
-                <w:rFonts w:ascii="Arial" w:hAnsi="Arial" w:cs="Arial"/>
-                <w:sz w:val="20"/>
-                <w:szCs w:val="20"/>
-              </w:rPr>
-            </w:pPr>
-            <w:r>
-              <w:rPr>
-                <w:rFonts w:ascii="Arial" w:hAnsi="Arial" w:cs="Arial"/>
-                <w:sz w:val="20"/>
-                <w:szCs w:val="20"/>
-              </w:rPr>
-              <w:t>Technician ID</w:t>
-            </w:r>
-          </w:p>
-        </w:tc>
-        <w:tc>
-          <w:tcPr>
-            <w:tcW w:w="1835" w:type="dxa"/>
-            <w:gridSpan w:val="3"/>
-            <w:tcBorders>
-              <w:bottom w:val="single" w:sz="12" w:space="0" w:color="auto"/>
-            </w:tcBorders>
-            <w:shd w:val="clear" w:color="auto" w:fill="D9D9D9" w:themeFill="background1" w:themeFillShade="D9"/>
-            <w:vAlign w:val="center"/>
-          </w:tcPr>
-          <w:p>
-            <w:pPr>
-              <w:jc w:val="center"/>
-              <w:rPr>
-                <w:rFonts w:ascii="Arial" w:hAnsi="Arial" w:cs="Arial"/>
-                <w:sz w:val="20"/>
-                <w:szCs w:val="20"/>
-              </w:rPr>
-            </w:pPr>
-            <w:r>
-              <w:rPr>
-                <w:rFonts w:ascii="Arial" w:hAnsi="Arial" w:cs="Arial"/>
-                <w:sz w:val="20"/>
-                <w:szCs w:val="20"/>
-              </w:rPr>
-              <w:t>D15.1</w:t>
-            </w:r>
-          </w:p>
-          <w:p>
-            <w:pPr>
-              <w:jc w:val="center"/>
-              <w:rPr>
-                <w:rFonts w:ascii="Arial" w:hAnsi="Arial" w:cs="Arial"/>
-                <w:sz w:val="20"/>
-                <w:szCs w:val="20"/>
-              </w:rPr>
-            </w:pPr>
-            <w:r>
-              <w:rPr>
-                <w:rFonts w:ascii="Arial" w:hAnsi="Arial" w:cs="Arial"/>
-                <w:sz w:val="20"/>
-                <w:szCs w:val="20"/>
-              </w:rPr>
-              <w:t>Method</w:t>
-            </w:r>
-          </w:p>
-        </w:tc>
-        <w:tc>
-          <w:tcPr>
-            <w:tcW w:w="1890" w:type="dxa"/>
-            <w:gridSpan w:val="4"/>
-            <w:tcBorders>
-              <w:bottom w:val="single" w:sz="12" w:space="0" w:color="auto"/>
-            </w:tcBorders>
-            <w:shd w:val="clear" w:color="auto" w:fill="D9D9D9" w:themeFill="background1" w:themeFillShade="D9"/>
-            <w:vAlign w:val="center"/>
-          </w:tcPr>
-          <w:p>
-            <w:pPr>
-              <w:jc w:val="center"/>
-              <w:rPr>
-                <w:rFonts w:ascii="Arial" w:hAnsi="Arial" w:cs="Arial"/>
-                <w:sz w:val="20"/>
-                <w:szCs w:val="20"/>
-              </w:rPr>
-            </w:pPr>
-            <w:r>
-              <w:rPr>
-                <w:rFonts w:ascii="Arial" w:hAnsi="Arial" w:cs="Arial"/>
-                <w:sz w:val="20"/>
-                <w:szCs w:val="20"/>
-              </w:rPr>
-              <w:t>Date Qualified</w:t>
-            </w:r>
-          </w:p>
-        </w:tc>
-        <w:tc>
-          <w:tcPr>
-            <w:tcW w:w="1980" w:type="dxa"/>
-            <w:gridSpan w:val="6"/>
-            <w:tcBorders>
-              <w:bottom w:val="single" w:sz="12" w:space="0" w:color="auto"/>
-            </w:tcBorders>
-            <w:shd w:val="clear" w:color="auto" w:fill="D9D9D9" w:themeFill="background1" w:themeFillShade="D9"/>
-            <w:vAlign w:val="center"/>
-          </w:tcPr>
-          <w:p>
-            <w:pPr>
-              <w:jc w:val="center"/>
-              <w:rPr>
-                <w:rFonts w:ascii="Arial" w:hAnsi="Arial" w:cs="Arial"/>
-                <w:sz w:val="20"/>
-                <w:szCs w:val="20"/>
-              </w:rPr>
-            </w:pPr>
-            <w:r>
-              <w:rPr>
-                <w:rFonts w:ascii="Arial" w:hAnsi="Arial" w:cs="Arial"/>
-                <w:sz w:val="20"/>
-                <w:szCs w:val="20"/>
-              </w:rPr>
-              <w:t>Qualification Expiration Date</w:t>
-            </w:r>
-          </w:p>
-        </w:tc>
-        <w:tc>
-          <w:tcPr>
-            <w:tcW w:w="1800" w:type="dxa"/>
-            <w:gridSpan w:val="3"/>
-            <w:tcBorders>
-              <w:bottom w:val="single" w:sz="12" w:space="0" w:color="auto"/>
-            </w:tcBorders>
-            <w:shd w:val="clear" w:color="auto" w:fill="D9D9D9" w:themeFill="background1" w:themeFillShade="D9"/>
-            <w:vAlign w:val="center"/>
-          </w:tcPr>
-          <w:p>
-            <w:pPr>
-              <w:jc w:val="center"/>
-              <w:rPr>
-                <w:rFonts w:ascii="Arial" w:hAnsi="Arial" w:cs="Arial"/>
-                <w:sz w:val="20"/>
-                <w:szCs w:val="20"/>
-              </w:rPr>
-            </w:pPr>
-            <w:r>
-              <w:rPr>
-                <w:rFonts w:ascii="Arial" w:hAnsi="Arial" w:cs="Arial"/>
-                <w:sz w:val="20"/>
-                <w:szCs w:val="20"/>
-              </w:rPr>
-              <w:t>Visual Acuity Exam</w:t>
-            </w:r>
-            <w:r>
-              <w:rPr>
-                <w:rFonts w:ascii="Arial" w:hAnsi="Arial" w:cs="Arial"/>
-                <w:sz w:val="20"/>
-                <w:szCs w:val="20"/>
-              </w:rPr>
-              <w:t xml:space="preserve"> Date</w:t>
-            </w:r>
-          </w:p>
-        </w:tc>
-        <w:tc>
-          <w:tcPr>
-            <w:tcW w:w="1800" w:type="dxa"/>
-            <w:gridSpan w:val="2"/>
-            <w:tcBorders>
-              <w:bottom w:val="single" w:sz="12" w:space="0" w:color="auto"/>
-            </w:tcBorders>
-            <w:shd w:val="clear" w:color="auto" w:fill="D9D9D9" w:themeFill="background1" w:themeFillShade="D9"/>
-            <w:vAlign w:val="center"/>
-          </w:tcPr>
-          <w:p>
-            <w:pPr>
-              <w:jc w:val="center"/>
-              <w:rPr>
-                <w:rFonts w:ascii="Arial" w:hAnsi="Arial" w:cs="Arial"/>
-                <w:sz w:val="20"/>
-                <w:szCs w:val="20"/>
-              </w:rPr>
-            </w:pPr>
-            <w:r>
-              <w:rPr>
-                <w:rFonts w:ascii="Arial" w:hAnsi="Arial" w:cs="Arial"/>
-                <w:sz w:val="20"/>
-                <w:szCs w:val="20"/>
-              </w:rPr>
-              <w:t>V</w:t>
-            </w:r>
-            <w:r>
-              <w:rPr>
-                <w:rFonts w:ascii="Arial" w:hAnsi="Arial" w:cs="Arial"/>
-                <w:sz w:val="20"/>
-                <w:szCs w:val="20"/>
-              </w:rPr>
-              <w:t>isual Acuity Exam</w:t>
-            </w:r>
-            <w:r>
-              <w:rPr>
-                <w:rFonts w:ascii="Arial" w:hAnsi="Arial" w:cs="Arial"/>
-                <w:sz w:val="20"/>
-                <w:szCs w:val="20"/>
-              </w:rPr>
-              <w:t xml:space="preserve"> Due Date</w:t>
-            </w:r>
-          </w:p>
-        </w:tc>
-      </w:tr>
-      <w:tr>
-        <w:trPr>
-          <w:trHeight w:val="350"/>
-          <w:jc w:val="center"/>
-        </w:trPr>
-        <w:tc>
-          <w:tcPr>
-            <w:tcW w:w="1480" w:type="dxa"/>
-            <w:shd w:val="clear" w:color="auto" w:fill="auto"/>
-            <w:vAlign w:val="center"/>
-          </w:tcPr>
-          <w:p>
-            <w:pPr>
-              <w:jc w:val="center"/>
-              <w:rPr>
-                <w:rFonts w:ascii="Arial" w:hAnsi="Arial" w:cs="Arial"/>
-                <w:sz w:val="20"/>
-                <w:szCs w:val="20"/>
-              </w:rPr>
-            </w:pPr>
-          </w:p>
-        </w:tc>
-        <w:tc>
-          <w:tcPr>
-            <w:tcW w:w="1835" w:type="dxa"/>
-            <w:gridSpan w:val="3"/>
-            <w:shd w:val="clear" w:color="auto" w:fill="auto"/>
-            <w:vAlign w:val="center"/>
-          </w:tcPr>
-          <w:p>
-            <w:pPr>
-              <w:jc w:val="center"/>
-              <w:rPr>
-                <w:rFonts w:ascii="Arial" w:hAnsi="Arial" w:cs="Arial"/>
-                <w:sz w:val="20"/>
-                <w:szCs w:val="20"/>
-              </w:rPr>
-            </w:pPr>
-          </w:p>
-        </w:tc>
-        <w:tc>
-          <w:tcPr>
-            <w:tcW w:w="1890" w:type="dxa"/>
-            <w:gridSpan w:val="4"/>
-            <w:shd w:val="clear" w:color="auto" w:fill="auto"/>
-            <w:vAlign w:val="center"/>
-          </w:tcPr>
-          <w:p>
-            <w:pPr>
-              <w:jc w:val="center"/>
-              <w:rPr>
-                <w:rFonts w:ascii="Arial" w:hAnsi="Arial" w:cs="Arial"/>
-                <w:sz w:val="20"/>
-                <w:szCs w:val="20"/>
-              </w:rPr>
-            </w:pPr>
-          </w:p>
-        </w:tc>
-        <w:tc>
-          <w:tcPr>
-            <w:tcW w:w="1980" w:type="dxa"/>
-            <w:gridSpan w:val="6"/>
-            <w:shd w:val="clear" w:color="auto" w:fill="auto"/>
-            <w:vAlign w:val="center"/>
-          </w:tcPr>
-          <w:p>
-            <w:pPr>
-              <w:jc w:val="center"/>
-              <w:rPr>
-                <w:rFonts w:ascii="Arial" w:hAnsi="Arial" w:cs="Arial"/>
-                <w:sz w:val="20"/>
-                <w:szCs w:val="20"/>
-              </w:rPr>
-            </w:pPr>
-          </w:p>
-        </w:tc>
-        <w:tc>
-          <w:tcPr>
-            <w:tcW w:w="1800" w:type="dxa"/>
-            <w:gridSpan w:val="3"/>
-            <w:shd w:val="clear" w:color="auto" w:fill="auto"/>
-            <w:vAlign w:val="center"/>
-          </w:tcPr>
-          <w:p>
-            <w:pPr>
-              <w:jc w:val="center"/>
-              <w:rPr>
-                <w:rFonts w:ascii="Arial" w:hAnsi="Arial" w:cs="Arial"/>
-                <w:sz w:val="20"/>
-                <w:szCs w:val="20"/>
-              </w:rPr>
-            </w:pPr>
-          </w:p>
-        </w:tc>
-        <w:tc>
-          <w:tcPr>
-            <w:tcW w:w="1800" w:type="dxa"/>
-            <w:gridSpan w:val="2"/>
-            <w:shd w:val="clear" w:color="auto" w:fill="auto"/>
-            <w:vAlign w:val="center"/>
-          </w:tcPr>
-          <w:p>
-            <w:pPr>
-              <w:jc w:val="center"/>
-              <w:rPr>
-                <w:rFonts w:ascii="Arial" w:hAnsi="Arial" w:cs="Arial"/>
-                <w:sz w:val="20"/>
-                <w:szCs w:val="20"/>
-              </w:rPr>
-            </w:pPr>
-          </w:p>
-        </w:tc>
-      </w:tr>
-      <w:tr>
-        <w:trPr>
-          <w:trHeight w:val="350"/>
-          <w:jc w:val="center"/>
-        </w:trPr>
-        <w:tc>
-          <w:tcPr>
-            <w:tcW w:w="3765" w:type="dxa"/>
-            <w:gridSpan w:val="6"/>
-            <w:tcBorders>
-              <w:top w:val="single" w:sz="12" w:space="0" w:color="auto"/>
-              <w:left w:val="single" w:sz="12" w:space="0" w:color="auto"/>
-              <w:bottom w:val="single" w:sz="12" w:space="0" w:color="auto"/>
-              <w:right w:val="single" w:sz="12" w:space="0" w:color="auto"/>
-            </w:tcBorders>
-            <w:shd w:val="clear" w:color="auto" w:fill="D9D9D9" w:themeFill="background1" w:themeFillShade="D9"/>
-            <w:vAlign w:val="center"/>
-          </w:tcPr>
-          <w:p>
-            <w:pPr>
-              <w:jc w:val="center"/>
-              <w:rPr>
-                <w:rFonts w:ascii="Arial" w:hAnsi="Arial" w:cs="Arial"/>
-                <w:sz w:val="20"/>
-                <w:szCs w:val="20"/>
-              </w:rPr>
-            </w:pPr>
-            <w:r>
-              <w:rPr>
-                <w:rFonts w:ascii="Arial" w:hAnsi="Arial" w:cs="Arial"/>
-                <w:sz w:val="20"/>
-                <w:szCs w:val="20"/>
-              </w:rPr>
-              <w:t>Procedures Traceable to the PITP</w:t>
-            </w:r>
-          </w:p>
-        </w:tc>
-        <w:tc>
-          <w:tcPr>
-            <w:tcW w:w="1800" w:type="dxa"/>
-            <w:gridSpan w:val="3"/>
-            <w:tcBorders>
-              <w:top w:val="single" w:sz="12" w:space="0" w:color="auto"/>
-              <w:left w:val="single" w:sz="12" w:space="0" w:color="auto"/>
-              <w:bottom w:val="single" w:sz="12" w:space="0" w:color="auto"/>
-              <w:right w:val="single" w:sz="12" w:space="0" w:color="auto"/>
-            </w:tcBorders>
-            <w:shd w:val="clear" w:color="auto" w:fill="D9D9D9" w:themeFill="background1" w:themeFillShade="D9"/>
-            <w:vAlign w:val="center"/>
-          </w:tcPr>
-          <w:p>
-            <w:pPr>
-              <w:jc w:val="center"/>
-              <w:rPr>
-                <w:rFonts w:ascii="Arial" w:hAnsi="Arial" w:cs="Arial"/>
-                <w:sz w:val="20"/>
-                <w:szCs w:val="20"/>
-              </w:rPr>
-            </w:pPr>
-            <w:r>
-              <w:rPr>
-                <w:rFonts w:ascii="Arial" w:hAnsi="Arial" w:cs="Arial"/>
-                <w:sz w:val="20"/>
-                <w:szCs w:val="20"/>
-              </w:rPr>
-              <w:t>Procedure ID</w:t>
-            </w:r>
-          </w:p>
-        </w:tc>
-        <w:tc>
-          <w:tcPr>
-            <w:tcW w:w="2520" w:type="dxa"/>
-            <w:gridSpan w:val="6"/>
-            <w:tcBorders>
-              <w:top w:val="single" w:sz="12" w:space="0" w:color="auto"/>
-              <w:left w:val="single" w:sz="12" w:space="0" w:color="auto"/>
-              <w:bottom w:val="single" w:sz="12" w:space="0" w:color="auto"/>
-              <w:right w:val="single" w:sz="12" w:space="0" w:color="auto"/>
-            </w:tcBorders>
-            <w:shd w:val="clear" w:color="auto" w:fill="D9D9D9" w:themeFill="background1" w:themeFillShade="D9"/>
-            <w:vAlign w:val="center"/>
-          </w:tcPr>
-          <w:p>
-            <w:pPr>
-              <w:jc w:val="center"/>
-              <w:rPr>
-                <w:rFonts w:ascii="Arial" w:hAnsi="Arial" w:cs="Arial"/>
-                <w:sz w:val="20"/>
-                <w:szCs w:val="20"/>
-              </w:rPr>
-            </w:pPr>
-            <w:r>
-              <w:rPr>
-                <w:rFonts w:ascii="Arial" w:hAnsi="Arial" w:cs="Arial"/>
-                <w:sz w:val="20"/>
-                <w:szCs w:val="20"/>
-              </w:rPr>
-              <w:t>Approver</w:t>
-            </w:r>
-          </w:p>
-        </w:tc>
-        <w:tc>
-          <w:tcPr>
-            <w:tcW w:w="1645" w:type="dxa"/>
-            <w:gridSpan w:val="3"/>
-            <w:tcBorders>
-              <w:top w:val="single" w:sz="12" w:space="0" w:color="auto"/>
-              <w:left w:val="single" w:sz="12" w:space="0" w:color="auto"/>
-              <w:bottom w:val="single" w:sz="12" w:space="0" w:color="auto"/>
-              <w:right w:val="single" w:sz="12" w:space="0" w:color="auto"/>
-            </w:tcBorders>
-            <w:shd w:val="clear" w:color="auto" w:fill="D9D9D9" w:themeFill="background1" w:themeFillShade="D9"/>
-            <w:vAlign w:val="center"/>
-          </w:tcPr>
-          <w:p>
-            <w:pPr>
-              <w:jc w:val="center"/>
-              <w:rPr>
-                <w:rFonts w:ascii="Arial" w:hAnsi="Arial" w:cs="Arial"/>
-                <w:sz w:val="20"/>
-                <w:szCs w:val="20"/>
-              </w:rPr>
-            </w:pPr>
-            <w:r>
-              <w:rPr>
-                <w:rFonts w:ascii="Arial" w:hAnsi="Arial" w:cs="Arial"/>
-                <w:sz w:val="20"/>
-                <w:szCs w:val="20"/>
-              </w:rPr>
-              <w:t>Date Approved</w:t>
-            </w:r>
-          </w:p>
-        </w:tc>
-        <w:tc>
-          <w:tcPr>
-            <w:tcW w:w="1055" w:type="dxa"/>
-            <w:tcBorders>
-              <w:top w:val="single" w:sz="12" w:space="0" w:color="auto"/>
-              <w:left w:val="single" w:sz="12" w:space="0" w:color="auto"/>
-              <w:bottom w:val="single" w:sz="12" w:space="0" w:color="auto"/>
-              <w:right w:val="single" w:sz="12" w:space="0" w:color="auto"/>
-            </w:tcBorders>
-            <w:shd w:val="clear" w:color="auto" w:fill="D9D9D9" w:themeFill="background1" w:themeFillShade="D9"/>
-            <w:vAlign w:val="center"/>
-          </w:tcPr>
-          <w:p>
-            <w:pPr>
-              <w:jc w:val="center"/>
-              <w:rPr>
-                <w:rFonts w:ascii="Arial" w:hAnsi="Arial" w:cs="Arial"/>
-                <w:sz w:val="20"/>
-                <w:szCs w:val="20"/>
-              </w:rPr>
-            </w:pPr>
-            <w:r>
-              <w:rPr>
-                <w:rFonts w:ascii="Arial" w:hAnsi="Arial" w:cs="Arial"/>
-                <w:sz w:val="20"/>
-                <w:szCs w:val="20"/>
-              </w:rPr>
-              <w:t>Rev.</w:t>
-            </w:r>
-          </w:p>
-        </w:tc>
-      </w:tr>
-      <w:tr>
-        <w:trPr>
-          <w:trHeight w:val="350"/>
-          <w:jc w:val="center"/>
-        </w:trPr>
-        <w:tc>
-          <w:tcPr>
-            <w:tcW w:w="3765" w:type="dxa"/>
-            <w:gridSpan w:val="6"/>
-            <w:tcBorders>
-              <w:top w:val="single" w:sz="12" w:space="0" w:color="auto"/>
-              <w:left w:val="single" w:sz="12" w:space="0" w:color="auto"/>
-              <w:bottom w:val="single" w:sz="12" w:space="0" w:color="auto"/>
-              <w:right w:val="single" w:sz="12" w:space="0" w:color="auto"/>
-            </w:tcBorders>
-            <w:shd w:val="clear" w:color="auto" w:fill="FFFFFF" w:themeFill="background1"/>
-            <w:vAlign w:val="center"/>
-          </w:tcPr>
-          <w:p>
-            <w:pPr>
-              <w:jc w:val="center"/>
-              <w:rPr>
-                <w:rFonts w:ascii="Arial" w:hAnsi="Arial" w:cs="Arial"/>
-                <w:sz w:val="20"/>
-                <w:szCs w:val="20"/>
-              </w:rPr>
-            </w:pPr>
-          </w:p>
-        </w:tc>
-        <w:tc>
-          <w:tcPr>
-            <w:tcW w:w="1800" w:type="dxa"/>
-            <w:gridSpan w:val="3"/>
-            <w:tcBorders>
-              <w:top w:val="single" w:sz="12" w:space="0" w:color="auto"/>
-              <w:left w:val="single" w:sz="12" w:space="0" w:color="auto"/>
-              <w:bottom w:val="single" w:sz="12" w:space="0" w:color="auto"/>
-              <w:right w:val="single" w:sz="12" w:space="0" w:color="auto"/>
-            </w:tcBorders>
-            <w:vAlign w:val="center"/>
-          </w:tcPr>
-          <w:p>
-            <w:pPr>
-              <w:jc w:val="center"/>
-              <w:rPr>
-                <w:rFonts w:ascii="Arial" w:hAnsi="Arial" w:cs="Arial"/>
-                <w:sz w:val="20"/>
-                <w:szCs w:val="20"/>
-              </w:rPr>
-            </w:pPr>
-          </w:p>
-        </w:tc>
-        <w:tc>
-          <w:tcPr>
-            <w:tcW w:w="2520" w:type="dxa"/>
-            <w:gridSpan w:val="6"/>
-            <w:tcBorders>
-              <w:top w:val="single" w:sz="12" w:space="0" w:color="auto"/>
-              <w:left w:val="single" w:sz="12" w:space="0" w:color="auto"/>
-              <w:bottom w:val="single" w:sz="12" w:space="0" w:color="auto"/>
-              <w:right w:val="single" w:sz="12" w:space="0" w:color="auto"/>
-            </w:tcBorders>
-            <w:vAlign w:val="center"/>
-          </w:tcPr>
-          <w:p>
-            <w:pPr>
-              <w:jc w:val="center"/>
-              <w:rPr>
-                <w:rFonts w:ascii="Arial" w:hAnsi="Arial" w:cs="Arial"/>
-                <w:sz w:val="20"/>
-                <w:szCs w:val="20"/>
-              </w:rPr>
-            </w:pPr>
-          </w:p>
-        </w:tc>
-        <w:tc>
-          <w:tcPr>
-            <w:tcW w:w="1645" w:type="dxa"/>
-            <w:gridSpan w:val="3"/>
-            <w:tcBorders>
-              <w:top w:val="single" w:sz="12" w:space="0" w:color="auto"/>
-              <w:left w:val="single" w:sz="12" w:space="0" w:color="auto"/>
-              <w:bottom w:val="single" w:sz="12" w:space="0" w:color="auto"/>
-              <w:right w:val="single" w:sz="12" w:space="0" w:color="auto"/>
-            </w:tcBorders>
-            <w:vAlign w:val="center"/>
-          </w:tcPr>
-          <w:p>
-            <w:pPr>
-              <w:jc w:val="center"/>
-              <w:rPr>
-                <w:rFonts w:ascii="Arial" w:hAnsi="Arial" w:cs="Arial"/>
-                <w:sz w:val="20"/>
-                <w:szCs w:val="20"/>
-              </w:rPr>
-            </w:pPr>
-          </w:p>
-        </w:tc>
-        <w:tc>
-          <w:tcPr>
-            <w:tcW w:w="1055" w:type="dxa"/>
-            <w:tcBorders>
-              <w:top w:val="single" w:sz="12" w:space="0" w:color="auto"/>
-              <w:left w:val="single" w:sz="12" w:space="0" w:color="auto"/>
-              <w:bottom w:val="single" w:sz="12" w:space="0" w:color="auto"/>
-              <w:right w:val="single" w:sz="12" w:space="0" w:color="auto"/>
-            </w:tcBorders>
-            <w:vAlign w:val="center"/>
-          </w:tcPr>
-          <w:p>
-            <w:pPr>
-              <w:jc w:val="center"/>
-              <w:rPr>
-                <w:rFonts w:ascii="Arial" w:hAnsi="Arial" w:cs="Arial"/>
-                <w:sz w:val="20"/>
-                <w:szCs w:val="20"/>
-              </w:rPr>
-            </w:pPr>
-          </w:p>
-        </w:tc>
-      </w:tr>
-      <w:tr>
-        <w:trPr>
-          <w:trHeight w:val="350"/>
-          <w:jc w:val="center"/>
-        </w:trPr>
-        <w:tc>
-          <w:tcPr>
-            <w:tcW w:w="2325" w:type="dxa"/>
-            <w:gridSpan w:val="2"/>
-            <w:tcBorders>
-              <w:top w:val="single" w:sz="12" w:space="0" w:color="auto"/>
-              <w:left w:val="single" w:sz="12" w:space="0" w:color="auto"/>
-              <w:bottom w:val="single" w:sz="12" w:space="0" w:color="auto"/>
-              <w:right w:val="single" w:sz="12" w:space="0" w:color="auto"/>
-            </w:tcBorders>
-            <w:shd w:val="clear" w:color="auto" w:fill="D9D9D9" w:themeFill="background1" w:themeFillShade="D9"/>
-            <w:vAlign w:val="center"/>
-            <w:hideMark/>
-          </w:tcPr>
-          <w:p>
-            <w:pPr>
-              <w:jc w:val="center"/>
-              <w:rPr>
-                <w:rFonts w:ascii="Arial" w:hAnsi="Arial" w:cs="Arial"/>
-                <w:sz w:val="20"/>
-                <w:szCs w:val="20"/>
-              </w:rPr>
-            </w:pPr>
-            <w:r>
-              <w:rPr>
-                <w:rFonts w:ascii="Arial" w:hAnsi="Arial" w:cs="Arial"/>
-                <w:sz w:val="20"/>
-                <w:szCs w:val="20"/>
-              </w:rPr>
-              <w:t>Record/Form Identified by the Procedure</w:t>
-            </w:r>
-          </w:p>
-        </w:tc>
-        <w:tc>
-          <w:tcPr>
-            <w:tcW w:w="1710" w:type="dxa"/>
-            <w:gridSpan w:val="5"/>
-            <w:tcBorders>
-              <w:top w:val="single" w:sz="12" w:space="0" w:color="auto"/>
-              <w:left w:val="single" w:sz="12" w:space="0" w:color="auto"/>
-              <w:bottom w:val="single" w:sz="12" w:space="0" w:color="auto"/>
-              <w:right w:val="single" w:sz="12" w:space="0" w:color="auto"/>
-            </w:tcBorders>
-            <w:shd w:val="clear" w:color="auto" w:fill="D9D9D9" w:themeFill="background1" w:themeFillShade="D9"/>
-            <w:vAlign w:val="center"/>
-            <w:hideMark/>
-          </w:tcPr>
-          <w:p>
-            <w:pPr>
-              <w:jc w:val="center"/>
-              <w:rPr>
-                <w:rFonts w:ascii="Arial" w:hAnsi="Arial" w:cs="Arial"/>
-                <w:sz w:val="20"/>
-                <w:szCs w:val="20"/>
-              </w:rPr>
-            </w:pPr>
-            <w:r>
-              <w:rPr>
-                <w:rFonts w:ascii="Arial" w:hAnsi="Arial" w:cs="Arial"/>
-                <w:sz w:val="20"/>
-                <w:szCs w:val="20"/>
-              </w:rPr>
-              <w:t>Record/Form ID</w:t>
-            </w:r>
-          </w:p>
-        </w:tc>
-        <w:tc>
-          <w:tcPr>
-            <w:tcW w:w="1530" w:type="dxa"/>
-            <w:gridSpan w:val="2"/>
-            <w:tcBorders>
-              <w:top w:val="single" w:sz="12" w:space="0" w:color="auto"/>
-              <w:left w:val="single" w:sz="12" w:space="0" w:color="auto"/>
-              <w:bottom w:val="single" w:sz="12" w:space="0" w:color="auto"/>
-              <w:right w:val="single" w:sz="12" w:space="0" w:color="auto"/>
-            </w:tcBorders>
-            <w:shd w:val="clear" w:color="auto" w:fill="D9D9D9" w:themeFill="background1" w:themeFillShade="D9"/>
-            <w:vAlign w:val="center"/>
-            <w:hideMark/>
-          </w:tcPr>
-          <w:p>
-            <w:pPr>
-              <w:jc w:val="center"/>
-              <w:rPr>
-                <w:rFonts w:ascii="Arial" w:hAnsi="Arial" w:cs="Arial"/>
-                <w:sz w:val="20"/>
-                <w:szCs w:val="20"/>
-              </w:rPr>
-            </w:pPr>
-            <w:r>
-              <w:rPr>
-                <w:rFonts w:ascii="Arial" w:hAnsi="Arial" w:cs="Arial"/>
-                <w:sz w:val="20"/>
-                <w:szCs w:val="20"/>
-              </w:rPr>
-              <w:t>Approved By</w:t>
-            </w:r>
-          </w:p>
-        </w:tc>
-        <w:tc>
-          <w:tcPr>
-            <w:tcW w:w="1530" w:type="dxa"/>
-            <w:gridSpan w:val="4"/>
-            <w:tcBorders>
-              <w:top w:val="single" w:sz="12" w:space="0" w:color="auto"/>
-              <w:left w:val="single" w:sz="12" w:space="0" w:color="auto"/>
-              <w:bottom w:val="single" w:sz="12" w:space="0" w:color="auto"/>
-              <w:right w:val="single" w:sz="12" w:space="0" w:color="auto"/>
-            </w:tcBorders>
-            <w:shd w:val="clear" w:color="auto" w:fill="D9D9D9" w:themeFill="background1" w:themeFillShade="D9"/>
-            <w:vAlign w:val="center"/>
-            <w:hideMark/>
-          </w:tcPr>
-          <w:p>
-            <w:pPr>
-              <w:jc w:val="center"/>
-              <w:rPr>
-                <w:rFonts w:ascii="Arial" w:hAnsi="Arial" w:cs="Arial"/>
-                <w:sz w:val="20"/>
-                <w:szCs w:val="20"/>
-              </w:rPr>
-            </w:pPr>
-            <w:r>
-              <w:rPr>
-                <w:rFonts w:ascii="Arial" w:hAnsi="Arial" w:cs="Arial"/>
-                <w:sz w:val="20"/>
-                <w:szCs w:val="20"/>
-              </w:rPr>
-              <w:t>Date Approved</w:t>
-            </w:r>
-          </w:p>
-        </w:tc>
-        <w:tc>
-          <w:tcPr>
-            <w:tcW w:w="990" w:type="dxa"/>
-            <w:gridSpan w:val="2"/>
-            <w:tcBorders>
-              <w:top w:val="single" w:sz="12" w:space="0" w:color="auto"/>
-              <w:left w:val="single" w:sz="12" w:space="0" w:color="auto"/>
-              <w:bottom w:val="single" w:sz="12" w:space="0" w:color="auto"/>
-              <w:right w:val="single" w:sz="12" w:space="0" w:color="auto"/>
-            </w:tcBorders>
-            <w:shd w:val="clear" w:color="auto" w:fill="D9D9D9" w:themeFill="background1" w:themeFillShade="D9"/>
-            <w:vAlign w:val="center"/>
-            <w:hideMark/>
-          </w:tcPr>
-          <w:p>
-            <w:pPr>
-              <w:jc w:val="center"/>
-              <w:rPr>
-                <w:rFonts w:ascii="Arial" w:hAnsi="Arial" w:cs="Arial"/>
-                <w:sz w:val="20"/>
-                <w:szCs w:val="20"/>
-              </w:rPr>
-            </w:pPr>
-            <w:r>
-              <w:rPr>
-                <w:rFonts w:ascii="Arial" w:hAnsi="Arial" w:cs="Arial"/>
-                <w:sz w:val="20"/>
-                <w:szCs w:val="20"/>
-              </w:rPr>
-              <w:t>Rev.</w:t>
-            </w:r>
-          </w:p>
-        </w:tc>
-        <w:tc>
-          <w:tcPr>
-            <w:tcW w:w="2700" w:type="dxa"/>
-            <w:gridSpan w:val="4"/>
-            <w:tcBorders>
-              <w:top w:val="single" w:sz="12" w:space="0" w:color="auto"/>
-              <w:left w:val="single" w:sz="12" w:space="0" w:color="auto"/>
-              <w:bottom w:val="single" w:sz="12" w:space="0" w:color="auto"/>
-              <w:right w:val="single" w:sz="12" w:space="0" w:color="auto"/>
-            </w:tcBorders>
-            <w:shd w:val="clear" w:color="auto" w:fill="D9D9D9" w:themeFill="background1" w:themeFillShade="D9"/>
-            <w:vAlign w:val="center"/>
-            <w:hideMark/>
-          </w:tcPr>
-          <w:p>
-            <w:pPr>
-              <w:jc w:val="center"/>
-              <w:rPr>
-                <w:rFonts w:ascii="Arial" w:hAnsi="Arial" w:cs="Arial"/>
-                <w:sz w:val="20"/>
-                <w:szCs w:val="20"/>
-              </w:rPr>
-            </w:pPr>
-            <w:r>
-              <w:rPr>
-                <w:rFonts w:ascii="Arial" w:hAnsi="Arial" w:cs="Arial"/>
-                <w:sz w:val="20"/>
-                <w:szCs w:val="20"/>
-              </w:rPr>
-              <w:t>Result (including accepted or rejected)</w:t>
-            </w:r>
-          </w:p>
-        </w:tc>
-      </w:tr>
-      <w:tr>
-        <w:trPr>
-          <w:trHeight w:val="350"/>
-          <w:jc w:val="center"/>
-        </w:trPr>
-        <w:tc>
-          <w:tcPr>
-            <w:tcW w:w="2325" w:type="dxa"/>
-            <w:gridSpan w:val="2"/>
-            <w:tcBorders>
-              <w:top w:val="single" w:sz="12" w:space="0" w:color="auto"/>
-              <w:left w:val="single" w:sz="12" w:space="0" w:color="auto"/>
-              <w:bottom w:val="single" w:sz="12" w:space="0" w:color="auto"/>
-              <w:right w:val="single" w:sz="12" w:space="0" w:color="auto"/>
-            </w:tcBorders>
-            <w:shd w:val="clear" w:color="auto" w:fill="FFFFFF" w:themeFill="background1"/>
-            <w:vAlign w:val="center"/>
-          </w:tcPr>
-          <w:p>
-            <w:pPr>
-              <w:jc w:val="center"/>
-              <w:rPr>
-                <w:rFonts w:ascii="Arial" w:hAnsi="Arial" w:cs="Arial"/>
-                <w:sz w:val="20"/>
-                <w:szCs w:val="20"/>
-              </w:rPr>
-            </w:pPr>
-          </w:p>
-        </w:tc>
-        <w:tc>
-          <w:tcPr>
-            <w:tcW w:w="1710" w:type="dxa"/>
-            <w:gridSpan w:val="5"/>
-            <w:tcBorders>
-              <w:top w:val="single" w:sz="12" w:space="0" w:color="auto"/>
-              <w:left w:val="single" w:sz="12" w:space="0" w:color="auto"/>
-              <w:bottom w:val="single" w:sz="12" w:space="0" w:color="auto"/>
-              <w:right w:val="single" w:sz="12" w:space="0" w:color="auto"/>
-            </w:tcBorders>
-            <w:shd w:val="clear" w:color="auto" w:fill="FFFFFF" w:themeFill="background1"/>
-            <w:vAlign w:val="center"/>
-          </w:tcPr>
-          <w:p>
-            <w:pPr>
-              <w:jc w:val="center"/>
-              <w:rPr>
-                <w:rFonts w:ascii="Arial" w:hAnsi="Arial" w:cs="Arial"/>
-                <w:sz w:val="20"/>
-                <w:szCs w:val="20"/>
-              </w:rPr>
-            </w:pPr>
-          </w:p>
-        </w:tc>
-        <w:tc>
-          <w:tcPr>
-            <w:tcW w:w="1530" w:type="dxa"/>
-            <w:gridSpan w:val="2"/>
-            <w:tcBorders>
-              <w:top w:val="single" w:sz="12" w:space="0" w:color="auto"/>
-              <w:left w:val="single" w:sz="12" w:space="0" w:color="auto"/>
-              <w:bottom w:val="single" w:sz="12" w:space="0" w:color="auto"/>
-              <w:right w:val="single" w:sz="12" w:space="0" w:color="auto"/>
-            </w:tcBorders>
-            <w:shd w:val="clear" w:color="auto" w:fill="FFFFFF" w:themeFill="background1"/>
-            <w:vAlign w:val="center"/>
-          </w:tcPr>
-          <w:p>
-            <w:pPr>
-              <w:jc w:val="center"/>
-              <w:rPr>
-                <w:rFonts w:ascii="Arial" w:hAnsi="Arial" w:cs="Arial"/>
-                <w:sz w:val="20"/>
-                <w:szCs w:val="20"/>
-              </w:rPr>
-            </w:pPr>
-          </w:p>
-        </w:tc>
-        <w:tc>
-          <w:tcPr>
-            <w:tcW w:w="1530" w:type="dxa"/>
-            <w:gridSpan w:val="4"/>
-            <w:tcBorders>
-              <w:top w:val="single" w:sz="12" w:space="0" w:color="auto"/>
-              <w:left w:val="single" w:sz="12" w:space="0" w:color="auto"/>
-              <w:bottom w:val="single" w:sz="12" w:space="0" w:color="auto"/>
-              <w:right w:val="single" w:sz="12" w:space="0" w:color="auto"/>
-            </w:tcBorders>
-            <w:shd w:val="clear" w:color="auto" w:fill="FFFFFF" w:themeFill="background1"/>
-            <w:vAlign w:val="center"/>
-          </w:tcPr>
-          <w:p>
-            <w:pPr>
-              <w:jc w:val="center"/>
-              <w:rPr>
-                <w:rFonts w:ascii="Arial" w:hAnsi="Arial" w:cs="Arial"/>
-                <w:sz w:val="20"/>
-                <w:szCs w:val="20"/>
-              </w:rPr>
-            </w:pPr>
-          </w:p>
-        </w:tc>
-        <w:tc>
-          <w:tcPr>
-            <w:tcW w:w="990" w:type="dxa"/>
-            <w:gridSpan w:val="2"/>
-            <w:tcBorders>
-              <w:top w:val="single" w:sz="12" w:space="0" w:color="auto"/>
-              <w:left w:val="single" w:sz="12" w:space="0" w:color="auto"/>
-              <w:bottom w:val="single" w:sz="12" w:space="0" w:color="auto"/>
-              <w:right w:val="single" w:sz="12" w:space="0" w:color="auto"/>
-            </w:tcBorders>
-            <w:shd w:val="clear" w:color="auto" w:fill="FFFFFF" w:themeFill="background1"/>
-            <w:vAlign w:val="center"/>
-          </w:tcPr>
-          <w:p>
-            <w:pPr>
-              <w:jc w:val="center"/>
-              <w:rPr>
-                <w:rFonts w:ascii="Arial" w:hAnsi="Arial" w:cs="Arial"/>
-                <w:sz w:val="20"/>
-                <w:szCs w:val="20"/>
-              </w:rPr>
-            </w:pPr>
-          </w:p>
-        </w:tc>
-        <w:tc>
-          <w:tcPr>
-            <w:tcW w:w="2700" w:type="dxa"/>
-            <w:gridSpan w:val="4"/>
-            <w:tcBorders>
-              <w:top w:val="single" w:sz="12" w:space="0" w:color="auto"/>
-              <w:left w:val="single" w:sz="12" w:space="0" w:color="auto"/>
-              <w:bottom w:val="single" w:sz="12" w:space="0" w:color="auto"/>
-              <w:right w:val="single" w:sz="12" w:space="0" w:color="auto"/>
-            </w:tcBorders>
-            <w:shd w:val="clear" w:color="auto" w:fill="FFFFFF" w:themeFill="background1"/>
-            <w:vAlign w:val="center"/>
-          </w:tcPr>
-          <w:p>
-            <w:pPr>
-              <w:jc w:val="center"/>
-              <w:rPr>
-                <w:rFonts w:ascii="Arial" w:hAnsi="Arial" w:cs="Arial"/>
-                <w:sz w:val="20"/>
-                <w:szCs w:val="20"/>
-              </w:rPr>
-            </w:pPr>
-          </w:p>
-        </w:tc>
-      </w:tr>
-      <w:tr>
-        <w:trPr>
-          <w:trHeight w:val="350"/>
-          <w:jc w:val="center"/>
-        </w:trPr>
-        <w:tc>
-          <w:tcPr>
-            <w:tcW w:w="10785" w:type="dxa"/>
-            <w:gridSpan w:val="19"/>
-            <w:tcBorders>
-              <w:bottom w:val="single" w:sz="12" w:space="0" w:color="auto"/>
-            </w:tcBorders>
-            <w:shd w:val="clear" w:color="auto" w:fill="D9D9D9" w:themeFill="background1" w:themeFillShade="D9"/>
-            <w:vAlign w:val="center"/>
-          </w:tcPr>
-          <w:p>
-            <w:pPr>
-              <w:pStyle w:val="ListParagraph"/>
-              <w:ind w:left="53"/>
-              <w:contextualSpacing w:val="0"/>
-              <w:jc w:val="center"/>
-              <w:rPr>
-                <w:rFonts w:ascii="Arial" w:hAnsi="Arial" w:cs="Arial"/>
-                <w:b/>
-                <w:sz w:val="20"/>
-                <w:szCs w:val="20"/>
-              </w:rPr>
-            </w:pPr>
-            <w:r>
-              <w:rPr>
-                <w:rFonts w:ascii="Arial" w:hAnsi="Arial" w:cs="Arial"/>
-                <w:b/>
-                <w:sz w:val="20"/>
-                <w:szCs w:val="20"/>
-              </w:rPr>
-              <w:t>EQUIPMENT</w:t>
-            </w:r>
-          </w:p>
-        </w:tc>
-      </w:tr>
-      <w:tr>
-        <w:trPr>
-          <w:trHeight w:val="350"/>
-          <w:jc w:val="center"/>
-        </w:trPr>
-        <w:tc>
-          <w:tcPr>
-            <w:tcW w:w="2380" w:type="dxa"/>
-            <w:gridSpan w:val="3"/>
-            <w:shd w:val="clear" w:color="auto" w:fill="D9D9D9" w:themeFill="background1" w:themeFillShade="D9"/>
-            <w:vAlign w:val="center"/>
-          </w:tcPr>
-          <w:p>
-            <w:pPr>
-              <w:pStyle w:val="ListParagraph"/>
-              <w:ind w:left="53"/>
-              <w:contextualSpacing w:val="0"/>
-              <w:jc w:val="center"/>
-              <w:rPr>
-                <w:rFonts w:ascii="Arial" w:hAnsi="Arial" w:cs="Arial"/>
-                <w:sz w:val="20"/>
-                <w:szCs w:val="20"/>
-              </w:rPr>
-            </w:pPr>
-            <w:r>
-              <w:rPr>
-                <w:rFonts w:ascii="Arial" w:hAnsi="Arial" w:cs="Arial"/>
-                <w:sz w:val="20"/>
-                <w:szCs w:val="20"/>
-              </w:rPr>
-              <w:t xml:space="preserve">NDT Equipment </w:t>
-            </w:r>
-          </w:p>
-        </w:tc>
-        <w:tc>
-          <w:tcPr>
-            <w:tcW w:w="1013" w:type="dxa"/>
-            <w:gridSpan w:val="2"/>
-            <w:shd w:val="clear" w:color="auto" w:fill="D9D9D9" w:themeFill="background1" w:themeFillShade="D9"/>
-            <w:vAlign w:val="center"/>
-          </w:tcPr>
-          <w:p>
-            <w:pPr>
-              <w:pStyle w:val="ListParagraph"/>
-              <w:ind w:left="53"/>
-              <w:contextualSpacing w:val="0"/>
-              <w:jc w:val="center"/>
-              <w:rPr>
-                <w:rFonts w:ascii="Arial" w:hAnsi="Arial" w:cs="Arial"/>
-                <w:sz w:val="20"/>
-                <w:szCs w:val="20"/>
-              </w:rPr>
-            </w:pPr>
-            <w:r>
-              <w:rPr>
-                <w:rFonts w:ascii="Arial" w:hAnsi="Arial" w:cs="Arial"/>
-                <w:sz w:val="20"/>
-                <w:szCs w:val="20"/>
-              </w:rPr>
-              <w:t>ID</w:t>
-            </w:r>
-          </w:p>
-        </w:tc>
-        <w:tc>
-          <w:tcPr>
-            <w:tcW w:w="2978" w:type="dxa"/>
-            <w:gridSpan w:val="6"/>
-            <w:shd w:val="clear" w:color="auto" w:fill="D9D9D9" w:themeFill="background1" w:themeFillShade="D9"/>
-            <w:vAlign w:val="center"/>
-          </w:tcPr>
-          <w:p>
-            <w:pPr>
-              <w:pStyle w:val="ListParagraph"/>
-              <w:ind w:left="76"/>
-              <w:contextualSpacing w:val="0"/>
-              <w:jc w:val="center"/>
-              <w:rPr>
-                <w:rFonts w:ascii="Arial" w:hAnsi="Arial" w:cs="Arial"/>
-                <w:sz w:val="20"/>
-                <w:szCs w:val="20"/>
-              </w:rPr>
-            </w:pPr>
-            <w:r>
-              <w:rPr>
-                <w:rFonts w:ascii="Arial" w:hAnsi="Arial" w:cs="Arial"/>
-                <w:sz w:val="20"/>
-                <w:szCs w:val="20"/>
-              </w:rPr>
-              <w:t>Function Performed</w:t>
-            </w:r>
-          </w:p>
-        </w:tc>
-        <w:tc>
-          <w:tcPr>
-            <w:tcW w:w="2254" w:type="dxa"/>
-            <w:gridSpan w:val="5"/>
-            <w:shd w:val="clear" w:color="auto" w:fill="D9D9D9" w:themeFill="background1" w:themeFillShade="D9"/>
-            <w:vAlign w:val="center"/>
-          </w:tcPr>
-          <w:p>
-            <w:pPr>
-              <w:pStyle w:val="ListParagraph"/>
-              <w:ind w:left="76"/>
-              <w:contextualSpacing w:val="0"/>
-              <w:jc w:val="center"/>
-              <w:rPr>
-                <w:rFonts w:ascii="Arial" w:hAnsi="Arial" w:cs="Arial"/>
-                <w:sz w:val="20"/>
-                <w:szCs w:val="20"/>
-              </w:rPr>
-            </w:pPr>
-            <w:r>
-              <w:rPr>
-                <w:rFonts w:ascii="Arial" w:hAnsi="Arial" w:cs="Arial"/>
-                <w:sz w:val="20"/>
-                <w:szCs w:val="20"/>
-              </w:rPr>
-              <w:t>Calibration Date</w:t>
-            </w:r>
-          </w:p>
-        </w:tc>
-        <w:tc>
-          <w:tcPr>
-            <w:tcW w:w="2160" w:type="dxa"/>
-            <w:gridSpan w:val="3"/>
-            <w:shd w:val="clear" w:color="auto" w:fill="D9D9D9" w:themeFill="background1" w:themeFillShade="D9"/>
-            <w:vAlign w:val="center"/>
-          </w:tcPr>
-          <w:p>
-            <w:pPr>
-              <w:pStyle w:val="ListParagraph"/>
-              <w:ind w:left="76"/>
-              <w:contextualSpacing w:val="0"/>
-              <w:jc w:val="center"/>
-              <w:rPr>
-                <w:rFonts w:ascii="Arial" w:hAnsi="Arial" w:cs="Arial"/>
-                <w:sz w:val="20"/>
-                <w:szCs w:val="20"/>
-              </w:rPr>
-            </w:pPr>
-            <w:r>
-              <w:rPr>
-                <w:rFonts w:ascii="Arial" w:hAnsi="Arial" w:cs="Arial"/>
-                <w:sz w:val="20"/>
-                <w:szCs w:val="20"/>
-              </w:rPr>
-              <w:t>Calibration Due</w:t>
-            </w:r>
-          </w:p>
-        </w:tc>
-      </w:tr>
-      <w:tr>
-        <w:trPr>
-          <w:trHeight w:val="350"/>
-          <w:jc w:val="center"/>
-        </w:trPr>
-        <w:tc>
-          <w:tcPr>
-            <w:tcW w:w="2380" w:type="dxa"/>
-            <w:gridSpan w:val="3"/>
-            <w:tcBorders>
-              <w:bottom w:val="single" w:sz="12" w:space="0" w:color="auto"/>
-            </w:tcBorders>
-            <w:vAlign w:val="center"/>
-          </w:tcPr>
-          <w:p>
-            <w:pPr>
-              <w:pStyle w:val="ListParagraph"/>
-              <w:ind w:left="76"/>
-              <w:contextualSpacing w:val="0"/>
-              <w:jc w:val="center"/>
-              <w:rPr>
-                <w:rFonts w:ascii="Arial" w:hAnsi="Arial" w:cs="Arial"/>
-                <w:sz w:val="20"/>
-                <w:szCs w:val="20"/>
-              </w:rPr>
-            </w:pPr>
-          </w:p>
-        </w:tc>
-        <w:tc>
-          <w:tcPr>
-            <w:tcW w:w="1013" w:type="dxa"/>
-            <w:gridSpan w:val="2"/>
-            <w:tcBorders>
-              <w:bottom w:val="single" w:sz="12" w:space="0" w:color="auto"/>
-            </w:tcBorders>
-            <w:vAlign w:val="center"/>
-          </w:tcPr>
-          <w:p>
-            <w:pPr>
-              <w:pStyle w:val="ListParagraph"/>
-              <w:ind w:left="76"/>
-              <w:contextualSpacing w:val="0"/>
-              <w:jc w:val="center"/>
-              <w:rPr>
-                <w:rFonts w:ascii="Arial" w:hAnsi="Arial" w:cs="Arial"/>
-                <w:sz w:val="20"/>
-                <w:szCs w:val="20"/>
-              </w:rPr>
-            </w:pPr>
-          </w:p>
-        </w:tc>
-        <w:tc>
-          <w:tcPr>
-            <w:tcW w:w="2978" w:type="dxa"/>
-            <w:gridSpan w:val="6"/>
-            <w:tcBorders>
-              <w:bottom w:val="single" w:sz="12" w:space="0" w:color="auto"/>
-            </w:tcBorders>
-            <w:vAlign w:val="center"/>
-          </w:tcPr>
-          <w:p>
-            <w:pPr>
-              <w:pStyle w:val="ListParagraph"/>
-              <w:ind w:left="76"/>
-              <w:contextualSpacing w:val="0"/>
-              <w:jc w:val="center"/>
-              <w:rPr>
-                <w:rFonts w:ascii="Arial" w:hAnsi="Arial" w:cs="Arial"/>
-                <w:sz w:val="20"/>
-                <w:szCs w:val="20"/>
-              </w:rPr>
-            </w:pPr>
-          </w:p>
-        </w:tc>
-        <w:tc>
-          <w:tcPr>
-            <w:tcW w:w="2254" w:type="dxa"/>
-            <w:gridSpan w:val="5"/>
-            <w:tcBorders>
-              <w:bottom w:val="single" w:sz="12" w:space="0" w:color="auto"/>
-            </w:tcBorders>
-            <w:vAlign w:val="center"/>
-          </w:tcPr>
-          <w:p>
-            <w:pPr>
-              <w:pStyle w:val="ListParagraph"/>
-              <w:ind w:left="76"/>
-              <w:contextualSpacing w:val="0"/>
-              <w:jc w:val="center"/>
-              <w:rPr>
-                <w:rFonts w:ascii="Arial" w:hAnsi="Arial" w:cs="Arial"/>
-                <w:sz w:val="20"/>
-                <w:szCs w:val="20"/>
-              </w:rPr>
-            </w:pPr>
-          </w:p>
-        </w:tc>
-        <w:tc>
-          <w:tcPr>
-            <w:tcW w:w="2160" w:type="dxa"/>
-            <w:gridSpan w:val="3"/>
-            <w:tcBorders>
-              <w:bottom w:val="single" w:sz="12" w:space="0" w:color="auto"/>
-            </w:tcBorders>
-            <w:vAlign w:val="center"/>
-          </w:tcPr>
-          <w:p>
-            <w:pPr>
-              <w:pStyle w:val="ListParagraph"/>
-              <w:ind w:left="76"/>
-              <w:contextualSpacing w:val="0"/>
-              <w:jc w:val="center"/>
-              <w:rPr>
-                <w:rFonts w:ascii="Arial" w:hAnsi="Arial" w:cs="Arial"/>
-                <w:sz w:val="20"/>
-                <w:szCs w:val="20"/>
-              </w:rPr>
-            </w:pPr>
-          </w:p>
-        </w:tc>
-      </w:tr>
-      <w:tr>
-        <w:trPr>
-          <w:trHeight w:val="350"/>
-          <w:jc w:val="center"/>
-        </w:trPr>
-        <w:tc>
-          <w:tcPr>
-            <w:tcW w:w="10785" w:type="dxa"/>
-            <w:gridSpan w:val="19"/>
-            <w:shd w:val="clear" w:color="auto" w:fill="D9D9D9" w:themeFill="background1" w:themeFillShade="D9"/>
-            <w:vAlign w:val="center"/>
-          </w:tcPr>
-          <w:p>
-            <w:pPr>
-              <w:pStyle w:val="ListParagraph"/>
-              <w:ind w:left="53"/>
-              <w:contextualSpacing w:val="0"/>
-              <w:jc w:val="center"/>
-              <w:rPr>
-                <w:rFonts w:ascii="Arial" w:hAnsi="Arial" w:cs="Arial"/>
-                <w:b/>
-                <w:sz w:val="20"/>
-                <w:szCs w:val="20"/>
-              </w:rPr>
-            </w:pPr>
-            <w:r>
-              <w:rPr>
-                <w:rFonts w:ascii="Arial" w:hAnsi="Arial" w:cs="Arial"/>
-                <w:b/>
-                <w:sz w:val="20"/>
-                <w:szCs w:val="20"/>
-              </w:rPr>
-              <w:t>ENVIRONMENT</w:t>
-            </w:r>
-          </w:p>
-        </w:tc>
-      </w:tr>
-      <w:tr>
-        <w:trPr>
-          <w:trHeight w:val="350"/>
-          <w:jc w:val="center"/>
-        </w:trPr>
-        <w:tc>
-          <w:tcPr>
-            <w:tcW w:w="5655" w:type="dxa"/>
-            <w:gridSpan w:val="10"/>
-            <w:tcBorders>
-              <w:bottom w:val="single" w:sz="12" w:space="0" w:color="auto"/>
-            </w:tcBorders>
-            <w:shd w:val="clear" w:color="auto" w:fill="D9D9D9" w:themeFill="background1" w:themeFillShade="D9"/>
-            <w:vAlign w:val="center"/>
-          </w:tcPr>
-          <w:p>
-            <w:pPr>
-              <w:jc w:val="center"/>
-              <w:rPr>
-                <w:rFonts w:ascii="Arial" w:hAnsi="Arial" w:cs="Arial"/>
-                <w:sz w:val="20"/>
-                <w:szCs w:val="20"/>
-              </w:rPr>
-            </w:pPr>
-            <w:r>
-              <w:rPr>
-                <w:rFonts w:ascii="Arial" w:hAnsi="Arial" w:cs="Arial"/>
-                <w:sz w:val="20"/>
-                <w:szCs w:val="20"/>
-              </w:rPr>
-              <w:t xml:space="preserve">Location </w:t>
-            </w:r>
-            <w:r>
-              <w:rPr>
-                <w:rFonts w:ascii="Arial" w:hAnsi="Arial" w:cs="Arial"/>
-                <w:sz w:val="20"/>
-                <w:szCs w:val="20"/>
-              </w:rPr>
-              <w:t>in</w:t>
-            </w:r>
-            <w:r>
-              <w:rPr>
-                <w:rFonts w:ascii="Arial" w:hAnsi="Arial" w:cs="Arial"/>
-                <w:sz w:val="20"/>
-                <w:szCs w:val="20"/>
-              </w:rPr>
-              <w:t xml:space="preserve"> </w:t>
-            </w:r>
-            <w:r>
-              <w:rPr>
-                <w:rFonts w:ascii="Arial" w:hAnsi="Arial" w:cs="Arial"/>
-                <w:sz w:val="20"/>
-                <w:szCs w:val="20"/>
-              </w:rPr>
-              <w:t>f</w:t>
-            </w:r>
-            <w:r>
-              <w:rPr>
-                <w:rFonts w:ascii="Arial" w:hAnsi="Arial" w:cs="Arial"/>
-                <w:sz w:val="20"/>
-                <w:szCs w:val="20"/>
-              </w:rPr>
-              <w:t xml:space="preserve">acility </w:t>
-            </w:r>
-            <w:r>
-              <w:rPr>
-                <w:rFonts w:ascii="Arial" w:hAnsi="Arial" w:cs="Arial"/>
-                <w:sz w:val="20"/>
-                <w:szCs w:val="20"/>
-              </w:rPr>
-              <w:t>where demonstration was observed</w:t>
-            </w:r>
-          </w:p>
-        </w:tc>
-        <w:tc>
-          <w:tcPr>
-            <w:tcW w:w="5130" w:type="dxa"/>
-            <w:gridSpan w:val="9"/>
-            <w:tcBorders>
-              <w:bottom w:val="single" w:sz="12" w:space="0" w:color="auto"/>
-            </w:tcBorders>
-            <w:shd w:val="clear" w:color="auto" w:fill="auto"/>
-            <w:vAlign w:val="center"/>
-          </w:tcPr>
-          <w:p>
-            <w:pPr>
-              <w:jc w:val="center"/>
-              <w:rPr>
-                <w:rFonts w:ascii="Arial" w:hAnsi="Arial" w:cs="Arial"/>
-                <w:sz w:val="20"/>
-                <w:szCs w:val="20"/>
-              </w:rPr>
-            </w:pPr>
-          </w:p>
-        </w:tc>
-      </w:tr>
-      <w:tr>
-        <w:trPr>
-          <w:trHeight w:val="350"/>
-          <w:jc w:val="center"/>
-        </w:trPr>
-        <w:tc>
-          <w:tcPr>
-            <w:tcW w:w="10785" w:type="dxa"/>
-            <w:gridSpan w:val="19"/>
-            <w:shd w:val="clear" w:color="auto" w:fill="D9D9D9" w:themeFill="background1" w:themeFillShade="D9"/>
-            <w:vAlign w:val="center"/>
-          </w:tcPr>
-          <w:p>
-            <w:pPr>
-              <w:pStyle w:val="ListParagraph"/>
-              <w:ind w:left="53"/>
-              <w:contextualSpacing w:val="0"/>
-              <w:rPr>
-                <w:rFonts w:ascii="Arial" w:hAnsi="Arial" w:cs="Arial"/>
-                <w:sz w:val="20"/>
-                <w:szCs w:val="20"/>
-              </w:rPr>
-            </w:pPr>
-            <w:r>
-              <w:rPr>
-                <w:rFonts w:ascii="Arial" w:hAnsi="Arial" w:cs="Arial"/>
-                <w:b/>
-                <w:sz w:val="20"/>
-                <w:szCs w:val="20"/>
-              </w:rPr>
-              <w:t>Additional Auditor Objective Evidence/Comments/Notes:</w:t>
-            </w:r>
-          </w:p>
-        </w:tc>
-      </w:tr>
-      <w:tr>
-        <w:trPr>
-          <w:trHeight w:val="350"/>
-          <w:jc w:val="center"/>
-        </w:trPr>
-        <w:tc>
-          <w:tcPr>
-            <w:tcW w:w="10785" w:type="dxa"/>
-            <w:gridSpan w:val="19"/>
-            <w:tcBorders>
-              <w:bottom w:val="single" w:sz="12" w:space="0" w:color="auto"/>
-            </w:tcBorders>
-            <w:vAlign w:val="center"/>
-          </w:tcPr>
-          <w:p>
-            <w:pPr>
-              <w:pStyle w:val="ListParagraph"/>
-              <w:ind w:left="53"/>
-              <w:contextualSpacing w:val="0"/>
-              <w:rPr>
-                <w:rFonts w:ascii="Arial" w:hAnsi="Arial" w:cs="Arial"/>
-                <w:bCs/>
-                <w:sz w:val="20"/>
-                <w:szCs w:val="20"/>
-              </w:rPr>
-            </w:pPr>
-          </w:p>
-        </w:tc>
-      </w:tr>
-    </w:tbl>
     <w:p>
       <w:pPr>
         <w:rPr>
@@ -8381,23 +6591,16 @@
         <w:gridCol w:w="845"/>
         <w:gridCol w:w="55"/>
         <w:gridCol w:w="351"/>
-        <w:gridCol w:w="662"/>
-        <w:gridCol w:w="372"/>
+        <w:gridCol w:w="1034"/>
         <w:gridCol w:w="270"/>
         <w:gridCol w:w="9"/>
-        <w:gridCol w:w="236"/>
-        <w:gridCol w:w="1285"/>
-        <w:gridCol w:w="90"/>
-        <w:gridCol w:w="75"/>
-        <w:gridCol w:w="641"/>
-        <w:gridCol w:w="364"/>
-        <w:gridCol w:w="57"/>
-        <w:gridCol w:w="303"/>
+        <w:gridCol w:w="1521"/>
+        <w:gridCol w:w="165"/>
+        <w:gridCol w:w="1005"/>
+        <w:gridCol w:w="360"/>
         <w:gridCol w:w="540"/>
         <w:gridCol w:w="450"/>
-        <w:gridCol w:w="277"/>
-        <w:gridCol w:w="263"/>
-        <w:gridCol w:w="561"/>
+        <w:gridCol w:w="1101"/>
         <w:gridCol w:w="544"/>
         <w:gridCol w:w="1055"/>
       </w:tblGrid>
@@ -8409,7 +6612,7 @@
         <w:tc>
           <w:tcPr>
             <w:tcW w:w="10785" w:type="dxa"/>
-            <w:gridSpan w:val="23"/>
+            <w:gridSpan w:val="16"/>
             <w:shd w:val="clear" w:color="auto" w:fill="D9D9D9" w:themeFill="background1" w:themeFillShade="D9"/>
             <w:vAlign w:val="center"/>
           </w:tcPr>
@@ -8478,7 +6681,7 @@
         <w:tc>
           <w:tcPr>
             <w:tcW w:w="4355" w:type="dxa"/>
-            <w:gridSpan w:val="11"/>
+            <w:gridSpan w:val="7"/>
             <w:tcBorders>
               <w:bottom w:val="single" w:sz="12" w:space="0" w:color="auto"/>
             </w:tcBorders>
@@ -8510,7 +6713,7 @@
         <w:tc>
           <w:tcPr>
             <w:tcW w:w="4050" w:type="dxa"/>
-            <w:gridSpan w:val="9"/>
+            <w:gridSpan w:val="6"/>
             <w:tcBorders>
               <w:bottom w:val="single" w:sz="12" w:space="0" w:color="auto"/>
             </w:tcBorders>
@@ -8549,7 +6752,6 @@
           <w:tcPr>
             <w:tcW w:w="2380" w:type="dxa"/>
             <w:gridSpan w:val="3"/>
-            <w:shd w:val="clear" w:color="auto" w:fill="auto"/>
             <w:vAlign w:val="center"/>
           </w:tcPr>
           <w:p>
@@ -8569,8 +6771,7 @@
         <w:tc>
           <w:tcPr>
             <w:tcW w:w="4355" w:type="dxa"/>
-            <w:gridSpan w:val="11"/>
-            <w:shd w:val="clear" w:color="auto" w:fill="auto"/>
+            <w:gridSpan w:val="7"/>
             <w:vAlign w:val="center"/>
           </w:tcPr>
           <w:p>
@@ -8590,8 +6791,7 @@
         <w:tc>
           <w:tcPr>
             <w:tcW w:w="4050" w:type="dxa"/>
-            <w:gridSpan w:val="9"/>
-            <w:shd w:val="clear" w:color="auto" w:fill="auto"/>
+            <w:gridSpan w:val="6"/>
             <w:vAlign w:val="center"/>
           </w:tcPr>
           <w:p>
@@ -8617,7 +6817,7 @@
         <w:tc>
           <w:tcPr>
             <w:tcW w:w="10785" w:type="dxa"/>
-            <w:gridSpan w:val="23"/>
+            <w:gridSpan w:val="16"/>
             <w:tcBorders>
               <w:bottom w:val="single" w:sz="12" w:space="0" w:color="auto"/>
             </w:tcBorders>
@@ -8762,16 +6962,16 @@
                 <w:sz w:val="20"/>
                 <w:szCs w:val="20"/>
               </w:rPr>
+              <w:t xml:space="preserve">NDT </w:t>
+            </w:r>
+            <w:r>
+              <w:rPr>
+                <w:rFonts w:ascii="Arial" w:hAnsi="Arial" w:cs="Arial"/>
+                <w:sz w:val="20"/>
+                <w:szCs w:val="20"/>
+              </w:rPr>
               <w:t xml:space="preserve">Level </w:t>
             </w:r>
-            <w:r>
-              <w:rPr>
-                <w:rFonts w:ascii="Arial" w:hAnsi="Arial" w:cs="Arial"/>
-                <w:sz w:val="20"/>
-                <w:szCs w:val="20"/>
-              </w:rPr>
-              <w:t>Qualified</w:t>
-            </w:r>
           </w:p>
           <w:p>
             <w:pPr>
@@ -8795,7 +6995,7 @@
         <w:tc>
           <w:tcPr>
             <w:tcW w:w="1313" w:type="dxa"/>
-            <w:gridSpan w:val="4"/>
+            <w:gridSpan w:val="3"/>
             <w:tcBorders>
               <w:bottom w:val="single" w:sz="12" w:space="0" w:color="auto"/>
             </w:tcBorders>
@@ -8824,7 +7024,7 @@
         <w:tc>
           <w:tcPr>
             <w:tcW w:w="1686" w:type="dxa"/>
-            <w:gridSpan w:val="4"/>
+            <w:gridSpan w:val="2"/>
             <w:tcBorders>
               <w:bottom w:val="single" w:sz="12" w:space="0" w:color="auto"/>
             </w:tcBorders>
@@ -8853,7 +7053,7 @@
         <w:tc>
           <w:tcPr>
             <w:tcW w:w="1905" w:type="dxa"/>
-            <w:gridSpan w:val="5"/>
+            <w:gridSpan w:val="3"/>
             <w:tcBorders>
               <w:bottom w:val="single" w:sz="12" w:space="0" w:color="auto"/>
             </w:tcBorders>
@@ -8882,37 +7082,37 @@
         <w:tc>
           <w:tcPr>
             <w:tcW w:w="1551" w:type="dxa"/>
-            <w:gridSpan w:val="4"/>
-            <w:tcBorders>
-              <w:bottom w:val="single" w:sz="12" w:space="0" w:color="auto"/>
-            </w:tcBorders>
-            <w:shd w:val="clear" w:color="auto" w:fill="D9D9D9" w:themeFill="background1" w:themeFillShade="D9"/>
-            <w:vAlign w:val="center"/>
-          </w:tcPr>
-          <w:p>
-            <w:pPr>
-              <w:jc w:val="center"/>
-              <w:rPr>
-                <w:rFonts w:ascii="Arial" w:hAnsi="Arial" w:cs="Arial"/>
-                <w:sz w:val="20"/>
-                <w:szCs w:val="20"/>
-              </w:rPr>
-            </w:pPr>
-            <w:r>
-              <w:rPr>
-                <w:rFonts w:ascii="Arial" w:hAnsi="Arial" w:cs="Arial"/>
-                <w:sz w:val="20"/>
-                <w:szCs w:val="20"/>
-              </w:rPr>
-              <w:t>Visual Acuity Exam</w:t>
-            </w:r>
-            <w:r>
-              <w:rPr>
-                <w:rFonts w:ascii="Arial" w:hAnsi="Arial" w:cs="Arial"/>
-                <w:sz w:val="20"/>
-                <w:szCs w:val="20"/>
-              </w:rPr>
-              <w:t xml:space="preserve"> Date</w:t>
+            <w:gridSpan w:val="2"/>
+            <w:tcBorders>
+              <w:bottom w:val="single" w:sz="12" w:space="0" w:color="auto"/>
+            </w:tcBorders>
+            <w:shd w:val="clear" w:color="auto" w:fill="D9D9D9" w:themeFill="background1" w:themeFillShade="D9"/>
+            <w:vAlign w:val="center"/>
+          </w:tcPr>
+          <w:p>
+            <w:pPr>
+              <w:jc w:val="center"/>
+              <w:rPr>
+                <w:rFonts w:ascii="Arial" w:hAnsi="Arial" w:cs="Arial"/>
+                <w:sz w:val="20"/>
+                <w:szCs w:val="20"/>
+              </w:rPr>
+            </w:pPr>
+            <w:r>
+              <w:rPr>
+                <w:rFonts w:ascii="Arial" w:hAnsi="Arial" w:cs="Arial"/>
+                <w:sz w:val="20"/>
+                <w:szCs w:val="20"/>
+              </w:rPr>
+              <w:t xml:space="preserve">Visual Acuity </w:t>
+            </w:r>
+            <w:r>
+              <w:rPr>
+                <w:rFonts w:ascii="Arial" w:hAnsi="Arial" w:cs="Arial"/>
+                <w:sz w:val="20"/>
+                <w:szCs w:val="20"/>
+              </w:rPr>
+              <w:t>Date</w:t>
             </w:r>
           </w:p>
         </w:tc>
@@ -8949,15 +7149,15 @@
                 <w:sz w:val="20"/>
                 <w:szCs w:val="20"/>
               </w:rPr>
-              <w:t>isual Acuity Exam</w:t>
-            </w:r>
-            <w:r>
-              <w:rPr>
-                <w:rFonts w:ascii="Arial" w:hAnsi="Arial" w:cs="Arial"/>
-                <w:sz w:val="20"/>
-                <w:szCs w:val="20"/>
-              </w:rPr>
-              <w:t xml:space="preserve"> Due Date</w:t>
+              <w:t xml:space="preserve">isual Acuity </w:t>
+            </w:r>
+            <w:r>
+              <w:rPr>
+                <w:rFonts w:ascii="Arial" w:hAnsi="Arial" w:cs="Arial"/>
+                <w:sz w:val="20"/>
+                <w:szCs w:val="20"/>
+              </w:rPr>
+              <w:t>Due Date</w:t>
             </w:r>
           </w:p>
         </w:tc>
@@ -8970,7 +7170,6 @@
         <w:tc>
           <w:tcPr>
             <w:tcW w:w="1480" w:type="dxa"/>
-            <w:shd w:val="clear" w:color="auto" w:fill="auto"/>
             <w:vAlign w:val="center"/>
           </w:tcPr>
           <w:p>
@@ -8988,7 +7187,6 @@
           <w:tcPr>
             <w:tcW w:w="1251" w:type="dxa"/>
             <w:gridSpan w:val="3"/>
-            <w:shd w:val="clear" w:color="auto" w:fill="auto"/>
             <w:vAlign w:val="center"/>
           </w:tcPr>
           <w:p>
@@ -9005,8 +7203,7 @@
         <w:tc>
           <w:tcPr>
             <w:tcW w:w="1313" w:type="dxa"/>
-            <w:gridSpan w:val="4"/>
-            <w:shd w:val="clear" w:color="auto" w:fill="auto"/>
+            <w:gridSpan w:val="3"/>
             <w:vAlign w:val="center"/>
           </w:tcPr>
           <w:p>
@@ -9023,8 +7220,7 @@
         <w:tc>
           <w:tcPr>
             <w:tcW w:w="1686" w:type="dxa"/>
-            <w:gridSpan w:val="4"/>
-            <w:shd w:val="clear" w:color="auto" w:fill="auto"/>
+            <w:gridSpan w:val="2"/>
             <w:vAlign w:val="center"/>
           </w:tcPr>
           <w:p>
@@ -9041,8 +7237,7 @@
         <w:tc>
           <w:tcPr>
             <w:tcW w:w="1905" w:type="dxa"/>
-            <w:gridSpan w:val="5"/>
-            <w:shd w:val="clear" w:color="auto" w:fill="auto"/>
+            <w:gridSpan w:val="3"/>
             <w:vAlign w:val="center"/>
           </w:tcPr>
           <w:p>
@@ -9059,8 +7254,7 @@
         <w:tc>
           <w:tcPr>
             <w:tcW w:w="1551" w:type="dxa"/>
-            <w:gridSpan w:val="4"/>
-            <w:shd w:val="clear" w:color="auto" w:fill="auto"/>
+            <w:gridSpan w:val="2"/>
             <w:vAlign w:val="center"/>
           </w:tcPr>
           <w:p>
@@ -9078,7 +7272,6 @@
           <w:tcPr>
             <w:tcW w:w="1599" w:type="dxa"/>
             <w:gridSpan w:val="2"/>
-            <w:shd w:val="clear" w:color="auto" w:fill="auto"/>
             <w:vAlign w:val="center"/>
           </w:tcPr>
           <w:p>
@@ -9101,7 +7294,7 @@
         <w:tc>
           <w:tcPr>
             <w:tcW w:w="3765" w:type="dxa"/>
-            <w:gridSpan w:val="6"/>
+            <w:gridSpan w:val="5"/>
             <w:tcBorders>
               <w:top w:val="single" w:sz="12" w:space="0" w:color="auto"/>
               <w:left w:val="single" w:sz="12" w:space="0" w:color="auto"/>
@@ -9133,7 +7326,7 @@
         <w:tc>
           <w:tcPr>
             <w:tcW w:w="1800" w:type="dxa"/>
-            <w:gridSpan w:val="4"/>
+            <w:gridSpan w:val="3"/>
             <w:tcBorders>
               <w:top w:val="single" w:sz="12" w:space="0" w:color="auto"/>
               <w:left w:val="single" w:sz="12" w:space="0" w:color="auto"/>
@@ -9165,7 +7358,7 @@
         <w:tc>
           <w:tcPr>
             <w:tcW w:w="2520" w:type="dxa"/>
-            <w:gridSpan w:val="8"/>
+            <w:gridSpan w:val="5"/>
             <w:tcBorders>
               <w:top w:val="single" w:sz="12" w:space="0" w:color="auto"/>
               <w:left w:val="single" w:sz="12" w:space="0" w:color="auto"/>
@@ -9197,7 +7390,7 @@
         <w:tc>
           <w:tcPr>
             <w:tcW w:w="1645" w:type="dxa"/>
-            <w:gridSpan w:val="4"/>
+            <w:gridSpan w:val="2"/>
             <w:tcBorders>
               <w:top w:val="single" w:sz="12" w:space="0" w:color="auto"/>
               <w:left w:val="single" w:sz="12" w:space="0" w:color="auto"/>
@@ -9266,7 +7459,7 @@
         <w:tc>
           <w:tcPr>
             <w:tcW w:w="3765" w:type="dxa"/>
-            <w:gridSpan w:val="6"/>
+            <w:gridSpan w:val="5"/>
             <w:tcBorders>
               <w:top w:val="single" w:sz="12" w:space="0" w:color="auto"/>
               <w:left w:val="single" w:sz="12" w:space="0" w:color="auto"/>
@@ -9290,7 +7483,7 @@
         <w:tc>
           <w:tcPr>
             <w:tcW w:w="1800" w:type="dxa"/>
-            <w:gridSpan w:val="4"/>
+            <w:gridSpan w:val="3"/>
             <w:tcBorders>
               <w:top w:val="single" w:sz="12" w:space="0" w:color="auto"/>
               <w:left w:val="single" w:sz="12" w:space="0" w:color="auto"/>
@@ -9313,7 +7506,7 @@
         <w:tc>
           <w:tcPr>
             <w:tcW w:w="2520" w:type="dxa"/>
-            <w:gridSpan w:val="8"/>
+            <w:gridSpan w:val="5"/>
             <w:tcBorders>
               <w:top w:val="single" w:sz="12" w:space="0" w:color="auto"/>
               <w:left w:val="single" w:sz="12" w:space="0" w:color="auto"/>
@@ -9336,7 +7529,7 @@
         <w:tc>
           <w:tcPr>
             <w:tcW w:w="1645" w:type="dxa"/>
-            <w:gridSpan w:val="4"/>
+            <w:gridSpan w:val="2"/>
             <w:tcBorders>
               <w:top w:val="single" w:sz="12" w:space="0" w:color="auto"/>
               <w:left w:val="single" w:sz="12" w:space="0" w:color="auto"/>
@@ -9420,7 +7613,7 @@
         <w:tc>
           <w:tcPr>
             <w:tcW w:w="1710" w:type="dxa"/>
-            <w:gridSpan w:val="5"/>
+            <w:gridSpan w:val="4"/>
             <w:tcBorders>
               <w:top w:val="single" w:sz="12" w:space="0" w:color="auto"/>
               <w:left w:val="single" w:sz="12" w:space="0" w:color="auto"/>
@@ -9453,7 +7646,7 @@
         <w:tc>
           <w:tcPr>
             <w:tcW w:w="1530" w:type="dxa"/>
-            <w:gridSpan w:val="3"/>
+            <w:gridSpan w:val="2"/>
             <w:tcBorders>
               <w:top w:val="single" w:sz="12" w:space="0" w:color="auto"/>
               <w:left w:val="single" w:sz="12" w:space="0" w:color="auto"/>
@@ -9486,7 +7679,7 @@
         <w:tc>
           <w:tcPr>
             <w:tcW w:w="1530" w:type="dxa"/>
-            <w:gridSpan w:val="6"/>
+            <w:gridSpan w:val="3"/>
             <w:tcBorders>
               <w:top w:val="single" w:sz="12" w:space="0" w:color="auto"/>
               <w:left w:val="single" w:sz="12" w:space="0" w:color="auto"/>
@@ -9545,14 +7738,14 @@
                 <w:sz w:val="20"/>
                 <w:szCs w:val="20"/>
               </w:rPr>
-              <w:t>Rev.</w:t>
+              <w:t>Rev</w:t>
             </w:r>
           </w:p>
         </w:tc>
         <w:tc>
           <w:tcPr>
             <w:tcW w:w="2700" w:type="dxa"/>
-            <w:gridSpan w:val="5"/>
+            <w:gridSpan w:val="3"/>
             <w:tcBorders>
               <w:top w:val="single" w:sz="12" w:space="0" w:color="auto"/>
               <w:left w:val="single" w:sz="12" w:space="0" w:color="auto"/>
@@ -9615,7 +7808,7 @@
         <w:tc>
           <w:tcPr>
             <w:tcW w:w="1710" w:type="dxa"/>
-            <w:gridSpan w:val="5"/>
+            <w:gridSpan w:val="4"/>
             <w:tcBorders>
               <w:top w:val="single" w:sz="12" w:space="0" w:color="auto"/>
               <w:left w:val="single" w:sz="12" w:space="0" w:color="auto"/>
@@ -9639,7 +7832,7 @@
         <w:tc>
           <w:tcPr>
             <w:tcW w:w="1530" w:type="dxa"/>
-            <w:gridSpan w:val="3"/>
+            <w:gridSpan w:val="2"/>
             <w:tcBorders>
               <w:top w:val="single" w:sz="12" w:space="0" w:color="auto"/>
               <w:left w:val="single" w:sz="12" w:space="0" w:color="auto"/>
@@ -9663,7 +7856,7 @@
         <w:tc>
           <w:tcPr>
             <w:tcW w:w="1530" w:type="dxa"/>
-            <w:gridSpan w:val="6"/>
+            <w:gridSpan w:val="3"/>
             <w:tcBorders>
               <w:top w:val="single" w:sz="12" w:space="0" w:color="auto"/>
               <w:left w:val="single" w:sz="12" w:space="0" w:color="auto"/>
@@ -9711,7 +7904,7 @@
         <w:tc>
           <w:tcPr>
             <w:tcW w:w="2700" w:type="dxa"/>
-            <w:gridSpan w:val="5"/>
+            <w:gridSpan w:val="3"/>
             <w:tcBorders>
               <w:top w:val="single" w:sz="12" w:space="0" w:color="auto"/>
               <w:left w:val="single" w:sz="12" w:space="0" w:color="auto"/>
@@ -9730,6 +7923,230 @@
                 <w:szCs w:val="20"/>
               </w:rPr>
             </w:pPr>
+          </w:p>
+        </w:tc>
+      </w:tr>
+    </w:tbl>
+    <w:p>
+      <w:bookmarkStart w:id="6" w:name="_Hlk217906009"/>
+      <w:r>
+        <w:br w:type="page"/>
+      </w:r>
+    </w:p>
+    <w:tbl>
+      <w:tblPr>
+        <w:tblStyle w:val="TableGrid"/>
+        <w:tblW w:w="10761" w:type="dxa"/>
+        <w:jc w:val="center"/>
+        <w:tblBorders>
+          <w:top w:val="single" w:sz="12" w:space="0" w:color="auto"/>
+          <w:left w:val="single" w:sz="12" w:space="0" w:color="auto"/>
+          <w:bottom w:val="single" w:sz="12" w:space="0" w:color="auto"/>
+          <w:right w:val="single" w:sz="12" w:space="0" w:color="auto"/>
+          <w:insideH w:val="single" w:sz="12" w:space="0" w:color="auto"/>
+          <w:insideV w:val="single" w:sz="12" w:space="0" w:color="auto"/>
+        </w:tblBorders>
+        <w:tblLook w:val="04A0" w:firstRow="1" w:lastRow="0" w:firstColumn="1" w:lastColumn="0" w:noHBand="0" w:noVBand="1"/>
+      </w:tblPr>
+      <w:tblGrid>
+        <w:gridCol w:w="2789"/>
+        <w:gridCol w:w="1709"/>
+        <w:gridCol w:w="2289"/>
+        <w:gridCol w:w="1618"/>
+        <w:gridCol w:w="1284"/>
+        <w:gridCol w:w="1072"/>
+      </w:tblGrid>
+      <w:tr>
+        <w:trPr>
+          <w:trHeight w:val="350"/>
+          <w:jc w:val="center"/>
+        </w:trPr>
+        <w:tc>
+          <w:tcPr>
+            <w:tcW w:w="2789" w:type="dxa"/>
+            <w:tcBorders>
+              <w:bottom w:val="single" w:sz="12" w:space="0" w:color="auto"/>
+            </w:tcBorders>
+            <w:shd w:val="clear" w:color="auto" w:fill="D9D9D9" w:themeFill="background1" w:themeFillShade="D9"/>
+            <w:vAlign w:val="center"/>
+          </w:tcPr>
+          <w:p>
+            <w:pPr>
+              <w:pStyle w:val="ListParagraph"/>
+              <w:ind w:left="-75"/>
+              <w:contextualSpacing w:val="0"/>
+              <w:jc w:val="center"/>
+              <w:rPr>
+                <w:rFonts w:ascii="Arial" w:hAnsi="Arial" w:cs="Arial"/>
+                <w:sz w:val="20"/>
+                <w:szCs w:val="20"/>
+              </w:rPr>
+            </w:pPr>
+            <w:r>
+              <w:rPr>
+                <w:rFonts w:ascii="Arial" w:hAnsi="Arial" w:cs="Arial"/>
+                <w:sz w:val="20"/>
+                <w:szCs w:val="20"/>
+              </w:rPr>
+              <w:lastRenderedPageBreak/>
+              <w:t xml:space="preserve">Performance Qualification Record (PQR) </w:t>
+            </w:r>
+          </w:p>
+        </w:tc>
+        <w:tc>
+          <w:tcPr>
+            <w:tcW w:w="1709" w:type="dxa"/>
+            <w:shd w:val="clear" w:color="auto" w:fill="D9D9D9" w:themeFill="background1" w:themeFillShade="D9"/>
+            <w:vAlign w:val="center"/>
+          </w:tcPr>
+          <w:p>
+            <w:pPr>
+              <w:pStyle w:val="ListParagraph"/>
+              <w:ind w:left="-75"/>
+              <w:contextualSpacing w:val="0"/>
+              <w:jc w:val="center"/>
+              <w:rPr>
+                <w:rFonts w:ascii="Arial" w:hAnsi="Arial" w:cs="Arial"/>
+                <w:sz w:val="20"/>
+                <w:szCs w:val="20"/>
+              </w:rPr>
+            </w:pPr>
+            <w:r>
+              <w:rPr>
+                <w:rFonts w:ascii="Arial" w:hAnsi="Arial" w:cs="Arial"/>
+                <w:sz w:val="20"/>
+                <w:szCs w:val="20"/>
+              </w:rPr>
+              <w:t>Procedure ID</w:t>
+            </w:r>
+          </w:p>
+        </w:tc>
+        <w:tc>
+          <w:tcPr>
+            <w:tcW w:w="2289" w:type="dxa"/>
+            <w:shd w:val="clear" w:color="auto" w:fill="D9D9D9" w:themeFill="background1" w:themeFillShade="D9"/>
+            <w:vAlign w:val="center"/>
+          </w:tcPr>
+          <w:p>
+            <w:pPr>
+              <w:pStyle w:val="ListParagraph"/>
+              <w:ind w:left="76"/>
+              <w:contextualSpacing w:val="0"/>
+              <w:jc w:val="center"/>
+              <w:rPr>
+                <w:rFonts w:ascii="Arial" w:hAnsi="Arial" w:cs="Arial"/>
+                <w:sz w:val="20"/>
+                <w:szCs w:val="20"/>
+              </w:rPr>
+            </w:pPr>
+            <w:r>
+              <w:rPr>
+                <w:rFonts w:ascii="Arial" w:hAnsi="Arial" w:cs="Arial"/>
+                <w:sz w:val="20"/>
+                <w:szCs w:val="20"/>
+              </w:rPr>
+              <w:t>NDT Tech ID that Performed PQR</w:t>
+            </w:r>
+          </w:p>
+        </w:tc>
+        <w:tc>
+          <w:tcPr>
+            <w:tcW w:w="1618" w:type="dxa"/>
+            <w:shd w:val="clear" w:color="auto" w:fill="D9D9D9" w:themeFill="background1" w:themeFillShade="D9"/>
+            <w:vAlign w:val="center"/>
+          </w:tcPr>
+          <w:p>
+            <w:pPr>
+              <w:pStyle w:val="ListParagraph"/>
+              <w:ind w:left="76"/>
+              <w:contextualSpacing w:val="0"/>
+              <w:jc w:val="center"/>
+              <w:rPr>
+                <w:rFonts w:ascii="Arial" w:hAnsi="Arial" w:cs="Arial"/>
+                <w:sz w:val="20"/>
+                <w:szCs w:val="20"/>
+              </w:rPr>
+            </w:pPr>
+            <w:r>
+              <w:rPr>
+                <w:rFonts w:ascii="Arial" w:hAnsi="Arial" w:cs="Arial"/>
+                <w:sz w:val="20"/>
+                <w:szCs w:val="20"/>
+              </w:rPr>
+              <w:t xml:space="preserve">NDT Level III </w:t>
+            </w:r>
+            <w:r>
+              <w:rPr>
+                <w:rFonts w:ascii="Arial" w:hAnsi="Arial" w:cs="Arial"/>
+                <w:sz w:val="20"/>
+                <w:szCs w:val="20"/>
+              </w:rPr>
+              <w:t>Approve</w:t>
+            </w:r>
+            <w:r>
+              <w:rPr>
+                <w:rFonts w:ascii="Arial" w:hAnsi="Arial" w:cs="Arial"/>
+                <w:sz w:val="20"/>
+                <w:szCs w:val="20"/>
+              </w:rPr>
+              <w:t>r</w:t>
+            </w:r>
+          </w:p>
+        </w:tc>
+        <w:tc>
+          <w:tcPr>
+            <w:tcW w:w="1284" w:type="dxa"/>
+            <w:shd w:val="clear" w:color="auto" w:fill="D9D9D9" w:themeFill="background1" w:themeFillShade="D9"/>
+            <w:vAlign w:val="center"/>
+          </w:tcPr>
+          <w:p>
+            <w:pPr>
+              <w:pStyle w:val="ListParagraph"/>
+              <w:ind w:left="76"/>
+              <w:contextualSpacing w:val="0"/>
+              <w:jc w:val="center"/>
+              <w:rPr>
+                <w:rFonts w:ascii="Arial" w:hAnsi="Arial" w:cs="Arial"/>
+                <w:sz w:val="20"/>
+                <w:szCs w:val="20"/>
+              </w:rPr>
+            </w:pPr>
+            <w:r>
+              <w:rPr>
+                <w:rFonts w:ascii="Arial" w:hAnsi="Arial" w:cs="Arial"/>
+                <w:sz w:val="20"/>
+                <w:szCs w:val="20"/>
+              </w:rPr>
+              <w:t>Date Approved</w:t>
+            </w:r>
+          </w:p>
+        </w:tc>
+        <w:tc>
+          <w:tcPr>
+            <w:tcW w:w="1072" w:type="dxa"/>
+            <w:shd w:val="clear" w:color="auto" w:fill="D9D9D9" w:themeFill="background1" w:themeFillShade="D9"/>
+            <w:vAlign w:val="center"/>
+          </w:tcPr>
+          <w:p>
+            <w:pPr>
+              <w:pStyle w:val="ListParagraph"/>
+              <w:ind w:left="76"/>
+              <w:contextualSpacing w:val="0"/>
+              <w:jc w:val="center"/>
+              <w:rPr>
+                <w:rFonts w:ascii="Arial" w:hAnsi="Arial" w:cs="Arial"/>
+                <w:sz w:val="20"/>
+                <w:szCs w:val="20"/>
+              </w:rPr>
+            </w:pPr>
+            <w:r>
+              <w:rPr>
+                <w:rFonts w:ascii="Arial" w:hAnsi="Arial" w:cs="Arial"/>
+                <w:sz w:val="20"/>
+                <w:szCs w:val="20"/>
+              </w:rPr>
+              <w:t>Rev.</w:t>
+            </w:r>
           </w:p>
         </w:tc>
       </w:tr>
@@ -9740,198 +8157,190 @@
         </w:trPr>
         <w:tc>
           <w:tcPr>
-            <w:tcW w:w="2731" w:type="dxa"/>
-            <w:gridSpan w:val="4"/>
-            <w:tcBorders>
-              <w:top w:val="single" w:sz="12" w:space="0" w:color="auto"/>
-              <w:left w:val="single" w:sz="12" w:space="0" w:color="auto"/>
-              <w:bottom w:val="single" w:sz="12" w:space="0" w:color="auto"/>
-              <w:right w:val="single" w:sz="12" w:space="0" w:color="auto"/>
-            </w:tcBorders>
-            <w:shd w:val="clear" w:color="auto" w:fill="D9D9D9" w:themeFill="background1" w:themeFillShade="D9"/>
-            <w:vAlign w:val="center"/>
-            <w:hideMark/>
-          </w:tcPr>
-          <w:p>
-            <w:pPr>
-              <w:jc w:val="center"/>
-              <w:rPr>
-                <w:rFonts w:ascii="Arial" w:hAnsi="Arial" w:cs="Arial"/>
-                <w:sz w:val="20"/>
-                <w:szCs w:val="20"/>
-              </w:rPr>
-            </w:pPr>
-            <w:r>
-              <w:rPr>
-                <w:rFonts w:ascii="Arial" w:hAnsi="Arial" w:cs="Arial"/>
-                <w:sz w:val="20"/>
-                <w:szCs w:val="20"/>
-              </w:rPr>
-              <w:t>Performance Qualification Record (PQR) of NDT Procedure</w:t>
-            </w:r>
-          </w:p>
-        </w:tc>
-        <w:tc>
-          <w:tcPr>
-            <w:tcW w:w="1549" w:type="dxa"/>
-            <w:gridSpan w:val="5"/>
-            <w:tcBorders>
-              <w:top w:val="single" w:sz="12" w:space="0" w:color="auto"/>
-              <w:left w:val="single" w:sz="12" w:space="0" w:color="auto"/>
-              <w:bottom w:val="single" w:sz="12" w:space="0" w:color="auto"/>
-              <w:right w:val="single" w:sz="12" w:space="0" w:color="auto"/>
-            </w:tcBorders>
-            <w:shd w:val="clear" w:color="auto" w:fill="D9D9D9" w:themeFill="background1" w:themeFillShade="D9"/>
-            <w:vAlign w:val="center"/>
-            <w:hideMark/>
-          </w:tcPr>
-          <w:p>
-            <w:pPr>
-              <w:jc w:val="center"/>
-              <w:rPr>
-                <w:rFonts w:ascii="Arial" w:hAnsi="Arial" w:cs="Arial"/>
-                <w:sz w:val="20"/>
-                <w:szCs w:val="20"/>
-              </w:rPr>
-            </w:pPr>
-            <w:r>
-              <w:rPr>
-                <w:rFonts w:ascii="Arial" w:hAnsi="Arial" w:cs="Arial"/>
-                <w:sz w:val="20"/>
-                <w:szCs w:val="20"/>
-              </w:rPr>
-              <w:t>Procedure ID</w:t>
-            </w:r>
-          </w:p>
-        </w:tc>
-        <w:tc>
-          <w:tcPr>
-            <w:tcW w:w="2512" w:type="dxa"/>
+            <w:tcW w:w="2789" w:type="dxa"/>
+            <w:vAlign w:val="center"/>
+          </w:tcPr>
+          <w:p>
+            <w:pPr>
+              <w:pStyle w:val="ListParagraph"/>
+              <w:ind w:left="-75"/>
+              <w:contextualSpacing w:val="0"/>
+              <w:jc w:val="center"/>
+              <w:rPr>
+                <w:rFonts w:ascii="Arial" w:hAnsi="Arial" w:cs="Arial"/>
+                <w:sz w:val="20"/>
+                <w:szCs w:val="20"/>
+              </w:rPr>
+            </w:pPr>
+          </w:p>
+        </w:tc>
+        <w:tc>
+          <w:tcPr>
+            <w:tcW w:w="1709" w:type="dxa"/>
+            <w:vAlign w:val="center"/>
+          </w:tcPr>
+          <w:p>
+            <w:pPr>
+              <w:pStyle w:val="ListParagraph"/>
+              <w:ind w:left="-75"/>
+              <w:contextualSpacing w:val="0"/>
+              <w:jc w:val="center"/>
+              <w:rPr>
+                <w:rFonts w:ascii="Arial" w:hAnsi="Arial" w:cs="Arial"/>
+                <w:sz w:val="20"/>
+                <w:szCs w:val="20"/>
+              </w:rPr>
+            </w:pPr>
+          </w:p>
+        </w:tc>
+        <w:tc>
+          <w:tcPr>
+            <w:tcW w:w="2289" w:type="dxa"/>
+            <w:vAlign w:val="center"/>
+          </w:tcPr>
+          <w:p>
+            <w:pPr>
+              <w:pStyle w:val="ListParagraph"/>
+              <w:ind w:left="76"/>
+              <w:contextualSpacing w:val="0"/>
+              <w:jc w:val="center"/>
+              <w:rPr>
+                <w:rFonts w:ascii="Arial" w:hAnsi="Arial" w:cs="Arial"/>
+                <w:sz w:val="20"/>
+                <w:szCs w:val="20"/>
+              </w:rPr>
+            </w:pPr>
+          </w:p>
+        </w:tc>
+        <w:tc>
+          <w:tcPr>
+            <w:tcW w:w="1618" w:type="dxa"/>
+            <w:vAlign w:val="center"/>
+          </w:tcPr>
+          <w:p>
+            <w:pPr>
+              <w:pStyle w:val="ListParagraph"/>
+              <w:ind w:left="76"/>
+              <w:contextualSpacing w:val="0"/>
+              <w:jc w:val="center"/>
+              <w:rPr>
+                <w:rFonts w:ascii="Arial" w:hAnsi="Arial" w:cs="Arial"/>
+                <w:sz w:val="20"/>
+                <w:szCs w:val="20"/>
+              </w:rPr>
+            </w:pPr>
+          </w:p>
+        </w:tc>
+        <w:tc>
+          <w:tcPr>
+            <w:tcW w:w="1284" w:type="dxa"/>
+            <w:vAlign w:val="center"/>
+          </w:tcPr>
+          <w:p>
+            <w:pPr>
+              <w:pStyle w:val="ListParagraph"/>
+              <w:ind w:left="76"/>
+              <w:contextualSpacing w:val="0"/>
+              <w:jc w:val="center"/>
+              <w:rPr>
+                <w:rFonts w:ascii="Arial" w:hAnsi="Arial" w:cs="Arial"/>
+                <w:sz w:val="20"/>
+                <w:szCs w:val="20"/>
+              </w:rPr>
+            </w:pPr>
+          </w:p>
+        </w:tc>
+        <w:tc>
+          <w:tcPr>
+            <w:tcW w:w="1072" w:type="dxa"/>
+            <w:vAlign w:val="center"/>
+          </w:tcPr>
+          <w:p>
+            <w:pPr>
+              <w:pStyle w:val="ListParagraph"/>
+              <w:ind w:left="76"/>
+              <w:contextualSpacing w:val="0"/>
+              <w:jc w:val="center"/>
+              <w:rPr>
+                <w:rFonts w:ascii="Arial" w:hAnsi="Arial" w:cs="Arial"/>
+                <w:sz w:val="20"/>
+                <w:szCs w:val="20"/>
+              </w:rPr>
+            </w:pPr>
+          </w:p>
+        </w:tc>
+      </w:tr>
+    </w:tbl>
+    <w:tbl>
+      <w:tblPr>
+        <w:tblStyle w:val="TableGrid"/>
+        <w:tblW w:w="10800" w:type="dxa"/>
+        <w:jc w:val="center"/>
+        <w:tblBorders>
+          <w:top w:val="single" w:sz="12" w:space="0" w:color="auto"/>
+          <w:left w:val="single" w:sz="12" w:space="0" w:color="auto"/>
+          <w:bottom w:val="single" w:sz="12" w:space="0" w:color="auto"/>
+          <w:right w:val="single" w:sz="12" w:space="0" w:color="auto"/>
+          <w:insideH w:val="single" w:sz="12" w:space="0" w:color="auto"/>
+          <w:insideV w:val="single" w:sz="12" w:space="0" w:color="auto"/>
+        </w:tblBorders>
+        <w:tblLayout w:type="fixed"/>
+        <w:tblLook w:val="04A0" w:firstRow="1" w:lastRow="0" w:firstColumn="1" w:lastColumn="0" w:noHBand="0" w:noVBand="1"/>
+      </w:tblPr>
+      <w:tblGrid>
+        <w:gridCol w:w="2395"/>
+        <w:gridCol w:w="1013"/>
+        <w:gridCol w:w="2262"/>
+        <w:gridCol w:w="716"/>
+        <w:gridCol w:w="2254"/>
+        <w:gridCol w:w="2160"/>
+      </w:tblGrid>
+      <w:tr>
+        <w:trPr>
+          <w:trHeight w:val="350"/>
+          <w:jc w:val="center"/>
+        </w:trPr>
+        <w:tc>
+          <w:tcPr>
+            <w:tcW w:w="10800" w:type="dxa"/>
             <w:gridSpan w:val="6"/>
             <w:tcBorders>
-              <w:top w:val="single" w:sz="12" w:space="0" w:color="auto"/>
-              <w:left w:val="single" w:sz="12" w:space="0" w:color="auto"/>
-              <w:bottom w:val="single" w:sz="12" w:space="0" w:color="auto"/>
-              <w:right w:val="single" w:sz="12" w:space="0" w:color="auto"/>
-            </w:tcBorders>
-            <w:shd w:val="clear" w:color="auto" w:fill="D9D9D9" w:themeFill="background1" w:themeFillShade="D9"/>
-            <w:vAlign w:val="center"/>
-            <w:hideMark/>
-          </w:tcPr>
-          <w:p>
-            <w:pPr>
-              <w:jc w:val="center"/>
-              <w:rPr>
-                <w:rFonts w:ascii="Arial" w:hAnsi="Arial" w:cs="Arial"/>
-                <w:sz w:val="20"/>
-                <w:szCs w:val="20"/>
-              </w:rPr>
-            </w:pPr>
-            <w:r>
-              <w:rPr>
-                <w:rFonts w:ascii="Arial" w:hAnsi="Arial" w:cs="Arial"/>
-                <w:sz w:val="20"/>
-                <w:szCs w:val="20"/>
-              </w:rPr>
-              <w:t>NDT Tech ID that Performed Procedure Qualification</w:t>
-            </w:r>
-          </w:p>
-        </w:tc>
-        <w:tc>
-          <w:tcPr>
-            <w:tcW w:w="1570" w:type="dxa"/>
-            <w:gridSpan w:val="4"/>
-            <w:tcBorders>
-              <w:top w:val="single" w:sz="12" w:space="0" w:color="auto"/>
-              <w:left w:val="single" w:sz="12" w:space="0" w:color="auto"/>
-              <w:bottom w:val="single" w:sz="12" w:space="0" w:color="auto"/>
-              <w:right w:val="single" w:sz="12" w:space="0" w:color="auto"/>
-            </w:tcBorders>
-            <w:shd w:val="clear" w:color="auto" w:fill="D9D9D9" w:themeFill="background1" w:themeFillShade="D9"/>
-            <w:vAlign w:val="center"/>
-            <w:hideMark/>
-          </w:tcPr>
-          <w:p>
-            <w:pPr>
-              <w:jc w:val="center"/>
-              <w:rPr>
-                <w:rFonts w:ascii="Arial" w:hAnsi="Arial" w:cs="Arial"/>
-                <w:sz w:val="20"/>
-                <w:szCs w:val="20"/>
-              </w:rPr>
-            </w:pPr>
-            <w:r>
-              <w:rPr>
-                <w:rFonts w:ascii="Arial" w:hAnsi="Arial" w:cs="Arial"/>
-                <w:sz w:val="20"/>
-                <w:szCs w:val="20"/>
-              </w:rPr>
-              <w:t>NDT Level III Approver</w:t>
-            </w:r>
-          </w:p>
-        </w:tc>
-        <w:tc>
-          <w:tcPr>
-            <w:tcW w:w="1368" w:type="dxa"/>
-            <w:gridSpan w:val="3"/>
-            <w:tcBorders>
-              <w:top w:val="single" w:sz="12" w:space="0" w:color="auto"/>
-              <w:left w:val="single" w:sz="12" w:space="0" w:color="auto"/>
-              <w:bottom w:val="single" w:sz="12" w:space="0" w:color="auto"/>
-              <w:right w:val="single" w:sz="12" w:space="0" w:color="auto"/>
-            </w:tcBorders>
-            <w:shd w:val="clear" w:color="auto" w:fill="D9D9D9" w:themeFill="background1" w:themeFillShade="D9"/>
-            <w:vAlign w:val="center"/>
-            <w:hideMark/>
-          </w:tcPr>
-          <w:p>
-            <w:pPr>
-              <w:jc w:val="center"/>
-              <w:rPr>
-                <w:rFonts w:ascii="Arial" w:hAnsi="Arial" w:cs="Arial"/>
-                <w:sz w:val="20"/>
-                <w:szCs w:val="20"/>
-              </w:rPr>
-            </w:pPr>
-            <w:r>
-              <w:rPr>
-                <w:rFonts w:ascii="Arial" w:hAnsi="Arial" w:cs="Arial"/>
-                <w:sz w:val="20"/>
-                <w:szCs w:val="20"/>
-              </w:rPr>
-              <w:t>Date Approved</w:t>
-            </w:r>
-          </w:p>
-        </w:tc>
-        <w:tc>
-          <w:tcPr>
-            <w:tcW w:w="1055" w:type="dxa"/>
-            <w:tcBorders>
-              <w:top w:val="single" w:sz="12" w:space="0" w:color="auto"/>
-              <w:left w:val="single" w:sz="12" w:space="0" w:color="auto"/>
-              <w:bottom w:val="single" w:sz="12" w:space="0" w:color="auto"/>
-              <w:right w:val="single" w:sz="12" w:space="0" w:color="auto"/>
-            </w:tcBorders>
-            <w:shd w:val="clear" w:color="auto" w:fill="D9D9D9" w:themeFill="background1" w:themeFillShade="D9"/>
-            <w:vAlign w:val="center"/>
-            <w:hideMark/>
-          </w:tcPr>
-          <w:p>
-            <w:pPr>
-              <w:jc w:val="center"/>
-              <w:rPr>
-                <w:rFonts w:ascii="Arial" w:hAnsi="Arial" w:cs="Arial"/>
-                <w:sz w:val="20"/>
-                <w:szCs w:val="20"/>
-              </w:rPr>
-            </w:pPr>
-            <w:r>
-              <w:rPr>
-                <w:rFonts w:ascii="Arial" w:hAnsi="Arial" w:cs="Arial"/>
-                <w:sz w:val="20"/>
-                <w:szCs w:val="20"/>
-              </w:rPr>
-              <w:t>Rev.</w:t>
+              <w:bottom w:val="single" w:sz="12" w:space="0" w:color="auto"/>
+            </w:tcBorders>
+            <w:shd w:val="clear" w:color="auto" w:fill="D9D9D9" w:themeFill="background1" w:themeFillShade="D9"/>
+            <w:vAlign w:val="center"/>
+          </w:tcPr>
+          <w:bookmarkEnd w:id="6"/>
+          <w:p>
+            <w:pPr>
+              <w:pStyle w:val="ListParagraph"/>
+              <w:ind w:left="53"/>
+              <w:contextualSpacing w:val="0"/>
+              <w:jc w:val="center"/>
+              <w:rPr>
+                <w:rFonts w:ascii="Arial" w:hAnsi="Arial" w:cs="Arial"/>
+                <w:b/>
+                <w:sz w:val="20"/>
+                <w:szCs w:val="20"/>
+              </w:rPr>
+            </w:pPr>
+            <w:r>
+              <w:rPr>
+                <w:rFonts w:ascii="Arial" w:hAnsi="Arial" w:cs="Arial"/>
+                <w:b/>
+                <w:sz w:val="20"/>
+                <w:szCs w:val="20"/>
+              </w:rPr>
+              <w:t xml:space="preserve">NDT </w:t>
+            </w:r>
+            <w:r>
+              <w:rPr>
+                <w:rFonts w:ascii="Arial" w:hAnsi="Arial" w:cs="Arial"/>
+                <w:b/>
+                <w:sz w:val="20"/>
+                <w:szCs w:val="20"/>
+              </w:rPr>
+              <w:t>EQUIPMENT</w:t>
             </w:r>
           </w:p>
         </w:tc>
@@ -9943,140 +8352,164 @@
         </w:trPr>
         <w:tc>
           <w:tcPr>
-            <w:tcW w:w="2731" w:type="dxa"/>
-            <w:gridSpan w:val="4"/>
-            <w:tcBorders>
-              <w:top w:val="single" w:sz="12" w:space="0" w:color="auto"/>
-              <w:left w:val="single" w:sz="12" w:space="0" w:color="auto"/>
-              <w:bottom w:val="single" w:sz="12" w:space="0" w:color="auto"/>
-              <w:right w:val="single" w:sz="12" w:space="0" w:color="auto"/>
-            </w:tcBorders>
-            <w:shd w:val="clear" w:color="auto" w:fill="FFFFFF" w:themeFill="background1"/>
-            <w:vAlign w:val="center"/>
-          </w:tcPr>
-          <w:p>
-            <w:pPr>
-              <w:jc w:val="center"/>
-              <w:rPr>
-                <w:rFonts w:ascii="Arial" w:hAnsi="Arial" w:cs="Arial"/>
-                <w:sz w:val="20"/>
-                <w:szCs w:val="20"/>
-              </w:rPr>
-            </w:pPr>
-          </w:p>
-        </w:tc>
-        <w:tc>
-          <w:tcPr>
-            <w:tcW w:w="1549" w:type="dxa"/>
-            <w:gridSpan w:val="5"/>
-            <w:tcBorders>
-              <w:top w:val="single" w:sz="12" w:space="0" w:color="auto"/>
-              <w:left w:val="single" w:sz="12" w:space="0" w:color="auto"/>
-              <w:bottom w:val="single" w:sz="12" w:space="0" w:color="auto"/>
-              <w:right w:val="single" w:sz="12" w:space="0" w:color="auto"/>
-            </w:tcBorders>
-            <w:vAlign w:val="center"/>
-          </w:tcPr>
-          <w:p>
-            <w:pPr>
-              <w:jc w:val="center"/>
-              <w:rPr>
-                <w:rFonts w:ascii="Arial" w:hAnsi="Arial" w:cs="Arial"/>
-                <w:sz w:val="20"/>
-                <w:szCs w:val="20"/>
-              </w:rPr>
-            </w:pPr>
-          </w:p>
-        </w:tc>
-        <w:tc>
-          <w:tcPr>
-            <w:tcW w:w="2512" w:type="dxa"/>
-            <w:gridSpan w:val="6"/>
-            <w:tcBorders>
-              <w:top w:val="single" w:sz="12" w:space="0" w:color="auto"/>
-              <w:left w:val="single" w:sz="12" w:space="0" w:color="auto"/>
-              <w:bottom w:val="single" w:sz="12" w:space="0" w:color="auto"/>
-              <w:right w:val="single" w:sz="12" w:space="0" w:color="auto"/>
-            </w:tcBorders>
-            <w:vAlign w:val="center"/>
-          </w:tcPr>
-          <w:p>
-            <w:pPr>
-              <w:jc w:val="center"/>
-              <w:rPr>
-                <w:rFonts w:ascii="Arial" w:hAnsi="Arial" w:cs="Arial"/>
-                <w:sz w:val="20"/>
-                <w:szCs w:val="20"/>
-              </w:rPr>
-            </w:pPr>
-          </w:p>
-        </w:tc>
-        <w:tc>
-          <w:tcPr>
-            <w:tcW w:w="1570" w:type="dxa"/>
-            <w:gridSpan w:val="4"/>
-            <w:tcBorders>
-              <w:top w:val="single" w:sz="12" w:space="0" w:color="auto"/>
-              <w:left w:val="single" w:sz="12" w:space="0" w:color="auto"/>
-              <w:bottom w:val="single" w:sz="12" w:space="0" w:color="auto"/>
-              <w:right w:val="single" w:sz="12" w:space="0" w:color="auto"/>
-            </w:tcBorders>
-            <w:vAlign w:val="center"/>
-          </w:tcPr>
-          <w:p>
-            <w:pPr>
-              <w:jc w:val="center"/>
-              <w:rPr>
-                <w:rFonts w:ascii="Arial" w:hAnsi="Arial" w:cs="Arial"/>
-                <w:sz w:val="20"/>
-                <w:szCs w:val="20"/>
-              </w:rPr>
-            </w:pPr>
-          </w:p>
-        </w:tc>
-        <w:tc>
-          <w:tcPr>
-            <w:tcW w:w="1368" w:type="dxa"/>
-            <w:gridSpan w:val="3"/>
-            <w:tcBorders>
-              <w:top w:val="single" w:sz="12" w:space="0" w:color="auto"/>
-              <w:left w:val="single" w:sz="12" w:space="0" w:color="auto"/>
-              <w:bottom w:val="single" w:sz="12" w:space="0" w:color="auto"/>
-              <w:right w:val="single" w:sz="12" w:space="0" w:color="auto"/>
-            </w:tcBorders>
-            <w:vAlign w:val="center"/>
-          </w:tcPr>
-          <w:p>
-            <w:pPr>
-              <w:jc w:val="center"/>
-              <w:rPr>
-                <w:rFonts w:ascii="Arial" w:hAnsi="Arial" w:cs="Arial"/>
-                <w:sz w:val="20"/>
-                <w:szCs w:val="20"/>
-              </w:rPr>
-            </w:pPr>
-          </w:p>
-        </w:tc>
-        <w:tc>
-          <w:tcPr>
-            <w:tcW w:w="1055" w:type="dxa"/>
-            <w:tcBorders>
-              <w:top w:val="single" w:sz="12" w:space="0" w:color="auto"/>
-              <w:left w:val="single" w:sz="12" w:space="0" w:color="auto"/>
-              <w:bottom w:val="single" w:sz="12" w:space="0" w:color="auto"/>
-              <w:right w:val="single" w:sz="12" w:space="0" w:color="auto"/>
-            </w:tcBorders>
-            <w:vAlign w:val="center"/>
-          </w:tcPr>
-          <w:p>
-            <w:pPr>
-              <w:jc w:val="center"/>
-              <w:rPr>
-                <w:rFonts w:ascii="Arial" w:hAnsi="Arial" w:cs="Arial"/>
-                <w:sz w:val="20"/>
-                <w:szCs w:val="20"/>
-              </w:rPr>
-            </w:pPr>
+            <w:tcW w:w="2395" w:type="dxa"/>
+            <w:shd w:val="clear" w:color="auto" w:fill="D9D9D9" w:themeFill="background1" w:themeFillShade="D9"/>
+            <w:vAlign w:val="center"/>
+          </w:tcPr>
+          <w:p>
+            <w:pPr>
+              <w:pStyle w:val="ListParagraph"/>
+              <w:ind w:left="53"/>
+              <w:contextualSpacing w:val="0"/>
+              <w:jc w:val="center"/>
+              <w:rPr>
+                <w:rFonts w:ascii="Arial" w:hAnsi="Arial" w:cs="Arial"/>
+                <w:sz w:val="20"/>
+                <w:szCs w:val="20"/>
+              </w:rPr>
+            </w:pPr>
+            <w:r>
+              <w:rPr>
+                <w:rFonts w:ascii="Arial" w:hAnsi="Arial" w:cs="Arial"/>
+                <w:sz w:val="20"/>
+                <w:szCs w:val="20"/>
+              </w:rPr>
+              <w:t xml:space="preserve">NDT Equipment </w:t>
+            </w:r>
+          </w:p>
+        </w:tc>
+        <w:tc>
+          <w:tcPr>
+            <w:tcW w:w="1013" w:type="dxa"/>
+            <w:shd w:val="clear" w:color="auto" w:fill="D9D9D9" w:themeFill="background1" w:themeFillShade="D9"/>
+            <w:vAlign w:val="center"/>
+          </w:tcPr>
+          <w:p>
+            <w:pPr>
+              <w:pStyle w:val="ListParagraph"/>
+              <w:ind w:left="53"/>
+              <w:contextualSpacing w:val="0"/>
+              <w:jc w:val="center"/>
+              <w:rPr>
+                <w:rFonts w:ascii="Arial" w:hAnsi="Arial" w:cs="Arial"/>
+                <w:sz w:val="20"/>
+                <w:szCs w:val="20"/>
+              </w:rPr>
+            </w:pPr>
+            <w:r>
+              <w:rPr>
+                <w:rFonts w:ascii="Arial" w:hAnsi="Arial" w:cs="Arial"/>
+                <w:sz w:val="20"/>
+                <w:szCs w:val="20"/>
+              </w:rPr>
+              <w:t>ID</w:t>
+            </w:r>
+          </w:p>
+        </w:tc>
+        <w:tc>
+          <w:tcPr>
+            <w:tcW w:w="2978" w:type="dxa"/>
+            <w:gridSpan w:val="2"/>
+            <w:shd w:val="clear" w:color="auto" w:fill="D9D9D9" w:themeFill="background1" w:themeFillShade="D9"/>
+            <w:vAlign w:val="center"/>
+          </w:tcPr>
+          <w:p>
+            <w:pPr>
+              <w:pStyle w:val="ListParagraph"/>
+              <w:ind w:left="76"/>
+              <w:contextualSpacing w:val="0"/>
+              <w:jc w:val="center"/>
+              <w:rPr>
+                <w:rFonts w:ascii="Arial" w:hAnsi="Arial" w:cs="Arial"/>
+                <w:sz w:val="20"/>
+                <w:szCs w:val="20"/>
+              </w:rPr>
+            </w:pPr>
+            <w:r>
+              <w:rPr>
+                <w:rFonts w:ascii="Arial" w:hAnsi="Arial" w:cs="Arial"/>
+                <w:sz w:val="20"/>
+                <w:szCs w:val="20"/>
+              </w:rPr>
+              <w:t>Function Performed</w:t>
+            </w:r>
+          </w:p>
+        </w:tc>
+        <w:tc>
+          <w:tcPr>
+            <w:tcW w:w="2254" w:type="dxa"/>
+            <w:shd w:val="clear" w:color="auto" w:fill="D9D9D9" w:themeFill="background1" w:themeFillShade="D9"/>
+            <w:vAlign w:val="center"/>
+          </w:tcPr>
+          <w:p>
+            <w:pPr>
+              <w:pStyle w:val="ListParagraph"/>
+              <w:ind w:left="76"/>
+              <w:contextualSpacing w:val="0"/>
+              <w:jc w:val="center"/>
+              <w:rPr>
+                <w:rFonts w:ascii="Arial" w:hAnsi="Arial" w:cs="Arial"/>
+                <w:sz w:val="20"/>
+                <w:szCs w:val="20"/>
+              </w:rPr>
+            </w:pPr>
+            <w:r>
+              <w:rPr>
+                <w:rFonts w:ascii="Arial" w:hAnsi="Arial" w:cs="Arial"/>
+                <w:sz w:val="20"/>
+                <w:szCs w:val="20"/>
+              </w:rPr>
+              <w:t xml:space="preserve">Calibration Date or </w:t>
+            </w:r>
+          </w:p>
+          <w:p>
+            <w:pPr>
+              <w:pStyle w:val="ListParagraph"/>
+              <w:ind w:left="76"/>
+              <w:contextualSpacing w:val="0"/>
+              <w:jc w:val="center"/>
+              <w:rPr>
+                <w:rFonts w:ascii="Arial" w:hAnsi="Arial" w:cs="Arial"/>
+                <w:sz w:val="20"/>
+                <w:szCs w:val="20"/>
+              </w:rPr>
+            </w:pPr>
+            <w:r>
+              <w:rPr>
+                <w:rFonts w:ascii="Arial" w:hAnsi="Arial" w:cs="Arial"/>
+                <w:sz w:val="20"/>
+                <w:szCs w:val="20"/>
+              </w:rPr>
+              <w:t>In-Service Date</w:t>
+            </w:r>
+          </w:p>
+        </w:tc>
+        <w:tc>
+          <w:tcPr>
+            <w:tcW w:w="2160" w:type="dxa"/>
+            <w:shd w:val="clear" w:color="auto" w:fill="D9D9D9" w:themeFill="background1" w:themeFillShade="D9"/>
+            <w:vAlign w:val="center"/>
+          </w:tcPr>
+          <w:p>
+            <w:pPr>
+              <w:pStyle w:val="ListParagraph"/>
+              <w:ind w:left="76"/>
+              <w:contextualSpacing w:val="0"/>
+              <w:jc w:val="center"/>
+              <w:rPr>
+                <w:rFonts w:ascii="Arial" w:hAnsi="Arial" w:cs="Arial"/>
+                <w:sz w:val="20"/>
+                <w:szCs w:val="20"/>
+              </w:rPr>
+            </w:pPr>
+            <w:r>
+              <w:rPr>
+                <w:rFonts w:ascii="Arial" w:hAnsi="Arial" w:cs="Arial"/>
+                <w:sz w:val="20"/>
+                <w:szCs w:val="20"/>
+              </w:rPr>
+              <w:t>Calibration Due</w:t>
+            </w:r>
           </w:p>
         </w:tc>
       </w:tr>
@@ -10087,45 +8520,113 @@
         </w:trPr>
         <w:tc>
           <w:tcPr>
-            <w:tcW w:w="10785" w:type="dxa"/>
-            <w:gridSpan w:val="23"/>
-            <w:tcBorders>
-              <w:bottom w:val="single" w:sz="12" w:space="0" w:color="auto"/>
-            </w:tcBorders>
-            <w:shd w:val="clear" w:color="auto" w:fill="D9D9D9" w:themeFill="background1" w:themeFillShade="D9"/>
-            <w:vAlign w:val="center"/>
-          </w:tcPr>
-          <w:p>
-            <w:pPr>
-              <w:pStyle w:val="ListParagraph"/>
-              <w:ind w:left="53"/>
-              <w:contextualSpacing w:val="0"/>
-              <w:jc w:val="center"/>
-              <w:rPr>
-                <w:rFonts w:ascii="Arial" w:hAnsi="Arial" w:cs="Arial"/>
-                <w:b/>
-                <w:sz w:val="20"/>
-                <w:szCs w:val="20"/>
-              </w:rPr>
-            </w:pPr>
-            <w:r>
-              <w:rPr>
-                <w:rFonts w:ascii="Arial" w:hAnsi="Arial" w:cs="Arial"/>
-                <w:b/>
-                <w:sz w:val="20"/>
-                <w:szCs w:val="20"/>
-              </w:rPr>
-              <w:t xml:space="preserve">NDT </w:t>
-            </w:r>
-            <w:r>
-              <w:rPr>
-                <w:rFonts w:ascii="Arial" w:hAnsi="Arial" w:cs="Arial"/>
-                <w:b/>
-                <w:sz w:val="20"/>
-                <w:szCs w:val="20"/>
-              </w:rPr>
-              <w:t>EQUIPMENT</w:t>
-            </w:r>
+            <w:tcW w:w="2395" w:type="dxa"/>
+            <w:tcBorders>
+              <w:bottom w:val="single" w:sz="12" w:space="0" w:color="auto"/>
+            </w:tcBorders>
+            <w:vAlign w:val="center"/>
+          </w:tcPr>
+          <w:p>
+            <w:pPr>
+              <w:pStyle w:val="ListParagraph"/>
+              <w:ind w:left="76"/>
+              <w:contextualSpacing w:val="0"/>
+              <w:jc w:val="center"/>
+              <w:rPr>
+                <w:rFonts w:ascii="Arial" w:hAnsi="Arial" w:cs="Arial"/>
+                <w:sz w:val="20"/>
+                <w:szCs w:val="20"/>
+              </w:rPr>
+            </w:pPr>
+          </w:p>
+        </w:tc>
+        <w:tc>
+          <w:tcPr>
+            <w:tcW w:w="1013" w:type="dxa"/>
+            <w:tcBorders>
+              <w:bottom w:val="single" w:sz="12" w:space="0" w:color="auto"/>
+            </w:tcBorders>
+            <w:vAlign w:val="center"/>
+          </w:tcPr>
+          <w:p>
+            <w:pPr>
+              <w:pStyle w:val="ListParagraph"/>
+              <w:ind w:left="76"/>
+              <w:contextualSpacing w:val="0"/>
+              <w:jc w:val="center"/>
+              <w:rPr>
+                <w:rFonts w:ascii="Arial" w:hAnsi="Arial" w:cs="Arial"/>
+                <w:sz w:val="20"/>
+                <w:szCs w:val="20"/>
+              </w:rPr>
+            </w:pPr>
+          </w:p>
+        </w:tc>
+        <w:tc>
+          <w:tcPr>
+            <w:tcW w:w="2978" w:type="dxa"/>
+            <w:gridSpan w:val="2"/>
+            <w:tcBorders>
+              <w:bottom w:val="single" w:sz="12" w:space="0" w:color="auto"/>
+            </w:tcBorders>
+            <w:vAlign w:val="center"/>
+          </w:tcPr>
+          <w:p>
+            <w:pPr>
+              <w:pStyle w:val="ListParagraph"/>
+              <w:ind w:left="76"/>
+              <w:contextualSpacing w:val="0"/>
+              <w:jc w:val="center"/>
+              <w:rPr>
+                <w:rFonts w:ascii="Arial" w:hAnsi="Arial" w:cs="Arial"/>
+                <w:sz w:val="20"/>
+                <w:szCs w:val="20"/>
+              </w:rPr>
+            </w:pPr>
+          </w:p>
+        </w:tc>
+        <w:tc>
+          <w:tcPr>
+            <w:tcW w:w="2254" w:type="dxa"/>
+            <w:tcBorders>
+              <w:bottom w:val="single" w:sz="12" w:space="0" w:color="auto"/>
+            </w:tcBorders>
+            <w:vAlign w:val="center"/>
+          </w:tcPr>
+          <w:p>
+            <w:pPr>
+              <w:pStyle w:val="ListParagraph"/>
+              <w:ind w:left="76"/>
+              <w:contextualSpacing w:val="0"/>
+              <w:jc w:val="center"/>
+              <w:rPr>
+                <w:rFonts w:ascii="Arial" w:hAnsi="Arial" w:cs="Arial"/>
+                <w:sz w:val="20"/>
+                <w:szCs w:val="20"/>
+              </w:rPr>
+            </w:pPr>
+          </w:p>
+        </w:tc>
+        <w:tc>
+          <w:tcPr>
+            <w:tcW w:w="2160" w:type="dxa"/>
+            <w:tcBorders>
+              <w:bottom w:val="single" w:sz="12" w:space="0" w:color="auto"/>
+            </w:tcBorders>
+            <w:vAlign w:val="center"/>
+          </w:tcPr>
+          <w:p>
+            <w:pPr>
+              <w:pStyle w:val="ListParagraph"/>
+              <w:ind w:left="76"/>
+              <w:contextualSpacing w:val="0"/>
+              <w:jc w:val="center"/>
+              <w:rPr>
+                <w:rFonts w:ascii="Arial" w:hAnsi="Arial" w:cs="Arial"/>
+                <w:sz w:val="20"/>
+                <w:szCs w:val="20"/>
+              </w:rPr>
+            </w:pPr>
           </w:p>
         </w:tc>
       </w:tr>
@@ -10136,8 +8637,8 @@
         </w:trPr>
         <w:tc>
           <w:tcPr>
-            <w:tcW w:w="2380" w:type="dxa"/>
-            <w:gridSpan w:val="3"/>
+            <w:tcW w:w="10800" w:type="dxa"/>
+            <w:gridSpan w:val="6"/>
             <w:shd w:val="clear" w:color="auto" w:fill="D9D9D9" w:themeFill="background1" w:themeFillShade="D9"/>
             <w:vAlign w:val="center"/>
           </w:tcPr>
@@ -10149,133 +8650,19 @@
               <w:jc w:val="center"/>
               <w:rPr>
                 <w:rFonts w:ascii="Arial" w:hAnsi="Arial" w:cs="Arial"/>
-                <w:sz w:val="20"/>
-                <w:szCs w:val="20"/>
-              </w:rPr>
-            </w:pPr>
-            <w:r>
-              <w:rPr>
-                <w:rFonts w:ascii="Arial" w:hAnsi="Arial" w:cs="Arial"/>
-                <w:sz w:val="20"/>
-                <w:szCs w:val="20"/>
-              </w:rPr>
-              <w:t xml:space="preserve">NDT Equipment </w:t>
-            </w:r>
-          </w:p>
-        </w:tc>
-        <w:tc>
-          <w:tcPr>
-            <w:tcW w:w="1013" w:type="dxa"/>
-            <w:gridSpan w:val="2"/>
-            <w:shd w:val="clear" w:color="auto" w:fill="D9D9D9" w:themeFill="background1" w:themeFillShade="D9"/>
-            <w:vAlign w:val="center"/>
-          </w:tcPr>
-          <w:p>
-            <w:pPr>
-              <w:pStyle w:val="ListParagraph"/>
-              <w:ind w:left="53"/>
-              <w:contextualSpacing w:val="0"/>
-              <w:jc w:val="center"/>
-              <w:rPr>
-                <w:rFonts w:ascii="Arial" w:hAnsi="Arial" w:cs="Arial"/>
-                <w:sz w:val="20"/>
-                <w:szCs w:val="20"/>
-              </w:rPr>
-            </w:pPr>
-            <w:r>
-              <w:rPr>
-                <w:rFonts w:ascii="Arial" w:hAnsi="Arial" w:cs="Arial"/>
-                <w:sz w:val="20"/>
-                <w:szCs w:val="20"/>
-              </w:rPr>
-              <w:t>ID</w:t>
-            </w:r>
-          </w:p>
-        </w:tc>
-        <w:tc>
-          <w:tcPr>
-            <w:tcW w:w="2978" w:type="dxa"/>
-            <w:gridSpan w:val="8"/>
-            <w:shd w:val="clear" w:color="auto" w:fill="D9D9D9" w:themeFill="background1" w:themeFillShade="D9"/>
-            <w:vAlign w:val="center"/>
-          </w:tcPr>
-          <w:p>
-            <w:pPr>
-              <w:pStyle w:val="ListParagraph"/>
-              <w:ind w:left="76"/>
-              <w:contextualSpacing w:val="0"/>
-              <w:jc w:val="center"/>
-              <w:rPr>
-                <w:rFonts w:ascii="Arial" w:hAnsi="Arial" w:cs="Arial"/>
-                <w:sz w:val="20"/>
-                <w:szCs w:val="20"/>
-              </w:rPr>
-            </w:pPr>
-            <w:r>
-              <w:rPr>
-                <w:rFonts w:ascii="Arial" w:hAnsi="Arial" w:cs="Arial"/>
-                <w:sz w:val="20"/>
-                <w:szCs w:val="20"/>
-              </w:rPr>
-              <w:t>Function Performed</w:t>
-            </w:r>
-          </w:p>
-        </w:tc>
-        <w:tc>
-          <w:tcPr>
-            <w:tcW w:w="2254" w:type="dxa"/>
-            <w:gridSpan w:val="7"/>
-            <w:shd w:val="clear" w:color="auto" w:fill="D9D9D9" w:themeFill="background1" w:themeFillShade="D9"/>
-            <w:vAlign w:val="center"/>
-          </w:tcPr>
-          <w:p>
-            <w:pPr>
-              <w:pStyle w:val="ListParagraph"/>
-              <w:ind w:left="76"/>
-              <w:contextualSpacing w:val="0"/>
-              <w:jc w:val="center"/>
-              <w:rPr>
-                <w:rFonts w:ascii="Arial" w:hAnsi="Arial" w:cs="Arial"/>
-                <w:sz w:val="20"/>
-                <w:szCs w:val="20"/>
-              </w:rPr>
-            </w:pPr>
-            <w:r>
-              <w:rPr>
-                <w:rFonts w:ascii="Arial" w:hAnsi="Arial" w:cs="Arial"/>
-                <w:sz w:val="20"/>
-                <w:szCs w:val="20"/>
-              </w:rPr>
-              <w:t>Calibration Date</w:t>
-            </w:r>
-          </w:p>
-        </w:tc>
-        <w:tc>
-          <w:tcPr>
-            <w:tcW w:w="2160" w:type="dxa"/>
-            <w:gridSpan w:val="3"/>
-            <w:shd w:val="clear" w:color="auto" w:fill="D9D9D9" w:themeFill="background1" w:themeFillShade="D9"/>
-            <w:vAlign w:val="center"/>
-          </w:tcPr>
-          <w:p>
-            <w:pPr>
-              <w:pStyle w:val="ListParagraph"/>
-              <w:ind w:left="76"/>
-              <w:contextualSpacing w:val="0"/>
-              <w:jc w:val="center"/>
-              <w:rPr>
-                <w:rFonts w:ascii="Arial" w:hAnsi="Arial" w:cs="Arial"/>
-                <w:sz w:val="20"/>
-                <w:szCs w:val="20"/>
-              </w:rPr>
-            </w:pPr>
-            <w:r>
-              <w:rPr>
-                <w:rFonts w:ascii="Arial" w:hAnsi="Arial" w:cs="Arial"/>
-                <w:sz w:val="20"/>
-                <w:szCs w:val="20"/>
-              </w:rPr>
-              <w:t>Calibration Due</w:t>
+                <w:b/>
+                <w:sz w:val="20"/>
+                <w:szCs w:val="20"/>
+              </w:rPr>
+            </w:pPr>
+            <w:r>
+              <w:rPr>
+                <w:rFonts w:ascii="Arial" w:hAnsi="Arial" w:cs="Arial"/>
+                <w:b/>
+                <w:sz w:val="20"/>
+                <w:szCs w:val="20"/>
+              </w:rPr>
+              <w:t>ENVIRONMENT</w:t>
             </w:r>
           </w:p>
         </w:tc>
@@ -10287,99 +8674,76 @@
         </w:trPr>
         <w:tc>
           <w:tcPr>
-            <w:tcW w:w="2380" w:type="dxa"/>
+            <w:tcW w:w="5670" w:type="dxa"/>
             <w:gridSpan w:val="3"/>
             <w:tcBorders>
               <w:bottom w:val="single" w:sz="12" w:space="0" w:color="auto"/>
             </w:tcBorders>
-            <w:vAlign w:val="center"/>
-          </w:tcPr>
-          <w:p>
-            <w:pPr>
-              <w:pStyle w:val="ListParagraph"/>
-              <w:ind w:left="76"/>
-              <w:contextualSpacing w:val="0"/>
-              <w:jc w:val="center"/>
-              <w:rPr>
-                <w:rFonts w:ascii="Arial" w:hAnsi="Arial" w:cs="Arial"/>
-                <w:sz w:val="20"/>
-                <w:szCs w:val="20"/>
-              </w:rPr>
-            </w:pPr>
-          </w:p>
-        </w:tc>
-        <w:tc>
-          <w:tcPr>
-            <w:tcW w:w="1013" w:type="dxa"/>
-            <w:gridSpan w:val="2"/>
-            <w:tcBorders>
-              <w:bottom w:val="single" w:sz="12" w:space="0" w:color="auto"/>
-            </w:tcBorders>
-            <w:vAlign w:val="center"/>
-          </w:tcPr>
-          <w:p>
-            <w:pPr>
-              <w:pStyle w:val="ListParagraph"/>
-              <w:ind w:left="76"/>
-              <w:contextualSpacing w:val="0"/>
-              <w:jc w:val="center"/>
-              <w:rPr>
-                <w:rFonts w:ascii="Arial" w:hAnsi="Arial" w:cs="Arial"/>
-                <w:sz w:val="20"/>
-                <w:szCs w:val="20"/>
-              </w:rPr>
-            </w:pPr>
-          </w:p>
-        </w:tc>
-        <w:tc>
-          <w:tcPr>
-            <w:tcW w:w="2978" w:type="dxa"/>
-            <w:gridSpan w:val="8"/>
-            <w:tcBorders>
-              <w:bottom w:val="single" w:sz="12" w:space="0" w:color="auto"/>
-            </w:tcBorders>
-            <w:vAlign w:val="center"/>
-          </w:tcPr>
-          <w:p>
-            <w:pPr>
-              <w:pStyle w:val="ListParagraph"/>
-              <w:ind w:left="76"/>
-              <w:contextualSpacing w:val="0"/>
-              <w:jc w:val="center"/>
-              <w:rPr>
-                <w:rFonts w:ascii="Arial" w:hAnsi="Arial" w:cs="Arial"/>
-                <w:sz w:val="20"/>
-                <w:szCs w:val="20"/>
-              </w:rPr>
-            </w:pPr>
-          </w:p>
-        </w:tc>
-        <w:tc>
-          <w:tcPr>
-            <w:tcW w:w="2254" w:type="dxa"/>
-            <w:gridSpan w:val="7"/>
-            <w:tcBorders>
-              <w:bottom w:val="single" w:sz="12" w:space="0" w:color="auto"/>
-            </w:tcBorders>
-            <w:vAlign w:val="center"/>
-          </w:tcPr>
-          <w:p>
-            <w:pPr>
-              <w:pStyle w:val="ListParagraph"/>
-              <w:ind w:left="76"/>
-              <w:contextualSpacing w:val="0"/>
-              <w:jc w:val="center"/>
-              <w:rPr>
-                <w:rFonts w:ascii="Arial" w:hAnsi="Arial" w:cs="Arial"/>
-                <w:sz w:val="20"/>
-                <w:szCs w:val="20"/>
-              </w:rPr>
-            </w:pPr>
-          </w:p>
-        </w:tc>
-        <w:tc>
-          <w:tcPr>
-            <w:tcW w:w="2160" w:type="dxa"/>
+            <w:shd w:val="clear" w:color="auto" w:fill="D9D9D9" w:themeFill="background1" w:themeFillShade="D9"/>
+            <w:vAlign w:val="center"/>
+          </w:tcPr>
+          <w:p>
+            <w:pPr>
+              <w:jc w:val="center"/>
+              <w:rPr>
+                <w:rFonts w:ascii="Arial" w:hAnsi="Arial" w:cs="Arial"/>
+                <w:sz w:val="20"/>
+                <w:szCs w:val="20"/>
+              </w:rPr>
+            </w:pPr>
+            <w:r>
+              <w:rPr>
+                <w:rFonts w:ascii="Arial" w:hAnsi="Arial" w:cs="Arial"/>
+                <w:sz w:val="20"/>
+                <w:szCs w:val="20"/>
+              </w:rPr>
+              <w:t xml:space="preserve">Location </w:t>
+            </w:r>
+            <w:r>
+              <w:rPr>
+                <w:rFonts w:ascii="Arial" w:hAnsi="Arial" w:cs="Arial"/>
+                <w:sz w:val="20"/>
+                <w:szCs w:val="20"/>
+              </w:rPr>
+              <w:t>in</w:t>
+            </w:r>
+            <w:r>
+              <w:rPr>
+                <w:rFonts w:ascii="Arial" w:hAnsi="Arial" w:cs="Arial"/>
+                <w:sz w:val="20"/>
+                <w:szCs w:val="20"/>
+              </w:rPr>
+              <w:t xml:space="preserve"> </w:t>
+            </w:r>
+            <w:r>
+              <w:rPr>
+                <w:rFonts w:ascii="Arial" w:hAnsi="Arial" w:cs="Arial"/>
+                <w:sz w:val="20"/>
+                <w:szCs w:val="20"/>
+              </w:rPr>
+              <w:t>f</w:t>
+            </w:r>
+            <w:r>
+              <w:rPr>
+                <w:rFonts w:ascii="Arial" w:hAnsi="Arial" w:cs="Arial"/>
+                <w:sz w:val="20"/>
+                <w:szCs w:val="20"/>
+              </w:rPr>
+              <w:t xml:space="preserve">acility </w:t>
+            </w:r>
+            <w:r>
+              <w:rPr>
+                <w:rFonts w:ascii="Arial" w:hAnsi="Arial" w:cs="Arial"/>
+                <w:sz w:val="20"/>
+                <w:szCs w:val="20"/>
+              </w:rPr>
+              <w:t>where demonstration was observed</w:t>
+            </w:r>
+          </w:p>
+        </w:tc>
+        <w:tc>
+          <w:tcPr>
+            <w:tcW w:w="5130" w:type="dxa"/>
             <w:gridSpan w:val="3"/>
             <w:tcBorders>
               <w:bottom w:val="single" w:sz="12" w:space="0" w:color="auto"/>
@@ -10388,9 +8752,6 @@
           </w:tcPr>
           <w:p>
             <w:pPr>
-              <w:pStyle w:val="ListParagraph"/>
-              <w:ind w:left="76"/>
-              <w:contextualSpacing w:val="0"/>
               <w:jc w:val="center"/>
               <w:rPr>
                 <w:rFonts w:ascii="Arial" w:hAnsi="Arial" w:cs="Arial"/>
@@ -10408,8 +8769,8 @@
         </w:trPr>
         <w:tc>
           <w:tcPr>
-            <w:tcW w:w="10785" w:type="dxa"/>
-            <w:gridSpan w:val="23"/>
+            <w:tcW w:w="10800" w:type="dxa"/>
+            <w:gridSpan w:val="6"/>
             <w:shd w:val="clear" w:color="auto" w:fill="D9D9D9" w:themeFill="background1" w:themeFillShade="D9"/>
             <w:vAlign w:val="center"/>
           </w:tcPr>
@@ -10418,22 +8779,20 @@
               <w:pStyle w:val="ListParagraph"/>
               <w:ind w:left="53"/>
               <w:contextualSpacing w:val="0"/>
-              <w:jc w:val="center"/>
+              <w:rPr>
+                <w:rFonts w:ascii="Arial" w:hAnsi="Arial" w:cs="Arial"/>
+                <w:sz w:val="20"/>
+                <w:szCs w:val="20"/>
+              </w:rPr>
+            </w:pPr>
+            <w:r>
               <w:rPr>
                 <w:rFonts w:ascii="Arial" w:hAnsi="Arial" w:cs="Arial"/>
                 <w:b/>
                 <w:sz w:val="20"/>
                 <w:szCs w:val="20"/>
               </w:rPr>
-            </w:pPr>
-            <w:r>
-              <w:rPr>
-                <w:rFonts w:ascii="Arial" w:hAnsi="Arial" w:cs="Arial"/>
-                <w:b/>
-                <w:sz w:val="20"/>
-                <w:szCs w:val="20"/>
-              </w:rPr>
-              <w:t>ENVIRONMENT</w:t>
+              <w:t>Additional Auditor Objective Evidence/Comments/Notes:</w:t>
             </w:r>
           </w:p>
         </w:tc>
@@ -10445,139 +8804,8 @@
         </w:trPr>
         <w:tc>
           <w:tcPr>
-            <w:tcW w:w="5655" w:type="dxa"/>
-            <w:gridSpan w:val="11"/>
-            <w:tcBorders>
-              <w:bottom w:val="single" w:sz="12" w:space="0" w:color="auto"/>
-            </w:tcBorders>
-            <w:shd w:val="clear" w:color="auto" w:fill="D9D9D9" w:themeFill="background1" w:themeFillShade="D9"/>
-            <w:vAlign w:val="center"/>
-          </w:tcPr>
-          <w:p>
-            <w:pPr>
-              <w:jc w:val="center"/>
-              <w:rPr>
-                <w:rFonts w:ascii="Arial" w:hAnsi="Arial" w:cs="Arial"/>
-                <w:sz w:val="20"/>
-                <w:szCs w:val="20"/>
-              </w:rPr>
-            </w:pPr>
-            <w:r>
-              <w:rPr>
-                <w:rFonts w:ascii="Arial" w:hAnsi="Arial" w:cs="Arial"/>
-                <w:sz w:val="20"/>
-                <w:szCs w:val="20"/>
-              </w:rPr>
-              <w:t xml:space="preserve">Location </w:t>
-            </w:r>
-            <w:r>
-              <w:rPr>
-                <w:rFonts w:ascii="Arial" w:hAnsi="Arial" w:cs="Arial"/>
-                <w:sz w:val="20"/>
-                <w:szCs w:val="20"/>
-              </w:rPr>
-              <w:t>in</w:t>
-            </w:r>
-            <w:r>
-              <w:rPr>
-                <w:rFonts w:ascii="Arial" w:hAnsi="Arial" w:cs="Arial"/>
-                <w:sz w:val="20"/>
-                <w:szCs w:val="20"/>
-              </w:rPr>
-              <w:t xml:space="preserve"> </w:t>
-            </w:r>
-            <w:r>
-              <w:rPr>
-                <w:rFonts w:ascii="Arial" w:hAnsi="Arial" w:cs="Arial"/>
-                <w:sz w:val="20"/>
-                <w:szCs w:val="20"/>
-              </w:rPr>
-              <w:t>f</w:t>
-            </w:r>
-            <w:r>
-              <w:rPr>
-                <w:rFonts w:ascii="Arial" w:hAnsi="Arial" w:cs="Arial"/>
-                <w:sz w:val="20"/>
-                <w:szCs w:val="20"/>
-              </w:rPr>
-              <w:t xml:space="preserve">acility </w:t>
-            </w:r>
-            <w:r>
-              <w:rPr>
-                <w:rFonts w:ascii="Arial" w:hAnsi="Arial" w:cs="Arial"/>
-                <w:sz w:val="20"/>
-                <w:szCs w:val="20"/>
-              </w:rPr>
-              <w:t>where demonstration was observed</w:t>
-            </w:r>
-          </w:p>
-        </w:tc>
-        <w:tc>
-          <w:tcPr>
-            <w:tcW w:w="5130" w:type="dxa"/>
-            <w:gridSpan w:val="12"/>
-            <w:tcBorders>
-              <w:bottom w:val="single" w:sz="12" w:space="0" w:color="auto"/>
-            </w:tcBorders>
-            <w:shd w:val="clear" w:color="auto" w:fill="auto"/>
-            <w:vAlign w:val="center"/>
-          </w:tcPr>
-          <w:p>
-            <w:pPr>
-              <w:jc w:val="center"/>
-              <w:rPr>
-                <w:rFonts w:ascii="Arial" w:hAnsi="Arial" w:cs="Arial"/>
-                <w:sz w:val="20"/>
-                <w:szCs w:val="20"/>
-              </w:rPr>
-            </w:pPr>
-          </w:p>
-        </w:tc>
-      </w:tr>
-      <w:tr>
-        <w:trPr>
-          <w:trHeight w:val="350"/>
-          <w:jc w:val="center"/>
-        </w:trPr>
-        <w:tc>
-          <w:tcPr>
-            <w:tcW w:w="10785" w:type="dxa"/>
-            <w:gridSpan w:val="23"/>
-            <w:shd w:val="clear" w:color="auto" w:fill="D9D9D9" w:themeFill="background1" w:themeFillShade="D9"/>
-            <w:vAlign w:val="center"/>
-          </w:tcPr>
-          <w:p>
-            <w:pPr>
-              <w:pStyle w:val="ListParagraph"/>
-              <w:ind w:left="53"/>
-              <w:contextualSpacing w:val="0"/>
-              <w:rPr>
-                <w:rFonts w:ascii="Arial" w:hAnsi="Arial" w:cs="Arial"/>
-                <w:sz w:val="20"/>
-                <w:szCs w:val="20"/>
-              </w:rPr>
-            </w:pPr>
-            <w:r>
-              <w:rPr>
-                <w:rFonts w:ascii="Arial" w:hAnsi="Arial" w:cs="Arial"/>
-                <w:b/>
-                <w:sz w:val="20"/>
-                <w:szCs w:val="20"/>
-              </w:rPr>
-              <w:t>Additional Auditor Objective Evidence/Comments/Notes:</w:t>
-            </w:r>
-          </w:p>
-        </w:tc>
-      </w:tr>
-      <w:tr>
-        <w:trPr>
-          <w:trHeight w:val="350"/>
-          <w:jc w:val="center"/>
-        </w:trPr>
-        <w:tc>
-          <w:tcPr>
-            <w:tcW w:w="10785" w:type="dxa"/>
-            <w:gridSpan w:val="23"/>
+            <w:tcW w:w="10800" w:type="dxa"/>
+            <w:gridSpan w:val="6"/>
             <w:tcBorders>
               <w:bottom w:val="single" w:sz="12" w:space="0" w:color="auto"/>
             </w:tcBorders>
@@ -10659,12 +8887,12 @@
         <w:gridCol w:w="2055"/>
         <w:gridCol w:w="360"/>
         <w:gridCol w:w="900"/>
-        <w:gridCol w:w="450"/>
+        <w:gridCol w:w="630"/>
         <w:gridCol w:w="180"/>
-        <w:gridCol w:w="360"/>
+        <w:gridCol w:w="180"/>
         <w:gridCol w:w="1440"/>
-        <w:gridCol w:w="270"/>
-        <w:gridCol w:w="540"/>
+        <w:gridCol w:w="630"/>
+        <w:gridCol w:w="180"/>
         <w:gridCol w:w="540"/>
         <w:gridCol w:w="1087"/>
         <w:gridCol w:w="83"/>
@@ -10697,7 +8925,7 @@
                 <w:szCs w:val="20"/>
               </w:rPr>
             </w:pPr>
-            <w:bookmarkStart w:id="6" w:name="_Hlk135052461"/>
+            <w:bookmarkStart w:id="7" w:name="_Hlk135052461"/>
             <w:r>
               <w:rPr>
                 <w:rFonts w:ascii="Arial" w:hAnsi="Arial" w:cs="Arial"/>
@@ -10718,60 +8946,60 @@
         <w:tc>
           <w:tcPr>
             <w:tcW w:w="3945" w:type="dxa"/>
+            <w:gridSpan w:val="4"/>
+            <w:tcBorders>
+              <w:bottom w:val="single" w:sz="12" w:space="0" w:color="auto"/>
+            </w:tcBorders>
+            <w:shd w:val="clear" w:color="auto" w:fill="D9D9D9" w:themeFill="background1" w:themeFillShade="D9"/>
+            <w:vAlign w:val="center"/>
+          </w:tcPr>
+          <w:p>
+            <w:pPr>
+              <w:jc w:val="center"/>
+              <w:rPr>
+                <w:rFonts w:ascii="Arial" w:hAnsi="Arial" w:cs="Arial"/>
+                <w:sz w:val="20"/>
+                <w:szCs w:val="20"/>
+              </w:rPr>
+            </w:pPr>
+            <w:r>
+              <w:rPr>
+                <w:rFonts w:ascii="Arial" w:hAnsi="Arial" w:cs="Arial"/>
+                <w:sz w:val="20"/>
+                <w:szCs w:val="20"/>
+              </w:rPr>
+              <w:t xml:space="preserve">Procedures </w:t>
+            </w:r>
+            <w:r>
+              <w:rPr>
+                <w:rFonts w:ascii="Arial" w:hAnsi="Arial" w:cs="Arial"/>
+                <w:sz w:val="20"/>
+                <w:szCs w:val="20"/>
+              </w:rPr>
+              <w:t>Traceable to the</w:t>
+            </w:r>
+            <w:r>
+              <w:rPr>
+                <w:rFonts w:ascii="Arial" w:hAnsi="Arial" w:cs="Arial"/>
+                <w:sz w:val="20"/>
+                <w:szCs w:val="20"/>
+              </w:rPr>
+              <w:t xml:space="preserve"> </w:t>
+            </w:r>
+            <w:r>
+              <w:rPr>
+                <w:rFonts w:ascii="Arial" w:hAnsi="Arial" w:cs="Arial"/>
+                <w:sz w:val="20"/>
+                <w:szCs w:val="20"/>
+              </w:rPr>
+              <w:t>PITP</w:t>
+            </w:r>
+          </w:p>
+        </w:tc>
+        <w:tc>
+          <w:tcPr>
+            <w:tcW w:w="2610" w:type="dxa"/>
             <w:gridSpan w:val="5"/>
-            <w:tcBorders>
-              <w:bottom w:val="single" w:sz="12" w:space="0" w:color="auto"/>
-            </w:tcBorders>
-            <w:shd w:val="clear" w:color="auto" w:fill="D9D9D9" w:themeFill="background1" w:themeFillShade="D9"/>
-            <w:vAlign w:val="center"/>
-          </w:tcPr>
-          <w:p>
-            <w:pPr>
-              <w:jc w:val="center"/>
-              <w:rPr>
-                <w:rFonts w:ascii="Arial" w:hAnsi="Arial" w:cs="Arial"/>
-                <w:sz w:val="20"/>
-                <w:szCs w:val="20"/>
-              </w:rPr>
-            </w:pPr>
-            <w:r>
-              <w:rPr>
-                <w:rFonts w:ascii="Arial" w:hAnsi="Arial" w:cs="Arial"/>
-                <w:sz w:val="20"/>
-                <w:szCs w:val="20"/>
-              </w:rPr>
-              <w:t xml:space="preserve">Procedures </w:t>
-            </w:r>
-            <w:r>
-              <w:rPr>
-                <w:rFonts w:ascii="Arial" w:hAnsi="Arial" w:cs="Arial"/>
-                <w:sz w:val="20"/>
-                <w:szCs w:val="20"/>
-              </w:rPr>
-              <w:t>Traceable to the</w:t>
-            </w:r>
-            <w:r>
-              <w:rPr>
-                <w:rFonts w:ascii="Arial" w:hAnsi="Arial" w:cs="Arial"/>
-                <w:sz w:val="20"/>
-                <w:szCs w:val="20"/>
-              </w:rPr>
-              <w:t xml:space="preserve"> </w:t>
-            </w:r>
-            <w:r>
-              <w:rPr>
-                <w:rFonts w:ascii="Arial" w:hAnsi="Arial" w:cs="Arial"/>
-                <w:sz w:val="20"/>
-                <w:szCs w:val="20"/>
-              </w:rPr>
-              <w:t>PITP</w:t>
-            </w:r>
-          </w:p>
-        </w:tc>
-        <w:tc>
-          <w:tcPr>
-            <w:tcW w:w="2610" w:type="dxa"/>
-            <w:gridSpan w:val="4"/>
             <w:shd w:val="clear" w:color="auto" w:fill="D9D9D9" w:themeFill="background1" w:themeFillShade="D9"/>
             <w:vAlign w:val="center"/>
           </w:tcPr>
@@ -10880,36 +9108,36 @@
         <w:tc>
           <w:tcPr>
             <w:tcW w:w="3945" w:type="dxa"/>
+            <w:gridSpan w:val="4"/>
+            <w:tcBorders>
+              <w:bottom w:val="single" w:sz="12" w:space="0" w:color="auto"/>
+            </w:tcBorders>
+            <w:shd w:val="clear" w:color="auto" w:fill="D9D9D9" w:themeFill="background1" w:themeFillShade="D9"/>
+            <w:vAlign w:val="center"/>
+          </w:tcPr>
+          <w:p>
+            <w:pPr>
+              <w:jc w:val="center"/>
+              <w:rPr>
+                <w:rFonts w:ascii="Arial" w:hAnsi="Arial" w:cs="Arial"/>
+                <w:sz w:val="20"/>
+                <w:szCs w:val="20"/>
+              </w:rPr>
+            </w:pPr>
+            <w:r>
+              <w:rPr>
+                <w:rFonts w:ascii="Arial" w:hAnsi="Arial" w:cs="Arial"/>
+                <w:sz w:val="20"/>
+                <w:szCs w:val="20"/>
+              </w:rPr>
+              <w:t>TCID Procedure</w:t>
+            </w:r>
+          </w:p>
+        </w:tc>
+        <w:tc>
+          <w:tcPr>
+            <w:tcW w:w="2610" w:type="dxa"/>
             <w:gridSpan w:val="5"/>
-            <w:tcBorders>
-              <w:bottom w:val="single" w:sz="12" w:space="0" w:color="auto"/>
-            </w:tcBorders>
-            <w:shd w:val="clear" w:color="auto" w:fill="D9D9D9" w:themeFill="background1" w:themeFillShade="D9"/>
-            <w:vAlign w:val="center"/>
-          </w:tcPr>
-          <w:p>
-            <w:pPr>
-              <w:jc w:val="center"/>
-              <w:rPr>
-                <w:rFonts w:ascii="Arial" w:hAnsi="Arial" w:cs="Arial"/>
-                <w:sz w:val="20"/>
-                <w:szCs w:val="20"/>
-              </w:rPr>
-            </w:pPr>
-            <w:r>
-              <w:rPr>
-                <w:rFonts w:ascii="Arial" w:hAnsi="Arial" w:cs="Arial"/>
-                <w:sz w:val="20"/>
-                <w:szCs w:val="20"/>
-              </w:rPr>
-              <w:t>TCID Procedure</w:t>
-            </w:r>
-          </w:p>
-        </w:tc>
-        <w:tc>
-          <w:tcPr>
-            <w:tcW w:w="2610" w:type="dxa"/>
-            <w:gridSpan w:val="4"/>
             <w:tcBorders>
               <w:bottom w:val="single" w:sz="12" w:space="0" w:color="auto"/>
             </w:tcBorders>
@@ -11345,7 +9573,52 @@
         </w:tc>
         <w:tc>
           <w:tcPr>
-            <w:tcW w:w="1710" w:type="dxa"/>
+            <w:tcW w:w="2070" w:type="dxa"/>
+            <w:gridSpan w:val="4"/>
+            <w:tcBorders>
+              <w:bottom w:val="single" w:sz="12" w:space="0" w:color="auto"/>
+            </w:tcBorders>
+            <w:shd w:val="clear" w:color="auto" w:fill="D9D9D9" w:themeFill="background1" w:themeFillShade="D9"/>
+            <w:vAlign w:val="center"/>
+          </w:tcPr>
+          <w:p>
+            <w:pPr>
+              <w:jc w:val="center"/>
+              <w:rPr>
+                <w:rFonts w:ascii="Arial" w:hAnsi="Arial" w:cs="Arial"/>
+                <w:sz w:val="20"/>
+                <w:szCs w:val="20"/>
+              </w:rPr>
+            </w:pPr>
+            <w:r>
+              <w:rPr>
+                <w:rFonts w:ascii="Arial" w:hAnsi="Arial" w:cs="Arial"/>
+                <w:sz w:val="20"/>
+                <w:szCs w:val="20"/>
+              </w:rPr>
+              <w:t xml:space="preserve">Car </w:t>
+            </w:r>
+            <w:r>
+              <w:rPr>
+                <w:rFonts w:ascii="Arial" w:hAnsi="Arial" w:cs="Arial"/>
+                <w:sz w:val="20"/>
+                <w:szCs w:val="20"/>
+              </w:rPr>
+              <w:t xml:space="preserve">Mark </w:t>
+            </w:r>
+            <w:r>
+              <w:rPr>
+                <w:rFonts w:ascii="Arial" w:hAnsi="Arial" w:cs="Arial"/>
+                <w:sz w:val="20"/>
+                <w:szCs w:val="20"/>
+              </w:rPr>
+              <w:t xml:space="preserve">and Number </w:t>
+            </w:r>
+          </w:p>
+        </w:tc>
+        <w:tc>
+          <w:tcPr>
+            <w:tcW w:w="2250" w:type="dxa"/>
             <w:gridSpan w:val="3"/>
             <w:tcBorders>
               <w:bottom w:val="single" w:sz="12" w:space="0" w:color="auto"/>
@@ -11368,58 +9641,13 @@
                 <w:sz w:val="20"/>
                 <w:szCs w:val="20"/>
               </w:rPr>
-              <w:t xml:space="preserve">Car </w:t>
-            </w:r>
-            <w:r>
-              <w:rPr>
-                <w:rFonts w:ascii="Arial" w:hAnsi="Arial" w:cs="Arial"/>
-                <w:sz w:val="20"/>
-                <w:szCs w:val="20"/>
-              </w:rPr>
-              <w:t xml:space="preserve">Mark </w:t>
-            </w:r>
-            <w:r>
-              <w:rPr>
-                <w:rFonts w:ascii="Arial" w:hAnsi="Arial" w:cs="Arial"/>
-                <w:sz w:val="20"/>
-                <w:szCs w:val="20"/>
-              </w:rPr>
-              <w:t xml:space="preserve">and Number </w:t>
-            </w:r>
-          </w:p>
-        </w:tc>
-        <w:tc>
-          <w:tcPr>
-            <w:tcW w:w="2250" w:type="dxa"/>
-            <w:gridSpan w:val="4"/>
-            <w:tcBorders>
-              <w:bottom w:val="single" w:sz="12" w:space="0" w:color="auto"/>
-            </w:tcBorders>
-            <w:shd w:val="clear" w:color="auto" w:fill="D9D9D9" w:themeFill="background1" w:themeFillShade="D9"/>
-            <w:vAlign w:val="center"/>
-          </w:tcPr>
-          <w:p>
-            <w:pPr>
-              <w:jc w:val="center"/>
-              <w:rPr>
-                <w:rFonts w:ascii="Arial" w:hAnsi="Arial" w:cs="Arial"/>
-                <w:sz w:val="20"/>
-                <w:szCs w:val="20"/>
-              </w:rPr>
-            </w:pPr>
-            <w:r>
-              <w:rPr>
-                <w:rFonts w:ascii="Arial" w:hAnsi="Arial" w:cs="Arial"/>
-                <w:sz w:val="20"/>
-                <w:szCs w:val="20"/>
-              </w:rPr>
               <w:t>Type of TCID Record Completed</w:t>
             </w:r>
           </w:p>
         </w:tc>
         <w:tc>
           <w:tcPr>
-            <w:tcW w:w="3420" w:type="dxa"/>
+            <w:tcW w:w="3060" w:type="dxa"/>
             <w:gridSpan w:val="5"/>
             <w:tcBorders>
               <w:bottom w:val="single" w:sz="12" w:space="0" w:color="auto"/>
@@ -11484,25 +9712,23 @@
         <w:tc>
           <w:tcPr>
             <w:tcW w:w="2055" w:type="dxa"/>
-            <w:shd w:val="clear" w:color="auto" w:fill="auto"/>
-            <w:vAlign w:val="center"/>
-          </w:tcPr>
-          <w:p>
-            <w:pPr>
-              <w:jc w:val="center"/>
-              <w:rPr>
-                <w:rFonts w:ascii="Arial" w:hAnsi="Arial" w:cs="Arial"/>
-                <w:sz w:val="20"/>
-                <w:szCs w:val="20"/>
-              </w:rPr>
-            </w:pPr>
-          </w:p>
-        </w:tc>
-        <w:tc>
-          <w:tcPr>
-            <w:tcW w:w="1710" w:type="dxa"/>
-            <w:gridSpan w:val="3"/>
-            <w:shd w:val="clear" w:color="auto" w:fill="auto"/>
+            <w:vAlign w:val="center"/>
+          </w:tcPr>
+          <w:p>
+            <w:pPr>
+              <w:jc w:val="center"/>
+              <w:rPr>
+                <w:rFonts w:ascii="Arial" w:hAnsi="Arial" w:cs="Arial"/>
+                <w:sz w:val="20"/>
+                <w:szCs w:val="20"/>
+              </w:rPr>
+            </w:pPr>
+          </w:p>
+        </w:tc>
+        <w:tc>
+          <w:tcPr>
+            <w:tcW w:w="2070" w:type="dxa"/>
+            <w:gridSpan w:val="4"/>
             <w:vAlign w:val="center"/>
           </w:tcPr>
           <w:p>
@@ -11543,8 +9769,7 @@
             <w:tc>
               <w:tcPr>
                 <w:tcW w:w="2250" w:type="dxa"/>
-                <w:gridSpan w:val="4"/>
-                <w:shd w:val="clear" w:color="auto" w:fill="auto"/>
+                <w:gridSpan w:val="3"/>
                 <w:vAlign w:val="center"/>
               </w:tcPr>
               <w:p>
@@ -11590,9 +9815,8 @@
           <w:sdtContent>
             <w:tc>
               <w:tcPr>
-                <w:tcW w:w="3420" w:type="dxa"/>
+                <w:tcW w:w="3060" w:type="dxa"/>
                 <w:gridSpan w:val="5"/>
-                <w:shd w:val="clear" w:color="auto" w:fill="auto"/>
                 <w:vAlign w:val="center"/>
               </w:tcPr>
               <w:p>
@@ -11618,7 +9842,6 @@
           <w:tcPr>
             <w:tcW w:w="1360" w:type="dxa"/>
             <w:gridSpan w:val="2"/>
-            <w:shd w:val="clear" w:color="auto" w:fill="auto"/>
             <w:vAlign w:val="center"/>
           </w:tcPr>
           <w:p>
@@ -11674,7 +9897,6 @@
             <w:tcBorders>
               <w:bottom w:val="single" w:sz="12" w:space="0" w:color="auto"/>
             </w:tcBorders>
-            <w:shd w:val="clear" w:color="auto" w:fill="auto"/>
             <w:vAlign w:val="center"/>
           </w:tcPr>
           <w:p>
@@ -11752,7 +9974,7 @@
           </w:p>
         </w:tc>
       </w:tr>
-      <w:bookmarkEnd w:id="6"/>
+      <w:bookmarkEnd w:id="7"/>
     </w:tbl>
     <w:p>
       <w:pPr>
@@ -11771,8 +9993,12 @@
       </w:pPr>
     </w:p>
     <w:sectPr>
-      <w:headerReference w:type="default" r:id="rId12"/>
-      <w:footerReference w:type="default" r:id="rId13"/>
+      <w:headerReference w:type="even" r:id="rId12"/>
+      <w:headerReference w:type="default" r:id="rId13"/>
+      <w:footerReference w:type="even" r:id="rId14"/>
+      <w:footerReference w:type="default" r:id="rId15"/>
+      <w:headerReference w:type="first" r:id="rId16"/>
+      <w:footerReference w:type="first" r:id="rId17"/>
       <w:pgSz w:w="12240" w:h="15840"/>
       <w:pgMar w:top="720" w:right="720" w:bottom="346" w:left="720" w:header="720" w:footer="288" w:gutter="0"/>
       <w:pgBorders w:offsetFrom="page">
@@ -11789,7 +10015,7 @@
 </file>
 
 <file path=word/endnotes.xml><?xml version="1.0" encoding="utf-8"?>
-<w:endnotes xmlns:wpc="http://schemas.microsoft.com/office/word/2010/wordprocessingCanvas" xmlns:cx="http://schemas.microsoft.com/office/drawing/2014/chartex" xmlns:cx1="http://schemas.microsoft.com/office/drawing/2015/9/8/chartex" xmlns:cx2="http://schemas.microsoft.com/office/drawing/2015/10/21/chartex" xmlns:cx3="http://schemas.microsoft.com/office/drawing/2016/5/9/chartex" xmlns:cx4="http://schemas.microsoft.com/office/drawing/2016/5/10/chartex" xmlns:cx5="http://schemas.microsoft.com/office/drawing/2016/5/11/chartex" xmlns:cx6="http://schemas.microsoft.com/office/drawing/2016/5/12/chartex" xmlns:cx7="http://schemas.microsoft.com/office/drawing/2016/5/13/chartex" xmlns:cx8="http://schemas.microsoft.com/office/drawing/2016/5/14/chartex" xmlns:mc="http://schemas.openxmlformats.org/markup-compatibility/2006" xmlns:aink="http://schemas.microsoft.com/office/drawing/2016/ink" xmlns:am3d="http://schemas.microsoft.com/office/drawing/2017/model3d" xmlns:o="urn:schemas-microsoft-com:office:office" xmlns:oel="http://schemas.microsoft.com/office/2019/extlst" xmlns:r="http://schemas.openxmlformats.org/officeDocument/2006/relationships" xmlns:m="http://schemas.openxmlformats.org/officeDocument/2006/math" xmlns:v="urn:schemas-microsoft-com:vml" xmlns:wp14="http://schemas.microsoft.com/office/word/2010/wordprocessingDrawing" xmlns:wp="http://schemas.openxmlformats.org/drawingml/2006/wordprocessingDrawing" xmlns:w10="urn:schemas-microsoft-com:office:word" xmlns:w="http://schemas.openxmlformats.org/wordprocessingml/2006/main" xmlns:w14="http://schemas.microsoft.com/office/word/2010/wordml" xmlns:w15="http://schemas.microsoft.com/office/word/2012/wordml" xmlns:w16cex="http://schemas.microsoft.com/office/word/2018/wordml/cex" xmlns:w16cid="http://schemas.microsoft.com/office/word/2016/wordml/cid" xmlns:w16="http://schemas.microsoft.com/office/word/2018/wordml" xmlns:w16sdtdh="http://schemas.microsoft.com/office/word/2020/wordml/sdtdatahash" xmlns:w16se="http://schemas.microsoft.com/office/word/2015/wordml/symex" xmlns:wpg="http://schemas.microsoft.com/office/word/2010/wordprocessingGroup" xmlns:wpi="http://schemas.microsoft.com/office/word/2010/wordprocessingInk" xmlns:wne="http://schemas.microsoft.com/office/word/2006/wordml" xmlns:wps="http://schemas.microsoft.com/office/word/2010/wordprocessingShape" mc:Ignorable="w14 w15 w16se w16cid w16 w16cex w16sdtdh wp14">
+<w:endnotes xmlns:wpc="http://schemas.microsoft.com/office/word/2010/wordprocessingCanvas" xmlns:cx="http://schemas.microsoft.com/office/drawing/2014/chartex" xmlns:cx1="http://schemas.microsoft.com/office/drawing/2015/9/8/chartex" xmlns:cx2="http://schemas.microsoft.com/office/drawing/2015/10/21/chartex" xmlns:cx3="http://schemas.microsoft.com/office/drawing/2016/5/9/chartex" xmlns:cx4="http://schemas.microsoft.com/office/drawing/2016/5/10/chartex" xmlns:cx5="http://schemas.microsoft.com/office/drawing/2016/5/11/chartex" xmlns:cx6="http://schemas.microsoft.com/office/drawing/2016/5/12/chartex" xmlns:cx7="http://schemas.microsoft.com/office/drawing/2016/5/13/chartex" xmlns:cx8="http://schemas.microsoft.com/office/drawing/2016/5/14/chartex" xmlns:mc="http://schemas.openxmlformats.org/markup-compatibility/2006" xmlns:aink="http://schemas.microsoft.com/office/drawing/2016/ink" xmlns:am3d="http://schemas.microsoft.com/office/drawing/2017/model3d" xmlns:o="urn:schemas-microsoft-com:office:office" xmlns:oel="http://schemas.microsoft.com/office/2019/extlst" xmlns:r="http://schemas.openxmlformats.org/officeDocument/2006/relationships" xmlns:m="http://schemas.openxmlformats.org/officeDocument/2006/math" xmlns:v="urn:schemas-microsoft-com:vml" xmlns:wp14="http://schemas.microsoft.com/office/word/2010/wordprocessingDrawing" xmlns:wp="http://schemas.openxmlformats.org/drawingml/2006/wordprocessingDrawing" xmlns:w10="urn:schemas-microsoft-com:office:word" xmlns:w="http://schemas.openxmlformats.org/wordprocessingml/2006/main" xmlns:w14="http://schemas.microsoft.com/office/word/2010/wordml" xmlns:w15="http://schemas.microsoft.com/office/word/2012/wordml" xmlns:w16cex="http://schemas.microsoft.com/office/word/2018/wordml/cex" xmlns:w16cid="http://schemas.microsoft.com/office/word/2016/wordml/cid" xmlns:w16="http://schemas.microsoft.com/office/word/2018/wordml" xmlns:w16du="http://schemas.microsoft.com/office/word/2023/wordml/word16du" xmlns:w16sdtdh="http://schemas.microsoft.com/office/word/2020/wordml/sdtdatahash" xmlns:w16sdtfl="http://schemas.microsoft.com/office/word/2024/wordml/sdtformatlock" xmlns:w16se="http://schemas.microsoft.com/office/word/2015/wordml/symex" xmlns:wpg="http://schemas.microsoft.com/office/word/2010/wordprocessingGroup" xmlns:wpi="http://schemas.microsoft.com/office/word/2010/wordprocessingInk" xmlns:wne="http://schemas.microsoft.com/office/word/2006/wordml" xmlns:wps="http://schemas.microsoft.com/office/word/2010/wordprocessingShape" mc:Ignorable="w14 w15 w16se w16cid w16 w16cex w16sdtdh w16sdtfl w16du wp14">
   <w:endnote w:type="separator" w:id="-1">
     <w:p>
       <w:r>
@@ -11808,7 +10034,17 @@
 </file>
 
 <file path=word/footer1.xml><?xml version="1.0" encoding="utf-8"?>
-<w:ftr xmlns:wpc="http://schemas.microsoft.com/office/word/2010/wordprocessingCanvas" xmlns:cx="http://schemas.microsoft.com/office/drawing/2014/chartex" xmlns:cx1="http://schemas.microsoft.com/office/drawing/2015/9/8/chartex" xmlns:cx2="http://schemas.microsoft.com/office/drawing/2015/10/21/chartex" xmlns:cx3="http://schemas.microsoft.com/office/drawing/2016/5/9/chartex" xmlns:cx4="http://schemas.microsoft.com/office/drawing/2016/5/10/chartex" xmlns:cx5="http://schemas.microsoft.com/office/drawing/2016/5/11/chartex" xmlns:cx6="http://schemas.microsoft.com/office/drawing/2016/5/12/chartex" xmlns:cx7="http://schemas.microsoft.com/office/drawing/2016/5/13/chartex" xmlns:cx8="http://schemas.microsoft.com/office/drawing/2016/5/14/chartex" xmlns:mc="http://schemas.openxmlformats.org/markup-compatibility/2006" xmlns:aink="http://schemas.microsoft.com/office/drawing/2016/ink" xmlns:am3d="http://schemas.microsoft.com/office/drawing/2017/model3d" xmlns:o="urn:schemas-microsoft-com:office:office" xmlns:oel="http://schemas.microsoft.com/office/2019/extlst" xmlns:r="http://schemas.openxmlformats.org/officeDocument/2006/relationships" xmlns:m="http://schemas.openxmlformats.org/officeDocument/2006/math" xmlns:v="urn:schemas-microsoft-com:vml" xmlns:wp14="http://schemas.microsoft.com/office/word/2010/wordprocessingDrawing" xmlns:wp="http://schemas.openxmlformats.org/drawingml/2006/wordprocessingDrawing" xmlns:w10="urn:schemas-microsoft-com:office:word" xmlns:w="http://schemas.openxmlformats.org/wordprocessingml/2006/main" xmlns:w14="http://schemas.microsoft.com/office/word/2010/wordml" xmlns:w15="http://schemas.microsoft.com/office/word/2012/wordml" xmlns:w16cex="http://schemas.microsoft.com/office/word/2018/wordml/cex" xmlns:w16cid="http://schemas.microsoft.com/office/word/2016/wordml/cid" xmlns:w16="http://schemas.microsoft.com/office/word/2018/wordml" xmlns:w16sdtdh="http://schemas.microsoft.com/office/word/2020/wordml/sdtdatahash" xmlns:w16se="http://schemas.microsoft.com/office/word/2015/wordml/symex" xmlns:wpg="http://schemas.microsoft.com/office/word/2010/wordprocessingGroup" xmlns:wpi="http://schemas.microsoft.com/office/word/2010/wordprocessingInk" xmlns:wne="http://schemas.microsoft.com/office/word/2006/wordml" xmlns:wps="http://schemas.microsoft.com/office/word/2010/wordprocessingShape" mc:Ignorable="w14 w15 w16se w16cid w16 w16cex w16sdtdh wp14">
+<w:ftr xmlns:wpc="http://schemas.microsoft.com/office/word/2010/wordprocessingCanvas" xmlns:cx="http://schemas.microsoft.com/office/drawing/2014/chartex" xmlns:cx1="http://schemas.microsoft.com/office/drawing/2015/9/8/chartex" xmlns:cx2="http://schemas.microsoft.com/office/drawing/2015/10/21/chartex" xmlns:cx3="http://schemas.microsoft.com/office/drawing/2016/5/9/chartex" xmlns:cx4="http://schemas.microsoft.com/office/drawing/2016/5/10/chartex" xmlns:cx5="http://schemas.microsoft.com/office/drawing/2016/5/11/chartex" xmlns:cx6="http://schemas.microsoft.com/office/drawing/2016/5/12/chartex" xmlns:cx7="http://schemas.microsoft.com/office/drawing/2016/5/13/chartex" xmlns:cx8="http://schemas.microsoft.com/office/drawing/2016/5/14/chartex" xmlns:mc="http://schemas.openxmlformats.org/markup-compatibility/2006" xmlns:aink="http://schemas.microsoft.com/office/drawing/2016/ink" xmlns:am3d="http://schemas.microsoft.com/office/drawing/2017/model3d" xmlns:o="urn:schemas-microsoft-com:office:office" xmlns:oel="http://schemas.microsoft.com/office/2019/extlst" xmlns:r="http://schemas.openxmlformats.org/officeDocument/2006/relationships" xmlns:m="http://schemas.openxmlformats.org/officeDocument/2006/math" xmlns:v="urn:schemas-microsoft-com:vml" xmlns:wp14="http://schemas.microsoft.com/office/word/2010/wordprocessingDrawing" xmlns:wp="http://schemas.openxmlformats.org/drawingml/2006/wordprocessingDrawing" xmlns:w10="urn:schemas-microsoft-com:office:word" xmlns:w="http://schemas.openxmlformats.org/wordprocessingml/2006/main" xmlns:w14="http://schemas.microsoft.com/office/word/2010/wordml" xmlns:w15="http://schemas.microsoft.com/office/word/2012/wordml" xmlns:w16cex="http://schemas.microsoft.com/office/word/2018/wordml/cex" xmlns:w16cid="http://schemas.microsoft.com/office/word/2016/wordml/cid" xmlns:w16="http://schemas.microsoft.com/office/word/2018/wordml" xmlns:w16du="http://schemas.microsoft.com/office/word/2023/wordml/word16du" xmlns:w16sdtdh="http://schemas.microsoft.com/office/word/2020/wordml/sdtdatahash" xmlns:w16sdtfl="http://schemas.microsoft.com/office/word/2024/wordml/sdtformatlock" xmlns:w16se="http://schemas.microsoft.com/office/word/2015/wordml/symex" xmlns:wpg="http://schemas.microsoft.com/office/word/2010/wordprocessingGroup" xmlns:wpi="http://schemas.microsoft.com/office/word/2010/wordprocessingInk" xmlns:wne="http://schemas.microsoft.com/office/word/2006/wordml" xmlns:wps="http://schemas.microsoft.com/office/word/2010/wordprocessingShape" mc:Ignorable="w14 w15 w16se w16cid w16 w16cex w16sdtdh w16sdtfl w16du wp14">
+  <w:p>
+    <w:pPr>
+      <w:pStyle w:val="Footer"/>
+    </w:pPr>
+  </w:p>
+</w:ftr>
+</file>
+
+<file path=word/footer2.xml><?xml version="1.0" encoding="utf-8"?>
+<w:ftr xmlns:wpc="http://schemas.microsoft.com/office/word/2010/wordprocessingCanvas" xmlns:cx="http://schemas.microsoft.com/office/drawing/2014/chartex" xmlns:cx1="http://schemas.microsoft.com/office/drawing/2015/9/8/chartex" xmlns:cx2="http://schemas.microsoft.com/office/drawing/2015/10/21/chartex" xmlns:cx3="http://schemas.microsoft.com/office/drawing/2016/5/9/chartex" xmlns:cx4="http://schemas.microsoft.com/office/drawing/2016/5/10/chartex" xmlns:cx5="http://schemas.microsoft.com/office/drawing/2016/5/11/chartex" xmlns:cx6="http://schemas.microsoft.com/office/drawing/2016/5/12/chartex" xmlns:cx7="http://schemas.microsoft.com/office/drawing/2016/5/13/chartex" xmlns:cx8="http://schemas.microsoft.com/office/drawing/2016/5/14/chartex" xmlns:mc="http://schemas.openxmlformats.org/markup-compatibility/2006" xmlns:aink="http://schemas.microsoft.com/office/drawing/2016/ink" xmlns:am3d="http://schemas.microsoft.com/office/drawing/2017/model3d" xmlns:o="urn:schemas-microsoft-com:office:office" xmlns:oel="http://schemas.microsoft.com/office/2019/extlst" xmlns:r="http://schemas.openxmlformats.org/officeDocument/2006/relationships" xmlns:m="http://schemas.openxmlformats.org/officeDocument/2006/math" xmlns:v="urn:schemas-microsoft-com:vml" xmlns:wp14="http://schemas.microsoft.com/office/word/2010/wordprocessingDrawing" xmlns:wp="http://schemas.openxmlformats.org/drawingml/2006/wordprocessingDrawing" xmlns:w10="urn:schemas-microsoft-com:office:word" xmlns:w="http://schemas.openxmlformats.org/wordprocessingml/2006/main" xmlns:w14="http://schemas.microsoft.com/office/word/2010/wordml" xmlns:w15="http://schemas.microsoft.com/office/word/2012/wordml" xmlns:w16cex="http://schemas.microsoft.com/office/word/2018/wordml/cex" xmlns:w16cid="http://schemas.microsoft.com/office/word/2016/wordml/cid" xmlns:w16="http://schemas.microsoft.com/office/word/2018/wordml" xmlns:w16du="http://schemas.microsoft.com/office/word/2023/wordml/word16du" xmlns:w16sdtdh="http://schemas.microsoft.com/office/word/2020/wordml/sdtdatahash" xmlns:w16sdtfl="http://schemas.microsoft.com/office/word/2024/wordml/sdtformatlock" xmlns:w16se="http://schemas.microsoft.com/office/word/2015/wordml/symex" xmlns:wpg="http://schemas.microsoft.com/office/word/2010/wordprocessingGroup" xmlns:wpi="http://schemas.microsoft.com/office/word/2010/wordprocessingInk" xmlns:wne="http://schemas.microsoft.com/office/word/2006/wordml" xmlns:wps="http://schemas.microsoft.com/office/word/2010/wordprocessingShape" mc:Ignorable="w14 w15 w16se w16cid w16 w16cex w16sdtdh w16sdtfl w16du wp14">
   <w:p>
     <w:pPr>
       <w:pStyle w:val="Footer"/>
@@ -11865,13 +10101,19 @@
       <w:rPr>
         <w:rFonts w:asciiTheme="majorHAnsi" w:eastAsiaTheme="majorEastAsia" w:hAnsiTheme="majorHAnsi" w:cstheme="majorBidi"/>
       </w:rPr>
+      <w:t xml:space="preserve"> </w:t>
+    </w:r>
+    <w:r>
+      <w:rPr>
+        <w:rFonts w:asciiTheme="majorHAnsi" w:eastAsiaTheme="majorEastAsia" w:hAnsiTheme="majorHAnsi" w:cstheme="majorBidi"/>
+      </w:rPr>
       <w:t>(</w:t>
     </w:r>
     <w:r>
       <w:rPr>
         <w:rFonts w:asciiTheme="majorHAnsi" w:eastAsiaTheme="majorEastAsia" w:hAnsiTheme="majorHAnsi" w:cstheme="majorBidi"/>
       </w:rPr>
-      <w:t>4</w:t>
+      <w:t>5</w:t>
     </w:r>
     <w:r>
       <w:rPr>
@@ -11889,7 +10131,13 @@
       <w:rPr>
         <w:rFonts w:asciiTheme="majorHAnsi" w:eastAsiaTheme="majorEastAsia" w:hAnsiTheme="majorHAnsi" w:cstheme="majorBidi"/>
       </w:rPr>
-      <w:t>-2024</w:t>
+      <w:t>-202</w:t>
+    </w:r>
+    <w:r>
+      <w:rPr>
+        <w:rFonts w:asciiTheme="majorHAnsi" w:eastAsiaTheme="majorEastAsia" w:hAnsiTheme="majorHAnsi" w:cstheme="majorBidi"/>
+      </w:rPr>
+      <w:t>6</w:t>
     </w:r>
     <w:r>
       <w:rPr>
@@ -12026,8 +10274,18 @@
 </w:ftr>
 </file>
 
+<file path=word/footer3.xml><?xml version="1.0" encoding="utf-8"?>
+<w:ftr xmlns:wpc="http://schemas.microsoft.com/office/word/2010/wordprocessingCanvas" xmlns:cx="http://schemas.microsoft.com/office/drawing/2014/chartex" xmlns:cx1="http://schemas.microsoft.com/office/drawing/2015/9/8/chartex" xmlns:cx2="http://schemas.microsoft.com/office/drawing/2015/10/21/chartex" xmlns:cx3="http://schemas.microsoft.com/office/drawing/2016/5/9/chartex" xmlns:cx4="http://schemas.microsoft.com/office/drawing/2016/5/10/chartex" xmlns:cx5="http://schemas.microsoft.com/office/drawing/2016/5/11/chartex" xmlns:cx6="http://schemas.microsoft.com/office/drawing/2016/5/12/chartex" xmlns:cx7="http://schemas.microsoft.com/office/drawing/2016/5/13/chartex" xmlns:cx8="http://schemas.microsoft.com/office/drawing/2016/5/14/chartex" xmlns:mc="http://schemas.openxmlformats.org/markup-compatibility/2006" xmlns:aink="http://schemas.microsoft.com/office/drawing/2016/ink" xmlns:am3d="http://schemas.microsoft.com/office/drawing/2017/model3d" xmlns:o="urn:schemas-microsoft-com:office:office" xmlns:oel="http://schemas.microsoft.com/office/2019/extlst" xmlns:r="http://schemas.openxmlformats.org/officeDocument/2006/relationships" xmlns:m="http://schemas.openxmlformats.org/officeDocument/2006/math" xmlns:v="urn:schemas-microsoft-com:vml" xmlns:wp14="http://schemas.microsoft.com/office/word/2010/wordprocessingDrawing" xmlns:wp="http://schemas.openxmlformats.org/drawingml/2006/wordprocessingDrawing" xmlns:w10="urn:schemas-microsoft-com:office:word" xmlns:w="http://schemas.openxmlformats.org/wordprocessingml/2006/main" xmlns:w14="http://schemas.microsoft.com/office/word/2010/wordml" xmlns:w15="http://schemas.microsoft.com/office/word/2012/wordml" xmlns:w16cex="http://schemas.microsoft.com/office/word/2018/wordml/cex" xmlns:w16cid="http://schemas.microsoft.com/office/word/2016/wordml/cid" xmlns:w16="http://schemas.microsoft.com/office/word/2018/wordml" xmlns:w16du="http://schemas.microsoft.com/office/word/2023/wordml/word16du" xmlns:w16sdtdh="http://schemas.microsoft.com/office/word/2020/wordml/sdtdatahash" xmlns:w16sdtfl="http://schemas.microsoft.com/office/word/2024/wordml/sdtformatlock" xmlns:w16se="http://schemas.microsoft.com/office/word/2015/wordml/symex" xmlns:wpg="http://schemas.microsoft.com/office/word/2010/wordprocessingGroup" xmlns:wpi="http://schemas.microsoft.com/office/word/2010/wordprocessingInk" xmlns:wne="http://schemas.microsoft.com/office/word/2006/wordml" xmlns:wps="http://schemas.microsoft.com/office/word/2010/wordprocessingShape" mc:Ignorable="w14 w15 w16se w16cid w16 w16cex w16sdtdh w16sdtfl w16du wp14">
+  <w:p>
+    <w:pPr>
+      <w:pStyle w:val="Footer"/>
+    </w:pPr>
+  </w:p>
+</w:ftr>
+</file>
+
 <file path=word/footnotes.xml><?xml version="1.0" encoding="utf-8"?>
-<w:footnotes xmlns:wpc="http://schemas.microsoft.com/office/word/2010/wordprocessingCanvas" xmlns:cx="http://schemas.microsoft.com/office/drawing/2014/chartex" xmlns:cx1="http://schemas.microsoft.com/office/drawing/2015/9/8/chartex" xmlns:cx2="http://schemas.microsoft.com/office/drawing/2015/10/21/chartex" xmlns:cx3="http://schemas.microsoft.com/office/drawing/2016/5/9/chartex" xmlns:cx4="http://schemas.microsoft.com/office/drawing/2016/5/10/chartex" xmlns:cx5="http://schemas.microsoft.com/office/drawing/2016/5/11/chartex" xmlns:cx6="http://schemas.microsoft.com/office/drawing/2016/5/12/chartex" xmlns:cx7="http://schemas.microsoft.com/office/drawing/2016/5/13/chartex" xmlns:cx8="http://schemas.microsoft.com/office/drawing/2016/5/14/chartex" xmlns:mc="http://schemas.openxmlformats.org/markup-compatibility/2006" xmlns:aink="http://schemas.microsoft.com/office/drawing/2016/ink" xmlns:am3d="http://schemas.microsoft.com/office/drawing/2017/model3d" xmlns:o="urn:schemas-microsoft-com:office:office" xmlns:oel="http://schemas.microsoft.com/office/2019/extlst" xmlns:r="http://schemas.openxmlformats.org/officeDocument/2006/relationships" xmlns:m="http://schemas.openxmlformats.org/officeDocument/2006/math" xmlns:v="urn:schemas-microsoft-com:vml" xmlns:wp14="http://schemas.microsoft.com/office/word/2010/wordprocessingDrawing" xmlns:wp="http://schemas.openxmlformats.org/drawingml/2006/wordprocessingDrawing" xmlns:w10="urn:schemas-microsoft-com:office:word" xmlns:w="http://schemas.openxmlformats.org/wordprocessingml/2006/main" xmlns:w14="http://schemas.microsoft.com/office/word/2010/wordml" xmlns:w15="http://schemas.microsoft.com/office/word/2012/wordml" xmlns:w16cex="http://schemas.microsoft.com/office/word/2018/wordml/cex" xmlns:w16cid="http://schemas.microsoft.com/office/word/2016/wordml/cid" xmlns:w16="http://schemas.microsoft.com/office/word/2018/wordml" xmlns:w16sdtdh="http://schemas.microsoft.com/office/word/2020/wordml/sdtdatahash" xmlns:w16se="http://schemas.microsoft.com/office/word/2015/wordml/symex" xmlns:wpg="http://schemas.microsoft.com/office/word/2010/wordprocessingGroup" xmlns:wpi="http://schemas.microsoft.com/office/word/2010/wordprocessingInk" xmlns:wne="http://schemas.microsoft.com/office/word/2006/wordml" xmlns:wps="http://schemas.microsoft.com/office/word/2010/wordprocessingShape" mc:Ignorable="w14 w15 w16se w16cid w16 w16cex w16sdtdh wp14">
+<w:footnotes xmlns:wpc="http://schemas.microsoft.com/office/word/2010/wordprocessingCanvas" xmlns:cx="http://schemas.microsoft.com/office/drawing/2014/chartex" xmlns:cx1="http://schemas.microsoft.com/office/drawing/2015/9/8/chartex" xmlns:cx2="http://schemas.microsoft.com/office/drawing/2015/10/21/chartex" xmlns:cx3="http://schemas.microsoft.com/office/drawing/2016/5/9/chartex" xmlns:cx4="http://schemas.microsoft.com/office/drawing/2016/5/10/chartex" xmlns:cx5="http://schemas.microsoft.com/office/drawing/2016/5/11/chartex" xmlns:cx6="http://schemas.microsoft.com/office/drawing/2016/5/12/chartex" xmlns:cx7="http://schemas.microsoft.com/office/drawing/2016/5/13/chartex" xmlns:cx8="http://schemas.microsoft.com/office/drawing/2016/5/14/chartex" xmlns:mc="http://schemas.openxmlformats.org/markup-compatibility/2006" xmlns:aink="http://schemas.microsoft.com/office/drawing/2016/ink" xmlns:am3d="http://schemas.microsoft.com/office/drawing/2017/model3d" xmlns:o="urn:schemas-microsoft-com:office:office" xmlns:oel="http://schemas.microsoft.com/office/2019/extlst" xmlns:r="http://schemas.openxmlformats.org/officeDocument/2006/relationships" xmlns:m="http://schemas.openxmlformats.org/officeDocument/2006/math" xmlns:v="urn:schemas-microsoft-com:vml" xmlns:wp14="http://schemas.microsoft.com/office/word/2010/wordprocessingDrawing" xmlns:wp="http://schemas.openxmlformats.org/drawingml/2006/wordprocessingDrawing" xmlns:w10="urn:schemas-microsoft-com:office:word" xmlns:w="http://schemas.openxmlformats.org/wordprocessingml/2006/main" xmlns:w14="http://schemas.microsoft.com/office/word/2010/wordml" xmlns:w15="http://schemas.microsoft.com/office/word/2012/wordml" xmlns:w16cex="http://schemas.microsoft.com/office/word/2018/wordml/cex" xmlns:w16cid="http://schemas.microsoft.com/office/word/2016/wordml/cid" xmlns:w16="http://schemas.microsoft.com/office/word/2018/wordml" xmlns:w16du="http://schemas.microsoft.com/office/word/2023/wordml/word16du" xmlns:w16sdtdh="http://schemas.microsoft.com/office/word/2020/wordml/sdtdatahash" xmlns:w16sdtfl="http://schemas.microsoft.com/office/word/2024/wordml/sdtformatlock" xmlns:w16se="http://schemas.microsoft.com/office/word/2015/wordml/symex" xmlns:wpg="http://schemas.microsoft.com/office/word/2010/wordprocessingGroup" xmlns:wpi="http://schemas.microsoft.com/office/word/2010/wordprocessingInk" xmlns:wne="http://schemas.microsoft.com/office/word/2006/wordml" xmlns:wps="http://schemas.microsoft.com/office/word/2010/wordprocessingShape" mc:Ignorable="w14 w15 w16se w16cid w16 w16cex w16sdtdh w16sdtfl w16du wp14">
   <w:footnote w:type="separator" w:id="-1">
     <w:p>
       <w:r>
@@ -12046,7 +10304,17 @@
 </file>
 
 <file path=word/header1.xml><?xml version="1.0" encoding="utf-8"?>
-<w:hdr xmlns:wpc="http://schemas.microsoft.com/office/word/2010/wordprocessingCanvas" xmlns:cx="http://schemas.microsoft.com/office/drawing/2014/chartex" xmlns:cx1="http://schemas.microsoft.com/office/drawing/2015/9/8/chartex" xmlns:cx2="http://schemas.microsoft.com/office/drawing/2015/10/21/chartex" xmlns:cx3="http://schemas.microsoft.com/office/drawing/2016/5/9/chartex" xmlns:cx4="http://schemas.microsoft.com/office/drawing/2016/5/10/chartex" xmlns:cx5="http://schemas.microsoft.com/office/drawing/2016/5/11/chartex" xmlns:cx6="http://schemas.microsoft.com/office/drawing/2016/5/12/chartex" xmlns:cx7="http://schemas.microsoft.com/office/drawing/2016/5/13/chartex" xmlns:cx8="http://schemas.microsoft.com/office/drawing/2016/5/14/chartex" xmlns:mc="http://schemas.openxmlformats.org/markup-compatibility/2006" xmlns:aink="http://schemas.microsoft.com/office/drawing/2016/ink" xmlns:am3d="http://schemas.microsoft.com/office/drawing/2017/model3d" xmlns:o="urn:schemas-microsoft-com:office:office" xmlns:oel="http://schemas.microsoft.com/office/2019/extlst" xmlns:r="http://schemas.openxmlformats.org/officeDocument/2006/relationships" xmlns:m="http://schemas.openxmlformats.org/officeDocument/2006/math" xmlns:v="urn:schemas-microsoft-com:vml" xmlns:wp14="http://schemas.microsoft.com/office/word/2010/wordprocessingDrawing" xmlns:wp="http://schemas.openxmlformats.org/drawingml/2006/wordprocessingDrawing" xmlns:w10="urn:schemas-microsoft-com:office:word" xmlns:w="http://schemas.openxmlformats.org/wordprocessingml/2006/main" xmlns:w14="http://schemas.microsoft.com/office/word/2010/wordml" xmlns:w15="http://schemas.microsoft.com/office/word/2012/wordml" xmlns:w16cex="http://schemas.microsoft.com/office/word/2018/wordml/cex" xmlns:w16cid="http://schemas.microsoft.com/office/word/2016/wordml/cid" xmlns:w16="http://schemas.microsoft.com/office/word/2018/wordml" xmlns:w16sdtdh="http://schemas.microsoft.com/office/word/2020/wordml/sdtdatahash" xmlns:w16se="http://schemas.microsoft.com/office/word/2015/wordml/symex" xmlns:wpg="http://schemas.microsoft.com/office/word/2010/wordprocessingGroup" xmlns:wpi="http://schemas.microsoft.com/office/word/2010/wordprocessingInk" xmlns:wne="http://schemas.microsoft.com/office/word/2006/wordml" xmlns:wps="http://schemas.microsoft.com/office/word/2010/wordprocessingShape" mc:Ignorable="w14 w15 w16se w16cid w16 w16cex w16sdtdh wp14">
+<w:hdr xmlns:wpc="http://schemas.microsoft.com/office/word/2010/wordprocessingCanvas" xmlns:cx="http://schemas.microsoft.com/office/drawing/2014/chartex" xmlns:cx1="http://schemas.microsoft.com/office/drawing/2015/9/8/chartex" xmlns:cx2="http://schemas.microsoft.com/office/drawing/2015/10/21/chartex" xmlns:cx3="http://schemas.microsoft.com/office/drawing/2016/5/9/chartex" xmlns:cx4="http://schemas.microsoft.com/office/drawing/2016/5/10/chartex" xmlns:cx5="http://schemas.microsoft.com/office/drawing/2016/5/11/chartex" xmlns:cx6="http://schemas.microsoft.com/office/drawing/2016/5/12/chartex" xmlns:cx7="http://schemas.microsoft.com/office/drawing/2016/5/13/chartex" xmlns:cx8="http://schemas.microsoft.com/office/drawing/2016/5/14/chartex" xmlns:mc="http://schemas.openxmlformats.org/markup-compatibility/2006" xmlns:aink="http://schemas.microsoft.com/office/drawing/2016/ink" xmlns:am3d="http://schemas.microsoft.com/office/drawing/2017/model3d" xmlns:o="urn:schemas-microsoft-com:office:office" xmlns:oel="http://schemas.microsoft.com/office/2019/extlst" xmlns:r="http://schemas.openxmlformats.org/officeDocument/2006/relationships" xmlns:m="http://schemas.openxmlformats.org/officeDocument/2006/math" xmlns:v="urn:schemas-microsoft-com:vml" xmlns:wp14="http://schemas.microsoft.com/office/word/2010/wordprocessingDrawing" xmlns:wp="http://schemas.openxmlformats.org/drawingml/2006/wordprocessingDrawing" xmlns:w10="urn:schemas-microsoft-com:office:word" xmlns:w="http://schemas.openxmlformats.org/wordprocessingml/2006/main" xmlns:w14="http://schemas.microsoft.com/office/word/2010/wordml" xmlns:w15="http://schemas.microsoft.com/office/word/2012/wordml" xmlns:w16cex="http://schemas.microsoft.com/office/word/2018/wordml/cex" xmlns:w16cid="http://schemas.microsoft.com/office/word/2016/wordml/cid" xmlns:w16="http://schemas.microsoft.com/office/word/2018/wordml" xmlns:w16du="http://schemas.microsoft.com/office/word/2023/wordml/word16du" xmlns:w16sdtdh="http://schemas.microsoft.com/office/word/2020/wordml/sdtdatahash" xmlns:w16sdtfl="http://schemas.microsoft.com/office/word/2024/wordml/sdtformatlock" xmlns:w16se="http://schemas.microsoft.com/office/word/2015/wordml/symex" xmlns:wpg="http://schemas.microsoft.com/office/word/2010/wordprocessingGroup" xmlns:wpi="http://schemas.microsoft.com/office/word/2010/wordprocessingInk" xmlns:wne="http://schemas.microsoft.com/office/word/2006/wordml" xmlns:wps="http://schemas.microsoft.com/office/word/2010/wordprocessingShape" mc:Ignorable="w14 w15 w16se w16cid w16 w16cex w16sdtdh w16sdtfl w16du wp14">
+  <w:p>
+    <w:pPr>
+      <w:pStyle w:val="Header"/>
+    </w:pPr>
+  </w:p>
+</w:hdr>
+</file>
+
+<file path=word/header2.xml><?xml version="1.0" encoding="utf-8"?>
+<w:hdr xmlns:wpc="http://schemas.microsoft.com/office/word/2010/wordprocessingCanvas" xmlns:cx="http://schemas.microsoft.com/office/drawing/2014/chartex" xmlns:cx1="http://schemas.microsoft.com/office/drawing/2015/9/8/chartex" xmlns:cx2="http://schemas.microsoft.com/office/drawing/2015/10/21/chartex" xmlns:cx3="http://schemas.microsoft.com/office/drawing/2016/5/9/chartex" xmlns:cx4="http://schemas.microsoft.com/office/drawing/2016/5/10/chartex" xmlns:cx5="http://schemas.microsoft.com/office/drawing/2016/5/11/chartex" xmlns:cx6="http://schemas.microsoft.com/office/drawing/2016/5/12/chartex" xmlns:cx7="http://schemas.microsoft.com/office/drawing/2016/5/13/chartex" xmlns:cx8="http://schemas.microsoft.com/office/drawing/2016/5/14/chartex" xmlns:mc="http://schemas.openxmlformats.org/markup-compatibility/2006" xmlns:aink="http://schemas.microsoft.com/office/drawing/2016/ink" xmlns:am3d="http://schemas.microsoft.com/office/drawing/2017/model3d" xmlns:o="urn:schemas-microsoft-com:office:office" xmlns:oel="http://schemas.microsoft.com/office/2019/extlst" xmlns:r="http://schemas.openxmlformats.org/officeDocument/2006/relationships" xmlns:m="http://schemas.openxmlformats.org/officeDocument/2006/math" xmlns:v="urn:schemas-microsoft-com:vml" xmlns:wp14="http://schemas.microsoft.com/office/word/2010/wordprocessingDrawing" xmlns:wp="http://schemas.openxmlformats.org/drawingml/2006/wordprocessingDrawing" xmlns:w10="urn:schemas-microsoft-com:office:word" xmlns:w="http://schemas.openxmlformats.org/wordprocessingml/2006/main" xmlns:w14="http://schemas.microsoft.com/office/word/2010/wordml" xmlns:w15="http://schemas.microsoft.com/office/word/2012/wordml" xmlns:w16cex="http://schemas.microsoft.com/office/word/2018/wordml/cex" xmlns:w16cid="http://schemas.microsoft.com/office/word/2016/wordml/cid" xmlns:w16="http://schemas.microsoft.com/office/word/2018/wordml" xmlns:w16du="http://schemas.microsoft.com/office/word/2023/wordml/word16du" xmlns:w16sdtdh="http://schemas.microsoft.com/office/word/2020/wordml/sdtdatahash" xmlns:w16sdtfl="http://schemas.microsoft.com/office/word/2024/wordml/sdtformatlock" xmlns:w16se="http://schemas.microsoft.com/office/word/2015/wordml/symex" xmlns:wpg="http://schemas.microsoft.com/office/word/2010/wordprocessingGroup" xmlns:wpi="http://schemas.microsoft.com/office/word/2010/wordprocessingInk" xmlns:wne="http://schemas.microsoft.com/office/word/2006/wordml" xmlns:wps="http://schemas.microsoft.com/office/word/2010/wordprocessingShape" mc:Ignorable="w14 w15 w16se w16cid w16 w16cex w16sdtdh w16sdtfl w16du wp14">
   <w:p>
     <w:pPr>
       <w:ind w:left="1080"/>
@@ -12084,11 +10352,11 @@
           <v:path o:extrusionok="f" gradientshapeok="t" o:connecttype="rect"/>
           <o:lock v:ext="edit" aspectratio="t"/>
         </v:shapetype>
-        <v:shape id="_x0000_s2049" type="#_x0000_t75" style="position:absolute;left:0;text-align:left;margin-left:-4.95pt;margin-top:-10.95pt;width:51.1pt;height:51.15pt;z-index:251694592" fillcolor="window">
+        <v:shape id="_x0000_s1025" type="#_x0000_t75" style="position:absolute;left:0;text-align:left;margin-left:-4.95pt;margin-top:-10.95pt;width:51.1pt;height:51.15pt;z-index:251694592" fillcolor="window">
           <v:imagedata r:id="rId1" o:title="" cropbottom="25152f" cropright="9143f"/>
           <w10:anchorlock/>
         </v:shape>
-        <o:OLEObject Type="Embed" ProgID="Word.Picture.8" ShapeID="_x0000_s2049" DrawAspect="Content" ObjectID="_1772446070" r:id="rId2"/>
+        <o:OLEObject Type="Embed" ProgID="Word.Picture.8" ShapeID="_x0000_s1025" DrawAspect="Content" ObjectID="_1839442525" r:id="rId2"/>
       </w:object>
     </w:r>
     <w:r>
@@ -12180,7 +10448,7 @@
         </mc:Choice>
         <mc:Fallback>
           <w:pict>
-            <v:line w14:anchorId="3CCC3B63" id="Straight Connector 1" o:spid="_x0000_s1026" style="position:absolute;flip:y;z-index:251696640;visibility:visible;mso-wrap-style:square;mso-width-percent:0;mso-height-percent:0;mso-wrap-distance-left:9pt;mso-wrap-distance-top:0;mso-wrap-distance-right:9pt;mso-wrap-distance-bottom:0;mso-position-horizontal:absolute;mso-position-horizontal-relative:text;mso-position-vertical:absolute;mso-position-vertical-relative:text;mso-width-percent:0;mso-height-percent:0;mso-width-relative:margin;mso-height-relative:margin" from="-11.5pt,18.7pt" to="551.75pt,22.2pt" o:gfxdata="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" strokecolor="black [3213]" strokeweight="1pt"/>
+            <v:line w14:anchorId="7B79454F" id="Straight Connector 1" o:spid="_x0000_s1026" style="position:absolute;flip:y;z-index:251696640;visibility:visible;mso-wrap-style:square;mso-width-percent:0;mso-height-percent:0;mso-wrap-distance-left:9pt;mso-wrap-distance-top:0;mso-wrap-distance-right:9pt;mso-wrap-distance-bottom:0;mso-position-horizontal:absolute;mso-position-horizontal-relative:text;mso-position-vertical:absolute;mso-position-vertical-relative:text;mso-width-percent:0;mso-height-percent:0;mso-width-relative:margin;mso-height-relative:margin" from="-11.5pt,18.7pt" to="551.75pt,22.2pt" o:gfxdata="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" strokecolor="black [3213]" strokeweight="1pt"/>
           </w:pict>
         </mc:Fallback>
       </mc:AlternateContent>
@@ -12273,7 +10541,7 @@
         </mc:Choice>
         <mc:Fallback>
           <w:pict>
-            <v:line w14:anchorId="4D321A71" id="Line 9" o:spid="_x0000_s1026" style="position:absolute;z-index:251692544;visibility:visible;mso-wrap-style:square;mso-width-percent:0;mso-height-percent:0;mso-wrap-distance-left:9pt;mso-wrap-distance-top:0;mso-wrap-distance-right:9pt;mso-wrap-distance-bottom:0;mso-position-horizontal:absolute;mso-position-horizontal-relative:text;mso-position-vertical:absolute;mso-position-vertical-relative:text;mso-width-percent:0;mso-height-percent:0;mso-width-relative:page;mso-height-relative:page" from="-11.7pt,27.1pt" to="551.55pt,27.1pt" o:gfxdata="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" strokeweight="1pt"/>
+            <v:line w14:anchorId="67B18AF1" id="Line 9" o:spid="_x0000_s1026" style="position:absolute;z-index:251692544;visibility:visible;mso-wrap-style:square;mso-width-percent:0;mso-height-percent:0;mso-wrap-distance-left:9pt;mso-wrap-distance-top:0;mso-wrap-distance-right:9pt;mso-wrap-distance-bottom:0;mso-position-horizontal:absolute;mso-position-horizontal-relative:text;mso-position-vertical:absolute;mso-position-vertical-relative:text;mso-width-percent:0;mso-height-percent:0;mso-width-relative:page;mso-height-relative:page" from="-11.7pt,27.1pt" to="551.55pt,27.1pt" o:gfxdata="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" strokeweight="1pt"/>
           </w:pict>
         </mc:Fallback>
       </mc:AlternateContent>
@@ -12283,7 +10551,21 @@
         <w:rFonts w:cs="Arial"/>
         <w:sz w:val="32"/>
       </w:rPr>
-      <w:t>Exhibit B-2.B89: AAR M-1002 Objective Evidence Collection Form</w:t>
+      <w:t>Exhibit B-2</w:t>
+    </w:r>
+    <w:r>
+      <w:rPr>
+        <w:rFonts w:cs="Arial"/>
+        <w:sz w:val="32"/>
+      </w:rPr>
+      <w:t xml:space="preserve"> </w:t>
+    </w:r>
+    <w:r>
+      <w:rPr>
+        <w:rFonts w:cs="Arial"/>
+        <w:sz w:val="32"/>
+      </w:rPr>
+      <w:t>B89: AAR M-1002 Objective Evidence Collection Form</w:t>
     </w:r>
   </w:p>
   <w:p>
@@ -12325,8 +10607,18 @@
 </w:hdr>
 </file>
 
+<file path=word/header3.xml><?xml version="1.0" encoding="utf-8"?>
+<w:hdr xmlns:wpc="http://schemas.microsoft.com/office/word/2010/wordprocessingCanvas" xmlns:cx="http://schemas.microsoft.com/office/drawing/2014/chartex" xmlns:cx1="http://schemas.microsoft.com/office/drawing/2015/9/8/chartex" xmlns:cx2="http://schemas.microsoft.com/office/drawing/2015/10/21/chartex" xmlns:cx3="http://schemas.microsoft.com/office/drawing/2016/5/9/chartex" xmlns:cx4="http://schemas.microsoft.com/office/drawing/2016/5/10/chartex" xmlns:cx5="http://schemas.microsoft.com/office/drawing/2016/5/11/chartex" xmlns:cx6="http://schemas.microsoft.com/office/drawing/2016/5/12/chartex" xmlns:cx7="http://schemas.microsoft.com/office/drawing/2016/5/13/chartex" xmlns:cx8="http://schemas.microsoft.com/office/drawing/2016/5/14/chartex" xmlns:mc="http://schemas.openxmlformats.org/markup-compatibility/2006" xmlns:aink="http://schemas.microsoft.com/office/drawing/2016/ink" xmlns:am3d="http://schemas.microsoft.com/office/drawing/2017/model3d" xmlns:o="urn:schemas-microsoft-com:office:office" xmlns:oel="http://schemas.microsoft.com/office/2019/extlst" xmlns:r="http://schemas.openxmlformats.org/officeDocument/2006/relationships" xmlns:m="http://schemas.openxmlformats.org/officeDocument/2006/math" xmlns:v="urn:schemas-microsoft-com:vml" xmlns:wp14="http://schemas.microsoft.com/office/word/2010/wordprocessingDrawing" xmlns:wp="http://schemas.openxmlformats.org/drawingml/2006/wordprocessingDrawing" xmlns:w10="urn:schemas-microsoft-com:office:word" xmlns:w="http://schemas.openxmlformats.org/wordprocessingml/2006/main" xmlns:w14="http://schemas.microsoft.com/office/word/2010/wordml" xmlns:w15="http://schemas.microsoft.com/office/word/2012/wordml" xmlns:w16cex="http://schemas.microsoft.com/office/word/2018/wordml/cex" xmlns:w16cid="http://schemas.microsoft.com/office/word/2016/wordml/cid" xmlns:w16="http://schemas.microsoft.com/office/word/2018/wordml" xmlns:w16du="http://schemas.microsoft.com/office/word/2023/wordml/word16du" xmlns:w16sdtdh="http://schemas.microsoft.com/office/word/2020/wordml/sdtdatahash" xmlns:w16sdtfl="http://schemas.microsoft.com/office/word/2024/wordml/sdtformatlock" xmlns:w16se="http://schemas.microsoft.com/office/word/2015/wordml/symex" xmlns:wpg="http://schemas.microsoft.com/office/word/2010/wordprocessingGroup" xmlns:wpi="http://schemas.microsoft.com/office/word/2010/wordprocessingInk" xmlns:wne="http://schemas.microsoft.com/office/word/2006/wordml" xmlns:wps="http://schemas.microsoft.com/office/word/2010/wordprocessingShape" mc:Ignorable="w14 w15 w16se w16cid w16 w16cex w16sdtdh w16sdtfl w16du wp14">
+  <w:p>
+    <w:pPr>
+      <w:pStyle w:val="Header"/>
+    </w:pPr>
+  </w:p>
+</w:hdr>
+</file>
+
 <file path=word/numbering.xml><?xml version="1.0" encoding="utf-8"?>
-<w:numbering xmlns:wpc="http://schemas.microsoft.com/office/word/2010/wordprocessingCanvas" xmlns:cx="http://schemas.microsoft.com/office/drawing/2014/chartex" xmlns:cx1="http://schemas.microsoft.com/office/drawing/2015/9/8/chartex" xmlns:cx2="http://schemas.microsoft.com/office/drawing/2015/10/21/chartex" xmlns:cx3="http://schemas.microsoft.com/office/drawing/2016/5/9/chartex" xmlns:cx4="http://schemas.microsoft.com/office/drawing/2016/5/10/chartex" xmlns:cx5="http://schemas.microsoft.com/office/drawing/2016/5/11/chartex" xmlns:cx6="http://schemas.microsoft.com/office/drawing/2016/5/12/chartex" xmlns:cx7="http://schemas.microsoft.com/office/drawing/2016/5/13/chartex" xmlns:cx8="http://schemas.microsoft.com/office/drawing/2016/5/14/chartex" xmlns:mc="http://schemas.openxmlformats.org/markup-compatibility/2006" xmlns:aink="http://schemas.microsoft.com/office/drawing/2016/ink" xmlns:am3d="http://schemas.microsoft.com/office/drawing/2017/model3d" xmlns:o="urn:schemas-microsoft-com:office:office" xmlns:oel="http://schemas.microsoft.com/office/2019/extlst" xmlns:r="http://schemas.openxmlformats.org/officeDocument/2006/relationships" xmlns:m="http://schemas.openxmlformats.org/officeDocument/2006/math" xmlns:v="urn:schemas-microsoft-com:vml" xmlns:wp14="http://schemas.microsoft.com/office/word/2010/wordprocessingDrawing" xmlns:wp="http://schemas.openxmlformats.org/drawingml/2006/wordprocessingDrawing" xmlns:w10="urn:schemas-microsoft-com:office:word" xmlns:w="http://schemas.openxmlformats.org/wordprocessingml/2006/main" xmlns:w14="http://schemas.microsoft.com/office/word/2010/wordml" xmlns:w15="http://schemas.microsoft.com/office/word/2012/wordml" xmlns:w16cex="http://schemas.microsoft.com/office/word/2018/wordml/cex" xmlns:w16cid="http://schemas.microsoft.com/office/word/2016/wordml/cid" xmlns:w16="http://schemas.microsoft.com/office/word/2018/wordml" xmlns:w16sdtdh="http://schemas.microsoft.com/office/word/2020/wordml/sdtdatahash" xmlns:w16se="http://schemas.microsoft.com/office/word/2015/wordml/symex" xmlns:wpg="http://schemas.microsoft.com/office/word/2010/wordprocessingGroup" xmlns:wpi="http://schemas.microsoft.com/office/word/2010/wordprocessingInk" xmlns:wne="http://schemas.microsoft.com/office/word/2006/wordml" xmlns:wps="http://schemas.microsoft.com/office/word/2010/wordprocessingShape" mc:Ignorable="w14 w15 w16se w16cid w16 w16cex w16sdtdh wp14">
+<w:numbering xmlns:wpc="http://schemas.microsoft.com/office/word/2010/wordprocessingCanvas" xmlns:cx="http://schemas.microsoft.com/office/drawing/2014/chartex" xmlns:cx1="http://schemas.microsoft.com/office/drawing/2015/9/8/chartex" xmlns:cx2="http://schemas.microsoft.com/office/drawing/2015/10/21/chartex" xmlns:cx3="http://schemas.microsoft.com/office/drawing/2016/5/9/chartex" xmlns:cx4="http://schemas.microsoft.com/office/drawing/2016/5/10/chartex" xmlns:cx5="http://schemas.microsoft.com/office/drawing/2016/5/11/chartex" xmlns:cx6="http://schemas.microsoft.com/office/drawing/2016/5/12/chartex" xmlns:cx7="http://schemas.microsoft.com/office/drawing/2016/5/13/chartex" xmlns:cx8="http://schemas.microsoft.com/office/drawing/2016/5/14/chartex" xmlns:mc="http://schemas.openxmlformats.org/markup-compatibility/2006" xmlns:aink="http://schemas.microsoft.com/office/drawing/2016/ink" xmlns:am3d="http://schemas.microsoft.com/office/drawing/2017/model3d" xmlns:o="urn:schemas-microsoft-com:office:office" xmlns:oel="http://schemas.microsoft.com/office/2019/extlst" xmlns:r="http://schemas.openxmlformats.org/officeDocument/2006/relationships" xmlns:m="http://schemas.openxmlformats.org/officeDocument/2006/math" xmlns:v="urn:schemas-microsoft-com:vml" xmlns:wp14="http://schemas.microsoft.com/office/word/2010/wordprocessingDrawing" xmlns:wp="http://schemas.openxmlformats.org/drawingml/2006/wordprocessingDrawing" xmlns:w10="urn:schemas-microsoft-com:office:word" xmlns:w="http://schemas.openxmlformats.org/wordprocessingml/2006/main" xmlns:w14="http://schemas.microsoft.com/office/word/2010/wordml" xmlns:w15="http://schemas.microsoft.com/office/word/2012/wordml" xmlns:w16cex="http://schemas.microsoft.com/office/word/2018/wordml/cex" xmlns:w16cid="http://schemas.microsoft.com/office/word/2016/wordml/cid" xmlns:w16="http://schemas.microsoft.com/office/word/2018/wordml" xmlns:w16du="http://schemas.microsoft.com/office/word/2023/wordml/word16du" xmlns:w16sdtdh="http://schemas.microsoft.com/office/word/2020/wordml/sdtdatahash" xmlns:w16sdtfl="http://schemas.microsoft.com/office/word/2024/wordml/sdtformatlock" xmlns:w16se="http://schemas.microsoft.com/office/word/2015/wordml/symex" xmlns:wpg="http://schemas.microsoft.com/office/word/2010/wordprocessingGroup" xmlns:wpi="http://schemas.microsoft.com/office/word/2010/wordprocessingInk" xmlns:wne="http://schemas.microsoft.com/office/word/2006/wordml" xmlns:wps="http://schemas.microsoft.com/office/word/2010/wordprocessingShape" mc:Ignorable="w14 w15 w16se w16cid w16 w16cex w16sdtdh w16sdtfl w16du wp14">
   <w:abstractNum w:abstractNumId="0" w15:restartNumberingAfterBreak="0">
     <w:nsid w:val="04596D83"/>
     <w:multiLevelType w:val="hybridMultilevel"/>
@@ -13879,7 +12171,7 @@
 </file>
 
 <file path=word/styles.xml><?xml version="1.0" encoding="utf-8"?>
-<w:styles xmlns:mc="http://schemas.openxmlformats.org/markup-compatibility/2006" xmlns:r="http://schemas.openxmlformats.org/officeDocument/2006/relationships" xmlns:w="http://schemas.openxmlformats.org/wordprocessingml/2006/main" xmlns:w14="http://schemas.microsoft.com/office/word/2010/wordml" xmlns:w15="http://schemas.microsoft.com/office/word/2012/wordml" xmlns:w16cex="http://schemas.microsoft.com/office/word/2018/wordml/cex" xmlns:w16cid="http://schemas.microsoft.com/office/word/2016/wordml/cid" xmlns:w16="http://schemas.microsoft.com/office/word/2018/wordml" xmlns:w16sdtdh="http://schemas.microsoft.com/office/word/2020/wordml/sdtdatahash" xmlns:w16se="http://schemas.microsoft.com/office/word/2015/wordml/symex" mc:Ignorable="w14 w15 w16se w16cid w16 w16cex w16sdtdh">
+<w:styles xmlns:mc="http://schemas.openxmlformats.org/markup-compatibility/2006" xmlns:r="http://schemas.openxmlformats.org/officeDocument/2006/relationships" xmlns:w="http://schemas.openxmlformats.org/wordprocessingml/2006/main" xmlns:w14="http://schemas.microsoft.com/office/word/2010/wordml" xmlns:w15="http://schemas.microsoft.com/office/word/2012/wordml" xmlns:w16cex="http://schemas.microsoft.com/office/word/2018/wordml/cex" xmlns:w16cid="http://schemas.microsoft.com/office/word/2016/wordml/cid" xmlns:w16="http://schemas.microsoft.com/office/word/2018/wordml" xmlns:w16du="http://schemas.microsoft.com/office/word/2023/wordml/word16du" xmlns:w16sdtdh="http://schemas.microsoft.com/office/word/2020/wordml/sdtdatahash" xmlns:w16sdtfl="http://schemas.microsoft.com/office/word/2024/wordml/sdtformatlock" xmlns:w16se="http://schemas.microsoft.com/office/word/2015/wordml/symex" mc:Ignorable="w14 w15 w16se w16cid w16 w16cex w16sdtdh w16sdtfl w16du">
   <w:docDefaults>
     <w:rPrDefault>
       <w:rPr>
@@ -14578,7 +12870,7 @@
 </file>
 
 <file path=word/glossary/document.xml><?xml version="1.0" encoding="utf-8"?>
-<w:glossaryDocument xmlns:wpc="http://schemas.microsoft.com/office/word/2010/wordprocessingCanvas" xmlns:cx="http://schemas.microsoft.com/office/drawing/2014/chartex" xmlns:cx1="http://schemas.microsoft.com/office/drawing/2015/9/8/chartex" xmlns:cx2="http://schemas.microsoft.com/office/drawing/2015/10/21/chartex" xmlns:cx3="http://schemas.microsoft.com/office/drawing/2016/5/9/chartex" xmlns:cx4="http://schemas.microsoft.com/office/drawing/2016/5/10/chartex" xmlns:cx5="http://schemas.microsoft.com/office/drawing/2016/5/11/chartex" xmlns:cx6="http://schemas.microsoft.com/office/drawing/2016/5/12/chartex" xmlns:cx7="http://schemas.microsoft.com/office/drawing/2016/5/13/chartex" xmlns:cx8="http://schemas.microsoft.com/office/drawing/2016/5/14/chartex" xmlns:mc="http://schemas.openxmlformats.org/markup-compatibility/2006" xmlns:aink="http://schemas.microsoft.com/office/drawing/2016/ink" xmlns:am3d="http://schemas.microsoft.com/office/drawing/2017/model3d" xmlns:o="urn:schemas-microsoft-com:office:office" xmlns:oel="http://schemas.microsoft.com/office/2019/extlst" xmlns:r="http://schemas.openxmlformats.org/officeDocument/2006/relationships" xmlns:m="http://schemas.openxmlformats.org/officeDocument/2006/math" xmlns:v="urn:schemas-microsoft-com:vml" xmlns:wp14="http://schemas.microsoft.com/office/word/2010/wordprocessingDrawing" xmlns:wp="http://schemas.openxmlformats.org/drawingml/2006/wordprocessingDrawing" xmlns:w10="urn:schemas-microsoft-com:office:word" xmlns:w="http://schemas.openxmlformats.org/wordprocessingml/2006/main" xmlns:w14="http://schemas.microsoft.com/office/word/2010/wordml" xmlns:w15="http://schemas.microsoft.com/office/word/2012/wordml" xmlns:w16cex="http://schemas.microsoft.com/office/word/2018/wordml/cex" xmlns:w16cid="http://schemas.microsoft.com/office/word/2016/wordml/cid" xmlns:w16="http://schemas.microsoft.com/office/word/2018/wordml" xmlns:w16sdtdh="http://schemas.microsoft.com/office/word/2020/wordml/sdtdatahash" xmlns:w16se="http://schemas.microsoft.com/office/word/2015/wordml/symex" xmlns:wpg="http://schemas.microsoft.com/office/word/2010/wordprocessingGroup" xmlns:wpi="http://schemas.microsoft.com/office/word/2010/wordprocessingInk" xmlns:wne="http://schemas.microsoft.com/office/word/2006/wordml" xmlns:wps="http://schemas.microsoft.com/office/word/2010/wordprocessingShape" mc:Ignorable="w14 w15 w16se w16cid w16 w16cex w16sdtdh wp14">
+<w:glossaryDocument xmlns:wpc="http://schemas.microsoft.com/office/word/2010/wordprocessingCanvas" xmlns:cx="http://schemas.microsoft.com/office/drawing/2014/chartex" xmlns:cx1="http://schemas.microsoft.com/office/drawing/2015/9/8/chartex" xmlns:cx2="http://schemas.microsoft.com/office/drawing/2015/10/21/chartex" xmlns:cx3="http://schemas.microsoft.com/office/drawing/2016/5/9/chartex" xmlns:cx4="http://schemas.microsoft.com/office/drawing/2016/5/10/chartex" xmlns:cx5="http://schemas.microsoft.com/office/drawing/2016/5/11/chartex" xmlns:cx6="http://schemas.microsoft.com/office/drawing/2016/5/12/chartex" xmlns:cx7="http://schemas.microsoft.com/office/drawing/2016/5/13/chartex" xmlns:cx8="http://schemas.microsoft.com/office/drawing/2016/5/14/chartex" xmlns:mc="http://schemas.openxmlformats.org/markup-compatibility/2006" xmlns:aink="http://schemas.microsoft.com/office/drawing/2016/ink" xmlns:am3d="http://schemas.microsoft.com/office/drawing/2017/model3d" xmlns:o="urn:schemas-microsoft-com:office:office" xmlns:oel="http://schemas.microsoft.com/office/2019/extlst" xmlns:r="http://schemas.openxmlformats.org/officeDocument/2006/relationships" xmlns:m="http://schemas.openxmlformats.org/officeDocument/2006/math" xmlns:v="urn:schemas-microsoft-com:vml" xmlns:wp14="http://schemas.microsoft.com/office/word/2010/wordprocessingDrawing" xmlns:wp="http://schemas.openxmlformats.org/drawingml/2006/wordprocessingDrawing" xmlns:w10="urn:schemas-microsoft-com:office:word" xmlns:w="http://schemas.openxmlformats.org/wordprocessingml/2006/main" xmlns:w14="http://schemas.microsoft.com/office/word/2010/wordml" xmlns:w15="http://schemas.microsoft.com/office/word/2012/wordml" xmlns:w16cex="http://schemas.microsoft.com/office/word/2018/wordml/cex" xmlns:w16cid="http://schemas.microsoft.com/office/word/2016/wordml/cid" xmlns:w16="http://schemas.microsoft.com/office/word/2018/wordml" xmlns:w16du="http://schemas.microsoft.com/office/word/2023/wordml/word16du" xmlns:w16sdtdh="http://schemas.microsoft.com/office/word/2020/wordml/sdtdatahash" xmlns:w16sdtfl="http://schemas.microsoft.com/office/word/2024/wordml/sdtformatlock" xmlns:w16se="http://schemas.microsoft.com/office/word/2015/wordml/symex" xmlns:wpg="http://schemas.microsoft.com/office/word/2010/wordprocessingGroup" xmlns:wpi="http://schemas.microsoft.com/office/word/2010/wordprocessingInk" xmlns:wne="http://schemas.microsoft.com/office/word/2006/wordml" xmlns:wps="http://schemas.microsoft.com/office/word/2010/wordprocessingShape" mc:Ignorable="w14 w15 w16se w16cid w16 w16cex w16sdtdh w16sdtfl w16du wp14">
   <w:docParts>
     <w:docPart>
       <w:docPartPr>
@@ -14701,7 +12993,7 @@
 </file>
 
 <file path=word/glossary/fontTable.xml><?xml version="1.0" encoding="utf-8"?>
-<w:fonts xmlns:mc="http://schemas.openxmlformats.org/markup-compatibility/2006" xmlns:r="http://schemas.openxmlformats.org/officeDocument/2006/relationships" xmlns:w="http://schemas.openxmlformats.org/wordprocessingml/2006/main" xmlns:w14="http://schemas.microsoft.com/office/word/2010/wordml" xmlns:w15="http://schemas.microsoft.com/office/word/2012/wordml" xmlns:w16cex="http://schemas.microsoft.com/office/word/2018/wordml/cex" xmlns:w16cid="http://schemas.microsoft.com/office/word/2016/wordml/cid" xmlns:w16="http://schemas.microsoft.com/office/word/2018/wordml" xmlns:w16sdtdh="http://schemas.microsoft.com/office/word/2020/wordml/sdtdatahash" xmlns:w16se="http://schemas.microsoft.com/office/word/2015/wordml/symex" mc:Ignorable="w14 w15 w16se w16cid w16 w16cex w16sdtdh">
+<w:fonts xmlns:mc="http://schemas.openxmlformats.org/markup-compatibility/2006" xmlns:r="http://schemas.openxmlformats.org/officeDocument/2006/relationships" xmlns:w="http://schemas.openxmlformats.org/wordprocessingml/2006/main" xmlns:w14="http://schemas.microsoft.com/office/word/2010/wordml" xmlns:w15="http://schemas.microsoft.com/office/word/2012/wordml" xmlns:w16cex="http://schemas.microsoft.com/office/word/2018/wordml/cex" xmlns:w16cid="http://schemas.microsoft.com/office/word/2016/wordml/cid" xmlns:w16="http://schemas.microsoft.com/office/word/2018/wordml" xmlns:w16du="http://schemas.microsoft.com/office/word/2023/wordml/word16du" xmlns:w16sdtdh="http://schemas.microsoft.com/office/word/2020/wordml/sdtdatahash" xmlns:w16sdtfl="http://schemas.microsoft.com/office/word/2024/wordml/sdtformatlock" xmlns:w16se="http://schemas.microsoft.com/office/word/2015/wordml/symex" mc:Ignorable="w14 w15 w16se w16cid w16 w16cex w16sdtdh w16sdtfl w16du">
   <w:font w:name="Times New Roman">
     <w:panose1 w:val="02020603050405020304"/>
     <w:charset w:val="00"/>
@@ -14753,7 +13045,7 @@
     <w:charset w:val="00"/>
     <w:family w:val="swiss"/>
     <w:pitch w:val="variable"/>
-    <w:sig w:usb0="E4002EFF" w:usb1="C000247B" w:usb2="00000009" w:usb3="00000000" w:csb0="000001FF" w:csb1="00000000"/>
+    <w:sig w:usb0="E4002EFF" w:usb1="C200247B" w:usb2="00000009" w:usb3="00000000" w:csb0="000001FF" w:csb1="00000000"/>
   </w:font>
   <w:font w:name="Aptos">
     <w:charset w:val="00"/>
@@ -14771,7 +13063,7 @@
 </file>
 
 <file path=word/glossary/settings.xml><?xml version="1.0" encoding="utf-8"?>
-<w:settings xmlns:mc="http://schemas.openxmlformats.org/markup-compatibility/2006" xmlns:o="urn:schemas-microsoft-com:office:office" xmlns:r="http://schemas.openxmlformats.org/officeDocument/2006/relationships" xmlns:m="http://schemas.openxmlformats.org/officeDocument/2006/math" xmlns:v="urn:schemas-microsoft-com:vml" xmlns:w10="urn:schemas-microsoft-com:office:word" xmlns:w="http://schemas.openxmlformats.org/wordprocessingml/2006/main" xmlns:w14="http://schemas.microsoft.com/office/word/2010/wordml" xmlns:w15="http://schemas.microsoft.com/office/word/2012/wordml" xmlns:w16cex="http://schemas.microsoft.com/office/word/2018/wordml/cex" xmlns:w16cid="http://schemas.microsoft.com/office/word/2016/wordml/cid" xmlns:w16="http://schemas.microsoft.com/office/word/2018/wordml" xmlns:w16sdtdh="http://schemas.microsoft.com/office/word/2020/wordml/sdtdatahash" xmlns:w16se="http://schemas.microsoft.com/office/word/2015/wordml/symex" xmlns:sl="http://schemas.openxmlformats.org/schemaLibrary/2006/main" mc:Ignorable="w14 w15 w16se w16cid w16 w16cex w16sdtdh">
+<w:settings xmlns:mc="http://schemas.openxmlformats.org/markup-compatibility/2006" xmlns:o="urn:schemas-microsoft-com:office:office" xmlns:r="http://schemas.openxmlformats.org/officeDocument/2006/relationships" xmlns:m="http://schemas.openxmlformats.org/officeDocument/2006/math" xmlns:v="urn:schemas-microsoft-com:vml" xmlns:w10="urn:schemas-microsoft-com:office:word" xmlns:w="http://schemas.openxmlformats.org/wordprocessingml/2006/main" xmlns:w14="http://schemas.microsoft.com/office/word/2010/wordml" xmlns:w15="http://schemas.microsoft.com/office/word/2012/wordml" xmlns:w16cex="http://schemas.microsoft.com/office/word/2018/wordml/cex" xmlns:w16cid="http://schemas.microsoft.com/office/word/2016/wordml/cid" xmlns:w16="http://schemas.microsoft.com/office/word/2018/wordml" xmlns:w16du="http://schemas.microsoft.com/office/word/2023/wordml/word16du" xmlns:w16sdtdh="http://schemas.microsoft.com/office/word/2020/wordml/sdtdatahash" xmlns:w16sdtfl="http://schemas.microsoft.com/office/word/2024/wordml/sdtformatlock" xmlns:w16se="http://schemas.microsoft.com/office/word/2015/wordml/symex" xmlns:sl="http://schemas.openxmlformats.org/schemaLibrary/2006/main" mc:Ignorable="w14 w15 w16se w16cid w16 w16cex w16sdtdh w16sdtfl w16du">
   <w:view w:val="normal"/>
   <w:defaultTabStop w:val="720"/>
   <w:characterSpacingControl w:val="doNotCompress"/>
@@ -14787,6 +13079,7 @@
   <w:rsids>
     <w:rsidRoot w:val="00396D4C"/>
     <w:rsid w:val="00031C0B"/>
+    <w:rsid w:val="00067D38"/>
     <w:rsid w:val="000A6A72"/>
     <w:rsid w:val="000C0F1B"/>
     <w:rsid w:val="000D29C0"/>
@@ -14809,6 +13102,7 @@
     <w:rsid w:val="006157A2"/>
     <w:rsid w:val="006432F0"/>
     <w:rsid w:val="006624F1"/>
+    <w:rsid w:val="006B03C6"/>
     <w:rsid w:val="006B63F3"/>
     <w:rsid w:val="006F0FB8"/>
     <w:rsid w:val="006F10E3"/>
@@ -14818,6 +13112,10 @@
     <w:rsid w:val="008615B5"/>
     <w:rsid w:val="009071D8"/>
     <w:rsid w:val="00954358"/>
+    <w:rsid w:val="00962AC5"/>
+    <w:rsid w:val="009F5BDD"/>
+    <w:rsid w:val="00A21C7A"/>
+    <w:rsid w:val="00A55C4C"/>
     <w:rsid w:val="00A60519"/>
     <w:rsid w:val="00A625E7"/>
     <w:rsid w:val="00A9233D"/>
@@ -14837,7 +13135,9 @@
     <w:rsid w:val="00F86607"/>
     <w:rsid w:val="00FB50B3"/>
     <w:rsid w:val="00FB7D59"/>
+    <w:rsid w:val="00FE2751"/>
     <w:rsid w:val="00FF0F35"/>
+    <w:rsid w:val="00FF35C4"/>
   </w:rsids>
   <m:mathPr>
     <m:mathFont m:val="Cambria Math"/>
@@ -14861,7 +13161,7 @@
 </file>
 
 <file path=word/glossary/styles.xml><?xml version="1.0" encoding="utf-8"?>
-<w:styles xmlns:mc="http://schemas.openxmlformats.org/markup-compatibility/2006" xmlns:r="http://schemas.openxmlformats.org/officeDocument/2006/relationships" xmlns:w="http://schemas.openxmlformats.org/wordprocessingml/2006/main" xmlns:w14="http://schemas.microsoft.com/office/word/2010/wordml" xmlns:w15="http://schemas.microsoft.com/office/word/2012/wordml" xmlns:w16cex="http://schemas.microsoft.com/office/word/2018/wordml/cex" xmlns:w16cid="http://schemas.microsoft.com/office/word/2016/wordml/cid" xmlns:w16="http://schemas.microsoft.com/office/word/2018/wordml" xmlns:w16sdtdh="http://schemas.microsoft.com/office/word/2020/wordml/sdtdatahash" xmlns:w16se="http://schemas.microsoft.com/office/word/2015/wordml/symex" mc:Ignorable="w14 w15 w16se w16cid w16 w16cex w16sdtdh">
+<w:styles xmlns:mc="http://schemas.openxmlformats.org/markup-compatibility/2006" xmlns:r="http://schemas.openxmlformats.org/officeDocument/2006/relationships" xmlns:w="http://schemas.openxmlformats.org/wordprocessingml/2006/main" xmlns:w14="http://schemas.microsoft.com/office/word/2010/wordml" xmlns:w15="http://schemas.microsoft.com/office/word/2012/wordml" xmlns:w16cex="http://schemas.microsoft.com/office/word/2018/wordml/cex" xmlns:w16cid="http://schemas.microsoft.com/office/word/2016/wordml/cid" xmlns:w16="http://schemas.microsoft.com/office/word/2018/wordml" xmlns:w16du="http://schemas.microsoft.com/office/word/2023/wordml/word16du" xmlns:w16sdtdh="http://schemas.microsoft.com/office/word/2020/wordml/sdtdatahash" xmlns:w16sdtfl="http://schemas.microsoft.com/office/word/2024/wordml/sdtformatlock" xmlns:w16se="http://schemas.microsoft.com/office/word/2015/wordml/symex" mc:Ignorable="w14 w15 w16se w16cid w16 w16cex w16sdtdh w16sdtfl w16du">
   <w:docDefaults>
     <w:rPrDefault>
       <w:rPr>
@@ -15337,7 +13637,7 @@
 </file>
 
 <file path=word/glossary/webSettings.xml><?xml version="1.0" encoding="utf-8"?>
-<w:webSettings xmlns:mc="http://schemas.openxmlformats.org/markup-compatibility/2006" xmlns:r="http://schemas.openxmlformats.org/officeDocument/2006/relationships" xmlns:w="http://schemas.openxmlformats.org/wordprocessingml/2006/main" xmlns:w14="http://schemas.microsoft.com/office/word/2010/wordml" xmlns:w15="http://schemas.microsoft.com/office/word/2012/wordml" xmlns:w16cex="http://schemas.microsoft.com/office/word/2018/wordml/cex" xmlns:w16cid="http://schemas.microsoft.com/office/word/2016/wordml/cid" xmlns:w16="http://schemas.microsoft.com/office/word/2018/wordml" xmlns:w16sdtdh="http://schemas.microsoft.com/office/word/2020/wordml/sdtdatahash" xmlns:w16se="http://schemas.microsoft.com/office/word/2015/wordml/symex" mc:Ignorable="w14 w15 w16se w16cid w16 w16cex w16sdtdh">
+<w:webSettings xmlns:mc="http://schemas.openxmlformats.org/markup-compatibility/2006" xmlns:r="http://schemas.openxmlformats.org/officeDocument/2006/relationships" xmlns:w="http://schemas.openxmlformats.org/wordprocessingml/2006/main" xmlns:w14="http://schemas.microsoft.com/office/word/2010/wordml" xmlns:w15="http://schemas.microsoft.com/office/word/2012/wordml" xmlns:w16cex="http://schemas.microsoft.com/office/word/2018/wordml/cex" xmlns:w16cid="http://schemas.microsoft.com/office/word/2016/wordml/cid" xmlns:w16="http://schemas.microsoft.com/office/word/2018/wordml" xmlns:w16du="http://schemas.microsoft.com/office/word/2023/wordml/word16du" xmlns:w16sdtdh="http://schemas.microsoft.com/office/word/2020/wordml/sdtdatahash" xmlns:w16sdtfl="http://schemas.microsoft.com/office/word/2024/wordml/sdtformatlock" xmlns:w16se="http://schemas.microsoft.com/office/word/2015/wordml/symex" mc:Ignorable="w14 w15 w16se w16cid w16 w16cex w16sdtdh w16sdtfl w16du">
   <w:optimizeForBrowser/>
   <w:allowPNG/>
 </w:webSettings>
@@ -15673,35 +13973,6 @@
 </file>
 
 <file path=customXml/item2.xml><?xml version="1.0" encoding="utf-8"?>
-<?mso-contentType ?>
-<FormTemplates xmlns="http://schemas.microsoft.com/sharepoint/v3/contenttype/forms">
-  <Display>DocumentLibraryForm</Display>
-  <Edit>DocumentLibraryForm</Edit>
-  <New>DocumentLibraryForm</New>
-</FormTemplates>
-</file>
-
-<file path=customXml/item3.xml><?xml version="1.0" encoding="utf-8"?>
-<b:Sources xmlns:b="http://schemas.openxmlformats.org/officeDocument/2006/bibliography" xmlns="http://schemas.openxmlformats.org/officeDocument/2006/bibliography" SelectedStyle="\APA.XSL" StyleName="APA"/>
-</file>
-
-<file path=customXml/item4.xml><?xml version="1.0" encoding="utf-8"?>
-<p:properties xmlns:p="http://schemas.microsoft.com/office/2006/metadata/properties" xmlns:xsi="http://www.w3.org/2001/XMLSchema-instance" xmlns:pc="http://schemas.microsoft.com/office/infopath/2007/PartnerControls">
-  <documentManagement>
-    <Permision_x0020_Group xmlns="6b214533-6d7e-4faa-b60a-c68173d0e928">Yes</Permision_x0020_Group>
-    <Category xmlns="6b214533-6d7e-4faa-b60a-c68173d0e928">Quality Forms</Category>
-    <Check_x0020_In_x0020_Comments xmlns="6b214533-6d7e-4faa-b60a-c68173d0e928">new</Check_x0020_In_x0020_Comments>
-    <Department xmlns="6b214533-6d7e-4faa-b60a-c68173d0e928">Forms</Department>
-    <_dlc_DocId xmlns="70a1ec7e-dabd-44ff-a287-45a508ef846f">4PE5NYAJDSQK-351-530</_dlc_DocId>
-    <_dlc_DocIdUrl xmlns="70a1ec7e-dabd-44ff-a287-45a508ef846f">
-      <Url>https://share.gatx.com/Operations/QA/_layouts/DocIdRedir.aspx?ID=4PE5NYAJDSQK-351-530</Url>
-      <Description>4PE5NYAJDSQK-351-530</Description>
-    </_dlc_DocIdUrl>
-  </documentManagement>
-</p:properties>
-</file>
-
-<file path=customXml/item5.xml><?xml version="1.0" encoding="utf-8"?>
 <ct:contentTypeSchema xmlns:ct="http://schemas.microsoft.com/office/2006/metadata/contentType" xmlns:ma="http://schemas.microsoft.com/office/2006/metadata/properties/metaAttributes" ct:_="" ma:_="" ma:contentTypeName="Document" ma:contentTypeID="0x0101006FF1533F9C0F8F45910C62CE2BD30079" ma:contentTypeVersion="5" ma:contentTypeDescription="Create a new document." ma:contentTypeScope="" ma:versionID="96bf5c89d280b317945c82d42fec454a">
   <xsd:schema xmlns:xsd="http://www.w3.org/2001/XMLSchema" xmlns:xs="http://www.w3.org/2001/XMLSchema" xmlns:p="http://schemas.microsoft.com/office/2006/metadata/properties" xmlns:ns2="70a1ec7e-dabd-44ff-a287-45a508ef846f" xmlns:ns3="6b214533-6d7e-4faa-b60a-c68173d0e928" targetNamespace="http://schemas.microsoft.com/office/2006/metadata/properties" ma:root="true" ma:fieldsID="683577468ca5c088dc0ccaccdd56da7c" ns2:_="" ns3:_="">
     <xsd:import namespace="70a1ec7e-dabd-44ff-a287-45a508ef846f"/>
@@ -15910,6 +14181,35 @@
 </ct:contentTypeSchema>
 </file>
 
+<file path=customXml/item3.xml><?xml version="1.0" encoding="utf-8"?>
+<p:properties xmlns:p="http://schemas.microsoft.com/office/2006/metadata/properties" xmlns:xsi="http://www.w3.org/2001/XMLSchema-instance" xmlns:pc="http://schemas.microsoft.com/office/infopath/2007/PartnerControls">
+  <documentManagement>
+    <Permision_x0020_Group xmlns="6b214533-6d7e-4faa-b60a-c68173d0e928">Yes</Permision_x0020_Group>
+    <Category xmlns="6b214533-6d7e-4faa-b60a-c68173d0e928">Quality Forms</Category>
+    <Check_x0020_In_x0020_Comments xmlns="6b214533-6d7e-4faa-b60a-c68173d0e928">new</Check_x0020_In_x0020_Comments>
+    <Department xmlns="6b214533-6d7e-4faa-b60a-c68173d0e928">Forms</Department>
+    <_dlc_DocId xmlns="70a1ec7e-dabd-44ff-a287-45a508ef846f">4PE5NYAJDSQK-351-530</_dlc_DocId>
+    <_dlc_DocIdUrl xmlns="70a1ec7e-dabd-44ff-a287-45a508ef846f">
+      <Url>https://share.gatx.com/Operations/QA/_layouts/DocIdRedir.aspx?ID=4PE5NYAJDSQK-351-530</Url>
+      <Description>4PE5NYAJDSQK-351-530</Description>
+    </_dlc_DocIdUrl>
+  </documentManagement>
+</p:properties>
+</file>
+
+<file path=customXml/item4.xml><?xml version="1.0" encoding="utf-8"?>
+<b:Sources xmlns:b="http://schemas.openxmlformats.org/officeDocument/2006/bibliography" xmlns="http://schemas.openxmlformats.org/officeDocument/2006/bibliography" SelectedStyle="\APA.XSL" StyleName="APA"/>
+</file>
+
+<file path=customXml/item5.xml><?xml version="1.0" encoding="utf-8"?>
+<?mso-contentType ?>
+<FormTemplates xmlns="http://schemas.microsoft.com/sharepoint/v3/contenttype/forms">
+  <Display>DocumentLibraryForm</Display>
+  <Edit>DocumentLibraryForm</Edit>
+  <New>DocumentLibraryForm</New>
+</FormTemplates>
+</file>
+
 <file path=customXml/itemProps1.xml><?xml version="1.0" encoding="utf-8"?>
 <ds:datastoreItem xmlns:ds="http://schemas.openxmlformats.org/officeDocument/2006/customXml" ds:itemID="{9713ED0B-4A55-4E90-ADE0-FD5A94A35639}">
   <ds:schemaRefs>
@@ -15919,33 +14219,6 @@
 </file>
 
 <file path=customXml/itemProps2.xml><?xml version="1.0" encoding="utf-8"?>
-<ds:datastoreItem xmlns:ds="http://schemas.openxmlformats.org/officeDocument/2006/customXml" ds:itemID="{642B715A-D213-4555-86A7-802F85B22BC2}">
-  <ds:schemaRefs>
-    <ds:schemaRef ds:uri="http://schemas.microsoft.com/sharepoint/v3/contenttype/forms"/>
-  </ds:schemaRefs>
-</ds:datastoreItem>
-</file>
-
-<file path=customXml/itemProps3.xml><?xml version="1.0" encoding="utf-8"?>
-<ds:datastoreItem xmlns:ds="http://schemas.openxmlformats.org/officeDocument/2006/customXml" ds:itemID="{5B7F0599-F64E-4AE6-8109-A933B449D337}">
-  <ds:schemaRefs>
-    <ds:schemaRef ds:uri="http://schemas.openxmlformats.org/officeDocument/2006/bibliography"/>
-  </ds:schemaRefs>
-</ds:datastoreItem>
-</file>
-
-<file path=customXml/itemProps4.xml><?xml version="1.0" encoding="utf-8"?>
-<ds:datastoreItem xmlns:ds="http://schemas.openxmlformats.org/officeDocument/2006/customXml" ds:itemID="{292BDBE0-2F3D-4731-BAE2-2BB28660CBDC}">
-  <ds:schemaRefs>
-    <ds:schemaRef ds:uri="http://schemas.microsoft.com/office/2006/metadata/properties"/>
-    <ds:schemaRef ds:uri="http://schemas.microsoft.com/office/infopath/2007/PartnerControls"/>
-    <ds:schemaRef ds:uri="6b214533-6d7e-4faa-b60a-c68173d0e928"/>
-    <ds:schemaRef ds:uri="70a1ec7e-dabd-44ff-a287-45a508ef846f"/>
-  </ds:schemaRefs>
-</ds:datastoreItem>
-</file>
-
-<file path=customXml/itemProps5.xml><?xml version="1.0" encoding="utf-8"?>
 <ds:datastoreItem xmlns:ds="http://schemas.openxmlformats.org/officeDocument/2006/customXml" ds:itemID="{DA190820-E1D3-45CA-A085-8437B03B6BA0}">
   <ds:schemaRefs>
     <ds:schemaRef ds:uri="http://schemas.microsoft.com/office/2006/metadata/contentType"/>
@@ -15962,4 +14235,31 @@
     <ds:schemaRef ds:uri="http://schemas.microsoft.com/internal/obd"/>
   </ds:schemaRefs>
 </ds:datastoreItem>
+</file>
+
+<file path=customXml/itemProps3.xml><?xml version="1.0" encoding="utf-8"?>
+<ds:datastoreItem xmlns:ds="http://schemas.openxmlformats.org/officeDocument/2006/customXml" ds:itemID="{292BDBE0-2F3D-4731-BAE2-2BB28660CBDC}">
+  <ds:schemaRefs>
+    <ds:schemaRef ds:uri="http://schemas.microsoft.com/office/2006/metadata/properties"/>
+    <ds:schemaRef ds:uri="http://schemas.microsoft.com/office/infopath/2007/PartnerControls"/>
+    <ds:schemaRef ds:uri="6b214533-6d7e-4faa-b60a-c68173d0e928"/>
+    <ds:schemaRef ds:uri="70a1ec7e-dabd-44ff-a287-45a508ef846f"/>
+  </ds:schemaRefs>
+</ds:datastoreItem>
+</file>
+
+<file path=customXml/itemProps4.xml><?xml version="1.0" encoding="utf-8"?>
+<ds:datastoreItem xmlns:ds="http://schemas.openxmlformats.org/officeDocument/2006/customXml" ds:itemID="{5B7F0599-F64E-4AE6-8109-A933B449D337}">
+  <ds:schemaRefs>
+    <ds:schemaRef ds:uri="http://schemas.openxmlformats.org/officeDocument/2006/bibliography"/>
+  </ds:schemaRefs>
+</ds:datastoreItem>
+</file>
+
+<file path=customXml/itemProps5.xml><?xml version="1.0" encoding="utf-8"?>
+<ds:datastoreItem xmlns:ds="http://schemas.openxmlformats.org/officeDocument/2006/customXml" ds:itemID="{642B715A-D213-4555-86A7-802F85B22BC2}">
+  <ds:schemaRefs>
+    <ds:schemaRef ds:uri="http://schemas.microsoft.com/sharepoint/v3/contenttype/forms"/>
+  </ds:schemaRefs>
+</ds:datastoreItem>
 </file>